--- a/00_Basic_electronics/learnings.docx
+++ b/00_Basic_electronics/learnings.docx
@@ -3804,7 +3804,7 @@
           <w:p>
             <w:r>
               <w:pict w14:anchorId="552C8C22">
-                <v:rect id="_x0000_i1067" style="width:0;height:1.5pt" o:hralign="center" o:hrstd="t" o:hr="t" fillcolor="#a0a0a0" stroked="f"/>
+                <v:rect id="_x0000_i1025" style="width:0;height:1.5pt" o:hralign="center" o:hrstd="t" o:hr="t" fillcolor="#a0a0a0" stroked="f"/>
               </w:pict>
             </w:r>
           </w:p>
@@ -4081,7 +4081,7 @@
             <w:r>
               <w:lastRenderedPageBreak/>
               <w:pict w14:anchorId="2908E9B1">
-                <v:rect id="_x0000_i1068" style="width:0;height:1.5pt" o:hralign="center" o:hrstd="t" o:hr="t" fillcolor="#a0a0a0" stroked="f"/>
+                <v:rect id="_x0000_i1026" style="width:0;height:1.5pt" o:hralign="center" o:hrstd="t" o:hr="t" fillcolor="#a0a0a0" stroked="f"/>
               </w:pict>
             </w:r>
           </w:p>
@@ -4349,15 +4349,7 @@
                     <w:spacing w:after="0" w:line="240" w:lineRule="auto"/>
                   </w:pPr>
                   <w:r>
-                    <w:t xml:space="preserve">Voltage signal is preserved (no voltage </w:t>
-                  </w:r>
-                  <w:proofErr w:type="gramStart"/>
-                  <w:r>
-                    <w:t>drop</w:t>
-                  </w:r>
-                  <w:proofErr w:type="gramEnd"/>
-                  <w:r>
-                    <w:t>), no loading effect</w:t>
+                    <w:t>Voltage signal is preserved (no voltage drop), no loading effect</w:t>
                   </w:r>
                 </w:p>
               </w:tc>
@@ -4415,7 +4407,7 @@
           <w:p>
             <w:r>
               <w:pict w14:anchorId="55F9F002">
-                <v:rect id="_x0000_i1069" style="width:0;height:1.5pt" o:hralign="center" o:hrstd="t" o:hr="t" fillcolor="#a0a0a0" stroked="f"/>
+                <v:rect id="_x0000_i1027" style="width:0;height:1.5pt" o:hralign="center" o:hrstd="t" o:hr="t" fillcolor="#a0a0a0" stroked="f"/>
               </w:pict>
             </w:r>
           </w:p>
@@ -4522,7 +4514,7 @@
           <w:p>
             <w:r>
               <w:pict w14:anchorId="70796C38">
-                <v:rect id="_x0000_i1070" style="width:0;height:1.5pt" o:hralign="center" o:hrstd="t" o:hr="t" fillcolor="#a0a0a0" stroked="f"/>
+                <v:rect id="_x0000_i1028" style="width:0;height:1.5pt" o:hralign="center" o:hrstd="t" o:hr="t" fillcolor="#a0a0a0" stroked="f"/>
               </w:pict>
             </w:r>
           </w:p>
@@ -4921,7 +4913,7 @@
           <w:p>
             <w:r>
               <w:pict w14:anchorId="4B81310F">
-                <v:rect id="_x0000_i1099" style="width:0;height:1.5pt" o:hralign="center" o:hrstd="t" o:hr="t" fillcolor="#a0a0a0" stroked="f"/>
+                <v:rect id="_x0000_i1029" style="width:0;height:1.5pt" o:hralign="center" o:hrstd="t" o:hr="t" fillcolor="#a0a0a0" stroked="f"/>
               </w:pict>
             </w:r>
           </w:p>
@@ -5271,7 +5263,7 @@
           <w:p>
             <w:r>
               <w:pict w14:anchorId="3643F786">
-                <v:rect id="_x0000_i1100" style="width:0;height:1.5pt" o:hralign="center" o:hrstd="t" o:hr="t" fillcolor="#a0a0a0" stroked="f"/>
+                <v:rect id="_x0000_i1030" style="width:0;height:1.5pt" o:hralign="center" o:hrstd="t" o:hr="t" fillcolor="#a0a0a0" stroked="f"/>
               </w:pict>
             </w:r>
           </w:p>
@@ -5620,7 +5612,7 @@
           <w:p>
             <w:r>
               <w:pict w14:anchorId="687B98CF">
-                <v:rect id="_x0000_i1101" style="width:0;height:1.5pt" o:hralign="center" o:hrstd="t" o:hr="t" fillcolor="#a0a0a0" stroked="f"/>
+                <v:rect id="_x0000_i1031" style="width:0;height:1.5pt" o:hralign="center" o:hrstd="t" o:hr="t" fillcolor="#a0a0a0" stroked="f"/>
               </w:pict>
             </w:r>
           </w:p>
@@ -5947,7 +5939,7 @@
           <w:p>
             <w:r>
               <w:pict w14:anchorId="68A221D3">
-                <v:rect id="_x0000_i1102" style="width:0;height:1.5pt" o:hralign="center" o:hrstd="t" o:hr="t" fillcolor="#a0a0a0" stroked="f"/>
+                <v:rect id="_x0000_i1032" style="width:0;height:1.5pt" o:hralign="center" o:hrstd="t" o:hr="t" fillcolor="#a0a0a0" stroked="f"/>
               </w:pict>
             </w:r>
           </w:p>
@@ -6345,6 +6337,9 @@
           <w:p/>
           <w:p>
             <w:r>
+              <w:rPr>
+                <w:noProof/>
+              </w:rPr>
               <w:lastRenderedPageBreak/>
               <w:drawing>
                 <wp:inline distT="0" distB="0" distL="0" distR="0" wp14:anchorId="22636A64" wp14:editId="5AF546C8">
@@ -6386,6 +6381,9 @@
           <w:p/>
           <w:p>
             <w:r>
+              <w:rPr>
+                <w:noProof/>
+              </w:rPr>
               <w:drawing>
                 <wp:inline distT="0" distB="0" distL="0" distR="0" wp14:anchorId="617183CB" wp14:editId="3F24F9F8">
                   <wp:extent cx="5816184" cy="3417757"/>
@@ -6426,6 +6424,9 @@
           <w:p/>
           <w:p>
             <w:r>
+              <w:rPr>
+                <w:noProof/>
+              </w:rPr>
               <w:lastRenderedPageBreak/>
               <w:drawing>
                 <wp:inline distT="0" distB="0" distL="0" distR="0" wp14:anchorId="3A3D46D0" wp14:editId="5BD2738D">
@@ -6502,6 +6503,7 @@
               <w:rPr>
                 <w:b/>
                 <w:bCs/>
+                <w:noProof/>
               </w:rPr>
               <w:drawing>
                 <wp:inline distT="0" distB="0" distL="0" distR="0" wp14:anchorId="6E35E091" wp14:editId="23F5018E">
@@ -6578,6 +6580,7 @@
               <w:rPr>
                 <w:b/>
                 <w:bCs/>
+                <w:noProof/>
                 <w:color w:val="2F5496" w:themeColor="accent1" w:themeShade="BF"/>
               </w:rPr>
               <w:drawing>
@@ -6647,6 +6650,7 @@
               <w:rPr>
                 <w:b/>
                 <w:bCs/>
+                <w:noProof/>
                 <w:color w:val="2F5496" w:themeColor="accent1" w:themeShade="BF"/>
               </w:rPr>
               <w:drawing>
@@ -6707,6 +6711,7 @@
               <w:rPr>
                 <w:b/>
                 <w:bCs/>
+                <w:noProof/>
                 <w:color w:val="2F5496" w:themeColor="accent1" w:themeShade="BF"/>
               </w:rPr>
               <w:drawing>
@@ -6767,6 +6772,7 @@
               <w:rPr>
                 <w:b/>
                 <w:bCs/>
+                <w:noProof/>
                 <w:color w:val="2F5496" w:themeColor="accent1" w:themeShade="BF"/>
               </w:rPr>
               <w:drawing>
@@ -6862,6 +6868,7 @@
               <w:rPr>
                 <w:b/>
                 <w:bCs/>
+                <w:noProof/>
                 <w:color w:val="2F5496" w:themeColor="accent1" w:themeShade="BF"/>
               </w:rPr>
               <w:lastRenderedPageBreak/>
@@ -6923,6 +6930,7 @@
               <w:rPr>
                 <w:b/>
                 <w:bCs/>
+                <w:noProof/>
                 <w:color w:val="2F5496" w:themeColor="accent1" w:themeShade="BF"/>
               </w:rPr>
               <w:lastRenderedPageBreak/>
@@ -6984,6 +6992,7 @@
               <w:rPr>
                 <w:b/>
                 <w:bCs/>
+                <w:noProof/>
                 <w:color w:val="2F5496" w:themeColor="accent1" w:themeShade="BF"/>
               </w:rPr>
               <w:lastRenderedPageBreak/>
@@ -7045,6 +7054,7 @@
               <w:rPr>
                 <w:b/>
                 <w:bCs/>
+                <w:noProof/>
                 <w:color w:val="2F5496" w:themeColor="accent1" w:themeShade="BF"/>
               </w:rPr>
               <w:lastRenderedPageBreak/>
@@ -7104,6 +7114,7 @@
               <w:rPr>
                 <w:b/>
                 <w:bCs/>
+                <w:noProof/>
               </w:rPr>
               <w:drawing>
                 <wp:inline distT="0" distB="0" distL="0" distR="0" wp14:anchorId="5019111B" wp14:editId="6CB21EDC">
@@ -7150,6 +7161,937 @@
               </w:rPr>
             </w:pPr>
           </w:p>
+        </w:tc>
+      </w:tr>
+      <w:tr>
+        <w:tc>
+          <w:tcPr>
+            <w:tcW w:w="3006" w:type="dxa"/>
+            <w:shd w:val="clear" w:color="auto" w:fill="D9D9D9" w:themeFill="background1" w:themeFillShade="D9"/>
+          </w:tcPr>
+          <w:p>
+            <w:r>
+              <w:lastRenderedPageBreak/>
+              <w:t>Term : Rail – to -Rail</w:t>
+            </w:r>
+          </w:p>
+        </w:tc>
+        <w:tc>
+          <w:tcPr>
+            <w:tcW w:w="13296" w:type="dxa"/>
+            <w:shd w:val="clear" w:color="auto" w:fill="D9D9D9" w:themeFill="background1" w:themeFillShade="D9"/>
+          </w:tcPr>
+          <w:p>
+            <w:pPr>
+              <w:rPr>
+                <w:rFonts w:ascii="Segoe UI Emoji" w:hAnsi="Segoe UI Emoji" w:cs="Segoe UI Emoji"/>
+                <w:b/>
+                <w:bCs/>
+              </w:rPr>
+            </w:pPr>
+          </w:p>
+          <w:p>
+            <w:pPr>
+              <w:rPr>
+                <w:rFonts w:ascii="Segoe UI Emoji" w:hAnsi="Segoe UI Emoji" w:cs="Segoe UI Emoji"/>
+                <w:b/>
+                <w:bCs/>
+              </w:rPr>
+            </w:pPr>
+          </w:p>
+          <w:p>
+            <w:pPr>
+              <w:rPr>
+                <w:rFonts w:ascii="Segoe UI Emoji" w:hAnsi="Segoe UI Emoji" w:cs="Segoe UI Emoji"/>
+                <w:b/>
+                <w:bCs/>
+              </w:rPr>
+            </w:pPr>
+          </w:p>
+          <w:p>
+            <w:pPr>
+              <w:rPr>
+                <w:b/>
+                <w:bCs/>
+              </w:rPr>
+            </w:pPr>
+            <w:r>
+              <w:rPr>
+                <w:rFonts w:ascii="Segoe UI Emoji" w:hAnsi="Segoe UI Emoji" w:cs="Segoe UI Emoji"/>
+                <w:b/>
+                <w:bCs/>
+              </w:rPr>
+              <w:t>🔹</w:t>
+            </w:r>
+            <w:r>
+              <w:rPr>
+                <w:b/>
+                <w:bCs/>
+              </w:rPr>
+              <w:t xml:space="preserve"> Rails = Power Supply Lines</w:t>
+            </w:r>
+          </w:p>
+          <w:p>
+            <w:r>
+              <w:t>In digital ICs:</w:t>
+            </w:r>
+          </w:p>
+          <w:p>
+            <w:pPr>
+              <w:numPr>
+                <w:ilvl w:val="0"/>
+                <w:numId w:val="14"/>
+              </w:numPr>
+            </w:pPr>
+            <w:r>
+              <w:rPr>
+                <w:b/>
+                <w:bCs/>
+              </w:rPr>
+              <w:t>VDD (or VCC)</w:t>
+            </w:r>
+            <w:r>
+              <w:t xml:space="preserve"> → the positive rail (say +5V or +3.3V).</w:t>
+            </w:r>
+          </w:p>
+          <w:p>
+            <w:pPr>
+              <w:numPr>
+                <w:ilvl w:val="0"/>
+                <w:numId w:val="14"/>
+              </w:numPr>
+            </w:pPr>
+            <w:r>
+              <w:rPr>
+                <w:b/>
+                <w:bCs/>
+              </w:rPr>
+              <w:t>GND</w:t>
+            </w:r>
+            <w:r>
+              <w:t xml:space="preserve"> → the negative rail (0V).</w:t>
+            </w:r>
+          </w:p>
+          <w:p>
+            <w:proofErr w:type="gramStart"/>
+            <w:r>
+              <w:t>So</w:t>
+            </w:r>
+            <w:proofErr w:type="gramEnd"/>
+            <w:r>
+              <w:t xml:space="preserve"> the “rails” are just the two supply extremes.</w:t>
+            </w:r>
+          </w:p>
+          <w:p/>
+          <w:p/>
+          <w:p>
+            <w:pPr>
+              <w:rPr>
+                <w:b/>
+                <w:bCs/>
+              </w:rPr>
+            </w:pPr>
+            <w:r>
+              <w:rPr>
+                <w:rFonts w:ascii="Segoe UI Emoji" w:hAnsi="Segoe UI Emoji" w:cs="Segoe UI Emoji"/>
+                <w:b/>
+                <w:bCs/>
+              </w:rPr>
+              <w:t>🔹</w:t>
+            </w:r>
+            <w:r>
+              <w:rPr>
+                <w:b/>
+                <w:bCs/>
+              </w:rPr>
+              <w:t xml:space="preserve"> Rail-to-Rail Output</w:t>
+            </w:r>
+          </w:p>
+          <w:p>
+            <w:r>
+              <w:t xml:space="preserve">When we say an inverter (or any logic gate) gives </w:t>
+            </w:r>
+            <w:r>
+              <w:rPr>
+                <w:b/>
+                <w:bCs/>
+              </w:rPr>
+              <w:t>rail-to-rail output</w:t>
+            </w:r>
+            <w:r>
+              <w:t>, it means:</w:t>
+            </w:r>
+          </w:p>
+          <w:p>
+            <w:pPr>
+              <w:numPr>
+                <w:ilvl w:val="0"/>
+                <w:numId w:val="15"/>
+              </w:numPr>
+            </w:pPr>
+            <w:r>
+              <w:t xml:space="preserve">Logic 0 = </w:t>
+            </w:r>
+            <w:r>
+              <w:rPr>
+                <w:b/>
+                <w:bCs/>
+              </w:rPr>
+              <w:t>very close to GND</w:t>
+            </w:r>
+            <w:r>
+              <w:t xml:space="preserve"> (0V).</w:t>
+            </w:r>
+          </w:p>
+          <w:p>
+            <w:pPr>
+              <w:numPr>
+                <w:ilvl w:val="0"/>
+                <w:numId w:val="15"/>
+              </w:numPr>
+            </w:pPr>
+            <w:r>
+              <w:t xml:space="preserve">Logic 1 = </w:t>
+            </w:r>
+            <w:r>
+              <w:rPr>
+                <w:b/>
+                <w:bCs/>
+              </w:rPr>
+              <w:t>very close to VDD</w:t>
+            </w:r>
+            <w:r>
+              <w:t xml:space="preserve"> (full high).</w:t>
+            </w:r>
+          </w:p>
+          <w:p>
+            <w:r>
+              <w:t xml:space="preserve">No loss, no drop → you get the </w:t>
+            </w:r>
+            <w:r>
+              <w:rPr>
+                <w:b/>
+                <w:bCs/>
+              </w:rPr>
+              <w:t>entire swing</w:t>
+            </w:r>
+            <w:r>
+              <w:t xml:space="preserve"> of the supply.</w:t>
+            </w:r>
+          </w:p>
+          <w:p/>
+          <w:p/>
+          <w:p/>
+          <w:p/>
+        </w:tc>
+      </w:tr>
+      <w:tr>
+        <w:tc>
+          <w:tcPr>
+            <w:tcW w:w="3006" w:type="dxa"/>
+            <w:shd w:val="clear" w:color="auto" w:fill="D9D9D9" w:themeFill="background1" w:themeFillShade="D9"/>
+          </w:tcPr>
+          <w:p>
+            <w:r>
+              <w:lastRenderedPageBreak/>
+              <w:t>De morgan’s law</w:t>
+            </w:r>
+          </w:p>
+        </w:tc>
+        <w:tc>
+          <w:tcPr>
+            <w:tcW w:w="13296" w:type="dxa"/>
+            <w:shd w:val="clear" w:color="auto" w:fill="D9D9D9" w:themeFill="background1" w:themeFillShade="D9"/>
+          </w:tcPr>
+          <w:p>
+            <w:r>
+              <w:t xml:space="preserve">YouTube : </w:t>
+            </w:r>
+            <w:hyperlink r:id="rId18" w:history="1">
+              <w:r>
+                <w:rPr>
+                  <w:rStyle w:val="Hyperlink"/>
+                </w:rPr>
+                <w:t>https://www.youtube.com/watch?v=W7YTfLaPWRY</w:t>
+              </w:r>
+            </w:hyperlink>
+          </w:p>
+          <w:p/>
+          <w:p>
+            <w:pPr>
+              <w:rPr>
+                <w:b/>
+                <w:bCs/>
+                <w:u w:val="single"/>
+              </w:rPr>
+            </w:pPr>
+            <w:r>
+              <w:rPr>
+                <w:b/>
+                <w:bCs/>
+                <w:u w:val="single"/>
+              </w:rPr>
+              <w:t>Different Boolean Laws</w:t>
+            </w:r>
+          </w:p>
+          <w:p>
+            <w:r>
+              <w:rPr>
+                <w:noProof/>
+              </w:rPr>
+              <w:drawing>
+                <wp:inline distT="0" distB="0" distL="0" distR="0" wp14:anchorId="4690A9D2" wp14:editId="65C0CEF5">
+                  <wp:extent cx="5067507" cy="3290721"/>
+                  <wp:effectExtent l="0" t="0" r="0" b="5080"/>
+                  <wp:docPr id="187655352" name="Picture 1"/>
+                  <wp:cNvGraphicFramePr>
+                    <a:graphicFrameLocks xmlns:a="http://schemas.openxmlformats.org/drawingml/2006/main" noChangeAspect="1"/>
+                  </wp:cNvGraphicFramePr>
+                  <a:graphic xmlns:a="http://schemas.openxmlformats.org/drawingml/2006/main">
+                    <a:graphicData uri="http://schemas.openxmlformats.org/drawingml/2006/picture">
+                      <pic:pic xmlns:pic="http://schemas.openxmlformats.org/drawingml/2006/picture">
+                        <pic:nvPicPr>
+                          <pic:cNvPr id="187655352" name=""/>
+                          <pic:cNvPicPr/>
+                        </pic:nvPicPr>
+                        <pic:blipFill>
+                          <a:blip r:embed="rId19"/>
+                          <a:stretch>
+                            <a:fillRect/>
+                          </a:stretch>
+                        </pic:blipFill>
+                        <pic:spPr>
+                          <a:xfrm>
+                            <a:off x="0" y="0"/>
+                            <a:ext cx="5072056" cy="3293675"/>
+                          </a:xfrm>
+                          <a:prstGeom prst="rect">
+                            <a:avLst/>
+                          </a:prstGeom>
+                        </pic:spPr>
+                      </pic:pic>
+                    </a:graphicData>
+                  </a:graphic>
+                </wp:inline>
+              </w:drawing>
+            </w:r>
+          </w:p>
+          <w:p/>
+          <w:p>
+            <w:r>
+              <w:rPr>
+                <w:noProof/>
+              </w:rPr>
+              <w:lastRenderedPageBreak/>
+              <w:drawing>
+                <wp:inline distT="0" distB="0" distL="0" distR="0" wp14:anchorId="3CA7AE34" wp14:editId="1B10637F">
+                  <wp:extent cx="3352357" cy="907764"/>
+                  <wp:effectExtent l="0" t="0" r="635" b="6985"/>
+                  <wp:docPr id="540357627" name="Picture 1"/>
+                  <wp:cNvGraphicFramePr>
+                    <a:graphicFrameLocks xmlns:a="http://schemas.openxmlformats.org/drawingml/2006/main" noChangeAspect="1"/>
+                  </wp:cNvGraphicFramePr>
+                  <a:graphic xmlns:a="http://schemas.openxmlformats.org/drawingml/2006/main">
+                    <a:graphicData uri="http://schemas.openxmlformats.org/drawingml/2006/picture">
+                      <pic:pic xmlns:pic="http://schemas.openxmlformats.org/drawingml/2006/picture">
+                        <pic:nvPicPr>
+                          <pic:cNvPr id="540357627" name=""/>
+                          <pic:cNvPicPr/>
+                        </pic:nvPicPr>
+                        <pic:blipFill>
+                          <a:blip r:embed="rId20"/>
+                          <a:stretch>
+                            <a:fillRect/>
+                          </a:stretch>
+                        </pic:blipFill>
+                        <pic:spPr>
+                          <a:xfrm>
+                            <a:off x="0" y="0"/>
+                            <a:ext cx="3365723" cy="911383"/>
+                          </a:xfrm>
+                          <a:prstGeom prst="rect">
+                            <a:avLst/>
+                          </a:prstGeom>
+                        </pic:spPr>
+                      </pic:pic>
+                    </a:graphicData>
+                  </a:graphic>
+                </wp:inline>
+              </w:drawing>
+            </w:r>
+          </w:p>
+          <w:p/>
+          <w:p>
+            <w:r>
+              <w:rPr>
+                <w:noProof/>
+              </w:rPr>
+              <w:drawing>
+                <wp:inline distT="0" distB="0" distL="0" distR="0" wp14:anchorId="091B4DF6" wp14:editId="6D66C319">
+                  <wp:extent cx="3355731" cy="2215560"/>
+                  <wp:effectExtent l="0" t="0" r="0" b="0"/>
+                  <wp:docPr id="690956552" name="Picture 1"/>
+                  <wp:cNvGraphicFramePr>
+                    <a:graphicFrameLocks xmlns:a="http://schemas.openxmlformats.org/drawingml/2006/main" noChangeAspect="1"/>
+                  </wp:cNvGraphicFramePr>
+                  <a:graphic xmlns:a="http://schemas.openxmlformats.org/drawingml/2006/main">
+                    <a:graphicData uri="http://schemas.openxmlformats.org/drawingml/2006/picture">
+                      <pic:pic xmlns:pic="http://schemas.openxmlformats.org/drawingml/2006/picture">
+                        <pic:nvPicPr>
+                          <pic:cNvPr id="690956552" name=""/>
+                          <pic:cNvPicPr/>
+                        </pic:nvPicPr>
+                        <pic:blipFill>
+                          <a:blip r:embed="rId21"/>
+                          <a:stretch>
+                            <a:fillRect/>
+                          </a:stretch>
+                        </pic:blipFill>
+                        <pic:spPr>
+                          <a:xfrm>
+                            <a:off x="0" y="0"/>
+                            <a:ext cx="3366528" cy="2222689"/>
+                          </a:xfrm>
+                          <a:prstGeom prst="rect">
+                            <a:avLst/>
+                          </a:prstGeom>
+                        </pic:spPr>
+                      </pic:pic>
+                    </a:graphicData>
+                  </a:graphic>
+                </wp:inline>
+              </w:drawing>
+            </w:r>
+          </w:p>
+          <w:p/>
+          <w:p>
+            <w:r>
+              <w:rPr>
+                <w:noProof/>
+              </w:rPr>
+              <w:drawing>
+                <wp:inline distT="0" distB="0" distL="0" distR="0" wp14:anchorId="35BFA841" wp14:editId="6587D56D">
+                  <wp:extent cx="3364574" cy="2038572"/>
+                  <wp:effectExtent l="0" t="0" r="7620" b="0"/>
+                  <wp:docPr id="3575432" name="Picture 1"/>
+                  <wp:cNvGraphicFramePr>
+                    <a:graphicFrameLocks xmlns:a="http://schemas.openxmlformats.org/drawingml/2006/main" noChangeAspect="1"/>
+                  </wp:cNvGraphicFramePr>
+                  <a:graphic xmlns:a="http://schemas.openxmlformats.org/drawingml/2006/main">
+                    <a:graphicData uri="http://schemas.openxmlformats.org/drawingml/2006/picture">
+                      <pic:pic xmlns:pic="http://schemas.openxmlformats.org/drawingml/2006/picture">
+                        <pic:nvPicPr>
+                          <pic:cNvPr id="3575432" name=""/>
+                          <pic:cNvPicPr/>
+                        </pic:nvPicPr>
+                        <pic:blipFill>
+                          <a:blip r:embed="rId22"/>
+                          <a:stretch>
+                            <a:fillRect/>
+                          </a:stretch>
+                        </pic:blipFill>
+                        <pic:spPr>
+                          <a:xfrm>
+                            <a:off x="0" y="0"/>
+                            <a:ext cx="3375645" cy="2045280"/>
+                          </a:xfrm>
+                          <a:prstGeom prst="rect">
+                            <a:avLst/>
+                          </a:prstGeom>
+                        </pic:spPr>
+                      </pic:pic>
+                    </a:graphicData>
+                  </a:graphic>
+                </wp:inline>
+              </w:drawing>
+            </w:r>
+          </w:p>
+          <w:p/>
+          <w:p>
+            <w:r>
+              <w:t>Example</w:t>
+            </w:r>
+          </w:p>
+          <w:p/>
+          <w:p>
+            <w:r>
+              <w:rPr>
+                <w:noProof/>
+              </w:rPr>
+              <w:lastRenderedPageBreak/>
+              <w:drawing>
+                <wp:inline distT="0" distB="0" distL="0" distR="0" wp14:anchorId="7EA97F7F" wp14:editId="4DF5C2BE">
+                  <wp:extent cx="1213395" cy="1420997"/>
+                  <wp:effectExtent l="0" t="0" r="6350" b="8255"/>
+                  <wp:docPr id="408825788" name="Picture 1"/>
+                  <wp:cNvGraphicFramePr>
+                    <a:graphicFrameLocks xmlns:a="http://schemas.openxmlformats.org/drawingml/2006/main" noChangeAspect="1"/>
+                  </wp:cNvGraphicFramePr>
+                  <a:graphic xmlns:a="http://schemas.openxmlformats.org/drawingml/2006/main">
+                    <a:graphicData uri="http://schemas.openxmlformats.org/drawingml/2006/picture">
+                      <pic:pic xmlns:pic="http://schemas.openxmlformats.org/drawingml/2006/picture">
+                        <pic:nvPicPr>
+                          <pic:cNvPr id="408825788" name=""/>
+                          <pic:cNvPicPr/>
+                        </pic:nvPicPr>
+                        <pic:blipFill>
+                          <a:blip r:embed="rId23"/>
+                          <a:stretch>
+                            <a:fillRect/>
+                          </a:stretch>
+                        </pic:blipFill>
+                        <pic:spPr>
+                          <a:xfrm>
+                            <a:off x="0" y="0"/>
+                            <a:ext cx="1216959" cy="1425170"/>
+                          </a:xfrm>
+                          <a:prstGeom prst="rect">
+                            <a:avLst/>
+                          </a:prstGeom>
+                        </pic:spPr>
+                      </pic:pic>
+                    </a:graphicData>
+                  </a:graphic>
+                </wp:inline>
+              </w:drawing>
+            </w:r>
+          </w:p>
+          <w:p/>
+          <w:p>
+            <w:r>
+              <w:rPr>
+                <w:noProof/>
+              </w:rPr>
+              <w:drawing>
+                <wp:inline distT="0" distB="0" distL="0" distR="0" wp14:anchorId="3ED2AC99" wp14:editId="4F42DC8E">
+                  <wp:extent cx="3908558" cy="1550206"/>
+                  <wp:effectExtent l="0" t="0" r="0" b="0"/>
+                  <wp:docPr id="1567128497" name="Picture 1"/>
+                  <wp:cNvGraphicFramePr>
+                    <a:graphicFrameLocks xmlns:a="http://schemas.openxmlformats.org/drawingml/2006/main" noChangeAspect="1"/>
+                  </wp:cNvGraphicFramePr>
+                  <a:graphic xmlns:a="http://schemas.openxmlformats.org/drawingml/2006/main">
+                    <a:graphicData uri="http://schemas.openxmlformats.org/drawingml/2006/picture">
+                      <pic:pic xmlns:pic="http://schemas.openxmlformats.org/drawingml/2006/picture">
+                        <pic:nvPicPr>
+                          <pic:cNvPr id="1567128497" name=""/>
+                          <pic:cNvPicPr/>
+                        </pic:nvPicPr>
+                        <pic:blipFill>
+                          <a:blip r:embed="rId24"/>
+                          <a:stretch>
+                            <a:fillRect/>
+                          </a:stretch>
+                        </pic:blipFill>
+                        <pic:spPr>
+                          <a:xfrm>
+                            <a:off x="0" y="0"/>
+                            <a:ext cx="3925912" cy="1557089"/>
+                          </a:xfrm>
+                          <a:prstGeom prst="rect">
+                            <a:avLst/>
+                          </a:prstGeom>
+                        </pic:spPr>
+                      </pic:pic>
+                    </a:graphicData>
+                  </a:graphic>
+                </wp:inline>
+              </w:drawing>
+            </w:r>
+          </w:p>
+          <w:p/>
+          <w:p>
+            <w:r>
+              <w:rPr>
+                <w:noProof/>
+              </w:rPr>
+              <w:drawing>
+                <wp:inline distT="0" distB="0" distL="0" distR="0" wp14:anchorId="71B231CC" wp14:editId="31E06E03">
+                  <wp:extent cx="3291870" cy="1498063"/>
+                  <wp:effectExtent l="0" t="0" r="3810" b="6985"/>
+                  <wp:docPr id="1608372925" name="Picture 1"/>
+                  <wp:cNvGraphicFramePr>
+                    <a:graphicFrameLocks xmlns:a="http://schemas.openxmlformats.org/drawingml/2006/main" noChangeAspect="1"/>
+                  </wp:cNvGraphicFramePr>
+                  <a:graphic xmlns:a="http://schemas.openxmlformats.org/drawingml/2006/main">
+                    <a:graphicData uri="http://schemas.openxmlformats.org/drawingml/2006/picture">
+                      <pic:pic xmlns:pic="http://schemas.openxmlformats.org/drawingml/2006/picture">
+                        <pic:nvPicPr>
+                          <pic:cNvPr id="1608372925" name=""/>
+                          <pic:cNvPicPr/>
+                        </pic:nvPicPr>
+                        <pic:blipFill>
+                          <a:blip r:embed="rId25"/>
+                          <a:stretch>
+                            <a:fillRect/>
+                          </a:stretch>
+                        </pic:blipFill>
+                        <pic:spPr>
+                          <a:xfrm>
+                            <a:off x="0" y="0"/>
+                            <a:ext cx="3308277" cy="1505529"/>
+                          </a:xfrm>
+                          <a:prstGeom prst="rect">
+                            <a:avLst/>
+                          </a:prstGeom>
+                        </pic:spPr>
+                      </pic:pic>
+                    </a:graphicData>
+                  </a:graphic>
+                </wp:inline>
+              </w:drawing>
+            </w:r>
+            <w:r>
+              <w:t xml:space="preserve"> </w:t>
+            </w:r>
+            <w:r>
+              <w:rPr>
+                <w:noProof/>
+              </w:rPr>
+              <w:drawing>
+                <wp:inline distT="0" distB="0" distL="0" distR="0" wp14:anchorId="28110016" wp14:editId="5DE1EBD9">
+                  <wp:extent cx="3196302" cy="1505408"/>
+                  <wp:effectExtent l="0" t="0" r="4445" b="0"/>
+                  <wp:docPr id="2008979480" name="Picture 1"/>
+                  <wp:cNvGraphicFramePr>
+                    <a:graphicFrameLocks xmlns:a="http://schemas.openxmlformats.org/drawingml/2006/main" noChangeAspect="1"/>
+                  </wp:cNvGraphicFramePr>
+                  <a:graphic xmlns:a="http://schemas.openxmlformats.org/drawingml/2006/main">
+                    <a:graphicData uri="http://schemas.openxmlformats.org/drawingml/2006/picture">
+                      <pic:pic xmlns:pic="http://schemas.openxmlformats.org/drawingml/2006/picture">
+                        <pic:nvPicPr>
+                          <pic:cNvPr id="2008979480" name=""/>
+                          <pic:cNvPicPr/>
+                        </pic:nvPicPr>
+                        <pic:blipFill>
+                          <a:blip r:embed="rId26"/>
+                          <a:stretch>
+                            <a:fillRect/>
+                          </a:stretch>
+                        </pic:blipFill>
+                        <pic:spPr>
+                          <a:xfrm>
+                            <a:off x="0" y="0"/>
+                            <a:ext cx="3236231" cy="1524214"/>
+                          </a:xfrm>
+                          <a:prstGeom prst="rect">
+                            <a:avLst/>
+                          </a:prstGeom>
+                        </pic:spPr>
+                      </pic:pic>
+                    </a:graphicData>
+                  </a:graphic>
+                </wp:inline>
+              </w:drawing>
+            </w:r>
+          </w:p>
+          <w:p/>
+        </w:tc>
+      </w:tr>
+      <w:tr>
+        <w:tc>
+          <w:tcPr>
+            <w:tcW w:w="3006" w:type="dxa"/>
+            <w:shd w:val="clear" w:color="auto" w:fill="D9D9D9" w:themeFill="background1" w:themeFillShade="D9"/>
+          </w:tcPr>
+          <w:p>
+            <w:r>
+              <w:lastRenderedPageBreak/>
+              <w:t xml:space="preserve">Skew </w:t>
+            </w:r>
+          </w:p>
+        </w:tc>
+        <w:tc>
+          <w:tcPr>
+            <w:tcW w:w="13296" w:type="dxa"/>
+            <w:shd w:val="clear" w:color="auto" w:fill="D9D9D9" w:themeFill="background1" w:themeFillShade="D9"/>
+          </w:tcPr>
+          <w:p>
+            <w:r>
+              <w:rPr>
+                <w:rFonts w:ascii="Segoe UI Emoji" w:hAnsi="Segoe UI Emoji" w:cs="Segoe UI Emoji"/>
+              </w:rPr>
+              <w:t>👉</w:t>
+            </w:r>
+            <w:r>
+              <w:t xml:space="preserve"> </w:t>
+            </w:r>
+            <w:r>
+              <w:rPr>
+                <w:b/>
+                <w:bCs/>
+              </w:rPr>
+              <w:t>Skew</w:t>
+            </w:r>
+            <w:r>
+              <w:t xml:space="preserve"> generally means a </w:t>
+            </w:r>
+            <w:r>
+              <w:rPr>
+                <w:b/>
+                <w:bCs/>
+              </w:rPr>
+              <w:t>timing mismatch</w:t>
+            </w:r>
+            <w:r>
+              <w:t>. But its exact meaning depends on context:</w:t>
+            </w:r>
+          </w:p>
+          <w:p/>
+          <w:p>
+            <w:pPr>
+              <w:numPr>
+                <w:ilvl w:val="0"/>
+                <w:numId w:val="16"/>
+              </w:numPr>
+            </w:pPr>
+            <w:r>
+              <w:rPr>
+                <w:b/>
+                <w:bCs/>
+              </w:rPr>
+              <w:t>Clock Skew (most common in VLSI)</w:t>
+            </w:r>
+          </w:p>
+          <w:p>
+            <w:pPr>
+              <w:numPr>
+                <w:ilvl w:val="1"/>
+                <w:numId w:val="16"/>
+              </w:numPr>
+            </w:pPr>
+            <w:r>
+              <w:t xml:space="preserve">Difference in </w:t>
+            </w:r>
+            <w:r>
+              <w:rPr>
+                <w:b/>
+                <w:bCs/>
+              </w:rPr>
+              <w:t>arrival time of the same clock edge</w:t>
+            </w:r>
+            <w:r>
+              <w:t xml:space="preserve"> at two different flip-flops.</w:t>
+            </w:r>
+          </w:p>
+          <w:p>
+            <w:pPr>
+              <w:numPr>
+                <w:ilvl w:val="1"/>
+                <w:numId w:val="16"/>
+              </w:numPr>
+            </w:pPr>
+            <w:r>
+              <w:t>Example: If clock edge reaches FF1 at 2 ns and FF2 at 2.3 ns → skew = 0.3 ns.</w:t>
+            </w:r>
+          </w:p>
+          <w:p>
+            <w:pPr>
+              <w:numPr>
+                <w:ilvl w:val="1"/>
+                <w:numId w:val="16"/>
+              </w:numPr>
+            </w:pPr>
+            <w:r>
+              <w:t>Too much skew can break setup/hold timing.</w:t>
+            </w:r>
+          </w:p>
+          <w:p>
+            <w:pPr>
+              <w:numPr>
+                <w:ilvl w:val="0"/>
+                <w:numId w:val="16"/>
+              </w:numPr>
+            </w:pPr>
+            <w:r>
+              <w:rPr>
+                <w:b/>
+                <w:bCs/>
+              </w:rPr>
+              <w:t>Rise–Fall Skew (signal skew / duty cycle distortion)</w:t>
+            </w:r>
+          </w:p>
+          <w:p>
+            <w:pPr>
+              <w:numPr>
+                <w:ilvl w:val="1"/>
+                <w:numId w:val="16"/>
+              </w:numPr>
+            </w:pPr>
+            <w:r>
+              <w:t xml:space="preserve">When </w:t>
+            </w:r>
+            <w:proofErr w:type="spellStart"/>
+            <w:r>
+              <w:rPr>
+                <w:b/>
+                <w:bCs/>
+              </w:rPr>
+              <w:t>tpLH</w:t>
+            </w:r>
+            <w:proofErr w:type="spellEnd"/>
+            <w:r>
+              <w:rPr>
+                <w:b/>
+                <w:bCs/>
+              </w:rPr>
+              <w:t xml:space="preserve"> ≠ </w:t>
+            </w:r>
+            <w:proofErr w:type="spellStart"/>
+            <w:r>
+              <w:rPr>
+                <w:b/>
+                <w:bCs/>
+              </w:rPr>
+              <w:t>tpHL</w:t>
+            </w:r>
+            <w:proofErr w:type="spellEnd"/>
+            <w:r>
+              <w:t>.</w:t>
+            </w:r>
+          </w:p>
+          <w:p>
+            <w:pPr>
+              <w:numPr>
+                <w:ilvl w:val="1"/>
+                <w:numId w:val="16"/>
+              </w:numPr>
+            </w:pPr>
+            <w:r>
+              <w:t>Example: inverter output takes 2 ns to switch high but 3 ns to switch low → there’s asymmetry in propagation delay → rise–fall skew.</w:t>
+            </w:r>
+          </w:p>
+          <w:p>
+            <w:pPr>
+              <w:numPr>
+                <w:ilvl w:val="1"/>
+                <w:numId w:val="16"/>
+              </w:numPr>
+            </w:pPr>
+            <w:r>
+              <w:t>Comes from PMOS ≠ NMOS drive strengths.</w:t>
+            </w:r>
+          </w:p>
+          <w:p>
+            <w:pPr>
+              <w:numPr>
+                <w:ilvl w:val="0"/>
+                <w:numId w:val="16"/>
+              </w:numPr>
+            </w:pPr>
+            <w:r>
+              <w:rPr>
+                <w:b/>
+                <w:bCs/>
+              </w:rPr>
+              <w:t>Path Skew</w:t>
+            </w:r>
+          </w:p>
+          <w:p>
+            <w:pPr>
+              <w:numPr>
+                <w:ilvl w:val="1"/>
+                <w:numId w:val="16"/>
+              </w:numPr>
+            </w:pPr>
+            <w:r>
+              <w:lastRenderedPageBreak/>
+              <w:t>Difference in delay of two parallel signal paths that should ideally be aligned.</w:t>
+            </w:r>
+          </w:p>
+          <w:p>
+            <w:r>
+              <w:rPr>
+                <w:rFonts w:ascii="Segoe UI Emoji" w:hAnsi="Segoe UI Emoji" w:cs="Segoe UI Emoji"/>
+              </w:rPr>
+              <w:t>⚡</w:t>
+            </w:r>
+            <w:r>
+              <w:t xml:space="preserve"> Difference from propagation delay:</w:t>
+            </w:r>
+          </w:p>
+          <w:p>
+            <w:pPr>
+              <w:numPr>
+                <w:ilvl w:val="0"/>
+                <w:numId w:val="17"/>
+              </w:numPr>
+            </w:pPr>
+            <w:r>
+              <w:rPr>
+                <w:b/>
+                <w:bCs/>
+              </w:rPr>
+              <w:t>Propagation delay (</w:t>
+            </w:r>
+            <w:proofErr w:type="spellStart"/>
+            <w:r>
+              <w:rPr>
+                <w:b/>
+                <w:bCs/>
+              </w:rPr>
+              <w:t>tp</w:t>
+            </w:r>
+            <w:proofErr w:type="spellEnd"/>
+            <w:r>
+              <w:rPr>
+                <w:b/>
+                <w:bCs/>
+              </w:rPr>
+              <w:t>)</w:t>
+            </w:r>
+            <w:r>
+              <w:t xml:space="preserve"> is the time between input 50% → output 50% (per transition).</w:t>
+            </w:r>
+          </w:p>
+          <w:p>
+            <w:pPr>
+              <w:numPr>
+                <w:ilvl w:val="0"/>
+                <w:numId w:val="17"/>
+              </w:numPr>
+            </w:pPr>
+            <w:r>
+              <w:rPr>
+                <w:b/>
+                <w:bCs/>
+              </w:rPr>
+              <w:t>Skew</w:t>
+            </w:r>
+            <w:r>
+              <w:t xml:space="preserve"> is the </w:t>
+            </w:r>
+            <w:r>
+              <w:rPr>
+                <w:i/>
+                <w:iCs/>
+              </w:rPr>
+              <w:t>mismatch</w:t>
+            </w:r>
+            <w:r>
+              <w:t xml:space="preserve"> either between rise vs fall, or between two paths, or two points receiving the same signal.</w:t>
+            </w:r>
+          </w:p>
+          <w:p/>
+          <w:p/>
+          <w:p/>
+          <w:p/>
+        </w:tc>
+      </w:tr>
+      <w:tr>
+        <w:tc>
+          <w:tcPr>
+            <w:tcW w:w="3006" w:type="dxa"/>
+            <w:shd w:val="clear" w:color="auto" w:fill="D9D9D9" w:themeFill="background1" w:themeFillShade="D9"/>
+          </w:tcPr>
+          <w:p/>
+        </w:tc>
+        <w:tc>
+          <w:tcPr>
+            <w:tcW w:w="13296" w:type="dxa"/>
+            <w:shd w:val="clear" w:color="auto" w:fill="D9D9D9" w:themeFill="background1" w:themeFillShade="D9"/>
+          </w:tcPr>
+          <w:p/>
         </w:tc>
       </w:tr>
       <w:tr>
@@ -7295,6 +8237,155 @@
     </w:lvl>
   </w:abstractNum>
   <w:abstractNum w:abstractNumId="1" w15:restartNumberingAfterBreak="0">
+    <w:nsid w:val="04863DA9"/>
+    <w:multiLevelType w:val="multilevel"/>
+    <w:tmpl w:val="9FEC9CE4"/>
+    <w:lvl w:ilvl="0">
+      <w:start w:val="1"/>
+      <w:numFmt w:val="bullet"/>
+      <w:lvlText w:val=""/>
+      <w:lvlJc w:val="left"/>
+      <w:pPr>
+        <w:tabs>
+          <w:tab w:val="num" w:pos="720"/>
+        </w:tabs>
+        <w:ind w:left="720" w:hanging="360"/>
+      </w:pPr>
+      <w:rPr>
+        <w:rFonts w:ascii="Symbol" w:hAnsi="Symbol" w:hint="default"/>
+        <w:sz w:val="20"/>
+      </w:rPr>
+    </w:lvl>
+    <w:lvl w:ilvl="1" w:tentative="1">
+      <w:start w:val="1"/>
+      <w:numFmt w:val="bullet"/>
+      <w:lvlText w:val="o"/>
+      <w:lvlJc w:val="left"/>
+      <w:pPr>
+        <w:tabs>
+          <w:tab w:val="num" w:pos="1440"/>
+        </w:tabs>
+        <w:ind w:left="1440" w:hanging="360"/>
+      </w:pPr>
+      <w:rPr>
+        <w:rFonts w:ascii="Courier New" w:hAnsi="Courier New" w:hint="default"/>
+        <w:sz w:val="20"/>
+      </w:rPr>
+    </w:lvl>
+    <w:lvl w:ilvl="2" w:tentative="1">
+      <w:start w:val="1"/>
+      <w:numFmt w:val="bullet"/>
+      <w:lvlText w:val=""/>
+      <w:lvlJc w:val="left"/>
+      <w:pPr>
+        <w:tabs>
+          <w:tab w:val="num" w:pos="2160"/>
+        </w:tabs>
+        <w:ind w:left="2160" w:hanging="360"/>
+      </w:pPr>
+      <w:rPr>
+        <w:rFonts w:ascii="Wingdings" w:hAnsi="Wingdings" w:hint="default"/>
+        <w:sz w:val="20"/>
+      </w:rPr>
+    </w:lvl>
+    <w:lvl w:ilvl="3" w:tentative="1">
+      <w:start w:val="1"/>
+      <w:numFmt w:val="bullet"/>
+      <w:lvlText w:val=""/>
+      <w:lvlJc w:val="left"/>
+      <w:pPr>
+        <w:tabs>
+          <w:tab w:val="num" w:pos="2880"/>
+        </w:tabs>
+        <w:ind w:left="2880" w:hanging="360"/>
+      </w:pPr>
+      <w:rPr>
+        <w:rFonts w:ascii="Wingdings" w:hAnsi="Wingdings" w:hint="default"/>
+        <w:sz w:val="20"/>
+      </w:rPr>
+    </w:lvl>
+    <w:lvl w:ilvl="4" w:tentative="1">
+      <w:start w:val="1"/>
+      <w:numFmt w:val="bullet"/>
+      <w:lvlText w:val=""/>
+      <w:lvlJc w:val="left"/>
+      <w:pPr>
+        <w:tabs>
+          <w:tab w:val="num" w:pos="3600"/>
+        </w:tabs>
+        <w:ind w:left="3600" w:hanging="360"/>
+      </w:pPr>
+      <w:rPr>
+        <w:rFonts w:ascii="Wingdings" w:hAnsi="Wingdings" w:hint="default"/>
+        <w:sz w:val="20"/>
+      </w:rPr>
+    </w:lvl>
+    <w:lvl w:ilvl="5" w:tentative="1">
+      <w:start w:val="1"/>
+      <w:numFmt w:val="bullet"/>
+      <w:lvlText w:val=""/>
+      <w:lvlJc w:val="left"/>
+      <w:pPr>
+        <w:tabs>
+          <w:tab w:val="num" w:pos="4320"/>
+        </w:tabs>
+        <w:ind w:left="4320" w:hanging="360"/>
+      </w:pPr>
+      <w:rPr>
+        <w:rFonts w:ascii="Wingdings" w:hAnsi="Wingdings" w:hint="default"/>
+        <w:sz w:val="20"/>
+      </w:rPr>
+    </w:lvl>
+    <w:lvl w:ilvl="6" w:tentative="1">
+      <w:start w:val="1"/>
+      <w:numFmt w:val="bullet"/>
+      <w:lvlText w:val=""/>
+      <w:lvlJc w:val="left"/>
+      <w:pPr>
+        <w:tabs>
+          <w:tab w:val="num" w:pos="5040"/>
+        </w:tabs>
+        <w:ind w:left="5040" w:hanging="360"/>
+      </w:pPr>
+      <w:rPr>
+        <w:rFonts w:ascii="Wingdings" w:hAnsi="Wingdings" w:hint="default"/>
+        <w:sz w:val="20"/>
+      </w:rPr>
+    </w:lvl>
+    <w:lvl w:ilvl="7" w:tentative="1">
+      <w:start w:val="1"/>
+      <w:numFmt w:val="bullet"/>
+      <w:lvlText w:val=""/>
+      <w:lvlJc w:val="left"/>
+      <w:pPr>
+        <w:tabs>
+          <w:tab w:val="num" w:pos="5760"/>
+        </w:tabs>
+        <w:ind w:left="5760" w:hanging="360"/>
+      </w:pPr>
+      <w:rPr>
+        <w:rFonts w:ascii="Wingdings" w:hAnsi="Wingdings" w:hint="default"/>
+        <w:sz w:val="20"/>
+      </w:rPr>
+    </w:lvl>
+    <w:lvl w:ilvl="8" w:tentative="1">
+      <w:start w:val="1"/>
+      <w:numFmt w:val="bullet"/>
+      <w:lvlText w:val=""/>
+      <w:lvlJc w:val="left"/>
+      <w:pPr>
+        <w:tabs>
+          <w:tab w:val="num" w:pos="6480"/>
+        </w:tabs>
+        <w:ind w:left="6480" w:hanging="360"/>
+      </w:pPr>
+      <w:rPr>
+        <w:rFonts w:ascii="Wingdings" w:hAnsi="Wingdings" w:hint="default"/>
+        <w:sz w:val="20"/>
+      </w:rPr>
+    </w:lvl>
+  </w:abstractNum>
+  <w:abstractNum w:abstractNumId="2" w15:restartNumberingAfterBreak="0">
     <w:nsid w:val="0A016858"/>
     <w:multiLevelType w:val="multilevel"/>
     <w:tmpl w:val="8A2A0F18"/>
@@ -7443,7 +8534,7 @@
       </w:rPr>
     </w:lvl>
   </w:abstractNum>
-  <w:abstractNum w:abstractNumId="2" w15:restartNumberingAfterBreak="0">
+  <w:abstractNum w:abstractNumId="3" w15:restartNumberingAfterBreak="0">
     <w:nsid w:val="0BC52C59"/>
     <w:multiLevelType w:val="multilevel"/>
     <w:tmpl w:val="17824DBC"/>
@@ -7592,7 +8683,156 @@
       </w:rPr>
     </w:lvl>
   </w:abstractNum>
-  <w:abstractNum w:abstractNumId="3" w15:restartNumberingAfterBreak="0">
+  <w:abstractNum w:abstractNumId="4" w15:restartNumberingAfterBreak="0">
+    <w:nsid w:val="15D95D7B"/>
+    <w:multiLevelType w:val="multilevel"/>
+    <w:tmpl w:val="0F220C30"/>
+    <w:lvl w:ilvl="0">
+      <w:start w:val="1"/>
+      <w:numFmt w:val="bullet"/>
+      <w:lvlText w:val=""/>
+      <w:lvlJc w:val="left"/>
+      <w:pPr>
+        <w:tabs>
+          <w:tab w:val="num" w:pos="720"/>
+        </w:tabs>
+        <w:ind w:left="720" w:hanging="360"/>
+      </w:pPr>
+      <w:rPr>
+        <w:rFonts w:ascii="Symbol" w:hAnsi="Symbol" w:hint="default"/>
+        <w:sz w:val="20"/>
+      </w:rPr>
+    </w:lvl>
+    <w:lvl w:ilvl="1" w:tentative="1">
+      <w:start w:val="1"/>
+      <w:numFmt w:val="bullet"/>
+      <w:lvlText w:val="o"/>
+      <w:lvlJc w:val="left"/>
+      <w:pPr>
+        <w:tabs>
+          <w:tab w:val="num" w:pos="1440"/>
+        </w:tabs>
+        <w:ind w:left="1440" w:hanging="360"/>
+      </w:pPr>
+      <w:rPr>
+        <w:rFonts w:ascii="Courier New" w:hAnsi="Courier New" w:hint="default"/>
+        <w:sz w:val="20"/>
+      </w:rPr>
+    </w:lvl>
+    <w:lvl w:ilvl="2" w:tentative="1">
+      <w:start w:val="1"/>
+      <w:numFmt w:val="bullet"/>
+      <w:lvlText w:val=""/>
+      <w:lvlJc w:val="left"/>
+      <w:pPr>
+        <w:tabs>
+          <w:tab w:val="num" w:pos="2160"/>
+        </w:tabs>
+        <w:ind w:left="2160" w:hanging="360"/>
+      </w:pPr>
+      <w:rPr>
+        <w:rFonts w:ascii="Wingdings" w:hAnsi="Wingdings" w:hint="default"/>
+        <w:sz w:val="20"/>
+      </w:rPr>
+    </w:lvl>
+    <w:lvl w:ilvl="3" w:tentative="1">
+      <w:start w:val="1"/>
+      <w:numFmt w:val="bullet"/>
+      <w:lvlText w:val=""/>
+      <w:lvlJc w:val="left"/>
+      <w:pPr>
+        <w:tabs>
+          <w:tab w:val="num" w:pos="2880"/>
+        </w:tabs>
+        <w:ind w:left="2880" w:hanging="360"/>
+      </w:pPr>
+      <w:rPr>
+        <w:rFonts w:ascii="Wingdings" w:hAnsi="Wingdings" w:hint="default"/>
+        <w:sz w:val="20"/>
+      </w:rPr>
+    </w:lvl>
+    <w:lvl w:ilvl="4" w:tentative="1">
+      <w:start w:val="1"/>
+      <w:numFmt w:val="bullet"/>
+      <w:lvlText w:val=""/>
+      <w:lvlJc w:val="left"/>
+      <w:pPr>
+        <w:tabs>
+          <w:tab w:val="num" w:pos="3600"/>
+        </w:tabs>
+        <w:ind w:left="3600" w:hanging="360"/>
+      </w:pPr>
+      <w:rPr>
+        <w:rFonts w:ascii="Wingdings" w:hAnsi="Wingdings" w:hint="default"/>
+        <w:sz w:val="20"/>
+      </w:rPr>
+    </w:lvl>
+    <w:lvl w:ilvl="5" w:tentative="1">
+      <w:start w:val="1"/>
+      <w:numFmt w:val="bullet"/>
+      <w:lvlText w:val=""/>
+      <w:lvlJc w:val="left"/>
+      <w:pPr>
+        <w:tabs>
+          <w:tab w:val="num" w:pos="4320"/>
+        </w:tabs>
+        <w:ind w:left="4320" w:hanging="360"/>
+      </w:pPr>
+      <w:rPr>
+        <w:rFonts w:ascii="Wingdings" w:hAnsi="Wingdings" w:hint="default"/>
+        <w:sz w:val="20"/>
+      </w:rPr>
+    </w:lvl>
+    <w:lvl w:ilvl="6" w:tentative="1">
+      <w:start w:val="1"/>
+      <w:numFmt w:val="bullet"/>
+      <w:lvlText w:val=""/>
+      <w:lvlJc w:val="left"/>
+      <w:pPr>
+        <w:tabs>
+          <w:tab w:val="num" w:pos="5040"/>
+        </w:tabs>
+        <w:ind w:left="5040" w:hanging="360"/>
+      </w:pPr>
+      <w:rPr>
+        <w:rFonts w:ascii="Wingdings" w:hAnsi="Wingdings" w:hint="default"/>
+        <w:sz w:val="20"/>
+      </w:rPr>
+    </w:lvl>
+    <w:lvl w:ilvl="7" w:tentative="1">
+      <w:start w:val="1"/>
+      <w:numFmt w:val="bullet"/>
+      <w:lvlText w:val=""/>
+      <w:lvlJc w:val="left"/>
+      <w:pPr>
+        <w:tabs>
+          <w:tab w:val="num" w:pos="5760"/>
+        </w:tabs>
+        <w:ind w:left="5760" w:hanging="360"/>
+      </w:pPr>
+      <w:rPr>
+        <w:rFonts w:ascii="Wingdings" w:hAnsi="Wingdings" w:hint="default"/>
+        <w:sz w:val="20"/>
+      </w:rPr>
+    </w:lvl>
+    <w:lvl w:ilvl="8" w:tentative="1">
+      <w:start w:val="1"/>
+      <w:numFmt w:val="bullet"/>
+      <w:lvlText w:val=""/>
+      <w:lvlJc w:val="left"/>
+      <w:pPr>
+        <w:tabs>
+          <w:tab w:val="num" w:pos="6480"/>
+        </w:tabs>
+        <w:ind w:left="6480" w:hanging="360"/>
+      </w:pPr>
+      <w:rPr>
+        <w:rFonts w:ascii="Wingdings" w:hAnsi="Wingdings" w:hint="default"/>
+        <w:sz w:val="20"/>
+      </w:rPr>
+    </w:lvl>
+  </w:abstractNum>
+  <w:abstractNum w:abstractNumId="5" w15:restartNumberingAfterBreak="0">
     <w:nsid w:val="17401BB9"/>
     <w:multiLevelType w:val="multilevel"/>
     <w:tmpl w:val="7ACA3226"/>
@@ -7741,7 +8981,7 @@
       </w:rPr>
     </w:lvl>
   </w:abstractNum>
-  <w:abstractNum w:abstractNumId="4" w15:restartNumberingAfterBreak="0">
+  <w:abstractNum w:abstractNumId="6" w15:restartNumberingAfterBreak="0">
     <w:nsid w:val="20B74FD6"/>
     <w:multiLevelType w:val="hybridMultilevel"/>
     <w:tmpl w:val="B9F0E3D2"/>
@@ -7853,7 +9093,7 @@
       </w:rPr>
     </w:lvl>
   </w:abstractNum>
-  <w:abstractNum w:abstractNumId="5" w15:restartNumberingAfterBreak="0">
+  <w:abstractNum w:abstractNumId="7" w15:restartNumberingAfterBreak="0">
     <w:nsid w:val="21D64CFA"/>
     <w:multiLevelType w:val="multilevel"/>
     <w:tmpl w:val="9CC02368"/>
@@ -8002,7 +9242,7 @@
       </w:rPr>
     </w:lvl>
   </w:abstractNum>
-  <w:abstractNum w:abstractNumId="6" w15:restartNumberingAfterBreak="0">
+  <w:abstractNum w:abstractNumId="8" w15:restartNumberingAfterBreak="0">
     <w:nsid w:val="2C8A579A"/>
     <w:multiLevelType w:val="multilevel"/>
     <w:tmpl w:val="DDCC8504"/>
@@ -8151,7 +9391,7 @@
       </w:rPr>
     </w:lvl>
   </w:abstractNum>
-  <w:abstractNum w:abstractNumId="7" w15:restartNumberingAfterBreak="0">
+  <w:abstractNum w:abstractNumId="9" w15:restartNumberingAfterBreak="0">
     <w:nsid w:val="2E1068DE"/>
     <w:multiLevelType w:val="multilevel"/>
     <w:tmpl w:val="A392B7DE"/>
@@ -8264,7 +9504,7 @@
       </w:pPr>
     </w:lvl>
   </w:abstractNum>
-  <w:abstractNum w:abstractNumId="8" w15:restartNumberingAfterBreak="0">
+  <w:abstractNum w:abstractNumId="10" w15:restartNumberingAfterBreak="0">
     <w:nsid w:val="32E53C80"/>
     <w:multiLevelType w:val="multilevel"/>
     <w:tmpl w:val="516E3A1A"/>
@@ -8413,7 +9653,156 @@
       </w:rPr>
     </w:lvl>
   </w:abstractNum>
-  <w:abstractNum w:abstractNumId="9" w15:restartNumberingAfterBreak="0">
+  <w:abstractNum w:abstractNumId="11" w15:restartNumberingAfterBreak="0">
+    <w:nsid w:val="3E6D2467"/>
+    <w:multiLevelType w:val="multilevel"/>
+    <w:tmpl w:val="6AACB82E"/>
+    <w:lvl w:ilvl="0">
+      <w:start w:val="1"/>
+      <w:numFmt w:val="bullet"/>
+      <w:lvlText w:val=""/>
+      <w:lvlJc w:val="left"/>
+      <w:pPr>
+        <w:tabs>
+          <w:tab w:val="num" w:pos="720"/>
+        </w:tabs>
+        <w:ind w:left="720" w:hanging="360"/>
+      </w:pPr>
+      <w:rPr>
+        <w:rFonts w:ascii="Symbol" w:hAnsi="Symbol" w:hint="default"/>
+        <w:sz w:val="20"/>
+      </w:rPr>
+    </w:lvl>
+    <w:lvl w:ilvl="1" w:tentative="1">
+      <w:start w:val="1"/>
+      <w:numFmt w:val="bullet"/>
+      <w:lvlText w:val="o"/>
+      <w:lvlJc w:val="left"/>
+      <w:pPr>
+        <w:tabs>
+          <w:tab w:val="num" w:pos="1440"/>
+        </w:tabs>
+        <w:ind w:left="1440" w:hanging="360"/>
+      </w:pPr>
+      <w:rPr>
+        <w:rFonts w:ascii="Courier New" w:hAnsi="Courier New" w:hint="default"/>
+        <w:sz w:val="20"/>
+      </w:rPr>
+    </w:lvl>
+    <w:lvl w:ilvl="2" w:tentative="1">
+      <w:start w:val="1"/>
+      <w:numFmt w:val="bullet"/>
+      <w:lvlText w:val=""/>
+      <w:lvlJc w:val="left"/>
+      <w:pPr>
+        <w:tabs>
+          <w:tab w:val="num" w:pos="2160"/>
+        </w:tabs>
+        <w:ind w:left="2160" w:hanging="360"/>
+      </w:pPr>
+      <w:rPr>
+        <w:rFonts w:ascii="Wingdings" w:hAnsi="Wingdings" w:hint="default"/>
+        <w:sz w:val="20"/>
+      </w:rPr>
+    </w:lvl>
+    <w:lvl w:ilvl="3" w:tentative="1">
+      <w:start w:val="1"/>
+      <w:numFmt w:val="bullet"/>
+      <w:lvlText w:val=""/>
+      <w:lvlJc w:val="left"/>
+      <w:pPr>
+        <w:tabs>
+          <w:tab w:val="num" w:pos="2880"/>
+        </w:tabs>
+        <w:ind w:left="2880" w:hanging="360"/>
+      </w:pPr>
+      <w:rPr>
+        <w:rFonts w:ascii="Wingdings" w:hAnsi="Wingdings" w:hint="default"/>
+        <w:sz w:val="20"/>
+      </w:rPr>
+    </w:lvl>
+    <w:lvl w:ilvl="4" w:tentative="1">
+      <w:start w:val="1"/>
+      <w:numFmt w:val="bullet"/>
+      <w:lvlText w:val=""/>
+      <w:lvlJc w:val="left"/>
+      <w:pPr>
+        <w:tabs>
+          <w:tab w:val="num" w:pos="3600"/>
+        </w:tabs>
+        <w:ind w:left="3600" w:hanging="360"/>
+      </w:pPr>
+      <w:rPr>
+        <w:rFonts w:ascii="Wingdings" w:hAnsi="Wingdings" w:hint="default"/>
+        <w:sz w:val="20"/>
+      </w:rPr>
+    </w:lvl>
+    <w:lvl w:ilvl="5" w:tentative="1">
+      <w:start w:val="1"/>
+      <w:numFmt w:val="bullet"/>
+      <w:lvlText w:val=""/>
+      <w:lvlJc w:val="left"/>
+      <w:pPr>
+        <w:tabs>
+          <w:tab w:val="num" w:pos="4320"/>
+        </w:tabs>
+        <w:ind w:left="4320" w:hanging="360"/>
+      </w:pPr>
+      <w:rPr>
+        <w:rFonts w:ascii="Wingdings" w:hAnsi="Wingdings" w:hint="default"/>
+        <w:sz w:val="20"/>
+      </w:rPr>
+    </w:lvl>
+    <w:lvl w:ilvl="6" w:tentative="1">
+      <w:start w:val="1"/>
+      <w:numFmt w:val="bullet"/>
+      <w:lvlText w:val=""/>
+      <w:lvlJc w:val="left"/>
+      <w:pPr>
+        <w:tabs>
+          <w:tab w:val="num" w:pos="5040"/>
+        </w:tabs>
+        <w:ind w:left="5040" w:hanging="360"/>
+      </w:pPr>
+      <w:rPr>
+        <w:rFonts w:ascii="Wingdings" w:hAnsi="Wingdings" w:hint="default"/>
+        <w:sz w:val="20"/>
+      </w:rPr>
+    </w:lvl>
+    <w:lvl w:ilvl="7" w:tentative="1">
+      <w:start w:val="1"/>
+      <w:numFmt w:val="bullet"/>
+      <w:lvlText w:val=""/>
+      <w:lvlJc w:val="left"/>
+      <w:pPr>
+        <w:tabs>
+          <w:tab w:val="num" w:pos="5760"/>
+        </w:tabs>
+        <w:ind w:left="5760" w:hanging="360"/>
+      </w:pPr>
+      <w:rPr>
+        <w:rFonts w:ascii="Wingdings" w:hAnsi="Wingdings" w:hint="default"/>
+        <w:sz w:val="20"/>
+      </w:rPr>
+    </w:lvl>
+    <w:lvl w:ilvl="8" w:tentative="1">
+      <w:start w:val="1"/>
+      <w:numFmt w:val="bullet"/>
+      <w:lvlText w:val=""/>
+      <w:lvlJc w:val="left"/>
+      <w:pPr>
+        <w:tabs>
+          <w:tab w:val="num" w:pos="6480"/>
+        </w:tabs>
+        <w:ind w:left="6480" w:hanging="360"/>
+      </w:pPr>
+      <w:rPr>
+        <w:rFonts w:ascii="Wingdings" w:hAnsi="Wingdings" w:hint="default"/>
+        <w:sz w:val="20"/>
+      </w:rPr>
+    </w:lvl>
+  </w:abstractNum>
+  <w:abstractNum w:abstractNumId="12" w15:restartNumberingAfterBreak="0">
     <w:nsid w:val="4B9143CD"/>
     <w:multiLevelType w:val="hybridMultilevel"/>
     <w:tmpl w:val="226A981A"/>
@@ -8525,7 +9914,124 @@
       </w:rPr>
     </w:lvl>
   </w:abstractNum>
-  <w:abstractNum w:abstractNumId="10" w15:restartNumberingAfterBreak="0">
+  <w:abstractNum w:abstractNumId="13" w15:restartNumberingAfterBreak="0">
+    <w:nsid w:val="57FA5510"/>
+    <w:multiLevelType w:val="multilevel"/>
+    <w:tmpl w:val="F9446368"/>
+    <w:lvl w:ilvl="0">
+      <w:start w:val="1"/>
+      <w:numFmt w:val="decimal"/>
+      <w:lvlText w:val="%1."/>
+      <w:lvlJc w:val="left"/>
+      <w:pPr>
+        <w:tabs>
+          <w:tab w:val="num" w:pos="720"/>
+        </w:tabs>
+        <w:ind w:left="720" w:hanging="360"/>
+      </w:pPr>
+    </w:lvl>
+    <w:lvl w:ilvl="1">
+      <w:start w:val="1"/>
+      <w:numFmt w:val="bullet"/>
+      <w:lvlText w:val="o"/>
+      <w:lvlJc w:val="left"/>
+      <w:pPr>
+        <w:tabs>
+          <w:tab w:val="num" w:pos="1440"/>
+        </w:tabs>
+        <w:ind w:left="1440" w:hanging="360"/>
+      </w:pPr>
+      <w:rPr>
+        <w:rFonts w:ascii="Courier New" w:hAnsi="Courier New" w:hint="default"/>
+        <w:sz w:val="20"/>
+      </w:rPr>
+    </w:lvl>
+    <w:lvl w:ilvl="2" w:tentative="1">
+      <w:start w:val="1"/>
+      <w:numFmt w:val="decimal"/>
+      <w:lvlText w:val="%3."/>
+      <w:lvlJc w:val="left"/>
+      <w:pPr>
+        <w:tabs>
+          <w:tab w:val="num" w:pos="2160"/>
+        </w:tabs>
+        <w:ind w:left="2160" w:hanging="360"/>
+      </w:pPr>
+    </w:lvl>
+    <w:lvl w:ilvl="3" w:tentative="1">
+      <w:start w:val="1"/>
+      <w:numFmt w:val="decimal"/>
+      <w:lvlText w:val="%4."/>
+      <w:lvlJc w:val="left"/>
+      <w:pPr>
+        <w:tabs>
+          <w:tab w:val="num" w:pos="2880"/>
+        </w:tabs>
+        <w:ind w:left="2880" w:hanging="360"/>
+      </w:pPr>
+    </w:lvl>
+    <w:lvl w:ilvl="4" w:tentative="1">
+      <w:start w:val="1"/>
+      <w:numFmt w:val="decimal"/>
+      <w:lvlText w:val="%5."/>
+      <w:lvlJc w:val="left"/>
+      <w:pPr>
+        <w:tabs>
+          <w:tab w:val="num" w:pos="3600"/>
+        </w:tabs>
+        <w:ind w:left="3600" w:hanging="360"/>
+      </w:pPr>
+    </w:lvl>
+    <w:lvl w:ilvl="5" w:tentative="1">
+      <w:start w:val="1"/>
+      <w:numFmt w:val="decimal"/>
+      <w:lvlText w:val="%6."/>
+      <w:lvlJc w:val="left"/>
+      <w:pPr>
+        <w:tabs>
+          <w:tab w:val="num" w:pos="4320"/>
+        </w:tabs>
+        <w:ind w:left="4320" w:hanging="360"/>
+      </w:pPr>
+    </w:lvl>
+    <w:lvl w:ilvl="6" w:tentative="1">
+      <w:start w:val="1"/>
+      <w:numFmt w:val="decimal"/>
+      <w:lvlText w:val="%7."/>
+      <w:lvlJc w:val="left"/>
+      <w:pPr>
+        <w:tabs>
+          <w:tab w:val="num" w:pos="5040"/>
+        </w:tabs>
+        <w:ind w:left="5040" w:hanging="360"/>
+      </w:pPr>
+    </w:lvl>
+    <w:lvl w:ilvl="7" w:tentative="1">
+      <w:start w:val="1"/>
+      <w:numFmt w:val="decimal"/>
+      <w:lvlText w:val="%8."/>
+      <w:lvlJc w:val="left"/>
+      <w:pPr>
+        <w:tabs>
+          <w:tab w:val="num" w:pos="5760"/>
+        </w:tabs>
+        <w:ind w:left="5760" w:hanging="360"/>
+      </w:pPr>
+    </w:lvl>
+    <w:lvl w:ilvl="8" w:tentative="1">
+      <w:start w:val="1"/>
+      <w:numFmt w:val="decimal"/>
+      <w:lvlText w:val="%9."/>
+      <w:lvlJc w:val="left"/>
+      <w:pPr>
+        <w:tabs>
+          <w:tab w:val="num" w:pos="6480"/>
+        </w:tabs>
+        <w:ind w:left="6480" w:hanging="360"/>
+      </w:pPr>
+    </w:lvl>
+  </w:abstractNum>
+  <w:abstractNum w:abstractNumId="14" w15:restartNumberingAfterBreak="0">
     <w:nsid w:val="5C957862"/>
     <w:multiLevelType w:val="multilevel"/>
     <w:tmpl w:val="542EE09C"/>
@@ -8674,7 +10180,7 @@
       </w:rPr>
     </w:lvl>
   </w:abstractNum>
-  <w:abstractNum w:abstractNumId="11" w15:restartNumberingAfterBreak="0">
+  <w:abstractNum w:abstractNumId="15" w15:restartNumberingAfterBreak="0">
     <w:nsid w:val="6D580C20"/>
     <w:multiLevelType w:val="multilevel"/>
     <w:tmpl w:val="D56C1E0A"/>
@@ -8823,7 +10329,7 @@
       </w:rPr>
     </w:lvl>
   </w:abstractNum>
-  <w:abstractNum w:abstractNumId="12" w15:restartNumberingAfterBreak="0">
+  <w:abstractNum w:abstractNumId="16" w15:restartNumberingAfterBreak="0">
     <w:nsid w:val="7E4E44DE"/>
     <w:multiLevelType w:val="multilevel"/>
     <w:tmpl w:val="9782FB78"/>
@@ -8973,43 +10479,55 @@
     </w:lvl>
   </w:abstractNum>
   <w:num w:numId="1" w16cid:durableId="1931968415">
-    <w:abstractNumId w:val="4"/>
+    <w:abstractNumId w:val="6"/>
   </w:num>
   <w:num w:numId="2" w16cid:durableId="1096755293">
-    <w:abstractNumId w:val="6"/>
+    <w:abstractNumId w:val="8"/>
   </w:num>
   <w:num w:numId="3" w16cid:durableId="1007946091">
-    <w:abstractNumId w:val="1"/>
+    <w:abstractNumId w:val="2"/>
   </w:num>
   <w:num w:numId="4" w16cid:durableId="1710109717">
-    <w:abstractNumId w:val="5"/>
+    <w:abstractNumId w:val="7"/>
   </w:num>
   <w:num w:numId="5" w16cid:durableId="783815206">
     <w:abstractNumId w:val="0"/>
   </w:num>
   <w:num w:numId="6" w16cid:durableId="1589070410">
-    <w:abstractNumId w:val="2"/>
+    <w:abstractNumId w:val="3"/>
   </w:num>
   <w:num w:numId="7" w16cid:durableId="1894465850">
+    <w:abstractNumId w:val="15"/>
+  </w:num>
+  <w:num w:numId="8" w16cid:durableId="958996710">
+    <w:abstractNumId w:val="10"/>
+  </w:num>
+  <w:num w:numId="9" w16cid:durableId="830952772">
+    <w:abstractNumId w:val="12"/>
+  </w:num>
+  <w:num w:numId="10" w16cid:durableId="1988632652">
+    <w:abstractNumId w:val="16"/>
+  </w:num>
+  <w:num w:numId="11" w16cid:durableId="950668289">
+    <w:abstractNumId w:val="9"/>
+  </w:num>
+  <w:num w:numId="12" w16cid:durableId="1052577915">
+    <w:abstractNumId w:val="14"/>
+  </w:num>
+  <w:num w:numId="13" w16cid:durableId="529034103">
+    <w:abstractNumId w:val="5"/>
+  </w:num>
+  <w:num w:numId="14" w16cid:durableId="993414253">
     <w:abstractNumId w:val="11"/>
   </w:num>
-  <w:num w:numId="8" w16cid:durableId="958996710">
-    <w:abstractNumId w:val="8"/>
+  <w:num w:numId="15" w16cid:durableId="1781870430">
+    <w:abstractNumId w:val="4"/>
   </w:num>
-  <w:num w:numId="9" w16cid:durableId="830952772">
-    <w:abstractNumId w:val="9"/>
+  <w:num w:numId="16" w16cid:durableId="1999338941">
+    <w:abstractNumId w:val="13"/>
   </w:num>
-  <w:num w:numId="10" w16cid:durableId="1988632652">
-    <w:abstractNumId w:val="12"/>
-  </w:num>
-  <w:num w:numId="11" w16cid:durableId="950668289">
-    <w:abstractNumId w:val="7"/>
-  </w:num>
-  <w:num w:numId="12" w16cid:durableId="1052577915">
-    <w:abstractNumId w:val="10"/>
-  </w:num>
-  <w:num w:numId="13" w16cid:durableId="529034103">
-    <w:abstractNumId w:val="3"/>
+  <w:num w:numId="17" w16cid:durableId="727339448">
+    <w:abstractNumId w:val="1"/>
   </w:num>
 </w:numbering>
 </file>
@@ -9970,6 +11488,29 @@
       <w:bCs/>
     </w:rPr>
   </w:style>
+  <w:style w:type="character" w:styleId="Hyperlink">
+    <w:name w:val="Hyperlink"/>
+    <w:basedOn w:val="DefaultParagraphFont"/>
+    <w:uiPriority w:val="99"/>
+    <w:unhideWhenUsed/>
+    <w:rsid w:val="00D54FE1"/>
+    <w:rPr>
+      <w:color w:val="0563C1" w:themeColor="hyperlink"/>
+      <w:u w:val="single"/>
+    </w:rPr>
+  </w:style>
+  <w:style w:type="character" w:styleId="UnresolvedMention">
+    <w:name w:val="Unresolved Mention"/>
+    <w:basedOn w:val="DefaultParagraphFont"/>
+    <w:uiPriority w:val="99"/>
+    <w:semiHidden/>
+    <w:unhideWhenUsed/>
+    <w:rsid w:val="00D54FE1"/>
+    <w:rPr>
+      <w:color w:val="605E5C"/>
+      <w:shd w:val="clear" w:color="auto" w:fill="E1DFDD"/>
+    </w:rPr>
+  </w:style>
 </w:styles>
 </file>
 

--- a/00_Basic_electronics/learnings.docx
+++ b/00_Basic_electronics/learnings.docx
@@ -4483,7 +4483,6 @@
             <w:r>
               <w:t xml:space="preserve">Voltage </w:t>
             </w:r>
-            <w:proofErr w:type="gramStart"/>
             <w:r>
               <w:rPr>
                 <w:b/>
@@ -4491,7 +4490,6 @@
               </w:rPr>
               <w:t>drop</w:t>
             </w:r>
-            <w:proofErr w:type="gramEnd"/>
           </w:p>
           <w:p>
             <w:pPr>
@@ -5819,15 +5817,7 @@
                     <w:spacing w:after="0" w:line="240" w:lineRule="auto"/>
                   </w:pPr>
                   <w:r>
-                    <w:t xml:space="preserve">Voltage </w:t>
-                  </w:r>
-                  <w:proofErr w:type="gramStart"/>
-                  <w:r>
-                    <w:t>drop</w:t>
-                  </w:r>
-                  <w:proofErr w:type="gramEnd"/>
-                  <w:r>
-                    <w:t>, signal distortion, high current draw</w:t>
+                    <w:t>Voltage drop, signal distortion, high current draw</w:t>
                   </w:r>
                 </w:p>
               </w:tc>
@@ -5933,7 +5923,13 @@
               <w:t>buffer</w:t>
             </w:r>
             <w:r>
-              <w:t xml:space="preserve"> (e.g., op-amp voltage follower or common collector stage) for impedance bridging</w:t>
+              <w:t xml:space="preserve"> (e.g., op-amp voltage follower or common collector </w:t>
+            </w:r>
+            <w:r>
+              <w:t xml:space="preserve">config(BJT) </w:t>
+            </w:r>
+            <w:r>
+              <w:t>stage) for impedance bridging</w:t>
             </w:r>
           </w:p>
           <w:p>
@@ -7273,13 +7269,8 @@
             </w:r>
           </w:p>
           <w:p>
-            <w:proofErr w:type="gramStart"/>
-            <w:r>
-              <w:t>So</w:t>
-            </w:r>
-            <w:proofErr w:type="gramEnd"/>
-            <w:r>
-              <w:t xml:space="preserve"> the “rails” are just the two supply extremes.</w:t>
+            <w:r>
+              <w:t>So the “rails” are just the two supply extremes.</w:t>
             </w:r>
           </w:p>
           <w:p/>
@@ -8084,14 +8075,2750 @@
             <w:tcW w:w="3006" w:type="dxa"/>
             <w:shd w:val="clear" w:color="auto" w:fill="D9D9D9" w:themeFill="background1" w:themeFillShade="D9"/>
           </w:tcPr>
-          <w:p/>
+          <w:p>
+            <w:r>
+              <w:lastRenderedPageBreak/>
+              <w:t>Bandwidth</w:t>
+            </w:r>
+          </w:p>
         </w:tc>
         <w:tc>
           <w:tcPr>
             <w:tcW w:w="13296" w:type="dxa"/>
             <w:shd w:val="clear" w:color="auto" w:fill="D9D9D9" w:themeFill="background1" w:themeFillShade="D9"/>
           </w:tcPr>
+          <w:p>
+            <w:pPr>
+              <w:rPr>
+                <w:b/>
+                <w:bCs/>
+              </w:rPr>
+            </w:pPr>
+            <w:r>
+              <w:rPr>
+                <w:b/>
+                <w:bCs/>
+              </w:rPr>
+              <w:t>Bandwidth (BW)</w:t>
+            </w:r>
+          </w:p>
+          <w:p>
+            <w:pPr>
+              <w:numPr>
+                <w:ilvl w:val="0"/>
+                <w:numId w:val="18"/>
+              </w:numPr>
+            </w:pPr>
+            <w:r>
+              <w:t xml:space="preserve">Bandwidth means the </w:t>
+            </w:r>
+            <w:r>
+              <w:rPr>
+                <w:b/>
+                <w:bCs/>
+              </w:rPr>
+              <w:t>range of frequencies</w:t>
+            </w:r>
+            <w:r>
+              <w:t xml:space="preserve"> over which an amplifier can work effectively.</w:t>
+            </w:r>
+          </w:p>
+          <w:p>
+            <w:pPr>
+              <w:numPr>
+                <w:ilvl w:val="0"/>
+                <w:numId w:val="18"/>
+              </w:numPr>
+            </w:pPr>
+            <w:r>
+              <w:t xml:space="preserve">Typically defined between the </w:t>
+            </w:r>
+            <w:r>
+              <w:rPr>
+                <w:b/>
+                <w:bCs/>
+              </w:rPr>
+              <w:t>lower cutoff frequency (</w:t>
+            </w:r>
+            <w:proofErr w:type="spellStart"/>
+            <w:r>
+              <w:rPr>
+                <w:b/>
+                <w:bCs/>
+              </w:rPr>
+              <w:t>fL</w:t>
+            </w:r>
+            <w:proofErr w:type="spellEnd"/>
+            <w:r>
+              <w:rPr>
+                <w:b/>
+                <w:bCs/>
+              </w:rPr>
+              <w:t>)</w:t>
+            </w:r>
+            <w:r>
+              <w:t xml:space="preserve"> and </w:t>
+            </w:r>
+            <w:r>
+              <w:rPr>
+                <w:b/>
+                <w:bCs/>
+              </w:rPr>
+              <w:t>upper cutoff frequency (</w:t>
+            </w:r>
+            <w:proofErr w:type="spellStart"/>
+            <w:r>
+              <w:rPr>
+                <w:b/>
+                <w:bCs/>
+              </w:rPr>
+              <w:t>fH</w:t>
+            </w:r>
+            <w:proofErr w:type="spellEnd"/>
+            <w:r>
+              <w:rPr>
+                <w:b/>
+                <w:bCs/>
+              </w:rPr>
+              <w:t>)</w:t>
+            </w:r>
+            <w:r>
+              <w:t xml:space="preserve"> where the gain remains almost constant (within –3 dB of max).</w:t>
+            </w:r>
+          </w:p>
+          <w:p>
+            <w:pPr>
+              <w:numPr>
+                <w:ilvl w:val="0"/>
+                <w:numId w:val="18"/>
+              </w:numPr>
+            </w:pPr>
+            <w:r>
+              <w:t>So:</w:t>
+            </w:r>
+          </w:p>
+          <w:p>
+            <w:r>
+              <w:t xml:space="preserve">                   </w:t>
+            </w:r>
+            <w:r>
+              <w:t>BW=</w:t>
+            </w:r>
+            <w:proofErr w:type="spellStart"/>
+            <w:r>
+              <w:t>fH−</w:t>
+            </w:r>
+            <w:r>
+              <w:t>fL</w:t>
+            </w:r>
+            <w:proofErr w:type="spellEnd"/>
+          </w:p>
+        </w:tc>
+      </w:tr>
+      <w:tr>
+        <w:tc>
+          <w:tcPr>
+            <w:tcW w:w="3006" w:type="dxa"/>
+            <w:shd w:val="clear" w:color="auto" w:fill="D9D9D9" w:themeFill="background1" w:themeFillShade="D9"/>
+          </w:tcPr>
+          <w:p>
+            <w:r>
+              <w:t>What is the meaning of can sink/source</w:t>
+            </w:r>
+          </w:p>
+        </w:tc>
+        <w:tc>
+          <w:tcPr>
+            <w:tcW w:w="13296" w:type="dxa"/>
+            <w:shd w:val="clear" w:color="auto" w:fill="D9D9D9" w:themeFill="background1" w:themeFillShade="D9"/>
+          </w:tcPr>
+          <w:p>
+            <w:pPr>
+              <w:rPr>
+                <w:b/>
+                <w:bCs/>
+              </w:rPr>
+            </w:pPr>
+            <w:r>
+              <w:rPr>
+                <w:b/>
+                <w:bCs/>
+              </w:rPr>
+              <w:t>1. Sink vs Source (in terms of current)</w:t>
+            </w:r>
+          </w:p>
+          <w:p>
+            <w:pPr>
+              <w:numPr>
+                <w:ilvl w:val="0"/>
+                <w:numId w:val="19"/>
+              </w:numPr>
+            </w:pPr>
+            <w:r>
+              <w:rPr>
+                <w:b/>
+                <w:bCs/>
+              </w:rPr>
+              <w:t>Source current</w:t>
+            </w:r>
+            <w:r>
+              <w:t xml:space="preserve"> → the device </w:t>
+            </w:r>
+            <w:r>
+              <w:rPr>
+                <w:b/>
+                <w:bCs/>
+              </w:rPr>
+              <w:t>provides current out of itself</w:t>
+            </w:r>
+            <w:r>
+              <w:t xml:space="preserve"> to some load.</w:t>
+            </w:r>
+            <w:r>
+              <w:br/>
+              <w:t>Example: op-amp output pushes current into a resistor → op-amp is sourcing current.</w:t>
+            </w:r>
+          </w:p>
+          <w:p>
+            <w:pPr>
+              <w:numPr>
+                <w:ilvl w:val="0"/>
+                <w:numId w:val="19"/>
+              </w:numPr>
+            </w:pPr>
+            <w:r>
+              <w:rPr>
+                <w:b/>
+                <w:bCs/>
+              </w:rPr>
+              <w:t>Sink current</w:t>
+            </w:r>
+            <w:r>
+              <w:t xml:space="preserve"> → the device </w:t>
+            </w:r>
+            <w:r>
+              <w:rPr>
+                <w:b/>
+                <w:bCs/>
+              </w:rPr>
+              <w:t>absorbs current into itself</w:t>
+            </w:r>
+            <w:r>
+              <w:t xml:space="preserve"> from some load.</w:t>
+            </w:r>
+            <w:r>
+              <w:br/>
+              <w:t>Example: if load tries to push current into op-amp output, the op-amp takes it in → it is sinking current.</w:t>
+            </w:r>
+          </w:p>
+          <w:p>
+            <w:r>
+              <w:t>So:</w:t>
+            </w:r>
+          </w:p>
+          <w:p>
+            <w:pPr>
+              <w:numPr>
+                <w:ilvl w:val="0"/>
+                <w:numId w:val="20"/>
+              </w:numPr>
+            </w:pPr>
+            <w:r>
+              <w:rPr>
+                <w:b/>
+                <w:bCs/>
+              </w:rPr>
+              <w:t>Source = give</w:t>
+            </w:r>
+            <w:r>
+              <w:t xml:space="preserve"> current</w:t>
+            </w:r>
+          </w:p>
+          <w:p>
+            <w:pPr>
+              <w:numPr>
+                <w:ilvl w:val="0"/>
+                <w:numId w:val="20"/>
+              </w:numPr>
+            </w:pPr>
+            <w:r>
+              <w:rPr>
+                <w:b/>
+                <w:bCs/>
+              </w:rPr>
+              <w:t>Sink = take</w:t>
+            </w:r>
+            <w:r>
+              <w:t xml:space="preserve"> current</w:t>
+            </w:r>
+          </w:p>
           <w:p/>
+          <w:p>
+            <w:pPr>
+              <w:rPr>
+                <w:b/>
+                <w:bCs/>
+                <w:u w:val="single"/>
+              </w:rPr>
+            </w:pPr>
+            <w:r>
+              <w:rPr>
+                <w:b/>
+                <w:bCs/>
+                <w:u w:val="single"/>
+              </w:rPr>
+              <w:t>Question : how 0v potential can source current (if another end is -ve??)</w:t>
+            </w:r>
+          </w:p>
+          <w:p>
+            <w:pPr>
+              <w:rPr>
+                <w:b/>
+                <w:bCs/>
+                <w:u w:val="single"/>
+              </w:rPr>
+            </w:pPr>
+          </w:p>
+          <w:p>
+            <w:pPr>
+              <w:rPr>
+                <w:b/>
+                <w:bCs/>
+              </w:rPr>
+            </w:pPr>
+            <w:r>
+              <w:rPr>
+                <w:b/>
+                <w:bCs/>
+              </w:rPr>
+              <w:t>1. Current flow basics</w:t>
+            </w:r>
+          </w:p>
+          <w:p>
+            <w:pPr>
+              <w:numPr>
+                <w:ilvl w:val="0"/>
+                <w:numId w:val="21"/>
+              </w:numPr>
+            </w:pPr>
+            <w:r>
+              <w:t xml:space="preserve">Current flows </w:t>
+            </w:r>
+            <w:r>
+              <w:rPr>
+                <w:b/>
+                <w:bCs/>
+              </w:rPr>
+              <w:t>because of a potential difference (voltage difference)</w:t>
+            </w:r>
+            <w:r>
+              <w:t>.</w:t>
+            </w:r>
+          </w:p>
+          <w:p>
+            <w:pPr>
+              <w:numPr>
+                <w:ilvl w:val="0"/>
+                <w:numId w:val="21"/>
+              </w:numPr>
+            </w:pPr>
+            <w:r>
+              <w:t xml:space="preserve">If one end of a component is at 0 V, and the other end is at, say, –5 V, then the </w:t>
+            </w:r>
+            <w:r>
+              <w:rPr>
+                <w:b/>
+                <w:bCs/>
+              </w:rPr>
+              <w:t>0 V side is more positive</w:t>
+            </w:r>
+            <w:r>
+              <w:t xml:space="preserve">, so current flows </w:t>
+            </w:r>
+            <w:r>
+              <w:rPr>
+                <w:b/>
+                <w:bCs/>
+              </w:rPr>
+              <w:t>from 0 V → –5 V</w:t>
+            </w:r>
+            <w:r>
+              <w:t>.</w:t>
+            </w:r>
+            <w:r>
+              <w:br/>
+            </w:r>
+            <w:r>
+              <w:rPr>
+                <w:rFonts w:ascii="Segoe UI Emoji" w:hAnsi="Segoe UI Emoji" w:cs="Segoe UI Emoji"/>
+              </w:rPr>
+              <w:t>👉</w:t>
+            </w:r>
+            <w:r>
+              <w:t xml:space="preserve"> In this case, the 0 V node is </w:t>
+            </w:r>
+            <w:r>
+              <w:rPr>
+                <w:b/>
+                <w:bCs/>
+              </w:rPr>
+              <w:t>sourcing current</w:t>
+            </w:r>
+            <w:r>
+              <w:t xml:space="preserve"> into the –5 V side.</w:t>
+            </w:r>
+          </w:p>
+          <w:p>
+            <w:r>
+              <w:t>Similarly:</w:t>
+            </w:r>
+          </w:p>
+          <w:p>
+            <w:pPr>
+              <w:numPr>
+                <w:ilvl w:val="0"/>
+                <w:numId w:val="22"/>
+              </w:numPr>
+            </w:pPr>
+            <w:r>
+              <w:t xml:space="preserve">If one end is at 0 V, and the other is at +5 V, then current flows </w:t>
+            </w:r>
+            <w:r>
+              <w:rPr>
+                <w:b/>
+                <w:bCs/>
+              </w:rPr>
+              <w:t>from +5 V → 0 V</w:t>
+            </w:r>
+            <w:r>
+              <w:t>.</w:t>
+            </w:r>
+            <w:r>
+              <w:br/>
+            </w:r>
+            <w:r>
+              <w:rPr>
+                <w:rFonts w:ascii="Segoe UI Emoji" w:hAnsi="Segoe UI Emoji" w:cs="Segoe UI Emoji"/>
+              </w:rPr>
+              <w:t>👉</w:t>
+            </w:r>
+            <w:r>
+              <w:t xml:space="preserve"> Now the 0 V node is </w:t>
+            </w:r>
+            <w:r>
+              <w:rPr>
+                <w:b/>
+                <w:bCs/>
+              </w:rPr>
+              <w:t>sinking current</w:t>
+            </w:r>
+            <w:r>
+              <w:t>.</w:t>
+            </w:r>
+          </w:p>
+          <w:p/>
+          <w:p>
+            <w:pPr>
+              <w:rPr>
+                <w:b/>
+                <w:bCs/>
+              </w:rPr>
+            </w:pPr>
+            <w:r>
+              <w:rPr>
+                <w:b/>
+                <w:bCs/>
+              </w:rPr>
+              <w:t>2. Why 0 V is “special”</w:t>
+            </w:r>
+          </w:p>
+          <w:p>
+            <w:pPr>
+              <w:numPr>
+                <w:ilvl w:val="0"/>
+                <w:numId w:val="23"/>
+              </w:numPr>
+            </w:pPr>
+            <w:r>
+              <w:rPr>
+                <w:b/>
+                <w:bCs/>
+              </w:rPr>
+              <w:t>0 V is just a reference point</w:t>
+            </w:r>
+            <w:r>
+              <w:t>. It doesn’t mean “no current.”</w:t>
+            </w:r>
+          </w:p>
+          <w:p>
+            <w:pPr>
+              <w:numPr>
+                <w:ilvl w:val="0"/>
+                <w:numId w:val="23"/>
+              </w:numPr>
+            </w:pPr>
+            <w:r>
+              <w:t>What matters is whether it is higher or lower compared to some other node.</w:t>
+            </w:r>
+          </w:p>
+          <w:p>
+            <w:r>
+              <w:t>Example:</w:t>
+            </w:r>
+          </w:p>
+          <w:p>
+            <w:pPr>
+              <w:numPr>
+                <w:ilvl w:val="0"/>
+                <w:numId w:val="24"/>
+              </w:numPr>
+            </w:pPr>
+            <w:r>
+              <w:t>Battery: +5 V and 0 V.</w:t>
+            </w:r>
+          </w:p>
+          <w:p>
+            <w:pPr>
+              <w:numPr>
+                <w:ilvl w:val="1"/>
+                <w:numId w:val="24"/>
+              </w:numPr>
+            </w:pPr>
+            <w:r>
+              <w:lastRenderedPageBreak/>
+              <w:t xml:space="preserve">If you connect a resistor between +5 V and 0 V, current flows </w:t>
+            </w:r>
+            <w:r>
+              <w:rPr>
+                <w:b/>
+                <w:bCs/>
+              </w:rPr>
+              <w:t>from +5 V → resistor → 0 V</w:t>
+            </w:r>
+            <w:r>
+              <w:t xml:space="preserve">. Here, ground (0 V) is </w:t>
+            </w:r>
+            <w:r>
+              <w:rPr>
+                <w:b/>
+                <w:bCs/>
+              </w:rPr>
+              <w:t>sinking current</w:t>
+            </w:r>
+            <w:r>
+              <w:t>.</w:t>
+            </w:r>
+          </w:p>
+          <w:p>
+            <w:pPr>
+              <w:numPr>
+                <w:ilvl w:val="0"/>
+                <w:numId w:val="24"/>
+              </w:numPr>
+            </w:pPr>
+            <w:r>
+              <w:t>Battery: 0 V and –5 V.</w:t>
+            </w:r>
+          </w:p>
+          <w:p>
+            <w:pPr>
+              <w:numPr>
+                <w:ilvl w:val="1"/>
+                <w:numId w:val="24"/>
+              </w:numPr>
+            </w:pPr>
+            <w:r>
+              <w:t xml:space="preserve">If you connect a resistor between 0 V and –5 V, current flows </w:t>
+            </w:r>
+            <w:r>
+              <w:rPr>
+                <w:b/>
+                <w:bCs/>
+              </w:rPr>
+              <w:t>from 0 V → resistor → –5 V</w:t>
+            </w:r>
+            <w:r>
+              <w:t xml:space="preserve">. Here, ground (0 V) is </w:t>
+            </w:r>
+            <w:r>
+              <w:rPr>
+                <w:b/>
+                <w:bCs/>
+              </w:rPr>
+              <w:t>sourcing current</w:t>
+            </w:r>
+            <w:r>
+              <w:t>.</w:t>
+            </w:r>
+          </w:p>
+          <w:p/>
+          <w:p>
+            <w:pPr>
+              <w:rPr>
+                <w:b/>
+                <w:bCs/>
+              </w:rPr>
+            </w:pPr>
+            <w:r>
+              <w:rPr>
+                <w:b/>
+                <w:bCs/>
+              </w:rPr>
+              <w:t>3. Key idea</w:t>
+            </w:r>
+          </w:p>
+          <w:p>
+            <w:pPr>
+              <w:numPr>
+                <w:ilvl w:val="0"/>
+                <w:numId w:val="25"/>
+              </w:numPr>
+            </w:pPr>
+            <w:r>
+              <w:t xml:space="preserve">“Source” or “sink” is </w:t>
+            </w:r>
+            <w:r>
+              <w:rPr>
+                <w:b/>
+                <w:bCs/>
+              </w:rPr>
+              <w:t>relative</w:t>
+            </w:r>
+            <w:r>
+              <w:t>.</w:t>
+            </w:r>
+          </w:p>
+          <w:p>
+            <w:pPr>
+              <w:numPr>
+                <w:ilvl w:val="0"/>
+                <w:numId w:val="25"/>
+              </w:numPr>
+            </w:pPr>
+            <w:r>
+              <w:rPr>
+                <w:b/>
+                <w:bCs/>
+              </w:rPr>
+              <w:t>0 V node can source or sink</w:t>
+            </w:r>
+            <w:r>
+              <w:t xml:space="preserve"> depending on whether it is more positive or negative compared to the other terminal.</w:t>
+            </w:r>
+          </w:p>
+          <w:p/>
+        </w:tc>
+      </w:tr>
+      <w:tr>
+        <w:tc>
+          <w:tcPr>
+            <w:tcW w:w="3006" w:type="dxa"/>
+            <w:shd w:val="clear" w:color="auto" w:fill="D9D9D9" w:themeFill="background1" w:themeFillShade="D9"/>
+          </w:tcPr>
+          <w:p>
+            <w:r>
+              <w:lastRenderedPageBreak/>
+              <w:t>0 dB freq and -3dB freq</w:t>
+            </w:r>
+          </w:p>
+        </w:tc>
+        <w:tc>
+          <w:tcPr>
+            <w:tcW w:w="13296" w:type="dxa"/>
+            <w:shd w:val="clear" w:color="auto" w:fill="D9D9D9" w:themeFill="background1" w:themeFillShade="D9"/>
+          </w:tcPr>
+          <w:p>
+            <w:pPr>
+              <w:rPr>
+                <w:b/>
+                <w:bCs/>
+              </w:rPr>
+            </w:pPr>
+            <w:r>
+              <w:rPr>
+                <w:b/>
+                <w:bCs/>
+              </w:rPr>
+              <w:t xml:space="preserve">0 dB frequency and –3 dB frequency, are very common when </w:t>
+            </w:r>
+            <w:proofErr w:type="spellStart"/>
+            <w:r>
+              <w:rPr>
+                <w:b/>
+                <w:bCs/>
+              </w:rPr>
+              <w:t>analyzing</w:t>
+            </w:r>
+            <w:proofErr w:type="spellEnd"/>
+            <w:r>
+              <w:rPr>
+                <w:b/>
+                <w:bCs/>
+              </w:rPr>
+              <w:t xml:space="preserve"> amplifiers, filters, or frequency response plots (like Bode plots).</w:t>
+            </w:r>
+          </w:p>
+          <w:p>
+            <w:pPr>
+              <w:rPr>
+                <w:b/>
+                <w:bCs/>
+              </w:rPr>
+            </w:pPr>
+          </w:p>
+          <w:p>
+            <w:pPr>
+              <w:rPr>
+                <w:b/>
+                <w:bCs/>
+              </w:rPr>
+            </w:pPr>
+          </w:p>
+          <w:p>
+            <w:pPr>
+              <w:rPr>
+                <w:b/>
+                <w:bCs/>
+                <w:u w:val="single"/>
+              </w:rPr>
+            </w:pPr>
+            <w:r>
+              <w:rPr>
+                <w:rFonts w:ascii="Segoe UI Emoji" w:hAnsi="Segoe UI Emoji" w:cs="Segoe UI Emoji"/>
+                <w:b/>
+                <w:bCs/>
+                <w:u w:val="single"/>
+              </w:rPr>
+              <w:t>⚙️</w:t>
+            </w:r>
+            <w:r>
+              <w:rPr>
+                <w:b/>
+                <w:bCs/>
+                <w:u w:val="single"/>
+              </w:rPr>
+              <w:t xml:space="preserve"> 1. 0 dB Frequency (Reference Point)</w:t>
+            </w:r>
+          </w:p>
+          <w:p>
+            <w:pPr>
+              <w:numPr>
+                <w:ilvl w:val="0"/>
+                <w:numId w:val="26"/>
+              </w:numPr>
+            </w:pPr>
+            <w:r>
+              <w:t>Meaning: The frequency at which the output gain equals the input gain (no amplification or attenuation).</w:t>
+            </w:r>
+          </w:p>
+          <w:p>
+            <w:pPr>
+              <w:numPr>
+                <w:ilvl w:val="0"/>
+                <w:numId w:val="26"/>
+              </w:numPr>
+            </w:pPr>
+            <w:r>
+              <w:t>In other words, output voltage = input voltage, so</w:t>
+            </w:r>
+          </w:p>
+          <w:p>
+            <m:oMathPara>
+              <m:oMath>
+                <m:r>
+                  <w:rPr>
+                    <w:rFonts w:ascii="Cambria Math" w:hAnsi="Cambria Math"/>
+                  </w:rPr>
+                  <m:t>20</m:t>
+                </m:r>
+                <m:sSub>
+                  <m:sSubPr>
+                    <m:ctrlPr>
+                      <w:rPr>
+                        <w:rFonts w:ascii="Cambria Math" w:hAnsi="Cambria Math"/>
+                      </w:rPr>
+                    </m:ctrlPr>
+                  </m:sSubPr>
+                  <m:e>
+                    <m:r>
+                      <m:rPr>
+                        <m:sty m:val="p"/>
+                      </m:rPr>
+                      <w:rPr>
+                        <w:rFonts w:ascii="Cambria Math" w:hAnsi="Cambria Math"/>
+                      </w:rPr>
+                      <m:t>log</m:t>
+                    </m:r>
+                    <m:r>
+                      <w:rPr>
+                        <w:rFonts w:ascii="Cambria Math" w:hAnsi="Cambria Math"/>
+                      </w:rPr>
+                      <m:t>⁡</m:t>
+                    </m:r>
+                  </m:e>
+                  <m:sub>
+                    <m:r>
+                      <w:rPr>
+                        <w:rFonts w:ascii="Cambria Math" w:hAnsi="Cambria Math"/>
+                      </w:rPr>
+                      <m:t>10</m:t>
+                    </m:r>
+                  </m:sub>
+                </m:sSub>
+                <m:r>
+                  <w:rPr>
+                    <w:rFonts w:ascii="Cambria Math" w:hAnsi="Cambria Math"/>
+                  </w:rPr>
+                  <m:t>(</m:t>
+                </m:r>
+                <m:f>
+                  <m:fPr>
+                    <m:ctrlPr>
+                      <w:rPr>
+                        <w:rFonts w:ascii="Cambria Math" w:hAnsi="Cambria Math"/>
+                      </w:rPr>
+                    </m:ctrlPr>
+                  </m:fPr>
+                  <m:num>
+                    <m:sSub>
+                      <m:sSubPr>
+                        <m:ctrlPr>
+                          <w:rPr>
+                            <w:rFonts w:ascii="Cambria Math" w:hAnsi="Cambria Math"/>
+                          </w:rPr>
+                        </m:ctrlPr>
+                      </m:sSubPr>
+                      <m:e>
+                        <m:r>
+                          <w:rPr>
+                            <w:rFonts w:ascii="Cambria Math" w:hAnsi="Cambria Math"/>
+                          </w:rPr>
+                          <m:t>V</m:t>
+                        </m:r>
+                      </m:e>
+                      <m:sub>
+                        <m:r>
+                          <w:rPr>
+                            <w:rFonts w:ascii="Cambria Math" w:hAnsi="Cambria Math"/>
+                          </w:rPr>
+                          <m:t>out</m:t>
+                        </m:r>
+                      </m:sub>
+                    </m:sSub>
+                  </m:num>
+                  <m:den>
+                    <m:sSub>
+                      <m:sSubPr>
+                        <m:ctrlPr>
+                          <w:rPr>
+                            <w:rFonts w:ascii="Cambria Math" w:hAnsi="Cambria Math"/>
+                          </w:rPr>
+                        </m:ctrlPr>
+                      </m:sSubPr>
+                      <m:e>
+                        <m:r>
+                          <w:rPr>
+                            <w:rFonts w:ascii="Cambria Math" w:hAnsi="Cambria Math"/>
+                          </w:rPr>
+                          <m:t>V</m:t>
+                        </m:r>
+                      </m:e>
+                      <m:sub>
+                        <m:r>
+                          <w:rPr>
+                            <w:rFonts w:ascii="Cambria Math" w:hAnsi="Cambria Math"/>
+                          </w:rPr>
+                          <m:t>in</m:t>
+                        </m:r>
+                      </m:sub>
+                    </m:sSub>
+                  </m:den>
+                </m:f>
+                <m:r>
+                  <w:rPr>
+                    <w:rFonts w:ascii="Cambria Math" w:hAnsi="Cambria Math"/>
+                  </w:rPr>
+                  <m:t>)=0</m:t>
+                </m:r>
+                <m:r>
+                  <m:rPr>
+                    <m:nor/>
+                  </m:rPr>
+                  <m:t> dB</m:t>
+                </m:r>
+                <m:r>
+                  <m:rPr>
+                    <m:sty m:val="p"/>
+                  </m:rPr>
+                  <w:br/>
+                </m:r>
+              </m:oMath>
+            </m:oMathPara>
+          </w:p>
+          <w:p>
+            <w:pPr>
+              <w:numPr>
+                <w:ilvl w:val="0"/>
+                <w:numId w:val="26"/>
+              </w:numPr>
+            </w:pPr>
+            <w:r>
+              <w:t xml:space="preserve">This means </w:t>
+            </w:r>
+            <m:oMath>
+              <m:sSub>
+                <m:sSubPr>
+                  <m:ctrlPr>
+                    <w:rPr>
+                      <w:rFonts w:ascii="Cambria Math" w:hAnsi="Cambria Math"/>
+                    </w:rPr>
+                  </m:ctrlPr>
+                </m:sSubPr>
+                <m:e>
+                  <m:r>
+                    <w:rPr>
+                      <w:rFonts w:ascii="Cambria Math" w:hAnsi="Cambria Math"/>
+                    </w:rPr>
+                    <m:t>V</m:t>
+                  </m:r>
+                </m:e>
+                <m:sub>
+                  <m:r>
+                    <w:rPr>
+                      <w:rFonts w:ascii="Cambria Math" w:hAnsi="Cambria Math"/>
+                    </w:rPr>
+                    <m:t>out</m:t>
+                  </m:r>
+                </m:sub>
+              </m:sSub>
+              <m:r>
+                <m:rPr>
+                  <m:sty m:val="p"/>
+                </m:rPr>
+                <w:rPr>
+                  <w:rFonts w:ascii="Cambria Math" w:hAnsi="Cambria Math"/>
+                </w:rPr>
+                <m:t>/</m:t>
+              </m:r>
+              <m:sSub>
+                <m:sSubPr>
+                  <m:ctrlPr>
+                    <w:rPr>
+                      <w:rFonts w:ascii="Cambria Math" w:hAnsi="Cambria Math"/>
+                    </w:rPr>
+                  </m:ctrlPr>
+                </m:sSubPr>
+                <m:e>
+                  <m:r>
+                    <w:rPr>
+                      <w:rFonts w:ascii="Cambria Math" w:hAnsi="Cambria Math"/>
+                    </w:rPr>
+                    <m:t>V</m:t>
+                  </m:r>
+                </m:e>
+                <m:sub>
+                  <m:r>
+                    <w:rPr>
+                      <w:rFonts w:ascii="Cambria Math" w:hAnsi="Cambria Math"/>
+                    </w:rPr>
+                    <m:t>in</m:t>
+                  </m:r>
+                </m:sub>
+              </m:sSub>
+              <m:r>
+                <w:rPr>
+                  <w:rFonts w:ascii="Cambria Math" w:hAnsi="Cambria Math"/>
+                </w:rPr>
+                <m:t>=1</m:t>
+              </m:r>
+            </m:oMath>
+            <w:r>
+              <w:t>.</w:t>
+            </w:r>
+          </w:p>
+          <w:p>
+            <w:pPr>
+              <w:ind w:left="720"/>
+              <w:rPr>
+                <w:b/>
+                <w:bCs/>
+              </w:rPr>
+            </w:pPr>
+          </w:p>
+          <w:p>
+            <w:pPr>
+              <w:rPr>
+                <w:b/>
+                <w:bCs/>
+              </w:rPr>
+            </w:pPr>
+            <w:r>
+              <w:rPr>
+                <w:b/>
+                <w:bCs/>
+              </w:rPr>
+              <w:t>Example:</w:t>
+            </w:r>
+            <w:r>
+              <w:rPr>
+                <w:b/>
+                <w:bCs/>
+              </w:rPr>
+              <w:br/>
+              <w:t>I</w:t>
+            </w:r>
+            <w:r>
+              <w:t>f a low-pass filter has unity gain (1) at low frequencies, then those frequencies are at 0 dB region.</w:t>
+            </w:r>
+          </w:p>
+          <w:p>
+            <w:pPr>
+              <w:rPr>
+                <w:b/>
+                <w:bCs/>
+              </w:rPr>
+            </w:pPr>
+          </w:p>
+          <w:p>
+            <w:pPr>
+              <w:rPr>
+                <w:b/>
+                <w:bCs/>
+                <w:u w:val="single"/>
+              </w:rPr>
+            </w:pPr>
+            <w:r>
+              <w:rPr>
+                <w:rFonts w:ascii="Segoe UI Emoji" w:hAnsi="Segoe UI Emoji" w:cs="Segoe UI Emoji"/>
+                <w:b/>
+                <w:bCs/>
+                <w:u w:val="single"/>
+              </w:rPr>
+              <w:t>📉</w:t>
+            </w:r>
+            <w:r>
+              <w:rPr>
+                <w:b/>
+                <w:bCs/>
+                <w:u w:val="single"/>
+              </w:rPr>
+              <w:t xml:space="preserve"> 2. –3 dB Frequency (Cutoff Frequency / Corner Frequency)</w:t>
+            </w:r>
+          </w:p>
+          <w:p>
+            <w:pPr>
+              <w:numPr>
+                <w:ilvl w:val="0"/>
+                <w:numId w:val="27"/>
+              </w:numPr>
+            </w:pPr>
+            <w:r>
+              <w:t>Meaning: The frequency at which the output power drops to half its maximum value (or output voltage drops to about 70.7% of max).</w:t>
+            </w:r>
+          </w:p>
+          <w:p>
+            <w:pPr>
+              <w:numPr>
+                <w:ilvl w:val="0"/>
+                <w:numId w:val="27"/>
+              </w:numPr>
+            </w:pPr>
+            <w:r>
+              <w:t xml:space="preserve">Since power </w:t>
+            </w:r>
+            <w:r>
+              <w:rPr>
+                <w:rFonts w:ascii="Cambria Math" w:hAnsi="Cambria Math" w:cs="Cambria Math"/>
+              </w:rPr>
+              <w:t>∝</w:t>
+            </w:r>
+            <w:r>
+              <w:t xml:space="preserve"> (voltage)</w:t>
+            </w:r>
+            <w:r>
+              <w:rPr>
+                <w:rFonts w:ascii="Calibri" w:hAnsi="Calibri" w:cs="Calibri"/>
+              </w:rPr>
+              <w:t>²</w:t>
+            </w:r>
+            <w:r>
+              <w:t xml:space="preserve">, the </w:t>
+            </w:r>
+            <w:r>
+              <w:rPr>
+                <w:rFonts w:ascii="Calibri" w:hAnsi="Calibri" w:cs="Calibri"/>
+              </w:rPr>
+              <w:t>–</w:t>
+            </w:r>
+            <w:r>
+              <w:t>3 dB point corresponds to:</w:t>
+            </w:r>
+          </w:p>
+          <w:p>
+            <m:oMathPara>
+              <m:oMath>
+                <m:r>
+                  <w:rPr>
+                    <w:rFonts w:ascii="Cambria Math" w:hAnsi="Cambria Math"/>
+                  </w:rPr>
+                  <m:t>20</m:t>
+                </m:r>
+                <m:sSub>
+                  <m:sSubPr>
+                    <m:ctrlPr>
+                      <w:rPr>
+                        <w:rFonts w:ascii="Cambria Math" w:hAnsi="Cambria Math"/>
+                      </w:rPr>
+                    </m:ctrlPr>
+                  </m:sSubPr>
+                  <m:e>
+                    <m:r>
+                      <m:rPr>
+                        <m:sty m:val="p"/>
+                      </m:rPr>
+                      <w:rPr>
+                        <w:rFonts w:ascii="Cambria Math" w:hAnsi="Cambria Math"/>
+                      </w:rPr>
+                      <m:t>log</m:t>
+                    </m:r>
+                    <m:r>
+                      <w:rPr>
+                        <w:rFonts w:ascii="Cambria Math" w:hAnsi="Cambria Math"/>
+                      </w:rPr>
+                      <m:t>⁡</m:t>
+                    </m:r>
+                  </m:e>
+                  <m:sub>
+                    <m:r>
+                      <w:rPr>
+                        <w:rFonts w:ascii="Cambria Math" w:hAnsi="Cambria Math"/>
+                      </w:rPr>
+                      <m:t>10</m:t>
+                    </m:r>
+                  </m:sub>
+                </m:sSub>
+                <m:r>
+                  <w:rPr>
+                    <w:rFonts w:ascii="Cambria Math" w:hAnsi="Cambria Math"/>
+                  </w:rPr>
+                  <m:t>(0.707)≈-3</m:t>
+                </m:r>
+                <m:r>
+                  <m:rPr>
+                    <m:nor/>
+                  </m:rPr>
+                  <m:t> dB</m:t>
+                </m:r>
+                <m:r>
+                  <m:rPr>
+                    <m:sty m:val="p"/>
+                  </m:rPr>
+                  <w:br/>
+                </m:r>
+              </m:oMath>
+            </m:oMathPara>
+          </w:p>
+          <w:p>
+            <w:pPr>
+              <w:numPr>
+                <w:ilvl w:val="0"/>
+                <w:numId w:val="27"/>
+              </w:numPr>
+            </w:pPr>
+            <w:r>
+              <w:t>This frequency marks the boundary of the filter’s passband.</w:t>
+            </w:r>
+            <w:r>
+              <w:br/>
+              <w:t>Beyond this, the signal starts attenuating more rapidly.</w:t>
+            </w:r>
+          </w:p>
+          <w:p>
+            <w:pPr>
+              <w:rPr>
+                <w:b/>
+                <w:bCs/>
+              </w:rPr>
+            </w:pPr>
+          </w:p>
+          <w:p>
+            <w:pPr>
+              <w:rPr>
+                <w:b/>
+                <w:bCs/>
+                <w:u w:val="single"/>
+              </w:rPr>
+            </w:pPr>
+            <w:r>
+              <w:rPr>
+                <w:rFonts w:ascii="Segoe UI Emoji" w:hAnsi="Segoe UI Emoji" w:cs="Segoe UI Emoji"/>
+                <w:b/>
+                <w:bCs/>
+                <w:u w:val="single"/>
+              </w:rPr>
+              <w:t>📊</w:t>
+            </w:r>
+            <w:r>
+              <w:rPr>
+                <w:b/>
+                <w:bCs/>
+                <w:u w:val="single"/>
+              </w:rPr>
+              <w:t xml:space="preserve"> Example with a Low-Pass Filter</w:t>
+            </w:r>
+          </w:p>
+          <w:p>
+            <w:pPr>
+              <w:numPr>
+                <w:ilvl w:val="0"/>
+                <w:numId w:val="28"/>
+              </w:numPr>
+            </w:pPr>
+            <w:r>
+              <w:t>At 0 Hz, gain = 0 dB → no loss.</w:t>
+            </w:r>
+          </w:p>
+          <w:p>
+            <w:pPr>
+              <w:numPr>
+                <w:ilvl w:val="0"/>
+                <w:numId w:val="28"/>
+              </w:numPr>
+            </w:pPr>
+            <w:r>
+              <w:t>As frequency increases:</w:t>
+            </w:r>
+          </w:p>
+          <w:p>
+            <w:pPr>
+              <w:numPr>
+                <w:ilvl w:val="1"/>
+                <w:numId w:val="28"/>
+              </w:numPr>
+            </w:pPr>
+            <w:r>
+              <w:t>Up to f = f₋₃dB, gain slowly decreases.</w:t>
+            </w:r>
+          </w:p>
+          <w:p>
+            <w:pPr>
+              <w:numPr>
+                <w:ilvl w:val="1"/>
+                <w:numId w:val="28"/>
+              </w:numPr>
+            </w:pPr>
+            <w:r>
+              <w:t>At f = f₋₃dB, gain = –3 dB → output = 0.707 × input.</w:t>
+            </w:r>
+          </w:p>
+          <w:p>
+            <w:pPr>
+              <w:numPr>
+                <w:ilvl w:val="1"/>
+                <w:numId w:val="28"/>
+              </w:numPr>
+            </w:pPr>
+            <w:r>
+              <w:lastRenderedPageBreak/>
+              <w:t>Beyond that → rapid attenuation.</w:t>
+            </w:r>
+          </w:p>
+          <w:p>
+            <w:pPr>
+              <w:rPr>
+                <w:b/>
+                <w:bCs/>
+              </w:rPr>
+            </w:pPr>
+          </w:p>
+          <w:p>
+            <w:pPr>
+              <w:rPr>
+                <w:b/>
+                <w:bCs/>
+              </w:rPr>
+            </w:pPr>
+            <w:r>
+              <w:rPr>
+                <w:rFonts w:ascii="Segoe UI Emoji" w:hAnsi="Segoe UI Emoji" w:cs="Segoe UI Emoji"/>
+                <w:b/>
+                <w:bCs/>
+              </w:rPr>
+              <w:t>💡</w:t>
+            </w:r>
+            <w:r>
+              <w:rPr>
+                <w:b/>
+                <w:bCs/>
+              </w:rPr>
+              <w:t xml:space="preserve"> Summary Table</w:t>
+            </w:r>
+          </w:p>
+          <w:tbl>
+            <w:tblPr>
+              <w:tblW w:w="0" w:type="auto"/>
+              <w:tblCellSpacing w:w="15" w:type="dxa"/>
+              <w:tblCellMar>
+                <w:top w:w="15" w:type="dxa"/>
+                <w:left w:w="15" w:type="dxa"/>
+                <w:bottom w:w="15" w:type="dxa"/>
+                <w:right w:w="15" w:type="dxa"/>
+              </w:tblCellMar>
+              <w:tblLook w:val="04A0" w:firstRow="1" w:lastRow="0" w:firstColumn="1" w:lastColumn="0" w:noHBand="0" w:noVBand="1"/>
+            </w:tblPr>
+            <w:tblGrid>
+              <w:gridCol w:w="1663"/>
+              <w:gridCol w:w="3691"/>
+              <w:gridCol w:w="2203"/>
+              <w:gridCol w:w="1271"/>
+              <w:gridCol w:w="2804"/>
+            </w:tblGrid>
+            <w:tr>
+              <w:trPr>
+                <w:tblHeader/>
+                <w:tblCellSpacing w:w="15" w:type="dxa"/>
+              </w:trPr>
+              <w:tc>
+                <w:tcPr>
+                  <w:tcW w:w="0" w:type="auto"/>
+                  <w:vAlign w:val="center"/>
+                  <w:hideMark/>
+                </w:tcPr>
+                <w:p>
+                  <w:pPr>
+                    <w:spacing w:after="0" w:line="240" w:lineRule="auto"/>
+                    <w:rPr>
+                      <w:b/>
+                      <w:bCs/>
+                    </w:rPr>
+                  </w:pPr>
+                  <w:r>
+                    <w:rPr>
+                      <w:b/>
+                      <w:bCs/>
+                    </w:rPr>
+                    <w:t>Term</w:t>
+                  </w:r>
+                </w:p>
+              </w:tc>
+              <w:tc>
+                <w:tcPr>
+                  <w:tcW w:w="0" w:type="auto"/>
+                  <w:vAlign w:val="center"/>
+                  <w:hideMark/>
+                </w:tcPr>
+                <w:p>
+                  <w:pPr>
+                    <w:spacing w:after="0" w:line="240" w:lineRule="auto"/>
+                    <w:rPr>
+                      <w:b/>
+                      <w:bCs/>
+                    </w:rPr>
+                  </w:pPr>
+                  <w:r>
+                    <w:rPr>
+                      <w:b/>
+                      <w:bCs/>
+                    </w:rPr>
+                    <w:t>Meaning</w:t>
+                  </w:r>
+                </w:p>
+              </w:tc>
+              <w:tc>
+                <w:tcPr>
+                  <w:tcW w:w="0" w:type="auto"/>
+                  <w:vAlign w:val="center"/>
+                  <w:hideMark/>
+                </w:tcPr>
+                <w:p>
+                  <w:pPr>
+                    <w:spacing w:after="0" w:line="240" w:lineRule="auto"/>
+                    <w:rPr>
+                      <w:b/>
+                      <w:bCs/>
+                    </w:rPr>
+                  </w:pPr>
+                  <w:r>
+                    <w:rPr>
+                      <w:b/>
+                      <w:bCs/>
+                    </w:rPr>
+                    <w:t>Gain Ratio (Vout/Vin)</w:t>
+                  </w:r>
+                </w:p>
+              </w:tc>
+              <w:tc>
+                <w:tcPr>
+                  <w:tcW w:w="0" w:type="auto"/>
+                  <w:vAlign w:val="center"/>
+                  <w:hideMark/>
+                </w:tcPr>
+                <w:p>
+                  <w:pPr>
+                    <w:spacing w:after="0" w:line="240" w:lineRule="auto"/>
+                    <w:rPr>
+                      <w:b/>
+                      <w:bCs/>
+                    </w:rPr>
+                  </w:pPr>
+                  <w:r>
+                    <w:rPr>
+                      <w:b/>
+                      <w:bCs/>
+                    </w:rPr>
+                    <w:t>Power Ratio</w:t>
+                  </w:r>
+                </w:p>
+              </w:tc>
+              <w:tc>
+                <w:tcPr>
+                  <w:tcW w:w="2759" w:type="dxa"/>
+                  <w:vAlign w:val="center"/>
+                  <w:hideMark/>
+                </w:tcPr>
+                <w:p>
+                  <w:pPr>
+                    <w:spacing w:after="0" w:line="240" w:lineRule="auto"/>
+                    <w:rPr>
+                      <w:b/>
+                      <w:bCs/>
+                    </w:rPr>
+                  </w:pPr>
+                  <w:r>
+                    <w:rPr>
+                      <w:b/>
+                      <w:bCs/>
+                    </w:rPr>
+                    <w:t>Typical Use</w:t>
+                  </w:r>
+                </w:p>
+              </w:tc>
+            </w:tr>
+            <w:tr>
+              <w:trPr>
+                <w:tblCellSpacing w:w="15" w:type="dxa"/>
+              </w:trPr>
+              <w:tc>
+                <w:tcPr>
+                  <w:tcW w:w="0" w:type="auto"/>
+                  <w:vAlign w:val="center"/>
+                  <w:hideMark/>
+                </w:tcPr>
+                <w:p>
+                  <w:pPr>
+                    <w:spacing w:after="0" w:line="240" w:lineRule="auto"/>
+                  </w:pPr>
+                  <w:r>
+                    <w:t>0 dB frequency</w:t>
+                  </w:r>
+                </w:p>
+              </w:tc>
+              <w:tc>
+                <w:tcPr>
+                  <w:tcW w:w="0" w:type="auto"/>
+                  <w:vAlign w:val="center"/>
+                  <w:hideMark/>
+                </w:tcPr>
+                <w:p>
+                  <w:pPr>
+                    <w:spacing w:after="0" w:line="240" w:lineRule="auto"/>
+                  </w:pPr>
+                  <w:r>
+                    <w:t>No gain or loss</w:t>
+                  </w:r>
+                </w:p>
+              </w:tc>
+              <w:tc>
+                <w:tcPr>
+                  <w:tcW w:w="0" w:type="auto"/>
+                  <w:vAlign w:val="center"/>
+                  <w:hideMark/>
+                </w:tcPr>
+                <w:p>
+                  <w:pPr>
+                    <w:spacing w:after="0" w:line="240" w:lineRule="auto"/>
+                  </w:pPr>
+                  <w:r>
+                    <w:t>1.0</w:t>
+                  </w:r>
+                </w:p>
+              </w:tc>
+              <w:tc>
+                <w:tcPr>
+                  <w:tcW w:w="0" w:type="auto"/>
+                  <w:vAlign w:val="center"/>
+                  <w:hideMark/>
+                </w:tcPr>
+                <w:p>
+                  <w:pPr>
+                    <w:spacing w:after="0" w:line="240" w:lineRule="auto"/>
+                  </w:pPr>
+                  <w:r>
+                    <w:t>1</w:t>
+                  </w:r>
+                </w:p>
+              </w:tc>
+              <w:tc>
+                <w:tcPr>
+                  <w:tcW w:w="2759" w:type="dxa"/>
+                  <w:vAlign w:val="center"/>
+                  <w:hideMark/>
+                </w:tcPr>
+                <w:p>
+                  <w:pPr>
+                    <w:spacing w:after="0" w:line="240" w:lineRule="auto"/>
+                  </w:pPr>
+                  <w:r>
+                    <w:t>Reference level</w:t>
+                  </w:r>
+                </w:p>
+              </w:tc>
+            </w:tr>
+            <w:tr>
+              <w:trPr>
+                <w:tblCellSpacing w:w="15" w:type="dxa"/>
+              </w:trPr>
+              <w:tc>
+                <w:tcPr>
+                  <w:tcW w:w="0" w:type="auto"/>
+                  <w:vAlign w:val="center"/>
+                  <w:hideMark/>
+                </w:tcPr>
+                <w:p>
+                  <w:pPr>
+                    <w:spacing w:after="0" w:line="240" w:lineRule="auto"/>
+                  </w:pPr>
+                  <w:r>
+                    <w:t>–3 dB frequency</w:t>
+                  </w:r>
+                </w:p>
+              </w:tc>
+              <w:tc>
+                <w:tcPr>
+                  <w:tcW w:w="0" w:type="auto"/>
+                  <w:vAlign w:val="center"/>
+                  <w:hideMark/>
+                </w:tcPr>
+                <w:p>
+                  <w:pPr>
+                    <w:spacing w:after="0" w:line="240" w:lineRule="auto"/>
+                  </w:pPr>
+                  <w:r>
+                    <w:t>Gain down by 3 dB (voltage ≈ 0.707×)</w:t>
+                  </w:r>
+                </w:p>
+              </w:tc>
+              <w:tc>
+                <w:tcPr>
+                  <w:tcW w:w="0" w:type="auto"/>
+                  <w:vAlign w:val="center"/>
+                  <w:hideMark/>
+                </w:tcPr>
+                <w:p>
+                  <w:pPr>
+                    <w:spacing w:after="0" w:line="240" w:lineRule="auto"/>
+                  </w:pPr>
+                  <w:r>
+                    <w:t>0.707</w:t>
+                  </w:r>
+                </w:p>
+              </w:tc>
+              <w:tc>
+                <w:tcPr>
+                  <w:tcW w:w="0" w:type="auto"/>
+                  <w:vAlign w:val="center"/>
+                  <w:hideMark/>
+                </w:tcPr>
+                <w:p>
+                  <w:pPr>
+                    <w:spacing w:after="0" w:line="240" w:lineRule="auto"/>
+                  </w:pPr>
+                  <w:r>
+                    <w:t>0.5</w:t>
+                  </w:r>
+                </w:p>
+              </w:tc>
+              <w:tc>
+                <w:tcPr>
+                  <w:tcW w:w="2759" w:type="dxa"/>
+                  <w:vAlign w:val="center"/>
+                  <w:hideMark/>
+                </w:tcPr>
+                <w:p>
+                  <w:pPr>
+                    <w:spacing w:after="0" w:line="240" w:lineRule="auto"/>
+                  </w:pPr>
+                  <w:r>
+                    <w:t>Defines bandwidth/cutoff</w:t>
+                  </w:r>
+                </w:p>
+              </w:tc>
+            </w:tr>
+          </w:tbl>
+          <w:p>
+            <w:pPr>
+              <w:rPr>
+                <w:b/>
+                <w:bCs/>
+              </w:rPr>
+            </w:pPr>
+          </w:p>
+        </w:tc>
+      </w:tr>
+      <w:tr>
+        <w:tc>
+          <w:tcPr>
+            <w:tcW w:w="3006" w:type="dxa"/>
+            <w:shd w:val="clear" w:color="auto" w:fill="D9D9D9" w:themeFill="background1" w:themeFillShade="D9"/>
+          </w:tcPr>
+          <w:p/>
+          <w:p>
+            <w:r>
+              <w:t>Oscillator and multivibrator</w:t>
+            </w:r>
+          </w:p>
+        </w:tc>
+        <w:tc>
+          <w:tcPr>
+            <w:tcW w:w="13296" w:type="dxa"/>
+            <w:shd w:val="clear" w:color="auto" w:fill="D9D9D9" w:themeFill="background1" w:themeFillShade="D9"/>
+          </w:tcPr>
+          <w:p>
+            <w:pPr>
+              <w:rPr>
+                <w:b/>
+                <w:bCs/>
+              </w:rPr>
+            </w:pPr>
+          </w:p>
+          <w:p>
+            <w:pPr>
+              <w:rPr>
+                <w:b/>
+                <w:bCs/>
+              </w:rPr>
+            </w:pPr>
+            <w:r>
+              <w:rPr>
+                <w:rFonts w:ascii="Segoe UI Emoji" w:hAnsi="Segoe UI Emoji" w:cs="Segoe UI Emoji"/>
+                <w:b/>
+                <w:bCs/>
+              </w:rPr>
+              <w:t>⚙️</w:t>
+            </w:r>
+            <w:r>
+              <w:rPr>
+                <w:b/>
+                <w:bCs/>
+              </w:rPr>
+              <w:t xml:space="preserve"> 1️</w:t>
+            </w:r>
+            <w:r>
+              <w:rPr>
+                <w:rFonts w:ascii="Segoe UI Symbol" w:hAnsi="Segoe UI Symbol" w:cs="Segoe UI Symbol"/>
+                <w:b/>
+                <w:bCs/>
+              </w:rPr>
+              <w:t>⃣</w:t>
+            </w:r>
+            <w:r>
+              <w:rPr>
+                <w:b/>
+                <w:bCs/>
+              </w:rPr>
+              <w:t xml:space="preserve"> Oscillator — concept</w:t>
+            </w:r>
+          </w:p>
+          <w:p>
+            <w:pPr>
+              <w:rPr>
+                <w:b/>
+                <w:bCs/>
+              </w:rPr>
+            </w:pPr>
+            <w:r>
+              <w:rPr>
+                <w:b/>
+                <w:bCs/>
+              </w:rPr>
+              <w:t>An oscillator is a circuit that generates a continuous, repetitive waveform (like sine, square, or triangular) without any external input signal.</w:t>
+            </w:r>
+            <w:r>
+              <w:rPr>
+                <w:b/>
+                <w:bCs/>
+              </w:rPr>
+              <w:br/>
+              <w:t>It converts DC power → AC waveform.</w:t>
+            </w:r>
+          </w:p>
+          <w:p>
+            <w:pPr>
+              <w:rPr>
+                <w:b/>
+                <w:bCs/>
+              </w:rPr>
+            </w:pPr>
+            <w:r>
+              <w:rPr>
+                <w:b/>
+                <w:bCs/>
+              </w:rPr>
+              <w:t>Analogy: Think of it like a pendulum that keeps swinging on its own once you push it — no external “Vin” required afterward.</w:t>
+            </w:r>
+          </w:p>
+          <w:p>
+            <w:pPr>
+              <w:rPr>
+                <w:b/>
+                <w:bCs/>
+              </w:rPr>
+            </w:pPr>
+            <w:r>
+              <w:rPr>
+                <w:b/>
+                <w:bCs/>
+              </w:rPr>
+              <w:t>Examples:</w:t>
+            </w:r>
+          </w:p>
+          <w:p>
+            <w:pPr>
+              <w:numPr>
+                <w:ilvl w:val="0"/>
+                <w:numId w:val="29"/>
+              </w:numPr>
+              <w:rPr>
+                <w:b/>
+                <w:bCs/>
+              </w:rPr>
+            </w:pPr>
+            <w:r>
+              <w:rPr>
+                <w:b/>
+                <w:bCs/>
+              </w:rPr>
+              <w:t>Sine wave oscillator → used in signal generators.</w:t>
+            </w:r>
+          </w:p>
+          <w:p>
+            <w:pPr>
+              <w:numPr>
+                <w:ilvl w:val="0"/>
+                <w:numId w:val="29"/>
+              </w:numPr>
+              <w:rPr>
+                <w:b/>
+                <w:bCs/>
+              </w:rPr>
+            </w:pPr>
+            <w:r>
+              <w:rPr>
+                <w:b/>
+                <w:bCs/>
+              </w:rPr>
+              <w:t>Square wave oscillator → used in digital clocks or microcontrollers.</w:t>
+            </w:r>
+          </w:p>
+          <w:p>
+            <w:pPr>
+              <w:rPr>
+                <w:b/>
+                <w:bCs/>
+              </w:rPr>
+            </w:pPr>
+          </w:p>
+          <w:p>
+            <w:pPr>
+              <w:rPr>
+                <w:b/>
+                <w:bCs/>
+              </w:rPr>
+            </w:pPr>
+            <w:r>
+              <w:rPr>
+                <w:rFonts w:ascii="Segoe UI Emoji" w:hAnsi="Segoe UI Emoji" w:cs="Segoe UI Emoji"/>
+                <w:b/>
+                <w:bCs/>
+              </w:rPr>
+              <w:t>⚡</w:t>
+            </w:r>
+            <w:r>
+              <w:rPr>
+                <w:b/>
+                <w:bCs/>
+              </w:rPr>
+              <w:t xml:space="preserve"> 2️</w:t>
+            </w:r>
+            <w:r>
+              <w:rPr>
+                <w:rFonts w:ascii="Segoe UI Symbol" w:hAnsi="Segoe UI Symbol" w:cs="Segoe UI Symbol"/>
+                <w:b/>
+                <w:bCs/>
+              </w:rPr>
+              <w:t>⃣</w:t>
+            </w:r>
+            <w:r>
+              <w:rPr>
+                <w:b/>
+                <w:bCs/>
+              </w:rPr>
+              <w:t xml:space="preserve"> Multivibrator — special type of oscillator</w:t>
+            </w:r>
+          </w:p>
+          <w:p>
+            <w:pPr>
+              <w:rPr>
+                <w:b/>
+                <w:bCs/>
+              </w:rPr>
+            </w:pPr>
+            <w:r>
+              <w:rPr>
+                <w:b/>
+                <w:bCs/>
+              </w:rPr>
+              <w:t>A multivibrator is a category of oscillator that specifically generates square or rectangular waveforms — i.e., switching between two voltage levels (HIGH ↔ LOW).</w:t>
+            </w:r>
+          </w:p>
+          <w:p>
+            <w:pPr>
+              <w:rPr>
+                <w:b/>
+                <w:bCs/>
+              </w:rPr>
+            </w:pPr>
+            <w:r>
+              <w:rPr>
+                <w:b/>
+                <w:bCs/>
+              </w:rPr>
+              <w:t>It is made using transistors or op-amps (with feedback).</w:t>
+            </w:r>
+            <w:r>
+              <w:rPr>
+                <w:b/>
+                <w:bCs/>
+              </w:rPr>
+              <w:br/>
+              <w:t>Depending on how it behaves, there are 3 types:</w:t>
+            </w:r>
+          </w:p>
+          <w:p>
+            <w:pPr>
+              <w:rPr>
+                <w:b/>
+                <w:bCs/>
+              </w:rPr>
+            </w:pPr>
+          </w:p>
+          <w:p>
+            <w:pPr>
+              <w:rPr>
+                <w:b/>
+                <w:bCs/>
+              </w:rPr>
+            </w:pPr>
+            <w:r>
+              <w:rPr>
+                <w:rFonts w:ascii="Segoe UI Emoji" w:hAnsi="Segoe UI Emoji" w:cs="Segoe UI Emoji"/>
+                <w:b/>
+                <w:bCs/>
+              </w:rPr>
+              <w:t>🔹</w:t>
+            </w:r>
+            <w:r>
+              <w:rPr>
+                <w:b/>
+                <w:bCs/>
+              </w:rPr>
+              <w:t xml:space="preserve"> a) </w:t>
+            </w:r>
+            <w:proofErr w:type="spellStart"/>
+            <w:r>
+              <w:rPr>
+                <w:b/>
+                <w:bCs/>
+              </w:rPr>
+              <w:t>Astable</w:t>
+            </w:r>
+            <w:proofErr w:type="spellEnd"/>
+            <w:r>
+              <w:rPr>
+                <w:b/>
+                <w:bCs/>
+              </w:rPr>
+              <w:t xml:space="preserve"> Multivibrator</w:t>
+            </w:r>
+          </w:p>
+          <w:p>
+            <w:pPr>
+              <w:rPr>
+                <w:b/>
+                <w:bCs/>
+              </w:rPr>
+            </w:pPr>
+            <w:r>
+              <w:rPr>
+                <w:b/>
+                <w:bCs/>
+              </w:rPr>
+              <w:t>“A = automatic” → free-running oscillator</w:t>
+            </w:r>
+          </w:p>
+          <w:p>
+            <w:pPr>
+              <w:numPr>
+                <w:ilvl w:val="0"/>
+                <w:numId w:val="30"/>
+              </w:numPr>
+              <w:rPr>
+                <w:b/>
+                <w:bCs/>
+              </w:rPr>
+            </w:pPr>
+            <w:r>
+              <w:rPr>
+                <w:b/>
+                <w:bCs/>
+              </w:rPr>
+              <w:t>No stable state — it continuously toggles between HIGH and LOW.</w:t>
+            </w:r>
+          </w:p>
+          <w:p>
+            <w:pPr>
+              <w:numPr>
+                <w:ilvl w:val="0"/>
+                <w:numId w:val="30"/>
+              </w:numPr>
+              <w:rPr>
+                <w:b/>
+                <w:bCs/>
+              </w:rPr>
+            </w:pPr>
+            <w:r>
+              <w:rPr>
+                <w:b/>
+                <w:bCs/>
+              </w:rPr>
+              <w:t>Output: continuous square wave.</w:t>
+            </w:r>
+          </w:p>
+          <w:p>
+            <w:pPr>
+              <w:numPr>
+                <w:ilvl w:val="0"/>
+                <w:numId w:val="30"/>
+              </w:numPr>
+              <w:rPr>
+                <w:b/>
+                <w:bCs/>
+              </w:rPr>
+            </w:pPr>
+            <w:r>
+              <w:rPr>
+                <w:b/>
+                <w:bCs/>
+              </w:rPr>
+              <w:t>Example: blinking LED circuit, clock pulse generator.</w:t>
+            </w:r>
+          </w:p>
+          <w:p>
+            <w:pPr>
+              <w:rPr>
+                <w:b/>
+                <w:bCs/>
+              </w:rPr>
+            </w:pPr>
+            <w:r>
+              <w:rPr>
+                <w:rFonts w:ascii="Segoe UI Emoji" w:hAnsi="Segoe UI Emoji" w:cs="Segoe UI Emoji"/>
+                <w:b/>
+                <w:bCs/>
+              </w:rPr>
+              <w:t>🧠</w:t>
+            </w:r>
+            <w:r>
+              <w:rPr>
+                <w:b/>
+                <w:bCs/>
+              </w:rPr>
+              <w:t xml:space="preserve"> Example:</w:t>
+            </w:r>
+            <w:r>
+              <w:rPr>
+                <w:b/>
+                <w:bCs/>
+              </w:rPr>
+              <w:br/>
+              <w:t xml:space="preserve">An op-amp Schmitt trigger + RC network = </w:t>
+            </w:r>
+            <w:proofErr w:type="spellStart"/>
+            <w:r>
+              <w:rPr>
+                <w:b/>
+                <w:bCs/>
+              </w:rPr>
+              <w:t>Astable</w:t>
+            </w:r>
+            <w:proofErr w:type="spellEnd"/>
+            <w:r>
+              <w:rPr>
+                <w:b/>
+                <w:bCs/>
+              </w:rPr>
+              <w:t xml:space="preserve"> multivibrator (oscillator).</w:t>
+            </w:r>
+            <w:r>
+              <w:rPr>
+                <w:b/>
+                <w:bCs/>
+              </w:rPr>
+              <w:br/>
+              <w:t>The capacitor charges/discharges and crosses the Schmitt thresholds → keeps flipping the output.</w:t>
+            </w:r>
+          </w:p>
+          <w:p>
+            <w:pPr>
+              <w:rPr>
+                <w:b/>
+                <w:bCs/>
+              </w:rPr>
+            </w:pPr>
+          </w:p>
+          <w:p>
+            <w:pPr>
+              <w:rPr>
+                <w:b/>
+                <w:bCs/>
+              </w:rPr>
+            </w:pPr>
+            <w:r>
+              <w:rPr>
+                <w:rFonts w:ascii="Segoe UI Emoji" w:hAnsi="Segoe UI Emoji" w:cs="Segoe UI Emoji"/>
+                <w:b/>
+                <w:bCs/>
+              </w:rPr>
+              <w:t>🔹</w:t>
+            </w:r>
+            <w:r>
+              <w:rPr>
+                <w:b/>
+                <w:bCs/>
+              </w:rPr>
+              <w:t xml:space="preserve"> b) Monostable Multivibrator</w:t>
+            </w:r>
+          </w:p>
+          <w:p>
+            <w:pPr>
+              <w:rPr>
+                <w:b/>
+                <w:bCs/>
+              </w:rPr>
+            </w:pPr>
+            <w:r>
+              <w:rPr>
+                <w:b/>
+                <w:bCs/>
+              </w:rPr>
+              <w:t>“Mono = one” stable state</w:t>
+            </w:r>
+          </w:p>
+          <w:p>
+            <w:pPr>
+              <w:numPr>
+                <w:ilvl w:val="0"/>
+                <w:numId w:val="31"/>
+              </w:numPr>
+              <w:rPr>
+                <w:b/>
+                <w:bCs/>
+              </w:rPr>
+            </w:pPr>
+            <w:r>
+              <w:rPr>
+                <w:b/>
+                <w:bCs/>
+              </w:rPr>
+              <w:t>Has one stable state and one temporary state.</w:t>
+            </w:r>
+          </w:p>
+          <w:p>
+            <w:pPr>
+              <w:numPr>
+                <w:ilvl w:val="0"/>
+                <w:numId w:val="31"/>
+              </w:numPr>
+              <w:rPr>
+                <w:b/>
+                <w:bCs/>
+              </w:rPr>
+            </w:pPr>
+            <w:r>
+              <w:rPr>
+                <w:b/>
+                <w:bCs/>
+              </w:rPr>
+              <w:t>When triggered (by a pulse), it goes HIGH for some time and then returns to its stable LOW state.</w:t>
+            </w:r>
+          </w:p>
+          <w:p>
+            <w:pPr>
+              <w:numPr>
+                <w:ilvl w:val="0"/>
+                <w:numId w:val="31"/>
+              </w:numPr>
+              <w:rPr>
+                <w:b/>
+                <w:bCs/>
+              </w:rPr>
+            </w:pPr>
+            <w:r>
+              <w:rPr>
+                <w:b/>
+                <w:bCs/>
+              </w:rPr>
+              <w:t>Example: timer circuits (like 555 timer in “one-shot” mode).</w:t>
+            </w:r>
+          </w:p>
+          <w:p>
+            <w:pPr>
+              <w:rPr>
+                <w:b/>
+                <w:bCs/>
+              </w:rPr>
+            </w:pPr>
+          </w:p>
+          <w:p>
+            <w:pPr>
+              <w:rPr>
+                <w:b/>
+                <w:bCs/>
+              </w:rPr>
+            </w:pPr>
+            <w:r>
+              <w:rPr>
+                <w:rFonts w:ascii="Segoe UI Emoji" w:hAnsi="Segoe UI Emoji" w:cs="Segoe UI Emoji"/>
+                <w:b/>
+                <w:bCs/>
+              </w:rPr>
+              <w:t>🔹</w:t>
+            </w:r>
+            <w:r>
+              <w:rPr>
+                <w:b/>
+                <w:bCs/>
+              </w:rPr>
+              <w:t xml:space="preserve"> c) Bistable Multivibrator</w:t>
+            </w:r>
+          </w:p>
+          <w:p>
+            <w:pPr>
+              <w:rPr>
+                <w:b/>
+                <w:bCs/>
+              </w:rPr>
+            </w:pPr>
+            <w:r>
+              <w:rPr>
+                <w:b/>
+                <w:bCs/>
+              </w:rPr>
+              <w:lastRenderedPageBreak/>
+              <w:t>“Bi = two” stable states</w:t>
+            </w:r>
+          </w:p>
+          <w:p>
+            <w:pPr>
+              <w:numPr>
+                <w:ilvl w:val="0"/>
+                <w:numId w:val="32"/>
+              </w:numPr>
+              <w:rPr>
+                <w:b/>
+                <w:bCs/>
+              </w:rPr>
+            </w:pPr>
+            <w:r>
+              <w:rPr>
+                <w:b/>
+                <w:bCs/>
+              </w:rPr>
+              <w:t>Has two stable states, can stay in either HIGH or LOW until triggered to switch.</w:t>
+            </w:r>
+          </w:p>
+          <w:p>
+            <w:pPr>
+              <w:numPr>
+                <w:ilvl w:val="0"/>
+                <w:numId w:val="32"/>
+              </w:numPr>
+              <w:rPr>
+                <w:b/>
+                <w:bCs/>
+              </w:rPr>
+            </w:pPr>
+            <w:r>
+              <w:rPr>
+                <w:b/>
+                <w:bCs/>
+              </w:rPr>
+              <w:t>Example: flip-flop circuits (used in memory, logic design).</w:t>
+            </w:r>
+          </w:p>
+          <w:p>
+            <w:pPr>
+              <w:rPr>
+                <w:b/>
+                <w:bCs/>
+              </w:rPr>
+            </w:pPr>
+            <w:r>
+              <w:rPr>
+                <w:b/>
+                <w:bCs/>
+              </w:rPr>
+              <w:pict w14:anchorId="2D5662A7">
+                <v:rect id="_x0000_i1067" style="width:0;height:1.5pt" o:hralign="center" o:hrstd="t" o:hr="t" fillcolor="#a0a0a0" stroked="f"/>
+              </w:pict>
+            </w:r>
+          </w:p>
+          <w:p>
+            <w:pPr>
+              <w:rPr>
+                <w:b/>
+                <w:bCs/>
+              </w:rPr>
+            </w:pPr>
+            <w:r>
+              <w:rPr>
+                <w:rFonts w:ascii="Segoe UI Emoji" w:hAnsi="Segoe UI Emoji" w:cs="Segoe UI Emoji"/>
+                <w:b/>
+                <w:bCs/>
+              </w:rPr>
+              <w:t>🌊</w:t>
+            </w:r>
+            <w:r>
+              <w:rPr>
+                <w:b/>
+                <w:bCs/>
+              </w:rPr>
+              <w:t xml:space="preserve"> Relation between all three:</w:t>
+            </w:r>
+          </w:p>
+          <w:tbl>
+            <w:tblPr>
+              <w:tblW w:w="0" w:type="auto"/>
+              <w:tblCellSpacing w:w="15" w:type="dxa"/>
+              <w:tblCellMar>
+                <w:top w:w="15" w:type="dxa"/>
+                <w:left w:w="15" w:type="dxa"/>
+                <w:bottom w:w="15" w:type="dxa"/>
+                <w:right w:w="15" w:type="dxa"/>
+              </w:tblCellMar>
+              <w:tblLook w:val="04A0" w:firstRow="1" w:lastRow="0" w:firstColumn="1" w:lastColumn="0" w:noHBand="0" w:noVBand="1"/>
+            </w:tblPr>
+            <w:tblGrid>
+              <w:gridCol w:w="1273"/>
+              <w:gridCol w:w="1709"/>
+              <w:gridCol w:w="1870"/>
+              <w:gridCol w:w="3530"/>
+            </w:tblGrid>
+            <w:tr>
+              <w:trPr>
+                <w:tblHeader/>
+                <w:tblCellSpacing w:w="15" w:type="dxa"/>
+              </w:trPr>
+              <w:tc>
+                <w:tcPr>
+                  <w:tcW w:w="0" w:type="auto"/>
+                  <w:vAlign w:val="center"/>
+                  <w:hideMark/>
+                </w:tcPr>
+                <w:p>
+                  <w:pPr>
+                    <w:spacing w:after="0" w:line="240" w:lineRule="auto"/>
+                    <w:rPr>
+                      <w:b/>
+                      <w:bCs/>
+                    </w:rPr>
+                  </w:pPr>
+                  <w:r>
+                    <w:rPr>
+                      <w:b/>
+                      <w:bCs/>
+                    </w:rPr>
+                    <w:t>Type</w:t>
+                  </w:r>
+                </w:p>
+              </w:tc>
+              <w:tc>
+                <w:tcPr>
+                  <w:tcW w:w="0" w:type="auto"/>
+                  <w:vAlign w:val="center"/>
+                  <w:hideMark/>
+                </w:tcPr>
+                <w:p>
+                  <w:pPr>
+                    <w:spacing w:after="0" w:line="240" w:lineRule="auto"/>
+                    <w:rPr>
+                      <w:b/>
+                      <w:bCs/>
+                    </w:rPr>
+                  </w:pPr>
+                  <w:r>
+                    <w:rPr>
+                      <w:b/>
+                      <w:bCs/>
+                    </w:rPr>
+                    <w:t>Stable States</w:t>
+                  </w:r>
+                </w:p>
+              </w:tc>
+              <w:tc>
+                <w:tcPr>
+                  <w:tcW w:w="0" w:type="auto"/>
+                  <w:vAlign w:val="center"/>
+                  <w:hideMark/>
+                </w:tcPr>
+                <w:p>
+                  <w:pPr>
+                    <w:spacing w:after="0" w:line="240" w:lineRule="auto"/>
+                    <w:rPr>
+                      <w:b/>
+                      <w:bCs/>
+                    </w:rPr>
+                  </w:pPr>
+                  <w:r>
+                    <w:rPr>
+                      <w:b/>
+                      <w:bCs/>
+                    </w:rPr>
+                    <w:t>Example</w:t>
+                  </w:r>
+                </w:p>
+              </w:tc>
+              <w:tc>
+                <w:tcPr>
+                  <w:tcW w:w="0" w:type="auto"/>
+                  <w:vAlign w:val="center"/>
+                  <w:hideMark/>
+                </w:tcPr>
+                <w:p>
+                  <w:pPr>
+                    <w:spacing w:after="0" w:line="240" w:lineRule="auto"/>
+                    <w:rPr>
+                      <w:b/>
+                      <w:bCs/>
+                    </w:rPr>
+                  </w:pPr>
+                  <w:r>
+                    <w:rPr>
+                      <w:b/>
+                      <w:bCs/>
+                    </w:rPr>
+                    <w:t>Function</w:t>
+                  </w:r>
+                </w:p>
+              </w:tc>
+            </w:tr>
+            <w:tr>
+              <w:trPr>
+                <w:tblCellSpacing w:w="15" w:type="dxa"/>
+              </w:trPr>
+              <w:tc>
+                <w:tcPr>
+                  <w:tcW w:w="0" w:type="auto"/>
+                  <w:vAlign w:val="center"/>
+                  <w:hideMark/>
+                </w:tcPr>
+                <w:p>
+                  <w:pPr>
+                    <w:spacing w:after="0" w:line="240" w:lineRule="auto"/>
+                    <w:rPr>
+                      <w:b/>
+                      <w:bCs/>
+                    </w:rPr>
+                  </w:pPr>
+                  <w:r>
+                    <w:rPr>
+                      <w:b/>
+                      <w:bCs/>
+                    </w:rPr>
+                    <w:t>Oscillator</w:t>
+                  </w:r>
+                </w:p>
+              </w:tc>
+              <w:tc>
+                <w:tcPr>
+                  <w:tcW w:w="0" w:type="auto"/>
+                  <w:vAlign w:val="center"/>
+                  <w:hideMark/>
+                </w:tcPr>
+                <w:p>
+                  <w:pPr>
+                    <w:spacing w:after="0" w:line="240" w:lineRule="auto"/>
+                    <w:rPr>
+                      <w:b/>
+                      <w:bCs/>
+                    </w:rPr>
+                  </w:pPr>
+                  <w:r>
+                    <w:rPr>
+                      <w:b/>
+                      <w:bCs/>
+                    </w:rPr>
+                    <w:t>— (free running)</w:t>
+                  </w:r>
+                </w:p>
+              </w:tc>
+              <w:tc>
+                <w:tcPr>
+                  <w:tcW w:w="0" w:type="auto"/>
+                  <w:vAlign w:val="center"/>
+                  <w:hideMark/>
+                </w:tcPr>
+                <w:p>
+                  <w:pPr>
+                    <w:spacing w:after="0" w:line="240" w:lineRule="auto"/>
+                    <w:rPr>
+                      <w:b/>
+                      <w:bCs/>
+                    </w:rPr>
+                  </w:pPr>
+                  <w:r>
+                    <w:rPr>
+                      <w:b/>
+                      <w:bCs/>
+                    </w:rPr>
+                    <w:t>LC or RC Oscillator</w:t>
+                  </w:r>
+                </w:p>
+              </w:tc>
+              <w:tc>
+                <w:tcPr>
+                  <w:tcW w:w="0" w:type="auto"/>
+                  <w:vAlign w:val="center"/>
+                  <w:hideMark/>
+                </w:tcPr>
+                <w:p>
+                  <w:pPr>
+                    <w:spacing w:after="0" w:line="240" w:lineRule="auto"/>
+                    <w:rPr>
+                      <w:b/>
+                      <w:bCs/>
+                    </w:rPr>
+                  </w:pPr>
+                  <w:r>
+                    <w:rPr>
+                      <w:b/>
+                      <w:bCs/>
+                    </w:rPr>
+                    <w:t>Generates waveform (sine/square)</w:t>
+                  </w:r>
+                </w:p>
+              </w:tc>
+            </w:tr>
+            <w:tr>
+              <w:trPr>
+                <w:tblCellSpacing w:w="15" w:type="dxa"/>
+              </w:trPr>
+              <w:tc>
+                <w:tcPr>
+                  <w:tcW w:w="0" w:type="auto"/>
+                  <w:vAlign w:val="center"/>
+                  <w:hideMark/>
+                </w:tcPr>
+                <w:p>
+                  <w:pPr>
+                    <w:spacing w:after="0" w:line="240" w:lineRule="auto"/>
+                    <w:rPr>
+                      <w:b/>
+                      <w:bCs/>
+                    </w:rPr>
+                  </w:pPr>
+                  <w:r>
+                    <w:rPr>
+                      <w:b/>
+                      <w:bCs/>
+                    </w:rPr>
+                    <w:t>Astable</w:t>
+                  </w:r>
+                </w:p>
+              </w:tc>
+              <w:tc>
+                <w:tcPr>
+                  <w:tcW w:w="0" w:type="auto"/>
+                  <w:vAlign w:val="center"/>
+                  <w:hideMark/>
+                </w:tcPr>
+                <w:p>
+                  <w:pPr>
+                    <w:spacing w:after="0" w:line="240" w:lineRule="auto"/>
+                    <w:rPr>
+                      <w:b/>
+                      <w:bCs/>
+                    </w:rPr>
+                  </w:pPr>
+                  <w:r>
+                    <w:rPr>
+                      <w:b/>
+                      <w:bCs/>
+                    </w:rPr>
+                    <w:t>0</w:t>
+                  </w:r>
+                </w:p>
+              </w:tc>
+              <w:tc>
+                <w:tcPr>
+                  <w:tcW w:w="0" w:type="auto"/>
+                  <w:vAlign w:val="center"/>
+                  <w:hideMark/>
+                </w:tcPr>
+                <w:p>
+                  <w:pPr>
+                    <w:spacing w:after="0" w:line="240" w:lineRule="auto"/>
+                    <w:rPr>
+                      <w:b/>
+                      <w:bCs/>
+                    </w:rPr>
+                  </w:pPr>
+                  <w:r>
+                    <w:rPr>
+                      <w:b/>
+                      <w:bCs/>
+                    </w:rPr>
+                    <w:t>LED flasher, clock</w:t>
+                  </w:r>
+                </w:p>
+              </w:tc>
+              <w:tc>
+                <w:tcPr>
+                  <w:tcW w:w="0" w:type="auto"/>
+                  <w:vAlign w:val="center"/>
+                  <w:hideMark/>
+                </w:tcPr>
+                <w:p>
+                  <w:pPr>
+                    <w:spacing w:after="0" w:line="240" w:lineRule="auto"/>
+                    <w:rPr>
+                      <w:b/>
+                      <w:bCs/>
+                    </w:rPr>
+                  </w:pPr>
+                  <w:r>
+                    <w:rPr>
+                      <w:b/>
+                      <w:bCs/>
+                    </w:rPr>
+                    <w:t>Self-oscillates</w:t>
+                  </w:r>
+                </w:p>
+              </w:tc>
+            </w:tr>
+            <w:tr>
+              <w:trPr>
+                <w:tblCellSpacing w:w="15" w:type="dxa"/>
+              </w:trPr>
+              <w:tc>
+                <w:tcPr>
+                  <w:tcW w:w="0" w:type="auto"/>
+                  <w:vAlign w:val="center"/>
+                  <w:hideMark/>
+                </w:tcPr>
+                <w:p>
+                  <w:pPr>
+                    <w:spacing w:after="0" w:line="240" w:lineRule="auto"/>
+                    <w:rPr>
+                      <w:b/>
+                      <w:bCs/>
+                    </w:rPr>
+                  </w:pPr>
+                  <w:r>
+                    <w:rPr>
+                      <w:b/>
+                      <w:bCs/>
+                    </w:rPr>
+                    <w:t>Monostable</w:t>
+                  </w:r>
+                </w:p>
+              </w:tc>
+              <w:tc>
+                <w:tcPr>
+                  <w:tcW w:w="0" w:type="auto"/>
+                  <w:vAlign w:val="center"/>
+                  <w:hideMark/>
+                </w:tcPr>
+                <w:p>
+                  <w:pPr>
+                    <w:spacing w:after="0" w:line="240" w:lineRule="auto"/>
+                    <w:rPr>
+                      <w:b/>
+                      <w:bCs/>
+                    </w:rPr>
+                  </w:pPr>
+                  <w:r>
+                    <w:rPr>
+                      <w:b/>
+                      <w:bCs/>
+                    </w:rPr>
+                    <w:t>1</w:t>
+                  </w:r>
+                </w:p>
+              </w:tc>
+              <w:tc>
+                <w:tcPr>
+                  <w:tcW w:w="0" w:type="auto"/>
+                  <w:vAlign w:val="center"/>
+                  <w:hideMark/>
+                </w:tcPr>
+                <w:p>
+                  <w:pPr>
+                    <w:spacing w:after="0" w:line="240" w:lineRule="auto"/>
+                    <w:rPr>
+                      <w:b/>
+                      <w:bCs/>
+                    </w:rPr>
+                  </w:pPr>
+                  <w:r>
+                    <w:rPr>
+                      <w:b/>
+                      <w:bCs/>
+                    </w:rPr>
+                    <w:t>Timer pulse</w:t>
+                  </w:r>
+                </w:p>
+              </w:tc>
+              <w:tc>
+                <w:tcPr>
+                  <w:tcW w:w="0" w:type="auto"/>
+                  <w:vAlign w:val="center"/>
+                  <w:hideMark/>
+                </w:tcPr>
+                <w:p>
+                  <w:pPr>
+                    <w:spacing w:after="0" w:line="240" w:lineRule="auto"/>
+                    <w:rPr>
+                      <w:b/>
+                      <w:bCs/>
+                    </w:rPr>
+                  </w:pPr>
+                  <w:r>
+                    <w:rPr>
+                      <w:b/>
+                      <w:bCs/>
+                    </w:rPr>
+                    <w:t>Single pulse output</w:t>
+                  </w:r>
+                </w:p>
+              </w:tc>
+            </w:tr>
+            <w:tr>
+              <w:trPr>
+                <w:tblCellSpacing w:w="15" w:type="dxa"/>
+              </w:trPr>
+              <w:tc>
+                <w:tcPr>
+                  <w:tcW w:w="0" w:type="auto"/>
+                  <w:vAlign w:val="center"/>
+                  <w:hideMark/>
+                </w:tcPr>
+                <w:p>
+                  <w:pPr>
+                    <w:spacing w:after="0" w:line="240" w:lineRule="auto"/>
+                    <w:rPr>
+                      <w:b/>
+                      <w:bCs/>
+                    </w:rPr>
+                  </w:pPr>
+                  <w:r>
+                    <w:rPr>
+                      <w:b/>
+                      <w:bCs/>
+                    </w:rPr>
+                    <w:t>Bistable</w:t>
+                  </w:r>
+                </w:p>
+              </w:tc>
+              <w:tc>
+                <w:tcPr>
+                  <w:tcW w:w="0" w:type="auto"/>
+                  <w:vAlign w:val="center"/>
+                  <w:hideMark/>
+                </w:tcPr>
+                <w:p>
+                  <w:pPr>
+                    <w:spacing w:after="0" w:line="240" w:lineRule="auto"/>
+                    <w:rPr>
+                      <w:b/>
+                      <w:bCs/>
+                    </w:rPr>
+                  </w:pPr>
+                  <w:r>
+                    <w:rPr>
+                      <w:b/>
+                      <w:bCs/>
+                    </w:rPr>
+                    <w:t>2</w:t>
+                  </w:r>
+                </w:p>
+              </w:tc>
+              <w:tc>
+                <w:tcPr>
+                  <w:tcW w:w="0" w:type="auto"/>
+                  <w:vAlign w:val="center"/>
+                  <w:hideMark/>
+                </w:tcPr>
+                <w:p>
+                  <w:pPr>
+                    <w:spacing w:after="0" w:line="240" w:lineRule="auto"/>
+                    <w:rPr>
+                      <w:b/>
+                      <w:bCs/>
+                    </w:rPr>
+                  </w:pPr>
+                  <w:r>
+                    <w:rPr>
+                      <w:b/>
+                      <w:bCs/>
+                    </w:rPr>
+                    <w:t>Flip-flop</w:t>
+                  </w:r>
+                </w:p>
+              </w:tc>
+              <w:tc>
+                <w:tcPr>
+                  <w:tcW w:w="0" w:type="auto"/>
+                  <w:vAlign w:val="center"/>
+                  <w:hideMark/>
+                </w:tcPr>
+                <w:p>
+                  <w:pPr>
+                    <w:spacing w:after="0" w:line="240" w:lineRule="auto"/>
+                    <w:rPr>
+                      <w:b/>
+                      <w:bCs/>
+                    </w:rPr>
+                  </w:pPr>
+                  <w:r>
+                    <w:rPr>
+                      <w:b/>
+                      <w:bCs/>
+                    </w:rPr>
+                    <w:t>Stores binary state</w:t>
+                  </w:r>
+                </w:p>
+              </w:tc>
+            </w:tr>
+          </w:tbl>
+          <w:p>
+            <w:pPr>
+              <w:rPr>
+                <w:b/>
+                <w:bCs/>
+              </w:rPr>
+            </w:pPr>
+          </w:p>
         </w:tc>
       </w:tr>
       <w:tr>
@@ -8107,7 +10834,60 @@
             <w:tcW w:w="13296" w:type="dxa"/>
             <w:shd w:val="clear" w:color="auto" w:fill="D9D9D9" w:themeFill="background1" w:themeFillShade="D9"/>
           </w:tcPr>
+          <w:p>
+            <w:pPr>
+              <w:rPr>
+                <w:b/>
+                <w:bCs/>
+              </w:rPr>
+            </w:pPr>
+          </w:p>
+        </w:tc>
+      </w:tr>
+      <w:tr>
+        <w:tc>
+          <w:tcPr>
+            <w:tcW w:w="3006" w:type="dxa"/>
+            <w:shd w:val="clear" w:color="auto" w:fill="D9D9D9" w:themeFill="background1" w:themeFillShade="D9"/>
+          </w:tcPr>
           <w:p/>
+        </w:tc>
+        <w:tc>
+          <w:tcPr>
+            <w:tcW w:w="13296" w:type="dxa"/>
+            <w:shd w:val="clear" w:color="auto" w:fill="D9D9D9" w:themeFill="background1" w:themeFillShade="D9"/>
+          </w:tcPr>
+          <w:p>
+            <w:pPr>
+              <w:rPr>
+                <w:b/>
+                <w:bCs/>
+              </w:rPr>
+            </w:pPr>
+          </w:p>
+        </w:tc>
+      </w:tr>
+      <w:tr>
+        <w:tc>
+          <w:tcPr>
+            <w:tcW w:w="3006" w:type="dxa"/>
+            <w:shd w:val="clear" w:color="auto" w:fill="D9D9D9" w:themeFill="background1" w:themeFillShade="D9"/>
+          </w:tcPr>
+          <w:p/>
+        </w:tc>
+        <w:tc>
+          <w:tcPr>
+            <w:tcW w:w="13296" w:type="dxa"/>
+            <w:shd w:val="clear" w:color="auto" w:fill="D9D9D9" w:themeFill="background1" w:themeFillShade="D9"/>
+          </w:tcPr>
+          <w:p>
+            <w:pPr>
+              <w:rPr>
+                <w:b/>
+                <w:bCs/>
+              </w:rPr>
+            </w:pPr>
+          </w:p>
         </w:tc>
       </w:tr>
     </w:tbl>
@@ -8833,6 +11613,155 @@
     </w:lvl>
   </w:abstractNum>
   <w:abstractNum w:abstractNumId="5" w15:restartNumberingAfterBreak="0">
+    <w:nsid w:val="17320F78"/>
+    <w:multiLevelType w:val="multilevel"/>
+    <w:tmpl w:val="60B6C3EC"/>
+    <w:lvl w:ilvl="0">
+      <w:start w:val="1"/>
+      <w:numFmt w:val="bullet"/>
+      <w:lvlText w:val=""/>
+      <w:lvlJc w:val="left"/>
+      <w:pPr>
+        <w:tabs>
+          <w:tab w:val="num" w:pos="720"/>
+        </w:tabs>
+        <w:ind w:left="720" w:hanging="360"/>
+      </w:pPr>
+      <w:rPr>
+        <w:rFonts w:ascii="Symbol" w:hAnsi="Symbol" w:hint="default"/>
+        <w:sz w:val="20"/>
+      </w:rPr>
+    </w:lvl>
+    <w:lvl w:ilvl="1" w:tentative="1">
+      <w:start w:val="1"/>
+      <w:numFmt w:val="bullet"/>
+      <w:lvlText w:val="o"/>
+      <w:lvlJc w:val="left"/>
+      <w:pPr>
+        <w:tabs>
+          <w:tab w:val="num" w:pos="1440"/>
+        </w:tabs>
+        <w:ind w:left="1440" w:hanging="360"/>
+      </w:pPr>
+      <w:rPr>
+        <w:rFonts w:ascii="Courier New" w:hAnsi="Courier New" w:hint="default"/>
+        <w:sz w:val="20"/>
+      </w:rPr>
+    </w:lvl>
+    <w:lvl w:ilvl="2" w:tentative="1">
+      <w:start w:val="1"/>
+      <w:numFmt w:val="bullet"/>
+      <w:lvlText w:val=""/>
+      <w:lvlJc w:val="left"/>
+      <w:pPr>
+        <w:tabs>
+          <w:tab w:val="num" w:pos="2160"/>
+        </w:tabs>
+        <w:ind w:left="2160" w:hanging="360"/>
+      </w:pPr>
+      <w:rPr>
+        <w:rFonts w:ascii="Wingdings" w:hAnsi="Wingdings" w:hint="default"/>
+        <w:sz w:val="20"/>
+      </w:rPr>
+    </w:lvl>
+    <w:lvl w:ilvl="3" w:tentative="1">
+      <w:start w:val="1"/>
+      <w:numFmt w:val="bullet"/>
+      <w:lvlText w:val=""/>
+      <w:lvlJc w:val="left"/>
+      <w:pPr>
+        <w:tabs>
+          <w:tab w:val="num" w:pos="2880"/>
+        </w:tabs>
+        <w:ind w:left="2880" w:hanging="360"/>
+      </w:pPr>
+      <w:rPr>
+        <w:rFonts w:ascii="Wingdings" w:hAnsi="Wingdings" w:hint="default"/>
+        <w:sz w:val="20"/>
+      </w:rPr>
+    </w:lvl>
+    <w:lvl w:ilvl="4" w:tentative="1">
+      <w:start w:val="1"/>
+      <w:numFmt w:val="bullet"/>
+      <w:lvlText w:val=""/>
+      <w:lvlJc w:val="left"/>
+      <w:pPr>
+        <w:tabs>
+          <w:tab w:val="num" w:pos="3600"/>
+        </w:tabs>
+        <w:ind w:left="3600" w:hanging="360"/>
+      </w:pPr>
+      <w:rPr>
+        <w:rFonts w:ascii="Wingdings" w:hAnsi="Wingdings" w:hint="default"/>
+        <w:sz w:val="20"/>
+      </w:rPr>
+    </w:lvl>
+    <w:lvl w:ilvl="5" w:tentative="1">
+      <w:start w:val="1"/>
+      <w:numFmt w:val="bullet"/>
+      <w:lvlText w:val=""/>
+      <w:lvlJc w:val="left"/>
+      <w:pPr>
+        <w:tabs>
+          <w:tab w:val="num" w:pos="4320"/>
+        </w:tabs>
+        <w:ind w:left="4320" w:hanging="360"/>
+      </w:pPr>
+      <w:rPr>
+        <w:rFonts w:ascii="Wingdings" w:hAnsi="Wingdings" w:hint="default"/>
+        <w:sz w:val="20"/>
+      </w:rPr>
+    </w:lvl>
+    <w:lvl w:ilvl="6" w:tentative="1">
+      <w:start w:val="1"/>
+      <w:numFmt w:val="bullet"/>
+      <w:lvlText w:val=""/>
+      <w:lvlJc w:val="left"/>
+      <w:pPr>
+        <w:tabs>
+          <w:tab w:val="num" w:pos="5040"/>
+        </w:tabs>
+        <w:ind w:left="5040" w:hanging="360"/>
+      </w:pPr>
+      <w:rPr>
+        <w:rFonts w:ascii="Wingdings" w:hAnsi="Wingdings" w:hint="default"/>
+        <w:sz w:val="20"/>
+      </w:rPr>
+    </w:lvl>
+    <w:lvl w:ilvl="7" w:tentative="1">
+      <w:start w:val="1"/>
+      <w:numFmt w:val="bullet"/>
+      <w:lvlText w:val=""/>
+      <w:lvlJc w:val="left"/>
+      <w:pPr>
+        <w:tabs>
+          <w:tab w:val="num" w:pos="5760"/>
+        </w:tabs>
+        <w:ind w:left="5760" w:hanging="360"/>
+      </w:pPr>
+      <w:rPr>
+        <w:rFonts w:ascii="Wingdings" w:hAnsi="Wingdings" w:hint="default"/>
+        <w:sz w:val="20"/>
+      </w:rPr>
+    </w:lvl>
+    <w:lvl w:ilvl="8" w:tentative="1">
+      <w:start w:val="1"/>
+      <w:numFmt w:val="bullet"/>
+      <w:lvlText w:val=""/>
+      <w:lvlJc w:val="left"/>
+      <w:pPr>
+        <w:tabs>
+          <w:tab w:val="num" w:pos="6480"/>
+        </w:tabs>
+        <w:ind w:left="6480" w:hanging="360"/>
+      </w:pPr>
+      <w:rPr>
+        <w:rFonts w:ascii="Wingdings" w:hAnsi="Wingdings" w:hint="default"/>
+        <w:sz w:val="20"/>
+      </w:rPr>
+    </w:lvl>
+  </w:abstractNum>
+  <w:abstractNum w:abstractNumId="6" w15:restartNumberingAfterBreak="0">
     <w:nsid w:val="17401BB9"/>
     <w:multiLevelType w:val="multilevel"/>
     <w:tmpl w:val="7ACA3226"/>
@@ -8981,7 +11910,156 @@
       </w:rPr>
     </w:lvl>
   </w:abstractNum>
-  <w:abstractNum w:abstractNumId="6" w15:restartNumberingAfterBreak="0">
+  <w:abstractNum w:abstractNumId="7" w15:restartNumberingAfterBreak="0">
+    <w:nsid w:val="1B751249"/>
+    <w:multiLevelType w:val="multilevel"/>
+    <w:tmpl w:val="40A0BC84"/>
+    <w:lvl w:ilvl="0">
+      <w:start w:val="1"/>
+      <w:numFmt w:val="bullet"/>
+      <w:lvlText w:val=""/>
+      <w:lvlJc w:val="left"/>
+      <w:pPr>
+        <w:tabs>
+          <w:tab w:val="num" w:pos="720"/>
+        </w:tabs>
+        <w:ind w:left="720" w:hanging="360"/>
+      </w:pPr>
+      <w:rPr>
+        <w:rFonts w:ascii="Symbol" w:hAnsi="Symbol" w:hint="default"/>
+        <w:sz w:val="20"/>
+      </w:rPr>
+    </w:lvl>
+    <w:lvl w:ilvl="1" w:tentative="1">
+      <w:start w:val="1"/>
+      <w:numFmt w:val="bullet"/>
+      <w:lvlText w:val="o"/>
+      <w:lvlJc w:val="left"/>
+      <w:pPr>
+        <w:tabs>
+          <w:tab w:val="num" w:pos="1440"/>
+        </w:tabs>
+        <w:ind w:left="1440" w:hanging="360"/>
+      </w:pPr>
+      <w:rPr>
+        <w:rFonts w:ascii="Courier New" w:hAnsi="Courier New" w:hint="default"/>
+        <w:sz w:val="20"/>
+      </w:rPr>
+    </w:lvl>
+    <w:lvl w:ilvl="2" w:tentative="1">
+      <w:start w:val="1"/>
+      <w:numFmt w:val="bullet"/>
+      <w:lvlText w:val=""/>
+      <w:lvlJc w:val="left"/>
+      <w:pPr>
+        <w:tabs>
+          <w:tab w:val="num" w:pos="2160"/>
+        </w:tabs>
+        <w:ind w:left="2160" w:hanging="360"/>
+      </w:pPr>
+      <w:rPr>
+        <w:rFonts w:ascii="Wingdings" w:hAnsi="Wingdings" w:hint="default"/>
+        <w:sz w:val="20"/>
+      </w:rPr>
+    </w:lvl>
+    <w:lvl w:ilvl="3" w:tentative="1">
+      <w:start w:val="1"/>
+      <w:numFmt w:val="bullet"/>
+      <w:lvlText w:val=""/>
+      <w:lvlJc w:val="left"/>
+      <w:pPr>
+        <w:tabs>
+          <w:tab w:val="num" w:pos="2880"/>
+        </w:tabs>
+        <w:ind w:left="2880" w:hanging="360"/>
+      </w:pPr>
+      <w:rPr>
+        <w:rFonts w:ascii="Wingdings" w:hAnsi="Wingdings" w:hint="default"/>
+        <w:sz w:val="20"/>
+      </w:rPr>
+    </w:lvl>
+    <w:lvl w:ilvl="4" w:tentative="1">
+      <w:start w:val="1"/>
+      <w:numFmt w:val="bullet"/>
+      <w:lvlText w:val=""/>
+      <w:lvlJc w:val="left"/>
+      <w:pPr>
+        <w:tabs>
+          <w:tab w:val="num" w:pos="3600"/>
+        </w:tabs>
+        <w:ind w:left="3600" w:hanging="360"/>
+      </w:pPr>
+      <w:rPr>
+        <w:rFonts w:ascii="Wingdings" w:hAnsi="Wingdings" w:hint="default"/>
+        <w:sz w:val="20"/>
+      </w:rPr>
+    </w:lvl>
+    <w:lvl w:ilvl="5" w:tentative="1">
+      <w:start w:val="1"/>
+      <w:numFmt w:val="bullet"/>
+      <w:lvlText w:val=""/>
+      <w:lvlJc w:val="left"/>
+      <w:pPr>
+        <w:tabs>
+          <w:tab w:val="num" w:pos="4320"/>
+        </w:tabs>
+        <w:ind w:left="4320" w:hanging="360"/>
+      </w:pPr>
+      <w:rPr>
+        <w:rFonts w:ascii="Wingdings" w:hAnsi="Wingdings" w:hint="default"/>
+        <w:sz w:val="20"/>
+      </w:rPr>
+    </w:lvl>
+    <w:lvl w:ilvl="6" w:tentative="1">
+      <w:start w:val="1"/>
+      <w:numFmt w:val="bullet"/>
+      <w:lvlText w:val=""/>
+      <w:lvlJc w:val="left"/>
+      <w:pPr>
+        <w:tabs>
+          <w:tab w:val="num" w:pos="5040"/>
+        </w:tabs>
+        <w:ind w:left="5040" w:hanging="360"/>
+      </w:pPr>
+      <w:rPr>
+        <w:rFonts w:ascii="Wingdings" w:hAnsi="Wingdings" w:hint="default"/>
+        <w:sz w:val="20"/>
+      </w:rPr>
+    </w:lvl>
+    <w:lvl w:ilvl="7" w:tentative="1">
+      <w:start w:val="1"/>
+      <w:numFmt w:val="bullet"/>
+      <w:lvlText w:val=""/>
+      <w:lvlJc w:val="left"/>
+      <w:pPr>
+        <w:tabs>
+          <w:tab w:val="num" w:pos="5760"/>
+        </w:tabs>
+        <w:ind w:left="5760" w:hanging="360"/>
+      </w:pPr>
+      <w:rPr>
+        <w:rFonts w:ascii="Wingdings" w:hAnsi="Wingdings" w:hint="default"/>
+        <w:sz w:val="20"/>
+      </w:rPr>
+    </w:lvl>
+    <w:lvl w:ilvl="8" w:tentative="1">
+      <w:start w:val="1"/>
+      <w:numFmt w:val="bullet"/>
+      <w:lvlText w:val=""/>
+      <w:lvlJc w:val="left"/>
+      <w:pPr>
+        <w:tabs>
+          <w:tab w:val="num" w:pos="6480"/>
+        </w:tabs>
+        <w:ind w:left="6480" w:hanging="360"/>
+      </w:pPr>
+      <w:rPr>
+        <w:rFonts w:ascii="Wingdings" w:hAnsi="Wingdings" w:hint="default"/>
+        <w:sz w:val="20"/>
+      </w:rPr>
+    </w:lvl>
+  </w:abstractNum>
+  <w:abstractNum w:abstractNumId="8" w15:restartNumberingAfterBreak="0">
     <w:nsid w:val="20B74FD6"/>
     <w:multiLevelType w:val="hybridMultilevel"/>
     <w:tmpl w:val="B9F0E3D2"/>
@@ -9093,7 +12171,156 @@
       </w:rPr>
     </w:lvl>
   </w:abstractNum>
-  <w:abstractNum w:abstractNumId="7" w15:restartNumberingAfterBreak="0">
+  <w:abstractNum w:abstractNumId="9" w15:restartNumberingAfterBreak="0">
+    <w:nsid w:val="218A6936"/>
+    <w:multiLevelType w:val="multilevel"/>
+    <w:tmpl w:val="F8906604"/>
+    <w:lvl w:ilvl="0">
+      <w:start w:val="1"/>
+      <w:numFmt w:val="bullet"/>
+      <w:lvlText w:val=""/>
+      <w:lvlJc w:val="left"/>
+      <w:pPr>
+        <w:tabs>
+          <w:tab w:val="num" w:pos="720"/>
+        </w:tabs>
+        <w:ind w:left="720" w:hanging="360"/>
+      </w:pPr>
+      <w:rPr>
+        <w:rFonts w:ascii="Symbol" w:hAnsi="Symbol" w:hint="default"/>
+        <w:sz w:val="20"/>
+      </w:rPr>
+    </w:lvl>
+    <w:lvl w:ilvl="1" w:tentative="1">
+      <w:start w:val="1"/>
+      <w:numFmt w:val="bullet"/>
+      <w:lvlText w:val="o"/>
+      <w:lvlJc w:val="left"/>
+      <w:pPr>
+        <w:tabs>
+          <w:tab w:val="num" w:pos="1440"/>
+        </w:tabs>
+        <w:ind w:left="1440" w:hanging="360"/>
+      </w:pPr>
+      <w:rPr>
+        <w:rFonts w:ascii="Courier New" w:hAnsi="Courier New" w:hint="default"/>
+        <w:sz w:val="20"/>
+      </w:rPr>
+    </w:lvl>
+    <w:lvl w:ilvl="2" w:tentative="1">
+      <w:start w:val="1"/>
+      <w:numFmt w:val="bullet"/>
+      <w:lvlText w:val=""/>
+      <w:lvlJc w:val="left"/>
+      <w:pPr>
+        <w:tabs>
+          <w:tab w:val="num" w:pos="2160"/>
+        </w:tabs>
+        <w:ind w:left="2160" w:hanging="360"/>
+      </w:pPr>
+      <w:rPr>
+        <w:rFonts w:ascii="Wingdings" w:hAnsi="Wingdings" w:hint="default"/>
+        <w:sz w:val="20"/>
+      </w:rPr>
+    </w:lvl>
+    <w:lvl w:ilvl="3" w:tentative="1">
+      <w:start w:val="1"/>
+      <w:numFmt w:val="bullet"/>
+      <w:lvlText w:val=""/>
+      <w:lvlJc w:val="left"/>
+      <w:pPr>
+        <w:tabs>
+          <w:tab w:val="num" w:pos="2880"/>
+        </w:tabs>
+        <w:ind w:left="2880" w:hanging="360"/>
+      </w:pPr>
+      <w:rPr>
+        <w:rFonts w:ascii="Wingdings" w:hAnsi="Wingdings" w:hint="default"/>
+        <w:sz w:val="20"/>
+      </w:rPr>
+    </w:lvl>
+    <w:lvl w:ilvl="4" w:tentative="1">
+      <w:start w:val="1"/>
+      <w:numFmt w:val="bullet"/>
+      <w:lvlText w:val=""/>
+      <w:lvlJc w:val="left"/>
+      <w:pPr>
+        <w:tabs>
+          <w:tab w:val="num" w:pos="3600"/>
+        </w:tabs>
+        <w:ind w:left="3600" w:hanging="360"/>
+      </w:pPr>
+      <w:rPr>
+        <w:rFonts w:ascii="Wingdings" w:hAnsi="Wingdings" w:hint="default"/>
+        <w:sz w:val="20"/>
+      </w:rPr>
+    </w:lvl>
+    <w:lvl w:ilvl="5" w:tentative="1">
+      <w:start w:val="1"/>
+      <w:numFmt w:val="bullet"/>
+      <w:lvlText w:val=""/>
+      <w:lvlJc w:val="left"/>
+      <w:pPr>
+        <w:tabs>
+          <w:tab w:val="num" w:pos="4320"/>
+        </w:tabs>
+        <w:ind w:left="4320" w:hanging="360"/>
+      </w:pPr>
+      <w:rPr>
+        <w:rFonts w:ascii="Wingdings" w:hAnsi="Wingdings" w:hint="default"/>
+        <w:sz w:val="20"/>
+      </w:rPr>
+    </w:lvl>
+    <w:lvl w:ilvl="6" w:tentative="1">
+      <w:start w:val="1"/>
+      <w:numFmt w:val="bullet"/>
+      <w:lvlText w:val=""/>
+      <w:lvlJc w:val="left"/>
+      <w:pPr>
+        <w:tabs>
+          <w:tab w:val="num" w:pos="5040"/>
+        </w:tabs>
+        <w:ind w:left="5040" w:hanging="360"/>
+      </w:pPr>
+      <w:rPr>
+        <w:rFonts w:ascii="Wingdings" w:hAnsi="Wingdings" w:hint="default"/>
+        <w:sz w:val="20"/>
+      </w:rPr>
+    </w:lvl>
+    <w:lvl w:ilvl="7" w:tentative="1">
+      <w:start w:val="1"/>
+      <w:numFmt w:val="bullet"/>
+      <w:lvlText w:val=""/>
+      <w:lvlJc w:val="left"/>
+      <w:pPr>
+        <w:tabs>
+          <w:tab w:val="num" w:pos="5760"/>
+        </w:tabs>
+        <w:ind w:left="5760" w:hanging="360"/>
+      </w:pPr>
+      <w:rPr>
+        <w:rFonts w:ascii="Wingdings" w:hAnsi="Wingdings" w:hint="default"/>
+        <w:sz w:val="20"/>
+      </w:rPr>
+    </w:lvl>
+    <w:lvl w:ilvl="8" w:tentative="1">
+      <w:start w:val="1"/>
+      <w:numFmt w:val="bullet"/>
+      <w:lvlText w:val=""/>
+      <w:lvlJc w:val="left"/>
+      <w:pPr>
+        <w:tabs>
+          <w:tab w:val="num" w:pos="6480"/>
+        </w:tabs>
+        <w:ind w:left="6480" w:hanging="360"/>
+      </w:pPr>
+      <w:rPr>
+        <w:rFonts w:ascii="Wingdings" w:hAnsi="Wingdings" w:hint="default"/>
+        <w:sz w:val="20"/>
+      </w:rPr>
+    </w:lvl>
+  </w:abstractNum>
+  <w:abstractNum w:abstractNumId="10" w15:restartNumberingAfterBreak="0">
     <w:nsid w:val="21D64CFA"/>
     <w:multiLevelType w:val="multilevel"/>
     <w:tmpl w:val="9CC02368"/>
@@ -9242,7 +12469,7 @@
       </w:rPr>
     </w:lvl>
   </w:abstractNum>
-  <w:abstractNum w:abstractNumId="8" w15:restartNumberingAfterBreak="0">
+  <w:abstractNum w:abstractNumId="11" w15:restartNumberingAfterBreak="0">
     <w:nsid w:val="2C8A579A"/>
     <w:multiLevelType w:val="multilevel"/>
     <w:tmpl w:val="DDCC8504"/>
@@ -9391,7 +12618,7 @@
       </w:rPr>
     </w:lvl>
   </w:abstractNum>
-  <w:abstractNum w:abstractNumId="9" w15:restartNumberingAfterBreak="0">
+  <w:abstractNum w:abstractNumId="12" w15:restartNumberingAfterBreak="0">
     <w:nsid w:val="2E1068DE"/>
     <w:multiLevelType w:val="multilevel"/>
     <w:tmpl w:val="A392B7DE"/>
@@ -9504,7 +12731,7 @@
       </w:pPr>
     </w:lvl>
   </w:abstractNum>
-  <w:abstractNum w:abstractNumId="10" w15:restartNumberingAfterBreak="0">
+  <w:abstractNum w:abstractNumId="13" w15:restartNumberingAfterBreak="0">
     <w:nsid w:val="32E53C80"/>
     <w:multiLevelType w:val="multilevel"/>
     <w:tmpl w:val="516E3A1A"/>
@@ -9653,7 +12880,305 @@
       </w:rPr>
     </w:lvl>
   </w:abstractNum>
-  <w:abstractNum w:abstractNumId="11" w15:restartNumberingAfterBreak="0">
+  <w:abstractNum w:abstractNumId="14" w15:restartNumberingAfterBreak="0">
+    <w:nsid w:val="373B0CD9"/>
+    <w:multiLevelType w:val="multilevel"/>
+    <w:tmpl w:val="3656EC30"/>
+    <w:lvl w:ilvl="0">
+      <w:start w:val="1"/>
+      <w:numFmt w:val="bullet"/>
+      <w:lvlText w:val=""/>
+      <w:lvlJc w:val="left"/>
+      <w:pPr>
+        <w:tabs>
+          <w:tab w:val="num" w:pos="720"/>
+        </w:tabs>
+        <w:ind w:left="720" w:hanging="360"/>
+      </w:pPr>
+      <w:rPr>
+        <w:rFonts w:ascii="Symbol" w:hAnsi="Symbol" w:hint="default"/>
+        <w:sz w:val="20"/>
+      </w:rPr>
+    </w:lvl>
+    <w:lvl w:ilvl="1" w:tentative="1">
+      <w:start w:val="1"/>
+      <w:numFmt w:val="bullet"/>
+      <w:lvlText w:val="o"/>
+      <w:lvlJc w:val="left"/>
+      <w:pPr>
+        <w:tabs>
+          <w:tab w:val="num" w:pos="1440"/>
+        </w:tabs>
+        <w:ind w:left="1440" w:hanging="360"/>
+      </w:pPr>
+      <w:rPr>
+        <w:rFonts w:ascii="Courier New" w:hAnsi="Courier New" w:hint="default"/>
+        <w:sz w:val="20"/>
+      </w:rPr>
+    </w:lvl>
+    <w:lvl w:ilvl="2" w:tentative="1">
+      <w:start w:val="1"/>
+      <w:numFmt w:val="bullet"/>
+      <w:lvlText w:val=""/>
+      <w:lvlJc w:val="left"/>
+      <w:pPr>
+        <w:tabs>
+          <w:tab w:val="num" w:pos="2160"/>
+        </w:tabs>
+        <w:ind w:left="2160" w:hanging="360"/>
+      </w:pPr>
+      <w:rPr>
+        <w:rFonts w:ascii="Wingdings" w:hAnsi="Wingdings" w:hint="default"/>
+        <w:sz w:val="20"/>
+      </w:rPr>
+    </w:lvl>
+    <w:lvl w:ilvl="3" w:tentative="1">
+      <w:start w:val="1"/>
+      <w:numFmt w:val="bullet"/>
+      <w:lvlText w:val=""/>
+      <w:lvlJc w:val="left"/>
+      <w:pPr>
+        <w:tabs>
+          <w:tab w:val="num" w:pos="2880"/>
+        </w:tabs>
+        <w:ind w:left="2880" w:hanging="360"/>
+      </w:pPr>
+      <w:rPr>
+        <w:rFonts w:ascii="Wingdings" w:hAnsi="Wingdings" w:hint="default"/>
+        <w:sz w:val="20"/>
+      </w:rPr>
+    </w:lvl>
+    <w:lvl w:ilvl="4" w:tentative="1">
+      <w:start w:val="1"/>
+      <w:numFmt w:val="bullet"/>
+      <w:lvlText w:val=""/>
+      <w:lvlJc w:val="left"/>
+      <w:pPr>
+        <w:tabs>
+          <w:tab w:val="num" w:pos="3600"/>
+        </w:tabs>
+        <w:ind w:left="3600" w:hanging="360"/>
+      </w:pPr>
+      <w:rPr>
+        <w:rFonts w:ascii="Wingdings" w:hAnsi="Wingdings" w:hint="default"/>
+        <w:sz w:val="20"/>
+      </w:rPr>
+    </w:lvl>
+    <w:lvl w:ilvl="5" w:tentative="1">
+      <w:start w:val="1"/>
+      <w:numFmt w:val="bullet"/>
+      <w:lvlText w:val=""/>
+      <w:lvlJc w:val="left"/>
+      <w:pPr>
+        <w:tabs>
+          <w:tab w:val="num" w:pos="4320"/>
+        </w:tabs>
+        <w:ind w:left="4320" w:hanging="360"/>
+      </w:pPr>
+      <w:rPr>
+        <w:rFonts w:ascii="Wingdings" w:hAnsi="Wingdings" w:hint="default"/>
+        <w:sz w:val="20"/>
+      </w:rPr>
+    </w:lvl>
+    <w:lvl w:ilvl="6" w:tentative="1">
+      <w:start w:val="1"/>
+      <w:numFmt w:val="bullet"/>
+      <w:lvlText w:val=""/>
+      <w:lvlJc w:val="left"/>
+      <w:pPr>
+        <w:tabs>
+          <w:tab w:val="num" w:pos="5040"/>
+        </w:tabs>
+        <w:ind w:left="5040" w:hanging="360"/>
+      </w:pPr>
+      <w:rPr>
+        <w:rFonts w:ascii="Wingdings" w:hAnsi="Wingdings" w:hint="default"/>
+        <w:sz w:val="20"/>
+      </w:rPr>
+    </w:lvl>
+    <w:lvl w:ilvl="7" w:tentative="1">
+      <w:start w:val="1"/>
+      <w:numFmt w:val="bullet"/>
+      <w:lvlText w:val=""/>
+      <w:lvlJc w:val="left"/>
+      <w:pPr>
+        <w:tabs>
+          <w:tab w:val="num" w:pos="5760"/>
+        </w:tabs>
+        <w:ind w:left="5760" w:hanging="360"/>
+      </w:pPr>
+      <w:rPr>
+        <w:rFonts w:ascii="Wingdings" w:hAnsi="Wingdings" w:hint="default"/>
+        <w:sz w:val="20"/>
+      </w:rPr>
+    </w:lvl>
+    <w:lvl w:ilvl="8" w:tentative="1">
+      <w:start w:val="1"/>
+      <w:numFmt w:val="bullet"/>
+      <w:lvlText w:val=""/>
+      <w:lvlJc w:val="left"/>
+      <w:pPr>
+        <w:tabs>
+          <w:tab w:val="num" w:pos="6480"/>
+        </w:tabs>
+        <w:ind w:left="6480" w:hanging="360"/>
+      </w:pPr>
+      <w:rPr>
+        <w:rFonts w:ascii="Wingdings" w:hAnsi="Wingdings" w:hint="default"/>
+        <w:sz w:val="20"/>
+      </w:rPr>
+    </w:lvl>
+  </w:abstractNum>
+  <w:abstractNum w:abstractNumId="15" w15:restartNumberingAfterBreak="0">
+    <w:nsid w:val="3C001E93"/>
+    <w:multiLevelType w:val="multilevel"/>
+    <w:tmpl w:val="3CBEC7C4"/>
+    <w:lvl w:ilvl="0">
+      <w:start w:val="1"/>
+      <w:numFmt w:val="bullet"/>
+      <w:lvlText w:val=""/>
+      <w:lvlJc w:val="left"/>
+      <w:pPr>
+        <w:tabs>
+          <w:tab w:val="num" w:pos="720"/>
+        </w:tabs>
+        <w:ind w:left="720" w:hanging="360"/>
+      </w:pPr>
+      <w:rPr>
+        <w:rFonts w:ascii="Symbol" w:hAnsi="Symbol" w:hint="default"/>
+        <w:sz w:val="20"/>
+      </w:rPr>
+    </w:lvl>
+    <w:lvl w:ilvl="1" w:tentative="1">
+      <w:start w:val="1"/>
+      <w:numFmt w:val="bullet"/>
+      <w:lvlText w:val="o"/>
+      <w:lvlJc w:val="left"/>
+      <w:pPr>
+        <w:tabs>
+          <w:tab w:val="num" w:pos="1440"/>
+        </w:tabs>
+        <w:ind w:left="1440" w:hanging="360"/>
+      </w:pPr>
+      <w:rPr>
+        <w:rFonts w:ascii="Courier New" w:hAnsi="Courier New" w:hint="default"/>
+        <w:sz w:val="20"/>
+      </w:rPr>
+    </w:lvl>
+    <w:lvl w:ilvl="2" w:tentative="1">
+      <w:start w:val="1"/>
+      <w:numFmt w:val="bullet"/>
+      <w:lvlText w:val=""/>
+      <w:lvlJc w:val="left"/>
+      <w:pPr>
+        <w:tabs>
+          <w:tab w:val="num" w:pos="2160"/>
+        </w:tabs>
+        <w:ind w:left="2160" w:hanging="360"/>
+      </w:pPr>
+      <w:rPr>
+        <w:rFonts w:ascii="Wingdings" w:hAnsi="Wingdings" w:hint="default"/>
+        <w:sz w:val="20"/>
+      </w:rPr>
+    </w:lvl>
+    <w:lvl w:ilvl="3" w:tentative="1">
+      <w:start w:val="1"/>
+      <w:numFmt w:val="bullet"/>
+      <w:lvlText w:val=""/>
+      <w:lvlJc w:val="left"/>
+      <w:pPr>
+        <w:tabs>
+          <w:tab w:val="num" w:pos="2880"/>
+        </w:tabs>
+        <w:ind w:left="2880" w:hanging="360"/>
+      </w:pPr>
+      <w:rPr>
+        <w:rFonts w:ascii="Wingdings" w:hAnsi="Wingdings" w:hint="default"/>
+        <w:sz w:val="20"/>
+      </w:rPr>
+    </w:lvl>
+    <w:lvl w:ilvl="4" w:tentative="1">
+      <w:start w:val="1"/>
+      <w:numFmt w:val="bullet"/>
+      <w:lvlText w:val=""/>
+      <w:lvlJc w:val="left"/>
+      <w:pPr>
+        <w:tabs>
+          <w:tab w:val="num" w:pos="3600"/>
+        </w:tabs>
+        <w:ind w:left="3600" w:hanging="360"/>
+      </w:pPr>
+      <w:rPr>
+        <w:rFonts w:ascii="Wingdings" w:hAnsi="Wingdings" w:hint="default"/>
+        <w:sz w:val="20"/>
+      </w:rPr>
+    </w:lvl>
+    <w:lvl w:ilvl="5" w:tentative="1">
+      <w:start w:val="1"/>
+      <w:numFmt w:val="bullet"/>
+      <w:lvlText w:val=""/>
+      <w:lvlJc w:val="left"/>
+      <w:pPr>
+        <w:tabs>
+          <w:tab w:val="num" w:pos="4320"/>
+        </w:tabs>
+        <w:ind w:left="4320" w:hanging="360"/>
+      </w:pPr>
+      <w:rPr>
+        <w:rFonts w:ascii="Wingdings" w:hAnsi="Wingdings" w:hint="default"/>
+        <w:sz w:val="20"/>
+      </w:rPr>
+    </w:lvl>
+    <w:lvl w:ilvl="6" w:tentative="1">
+      <w:start w:val="1"/>
+      <w:numFmt w:val="bullet"/>
+      <w:lvlText w:val=""/>
+      <w:lvlJc w:val="left"/>
+      <w:pPr>
+        <w:tabs>
+          <w:tab w:val="num" w:pos="5040"/>
+        </w:tabs>
+        <w:ind w:left="5040" w:hanging="360"/>
+      </w:pPr>
+      <w:rPr>
+        <w:rFonts w:ascii="Wingdings" w:hAnsi="Wingdings" w:hint="default"/>
+        <w:sz w:val="20"/>
+      </w:rPr>
+    </w:lvl>
+    <w:lvl w:ilvl="7" w:tentative="1">
+      <w:start w:val="1"/>
+      <w:numFmt w:val="bullet"/>
+      <w:lvlText w:val=""/>
+      <w:lvlJc w:val="left"/>
+      <w:pPr>
+        <w:tabs>
+          <w:tab w:val="num" w:pos="5760"/>
+        </w:tabs>
+        <w:ind w:left="5760" w:hanging="360"/>
+      </w:pPr>
+      <w:rPr>
+        <w:rFonts w:ascii="Wingdings" w:hAnsi="Wingdings" w:hint="default"/>
+        <w:sz w:val="20"/>
+      </w:rPr>
+    </w:lvl>
+    <w:lvl w:ilvl="8" w:tentative="1">
+      <w:start w:val="1"/>
+      <w:numFmt w:val="bullet"/>
+      <w:lvlText w:val=""/>
+      <w:lvlJc w:val="left"/>
+      <w:pPr>
+        <w:tabs>
+          <w:tab w:val="num" w:pos="6480"/>
+        </w:tabs>
+        <w:ind w:left="6480" w:hanging="360"/>
+      </w:pPr>
+      <w:rPr>
+        <w:rFonts w:ascii="Wingdings" w:hAnsi="Wingdings" w:hint="default"/>
+        <w:sz w:val="20"/>
+      </w:rPr>
+    </w:lvl>
+  </w:abstractNum>
+  <w:abstractNum w:abstractNumId="16" w15:restartNumberingAfterBreak="0">
     <w:nsid w:val="3E6D2467"/>
     <w:multiLevelType w:val="multilevel"/>
     <w:tmpl w:val="6AACB82E"/>
@@ -9802,7 +13327,7 @@
       </w:rPr>
     </w:lvl>
   </w:abstractNum>
-  <w:abstractNum w:abstractNumId="12" w15:restartNumberingAfterBreak="0">
+  <w:abstractNum w:abstractNumId="17" w15:restartNumberingAfterBreak="0">
     <w:nsid w:val="4B9143CD"/>
     <w:multiLevelType w:val="hybridMultilevel"/>
     <w:tmpl w:val="226A981A"/>
@@ -9914,7 +13439,603 @@
       </w:rPr>
     </w:lvl>
   </w:abstractNum>
-  <w:abstractNum w:abstractNumId="13" w15:restartNumberingAfterBreak="0">
+  <w:abstractNum w:abstractNumId="18" w15:restartNumberingAfterBreak="0">
+    <w:nsid w:val="4C465BEB"/>
+    <w:multiLevelType w:val="multilevel"/>
+    <w:tmpl w:val="1A1E6A30"/>
+    <w:lvl w:ilvl="0">
+      <w:start w:val="1"/>
+      <w:numFmt w:val="bullet"/>
+      <w:lvlText w:val=""/>
+      <w:lvlJc w:val="left"/>
+      <w:pPr>
+        <w:tabs>
+          <w:tab w:val="num" w:pos="720"/>
+        </w:tabs>
+        <w:ind w:left="720" w:hanging="360"/>
+      </w:pPr>
+      <w:rPr>
+        <w:rFonts w:ascii="Symbol" w:hAnsi="Symbol" w:hint="default"/>
+        <w:sz w:val="20"/>
+      </w:rPr>
+    </w:lvl>
+    <w:lvl w:ilvl="1" w:tentative="1">
+      <w:start w:val="1"/>
+      <w:numFmt w:val="bullet"/>
+      <w:lvlText w:val="o"/>
+      <w:lvlJc w:val="left"/>
+      <w:pPr>
+        <w:tabs>
+          <w:tab w:val="num" w:pos="1440"/>
+        </w:tabs>
+        <w:ind w:left="1440" w:hanging="360"/>
+      </w:pPr>
+      <w:rPr>
+        <w:rFonts w:ascii="Courier New" w:hAnsi="Courier New" w:hint="default"/>
+        <w:sz w:val="20"/>
+      </w:rPr>
+    </w:lvl>
+    <w:lvl w:ilvl="2" w:tentative="1">
+      <w:start w:val="1"/>
+      <w:numFmt w:val="bullet"/>
+      <w:lvlText w:val=""/>
+      <w:lvlJc w:val="left"/>
+      <w:pPr>
+        <w:tabs>
+          <w:tab w:val="num" w:pos="2160"/>
+        </w:tabs>
+        <w:ind w:left="2160" w:hanging="360"/>
+      </w:pPr>
+      <w:rPr>
+        <w:rFonts w:ascii="Wingdings" w:hAnsi="Wingdings" w:hint="default"/>
+        <w:sz w:val="20"/>
+      </w:rPr>
+    </w:lvl>
+    <w:lvl w:ilvl="3" w:tentative="1">
+      <w:start w:val="1"/>
+      <w:numFmt w:val="bullet"/>
+      <w:lvlText w:val=""/>
+      <w:lvlJc w:val="left"/>
+      <w:pPr>
+        <w:tabs>
+          <w:tab w:val="num" w:pos="2880"/>
+        </w:tabs>
+        <w:ind w:left="2880" w:hanging="360"/>
+      </w:pPr>
+      <w:rPr>
+        <w:rFonts w:ascii="Wingdings" w:hAnsi="Wingdings" w:hint="default"/>
+        <w:sz w:val="20"/>
+      </w:rPr>
+    </w:lvl>
+    <w:lvl w:ilvl="4" w:tentative="1">
+      <w:start w:val="1"/>
+      <w:numFmt w:val="bullet"/>
+      <w:lvlText w:val=""/>
+      <w:lvlJc w:val="left"/>
+      <w:pPr>
+        <w:tabs>
+          <w:tab w:val="num" w:pos="3600"/>
+        </w:tabs>
+        <w:ind w:left="3600" w:hanging="360"/>
+      </w:pPr>
+      <w:rPr>
+        <w:rFonts w:ascii="Wingdings" w:hAnsi="Wingdings" w:hint="default"/>
+        <w:sz w:val="20"/>
+      </w:rPr>
+    </w:lvl>
+    <w:lvl w:ilvl="5" w:tentative="1">
+      <w:start w:val="1"/>
+      <w:numFmt w:val="bullet"/>
+      <w:lvlText w:val=""/>
+      <w:lvlJc w:val="left"/>
+      <w:pPr>
+        <w:tabs>
+          <w:tab w:val="num" w:pos="4320"/>
+        </w:tabs>
+        <w:ind w:left="4320" w:hanging="360"/>
+      </w:pPr>
+      <w:rPr>
+        <w:rFonts w:ascii="Wingdings" w:hAnsi="Wingdings" w:hint="default"/>
+        <w:sz w:val="20"/>
+      </w:rPr>
+    </w:lvl>
+    <w:lvl w:ilvl="6" w:tentative="1">
+      <w:start w:val="1"/>
+      <w:numFmt w:val="bullet"/>
+      <w:lvlText w:val=""/>
+      <w:lvlJc w:val="left"/>
+      <w:pPr>
+        <w:tabs>
+          <w:tab w:val="num" w:pos="5040"/>
+        </w:tabs>
+        <w:ind w:left="5040" w:hanging="360"/>
+      </w:pPr>
+      <w:rPr>
+        <w:rFonts w:ascii="Wingdings" w:hAnsi="Wingdings" w:hint="default"/>
+        <w:sz w:val="20"/>
+      </w:rPr>
+    </w:lvl>
+    <w:lvl w:ilvl="7" w:tentative="1">
+      <w:start w:val="1"/>
+      <w:numFmt w:val="bullet"/>
+      <w:lvlText w:val=""/>
+      <w:lvlJc w:val="left"/>
+      <w:pPr>
+        <w:tabs>
+          <w:tab w:val="num" w:pos="5760"/>
+        </w:tabs>
+        <w:ind w:left="5760" w:hanging="360"/>
+      </w:pPr>
+      <w:rPr>
+        <w:rFonts w:ascii="Wingdings" w:hAnsi="Wingdings" w:hint="default"/>
+        <w:sz w:val="20"/>
+      </w:rPr>
+    </w:lvl>
+    <w:lvl w:ilvl="8" w:tentative="1">
+      <w:start w:val="1"/>
+      <w:numFmt w:val="bullet"/>
+      <w:lvlText w:val=""/>
+      <w:lvlJc w:val="left"/>
+      <w:pPr>
+        <w:tabs>
+          <w:tab w:val="num" w:pos="6480"/>
+        </w:tabs>
+        <w:ind w:left="6480" w:hanging="360"/>
+      </w:pPr>
+      <w:rPr>
+        <w:rFonts w:ascii="Wingdings" w:hAnsi="Wingdings" w:hint="default"/>
+        <w:sz w:val="20"/>
+      </w:rPr>
+    </w:lvl>
+  </w:abstractNum>
+  <w:abstractNum w:abstractNumId="19" w15:restartNumberingAfterBreak="0">
+    <w:nsid w:val="52484DD7"/>
+    <w:multiLevelType w:val="multilevel"/>
+    <w:tmpl w:val="06E83190"/>
+    <w:lvl w:ilvl="0">
+      <w:start w:val="1"/>
+      <w:numFmt w:val="bullet"/>
+      <w:lvlText w:val=""/>
+      <w:lvlJc w:val="left"/>
+      <w:pPr>
+        <w:tabs>
+          <w:tab w:val="num" w:pos="720"/>
+        </w:tabs>
+        <w:ind w:left="720" w:hanging="360"/>
+      </w:pPr>
+      <w:rPr>
+        <w:rFonts w:ascii="Symbol" w:hAnsi="Symbol" w:hint="default"/>
+        <w:sz w:val="20"/>
+      </w:rPr>
+    </w:lvl>
+    <w:lvl w:ilvl="1" w:tentative="1">
+      <w:start w:val="1"/>
+      <w:numFmt w:val="bullet"/>
+      <w:lvlText w:val="o"/>
+      <w:lvlJc w:val="left"/>
+      <w:pPr>
+        <w:tabs>
+          <w:tab w:val="num" w:pos="1440"/>
+        </w:tabs>
+        <w:ind w:left="1440" w:hanging="360"/>
+      </w:pPr>
+      <w:rPr>
+        <w:rFonts w:ascii="Courier New" w:hAnsi="Courier New" w:hint="default"/>
+        <w:sz w:val="20"/>
+      </w:rPr>
+    </w:lvl>
+    <w:lvl w:ilvl="2" w:tentative="1">
+      <w:start w:val="1"/>
+      <w:numFmt w:val="bullet"/>
+      <w:lvlText w:val=""/>
+      <w:lvlJc w:val="left"/>
+      <w:pPr>
+        <w:tabs>
+          <w:tab w:val="num" w:pos="2160"/>
+        </w:tabs>
+        <w:ind w:left="2160" w:hanging="360"/>
+      </w:pPr>
+      <w:rPr>
+        <w:rFonts w:ascii="Wingdings" w:hAnsi="Wingdings" w:hint="default"/>
+        <w:sz w:val="20"/>
+      </w:rPr>
+    </w:lvl>
+    <w:lvl w:ilvl="3" w:tentative="1">
+      <w:start w:val="1"/>
+      <w:numFmt w:val="bullet"/>
+      <w:lvlText w:val=""/>
+      <w:lvlJc w:val="left"/>
+      <w:pPr>
+        <w:tabs>
+          <w:tab w:val="num" w:pos="2880"/>
+        </w:tabs>
+        <w:ind w:left="2880" w:hanging="360"/>
+      </w:pPr>
+      <w:rPr>
+        <w:rFonts w:ascii="Wingdings" w:hAnsi="Wingdings" w:hint="default"/>
+        <w:sz w:val="20"/>
+      </w:rPr>
+    </w:lvl>
+    <w:lvl w:ilvl="4" w:tentative="1">
+      <w:start w:val="1"/>
+      <w:numFmt w:val="bullet"/>
+      <w:lvlText w:val=""/>
+      <w:lvlJc w:val="left"/>
+      <w:pPr>
+        <w:tabs>
+          <w:tab w:val="num" w:pos="3600"/>
+        </w:tabs>
+        <w:ind w:left="3600" w:hanging="360"/>
+      </w:pPr>
+      <w:rPr>
+        <w:rFonts w:ascii="Wingdings" w:hAnsi="Wingdings" w:hint="default"/>
+        <w:sz w:val="20"/>
+      </w:rPr>
+    </w:lvl>
+    <w:lvl w:ilvl="5" w:tentative="1">
+      <w:start w:val="1"/>
+      <w:numFmt w:val="bullet"/>
+      <w:lvlText w:val=""/>
+      <w:lvlJc w:val="left"/>
+      <w:pPr>
+        <w:tabs>
+          <w:tab w:val="num" w:pos="4320"/>
+        </w:tabs>
+        <w:ind w:left="4320" w:hanging="360"/>
+      </w:pPr>
+      <w:rPr>
+        <w:rFonts w:ascii="Wingdings" w:hAnsi="Wingdings" w:hint="default"/>
+        <w:sz w:val="20"/>
+      </w:rPr>
+    </w:lvl>
+    <w:lvl w:ilvl="6" w:tentative="1">
+      <w:start w:val="1"/>
+      <w:numFmt w:val="bullet"/>
+      <w:lvlText w:val=""/>
+      <w:lvlJc w:val="left"/>
+      <w:pPr>
+        <w:tabs>
+          <w:tab w:val="num" w:pos="5040"/>
+        </w:tabs>
+        <w:ind w:left="5040" w:hanging="360"/>
+      </w:pPr>
+      <w:rPr>
+        <w:rFonts w:ascii="Wingdings" w:hAnsi="Wingdings" w:hint="default"/>
+        <w:sz w:val="20"/>
+      </w:rPr>
+    </w:lvl>
+    <w:lvl w:ilvl="7" w:tentative="1">
+      <w:start w:val="1"/>
+      <w:numFmt w:val="bullet"/>
+      <w:lvlText w:val=""/>
+      <w:lvlJc w:val="left"/>
+      <w:pPr>
+        <w:tabs>
+          <w:tab w:val="num" w:pos="5760"/>
+        </w:tabs>
+        <w:ind w:left="5760" w:hanging="360"/>
+      </w:pPr>
+      <w:rPr>
+        <w:rFonts w:ascii="Wingdings" w:hAnsi="Wingdings" w:hint="default"/>
+        <w:sz w:val="20"/>
+      </w:rPr>
+    </w:lvl>
+    <w:lvl w:ilvl="8" w:tentative="1">
+      <w:start w:val="1"/>
+      <w:numFmt w:val="bullet"/>
+      <w:lvlText w:val=""/>
+      <w:lvlJc w:val="left"/>
+      <w:pPr>
+        <w:tabs>
+          <w:tab w:val="num" w:pos="6480"/>
+        </w:tabs>
+        <w:ind w:left="6480" w:hanging="360"/>
+      </w:pPr>
+      <w:rPr>
+        <w:rFonts w:ascii="Wingdings" w:hAnsi="Wingdings" w:hint="default"/>
+        <w:sz w:val="20"/>
+      </w:rPr>
+    </w:lvl>
+  </w:abstractNum>
+  <w:abstractNum w:abstractNumId="20" w15:restartNumberingAfterBreak="0">
+    <w:nsid w:val="543C532A"/>
+    <w:multiLevelType w:val="multilevel"/>
+    <w:tmpl w:val="6ACCB154"/>
+    <w:lvl w:ilvl="0">
+      <w:start w:val="1"/>
+      <w:numFmt w:val="bullet"/>
+      <w:lvlText w:val=""/>
+      <w:lvlJc w:val="left"/>
+      <w:pPr>
+        <w:tabs>
+          <w:tab w:val="num" w:pos="720"/>
+        </w:tabs>
+        <w:ind w:left="720" w:hanging="360"/>
+      </w:pPr>
+      <w:rPr>
+        <w:rFonts w:ascii="Symbol" w:hAnsi="Symbol" w:hint="default"/>
+        <w:sz w:val="20"/>
+      </w:rPr>
+    </w:lvl>
+    <w:lvl w:ilvl="1">
+      <w:start w:val="1"/>
+      <w:numFmt w:val="bullet"/>
+      <w:lvlText w:val="o"/>
+      <w:lvlJc w:val="left"/>
+      <w:pPr>
+        <w:tabs>
+          <w:tab w:val="num" w:pos="1440"/>
+        </w:tabs>
+        <w:ind w:left="1440" w:hanging="360"/>
+      </w:pPr>
+      <w:rPr>
+        <w:rFonts w:ascii="Courier New" w:hAnsi="Courier New" w:hint="default"/>
+        <w:sz w:val="20"/>
+      </w:rPr>
+    </w:lvl>
+    <w:lvl w:ilvl="2" w:tentative="1">
+      <w:start w:val="1"/>
+      <w:numFmt w:val="bullet"/>
+      <w:lvlText w:val=""/>
+      <w:lvlJc w:val="left"/>
+      <w:pPr>
+        <w:tabs>
+          <w:tab w:val="num" w:pos="2160"/>
+        </w:tabs>
+        <w:ind w:left="2160" w:hanging="360"/>
+      </w:pPr>
+      <w:rPr>
+        <w:rFonts w:ascii="Wingdings" w:hAnsi="Wingdings" w:hint="default"/>
+        <w:sz w:val="20"/>
+      </w:rPr>
+    </w:lvl>
+    <w:lvl w:ilvl="3" w:tentative="1">
+      <w:start w:val="1"/>
+      <w:numFmt w:val="bullet"/>
+      <w:lvlText w:val=""/>
+      <w:lvlJc w:val="left"/>
+      <w:pPr>
+        <w:tabs>
+          <w:tab w:val="num" w:pos="2880"/>
+        </w:tabs>
+        <w:ind w:left="2880" w:hanging="360"/>
+      </w:pPr>
+      <w:rPr>
+        <w:rFonts w:ascii="Wingdings" w:hAnsi="Wingdings" w:hint="default"/>
+        <w:sz w:val="20"/>
+      </w:rPr>
+    </w:lvl>
+    <w:lvl w:ilvl="4" w:tentative="1">
+      <w:start w:val="1"/>
+      <w:numFmt w:val="bullet"/>
+      <w:lvlText w:val=""/>
+      <w:lvlJc w:val="left"/>
+      <w:pPr>
+        <w:tabs>
+          <w:tab w:val="num" w:pos="3600"/>
+        </w:tabs>
+        <w:ind w:left="3600" w:hanging="360"/>
+      </w:pPr>
+      <w:rPr>
+        <w:rFonts w:ascii="Wingdings" w:hAnsi="Wingdings" w:hint="default"/>
+        <w:sz w:val="20"/>
+      </w:rPr>
+    </w:lvl>
+    <w:lvl w:ilvl="5" w:tentative="1">
+      <w:start w:val="1"/>
+      <w:numFmt w:val="bullet"/>
+      <w:lvlText w:val=""/>
+      <w:lvlJc w:val="left"/>
+      <w:pPr>
+        <w:tabs>
+          <w:tab w:val="num" w:pos="4320"/>
+        </w:tabs>
+        <w:ind w:left="4320" w:hanging="360"/>
+      </w:pPr>
+      <w:rPr>
+        <w:rFonts w:ascii="Wingdings" w:hAnsi="Wingdings" w:hint="default"/>
+        <w:sz w:val="20"/>
+      </w:rPr>
+    </w:lvl>
+    <w:lvl w:ilvl="6" w:tentative="1">
+      <w:start w:val="1"/>
+      <w:numFmt w:val="bullet"/>
+      <w:lvlText w:val=""/>
+      <w:lvlJc w:val="left"/>
+      <w:pPr>
+        <w:tabs>
+          <w:tab w:val="num" w:pos="5040"/>
+        </w:tabs>
+        <w:ind w:left="5040" w:hanging="360"/>
+      </w:pPr>
+      <w:rPr>
+        <w:rFonts w:ascii="Wingdings" w:hAnsi="Wingdings" w:hint="default"/>
+        <w:sz w:val="20"/>
+      </w:rPr>
+    </w:lvl>
+    <w:lvl w:ilvl="7" w:tentative="1">
+      <w:start w:val="1"/>
+      <w:numFmt w:val="bullet"/>
+      <w:lvlText w:val=""/>
+      <w:lvlJc w:val="left"/>
+      <w:pPr>
+        <w:tabs>
+          <w:tab w:val="num" w:pos="5760"/>
+        </w:tabs>
+        <w:ind w:left="5760" w:hanging="360"/>
+      </w:pPr>
+      <w:rPr>
+        <w:rFonts w:ascii="Wingdings" w:hAnsi="Wingdings" w:hint="default"/>
+        <w:sz w:val="20"/>
+      </w:rPr>
+    </w:lvl>
+    <w:lvl w:ilvl="8" w:tentative="1">
+      <w:start w:val="1"/>
+      <w:numFmt w:val="bullet"/>
+      <w:lvlText w:val=""/>
+      <w:lvlJc w:val="left"/>
+      <w:pPr>
+        <w:tabs>
+          <w:tab w:val="num" w:pos="6480"/>
+        </w:tabs>
+        <w:ind w:left="6480" w:hanging="360"/>
+      </w:pPr>
+      <w:rPr>
+        <w:rFonts w:ascii="Wingdings" w:hAnsi="Wingdings" w:hint="default"/>
+        <w:sz w:val="20"/>
+      </w:rPr>
+    </w:lvl>
+  </w:abstractNum>
+  <w:abstractNum w:abstractNumId="21" w15:restartNumberingAfterBreak="0">
+    <w:nsid w:val="56F9687A"/>
+    <w:multiLevelType w:val="multilevel"/>
+    <w:tmpl w:val="DE1086E6"/>
+    <w:lvl w:ilvl="0">
+      <w:start w:val="1"/>
+      <w:numFmt w:val="bullet"/>
+      <w:lvlText w:val=""/>
+      <w:lvlJc w:val="left"/>
+      <w:pPr>
+        <w:tabs>
+          <w:tab w:val="num" w:pos="720"/>
+        </w:tabs>
+        <w:ind w:left="720" w:hanging="360"/>
+      </w:pPr>
+      <w:rPr>
+        <w:rFonts w:ascii="Symbol" w:hAnsi="Symbol" w:hint="default"/>
+        <w:sz w:val="20"/>
+      </w:rPr>
+    </w:lvl>
+    <w:lvl w:ilvl="1" w:tentative="1">
+      <w:start w:val="1"/>
+      <w:numFmt w:val="bullet"/>
+      <w:lvlText w:val="o"/>
+      <w:lvlJc w:val="left"/>
+      <w:pPr>
+        <w:tabs>
+          <w:tab w:val="num" w:pos="1440"/>
+        </w:tabs>
+        <w:ind w:left="1440" w:hanging="360"/>
+      </w:pPr>
+      <w:rPr>
+        <w:rFonts w:ascii="Courier New" w:hAnsi="Courier New" w:hint="default"/>
+        <w:sz w:val="20"/>
+      </w:rPr>
+    </w:lvl>
+    <w:lvl w:ilvl="2" w:tentative="1">
+      <w:start w:val="1"/>
+      <w:numFmt w:val="bullet"/>
+      <w:lvlText w:val=""/>
+      <w:lvlJc w:val="left"/>
+      <w:pPr>
+        <w:tabs>
+          <w:tab w:val="num" w:pos="2160"/>
+        </w:tabs>
+        <w:ind w:left="2160" w:hanging="360"/>
+      </w:pPr>
+      <w:rPr>
+        <w:rFonts w:ascii="Wingdings" w:hAnsi="Wingdings" w:hint="default"/>
+        <w:sz w:val="20"/>
+      </w:rPr>
+    </w:lvl>
+    <w:lvl w:ilvl="3" w:tentative="1">
+      <w:start w:val="1"/>
+      <w:numFmt w:val="bullet"/>
+      <w:lvlText w:val=""/>
+      <w:lvlJc w:val="left"/>
+      <w:pPr>
+        <w:tabs>
+          <w:tab w:val="num" w:pos="2880"/>
+        </w:tabs>
+        <w:ind w:left="2880" w:hanging="360"/>
+      </w:pPr>
+      <w:rPr>
+        <w:rFonts w:ascii="Wingdings" w:hAnsi="Wingdings" w:hint="default"/>
+        <w:sz w:val="20"/>
+      </w:rPr>
+    </w:lvl>
+    <w:lvl w:ilvl="4" w:tentative="1">
+      <w:start w:val="1"/>
+      <w:numFmt w:val="bullet"/>
+      <w:lvlText w:val=""/>
+      <w:lvlJc w:val="left"/>
+      <w:pPr>
+        <w:tabs>
+          <w:tab w:val="num" w:pos="3600"/>
+        </w:tabs>
+        <w:ind w:left="3600" w:hanging="360"/>
+      </w:pPr>
+      <w:rPr>
+        <w:rFonts w:ascii="Wingdings" w:hAnsi="Wingdings" w:hint="default"/>
+        <w:sz w:val="20"/>
+      </w:rPr>
+    </w:lvl>
+    <w:lvl w:ilvl="5" w:tentative="1">
+      <w:start w:val="1"/>
+      <w:numFmt w:val="bullet"/>
+      <w:lvlText w:val=""/>
+      <w:lvlJc w:val="left"/>
+      <w:pPr>
+        <w:tabs>
+          <w:tab w:val="num" w:pos="4320"/>
+        </w:tabs>
+        <w:ind w:left="4320" w:hanging="360"/>
+      </w:pPr>
+      <w:rPr>
+        <w:rFonts w:ascii="Wingdings" w:hAnsi="Wingdings" w:hint="default"/>
+        <w:sz w:val="20"/>
+      </w:rPr>
+    </w:lvl>
+    <w:lvl w:ilvl="6" w:tentative="1">
+      <w:start w:val="1"/>
+      <w:numFmt w:val="bullet"/>
+      <w:lvlText w:val=""/>
+      <w:lvlJc w:val="left"/>
+      <w:pPr>
+        <w:tabs>
+          <w:tab w:val="num" w:pos="5040"/>
+        </w:tabs>
+        <w:ind w:left="5040" w:hanging="360"/>
+      </w:pPr>
+      <w:rPr>
+        <w:rFonts w:ascii="Wingdings" w:hAnsi="Wingdings" w:hint="default"/>
+        <w:sz w:val="20"/>
+      </w:rPr>
+    </w:lvl>
+    <w:lvl w:ilvl="7" w:tentative="1">
+      <w:start w:val="1"/>
+      <w:numFmt w:val="bullet"/>
+      <w:lvlText w:val=""/>
+      <w:lvlJc w:val="left"/>
+      <w:pPr>
+        <w:tabs>
+          <w:tab w:val="num" w:pos="5760"/>
+        </w:tabs>
+        <w:ind w:left="5760" w:hanging="360"/>
+      </w:pPr>
+      <w:rPr>
+        <w:rFonts w:ascii="Wingdings" w:hAnsi="Wingdings" w:hint="default"/>
+        <w:sz w:val="20"/>
+      </w:rPr>
+    </w:lvl>
+    <w:lvl w:ilvl="8" w:tentative="1">
+      <w:start w:val="1"/>
+      <w:numFmt w:val="bullet"/>
+      <w:lvlText w:val=""/>
+      <w:lvlJc w:val="left"/>
+      <w:pPr>
+        <w:tabs>
+          <w:tab w:val="num" w:pos="6480"/>
+        </w:tabs>
+        <w:ind w:left="6480" w:hanging="360"/>
+      </w:pPr>
+      <w:rPr>
+        <w:rFonts w:ascii="Wingdings" w:hAnsi="Wingdings" w:hint="default"/>
+        <w:sz w:val="20"/>
+      </w:rPr>
+    </w:lvl>
+  </w:abstractNum>
+  <w:abstractNum w:abstractNumId="22" w15:restartNumberingAfterBreak="0">
     <w:nsid w:val="57FA5510"/>
     <w:multiLevelType w:val="multilevel"/>
     <w:tmpl w:val="F9446368"/>
@@ -10031,7 +14152,7 @@
       </w:pPr>
     </w:lvl>
   </w:abstractNum>
-  <w:abstractNum w:abstractNumId="14" w15:restartNumberingAfterBreak="0">
+  <w:abstractNum w:abstractNumId="23" w15:restartNumberingAfterBreak="0">
     <w:nsid w:val="5C957862"/>
     <w:multiLevelType w:val="multilevel"/>
     <w:tmpl w:val="542EE09C"/>
@@ -10180,7 +14301,305 @@
       </w:rPr>
     </w:lvl>
   </w:abstractNum>
-  <w:abstractNum w:abstractNumId="15" w15:restartNumberingAfterBreak="0">
+  <w:abstractNum w:abstractNumId="24" w15:restartNumberingAfterBreak="0">
+    <w:nsid w:val="65E01A62"/>
+    <w:multiLevelType w:val="multilevel"/>
+    <w:tmpl w:val="C506208C"/>
+    <w:lvl w:ilvl="0">
+      <w:start w:val="1"/>
+      <w:numFmt w:val="bullet"/>
+      <w:lvlText w:val=""/>
+      <w:lvlJc w:val="left"/>
+      <w:pPr>
+        <w:tabs>
+          <w:tab w:val="num" w:pos="720"/>
+        </w:tabs>
+        <w:ind w:left="720" w:hanging="360"/>
+      </w:pPr>
+      <w:rPr>
+        <w:rFonts w:ascii="Symbol" w:hAnsi="Symbol" w:hint="default"/>
+        <w:sz w:val="20"/>
+      </w:rPr>
+    </w:lvl>
+    <w:lvl w:ilvl="1">
+      <w:start w:val="1"/>
+      <w:numFmt w:val="bullet"/>
+      <w:lvlText w:val="o"/>
+      <w:lvlJc w:val="left"/>
+      <w:pPr>
+        <w:tabs>
+          <w:tab w:val="num" w:pos="1440"/>
+        </w:tabs>
+        <w:ind w:left="1440" w:hanging="360"/>
+      </w:pPr>
+      <w:rPr>
+        <w:rFonts w:ascii="Courier New" w:hAnsi="Courier New" w:hint="default"/>
+        <w:sz w:val="20"/>
+      </w:rPr>
+    </w:lvl>
+    <w:lvl w:ilvl="2" w:tentative="1">
+      <w:start w:val="1"/>
+      <w:numFmt w:val="bullet"/>
+      <w:lvlText w:val=""/>
+      <w:lvlJc w:val="left"/>
+      <w:pPr>
+        <w:tabs>
+          <w:tab w:val="num" w:pos="2160"/>
+        </w:tabs>
+        <w:ind w:left="2160" w:hanging="360"/>
+      </w:pPr>
+      <w:rPr>
+        <w:rFonts w:ascii="Wingdings" w:hAnsi="Wingdings" w:hint="default"/>
+        <w:sz w:val="20"/>
+      </w:rPr>
+    </w:lvl>
+    <w:lvl w:ilvl="3" w:tentative="1">
+      <w:start w:val="1"/>
+      <w:numFmt w:val="bullet"/>
+      <w:lvlText w:val=""/>
+      <w:lvlJc w:val="left"/>
+      <w:pPr>
+        <w:tabs>
+          <w:tab w:val="num" w:pos="2880"/>
+        </w:tabs>
+        <w:ind w:left="2880" w:hanging="360"/>
+      </w:pPr>
+      <w:rPr>
+        <w:rFonts w:ascii="Wingdings" w:hAnsi="Wingdings" w:hint="default"/>
+        <w:sz w:val="20"/>
+      </w:rPr>
+    </w:lvl>
+    <w:lvl w:ilvl="4" w:tentative="1">
+      <w:start w:val="1"/>
+      <w:numFmt w:val="bullet"/>
+      <w:lvlText w:val=""/>
+      <w:lvlJc w:val="left"/>
+      <w:pPr>
+        <w:tabs>
+          <w:tab w:val="num" w:pos="3600"/>
+        </w:tabs>
+        <w:ind w:left="3600" w:hanging="360"/>
+      </w:pPr>
+      <w:rPr>
+        <w:rFonts w:ascii="Wingdings" w:hAnsi="Wingdings" w:hint="default"/>
+        <w:sz w:val="20"/>
+      </w:rPr>
+    </w:lvl>
+    <w:lvl w:ilvl="5" w:tentative="1">
+      <w:start w:val="1"/>
+      <w:numFmt w:val="bullet"/>
+      <w:lvlText w:val=""/>
+      <w:lvlJc w:val="left"/>
+      <w:pPr>
+        <w:tabs>
+          <w:tab w:val="num" w:pos="4320"/>
+        </w:tabs>
+        <w:ind w:left="4320" w:hanging="360"/>
+      </w:pPr>
+      <w:rPr>
+        <w:rFonts w:ascii="Wingdings" w:hAnsi="Wingdings" w:hint="default"/>
+        <w:sz w:val="20"/>
+      </w:rPr>
+    </w:lvl>
+    <w:lvl w:ilvl="6" w:tentative="1">
+      <w:start w:val="1"/>
+      <w:numFmt w:val="bullet"/>
+      <w:lvlText w:val=""/>
+      <w:lvlJc w:val="left"/>
+      <w:pPr>
+        <w:tabs>
+          <w:tab w:val="num" w:pos="5040"/>
+        </w:tabs>
+        <w:ind w:left="5040" w:hanging="360"/>
+      </w:pPr>
+      <w:rPr>
+        <w:rFonts w:ascii="Wingdings" w:hAnsi="Wingdings" w:hint="default"/>
+        <w:sz w:val="20"/>
+      </w:rPr>
+    </w:lvl>
+    <w:lvl w:ilvl="7" w:tentative="1">
+      <w:start w:val="1"/>
+      <w:numFmt w:val="bullet"/>
+      <w:lvlText w:val=""/>
+      <w:lvlJc w:val="left"/>
+      <w:pPr>
+        <w:tabs>
+          <w:tab w:val="num" w:pos="5760"/>
+        </w:tabs>
+        <w:ind w:left="5760" w:hanging="360"/>
+      </w:pPr>
+      <w:rPr>
+        <w:rFonts w:ascii="Wingdings" w:hAnsi="Wingdings" w:hint="default"/>
+        <w:sz w:val="20"/>
+      </w:rPr>
+    </w:lvl>
+    <w:lvl w:ilvl="8" w:tentative="1">
+      <w:start w:val="1"/>
+      <w:numFmt w:val="bullet"/>
+      <w:lvlText w:val=""/>
+      <w:lvlJc w:val="left"/>
+      <w:pPr>
+        <w:tabs>
+          <w:tab w:val="num" w:pos="6480"/>
+        </w:tabs>
+        <w:ind w:left="6480" w:hanging="360"/>
+      </w:pPr>
+      <w:rPr>
+        <w:rFonts w:ascii="Wingdings" w:hAnsi="Wingdings" w:hint="default"/>
+        <w:sz w:val="20"/>
+      </w:rPr>
+    </w:lvl>
+  </w:abstractNum>
+  <w:abstractNum w:abstractNumId="25" w15:restartNumberingAfterBreak="0">
+    <w:nsid w:val="67D53650"/>
+    <w:multiLevelType w:val="multilevel"/>
+    <w:tmpl w:val="8CDA0E0A"/>
+    <w:lvl w:ilvl="0">
+      <w:start w:val="1"/>
+      <w:numFmt w:val="bullet"/>
+      <w:lvlText w:val=""/>
+      <w:lvlJc w:val="left"/>
+      <w:pPr>
+        <w:tabs>
+          <w:tab w:val="num" w:pos="720"/>
+        </w:tabs>
+        <w:ind w:left="720" w:hanging="360"/>
+      </w:pPr>
+      <w:rPr>
+        <w:rFonts w:ascii="Symbol" w:hAnsi="Symbol" w:hint="default"/>
+        <w:sz w:val="20"/>
+      </w:rPr>
+    </w:lvl>
+    <w:lvl w:ilvl="1" w:tentative="1">
+      <w:start w:val="1"/>
+      <w:numFmt w:val="bullet"/>
+      <w:lvlText w:val="o"/>
+      <w:lvlJc w:val="left"/>
+      <w:pPr>
+        <w:tabs>
+          <w:tab w:val="num" w:pos="1440"/>
+        </w:tabs>
+        <w:ind w:left="1440" w:hanging="360"/>
+      </w:pPr>
+      <w:rPr>
+        <w:rFonts w:ascii="Courier New" w:hAnsi="Courier New" w:hint="default"/>
+        <w:sz w:val="20"/>
+      </w:rPr>
+    </w:lvl>
+    <w:lvl w:ilvl="2" w:tentative="1">
+      <w:start w:val="1"/>
+      <w:numFmt w:val="bullet"/>
+      <w:lvlText w:val=""/>
+      <w:lvlJc w:val="left"/>
+      <w:pPr>
+        <w:tabs>
+          <w:tab w:val="num" w:pos="2160"/>
+        </w:tabs>
+        <w:ind w:left="2160" w:hanging="360"/>
+      </w:pPr>
+      <w:rPr>
+        <w:rFonts w:ascii="Wingdings" w:hAnsi="Wingdings" w:hint="default"/>
+        <w:sz w:val="20"/>
+      </w:rPr>
+    </w:lvl>
+    <w:lvl w:ilvl="3" w:tentative="1">
+      <w:start w:val="1"/>
+      <w:numFmt w:val="bullet"/>
+      <w:lvlText w:val=""/>
+      <w:lvlJc w:val="left"/>
+      <w:pPr>
+        <w:tabs>
+          <w:tab w:val="num" w:pos="2880"/>
+        </w:tabs>
+        <w:ind w:left="2880" w:hanging="360"/>
+      </w:pPr>
+      <w:rPr>
+        <w:rFonts w:ascii="Wingdings" w:hAnsi="Wingdings" w:hint="default"/>
+        <w:sz w:val="20"/>
+      </w:rPr>
+    </w:lvl>
+    <w:lvl w:ilvl="4" w:tentative="1">
+      <w:start w:val="1"/>
+      <w:numFmt w:val="bullet"/>
+      <w:lvlText w:val=""/>
+      <w:lvlJc w:val="left"/>
+      <w:pPr>
+        <w:tabs>
+          <w:tab w:val="num" w:pos="3600"/>
+        </w:tabs>
+        <w:ind w:left="3600" w:hanging="360"/>
+      </w:pPr>
+      <w:rPr>
+        <w:rFonts w:ascii="Wingdings" w:hAnsi="Wingdings" w:hint="default"/>
+        <w:sz w:val="20"/>
+      </w:rPr>
+    </w:lvl>
+    <w:lvl w:ilvl="5" w:tentative="1">
+      <w:start w:val="1"/>
+      <w:numFmt w:val="bullet"/>
+      <w:lvlText w:val=""/>
+      <w:lvlJc w:val="left"/>
+      <w:pPr>
+        <w:tabs>
+          <w:tab w:val="num" w:pos="4320"/>
+        </w:tabs>
+        <w:ind w:left="4320" w:hanging="360"/>
+      </w:pPr>
+      <w:rPr>
+        <w:rFonts w:ascii="Wingdings" w:hAnsi="Wingdings" w:hint="default"/>
+        <w:sz w:val="20"/>
+      </w:rPr>
+    </w:lvl>
+    <w:lvl w:ilvl="6" w:tentative="1">
+      <w:start w:val="1"/>
+      <w:numFmt w:val="bullet"/>
+      <w:lvlText w:val=""/>
+      <w:lvlJc w:val="left"/>
+      <w:pPr>
+        <w:tabs>
+          <w:tab w:val="num" w:pos="5040"/>
+        </w:tabs>
+        <w:ind w:left="5040" w:hanging="360"/>
+      </w:pPr>
+      <w:rPr>
+        <w:rFonts w:ascii="Wingdings" w:hAnsi="Wingdings" w:hint="default"/>
+        <w:sz w:val="20"/>
+      </w:rPr>
+    </w:lvl>
+    <w:lvl w:ilvl="7" w:tentative="1">
+      <w:start w:val="1"/>
+      <w:numFmt w:val="bullet"/>
+      <w:lvlText w:val=""/>
+      <w:lvlJc w:val="left"/>
+      <w:pPr>
+        <w:tabs>
+          <w:tab w:val="num" w:pos="5760"/>
+        </w:tabs>
+        <w:ind w:left="5760" w:hanging="360"/>
+      </w:pPr>
+      <w:rPr>
+        <w:rFonts w:ascii="Wingdings" w:hAnsi="Wingdings" w:hint="default"/>
+        <w:sz w:val="20"/>
+      </w:rPr>
+    </w:lvl>
+    <w:lvl w:ilvl="8" w:tentative="1">
+      <w:start w:val="1"/>
+      <w:numFmt w:val="bullet"/>
+      <w:lvlText w:val=""/>
+      <w:lvlJc w:val="left"/>
+      <w:pPr>
+        <w:tabs>
+          <w:tab w:val="num" w:pos="6480"/>
+        </w:tabs>
+        <w:ind w:left="6480" w:hanging="360"/>
+      </w:pPr>
+      <w:rPr>
+        <w:rFonts w:ascii="Wingdings" w:hAnsi="Wingdings" w:hint="default"/>
+        <w:sz w:val="20"/>
+      </w:rPr>
+    </w:lvl>
+  </w:abstractNum>
+  <w:abstractNum w:abstractNumId="26" w15:restartNumberingAfterBreak="0">
     <w:nsid w:val="6D580C20"/>
     <w:multiLevelType w:val="multilevel"/>
     <w:tmpl w:val="D56C1E0A"/>
@@ -10329,7 +14748,603 @@
       </w:rPr>
     </w:lvl>
   </w:abstractNum>
-  <w:abstractNum w:abstractNumId="16" w15:restartNumberingAfterBreak="0">
+  <w:abstractNum w:abstractNumId="27" w15:restartNumberingAfterBreak="0">
+    <w:nsid w:val="6E39531B"/>
+    <w:multiLevelType w:val="multilevel"/>
+    <w:tmpl w:val="D7B8616E"/>
+    <w:lvl w:ilvl="0">
+      <w:start w:val="1"/>
+      <w:numFmt w:val="bullet"/>
+      <w:lvlText w:val=""/>
+      <w:lvlJc w:val="left"/>
+      <w:pPr>
+        <w:tabs>
+          <w:tab w:val="num" w:pos="720"/>
+        </w:tabs>
+        <w:ind w:left="720" w:hanging="360"/>
+      </w:pPr>
+      <w:rPr>
+        <w:rFonts w:ascii="Symbol" w:hAnsi="Symbol" w:hint="default"/>
+        <w:sz w:val="20"/>
+      </w:rPr>
+    </w:lvl>
+    <w:lvl w:ilvl="1" w:tentative="1">
+      <w:start w:val="1"/>
+      <w:numFmt w:val="bullet"/>
+      <w:lvlText w:val="o"/>
+      <w:lvlJc w:val="left"/>
+      <w:pPr>
+        <w:tabs>
+          <w:tab w:val="num" w:pos="1440"/>
+        </w:tabs>
+        <w:ind w:left="1440" w:hanging="360"/>
+      </w:pPr>
+      <w:rPr>
+        <w:rFonts w:ascii="Courier New" w:hAnsi="Courier New" w:hint="default"/>
+        <w:sz w:val="20"/>
+      </w:rPr>
+    </w:lvl>
+    <w:lvl w:ilvl="2" w:tentative="1">
+      <w:start w:val="1"/>
+      <w:numFmt w:val="bullet"/>
+      <w:lvlText w:val=""/>
+      <w:lvlJc w:val="left"/>
+      <w:pPr>
+        <w:tabs>
+          <w:tab w:val="num" w:pos="2160"/>
+        </w:tabs>
+        <w:ind w:left="2160" w:hanging="360"/>
+      </w:pPr>
+      <w:rPr>
+        <w:rFonts w:ascii="Wingdings" w:hAnsi="Wingdings" w:hint="default"/>
+        <w:sz w:val="20"/>
+      </w:rPr>
+    </w:lvl>
+    <w:lvl w:ilvl="3" w:tentative="1">
+      <w:start w:val="1"/>
+      <w:numFmt w:val="bullet"/>
+      <w:lvlText w:val=""/>
+      <w:lvlJc w:val="left"/>
+      <w:pPr>
+        <w:tabs>
+          <w:tab w:val="num" w:pos="2880"/>
+        </w:tabs>
+        <w:ind w:left="2880" w:hanging="360"/>
+      </w:pPr>
+      <w:rPr>
+        <w:rFonts w:ascii="Wingdings" w:hAnsi="Wingdings" w:hint="default"/>
+        <w:sz w:val="20"/>
+      </w:rPr>
+    </w:lvl>
+    <w:lvl w:ilvl="4" w:tentative="1">
+      <w:start w:val="1"/>
+      <w:numFmt w:val="bullet"/>
+      <w:lvlText w:val=""/>
+      <w:lvlJc w:val="left"/>
+      <w:pPr>
+        <w:tabs>
+          <w:tab w:val="num" w:pos="3600"/>
+        </w:tabs>
+        <w:ind w:left="3600" w:hanging="360"/>
+      </w:pPr>
+      <w:rPr>
+        <w:rFonts w:ascii="Wingdings" w:hAnsi="Wingdings" w:hint="default"/>
+        <w:sz w:val="20"/>
+      </w:rPr>
+    </w:lvl>
+    <w:lvl w:ilvl="5" w:tentative="1">
+      <w:start w:val="1"/>
+      <w:numFmt w:val="bullet"/>
+      <w:lvlText w:val=""/>
+      <w:lvlJc w:val="left"/>
+      <w:pPr>
+        <w:tabs>
+          <w:tab w:val="num" w:pos="4320"/>
+        </w:tabs>
+        <w:ind w:left="4320" w:hanging="360"/>
+      </w:pPr>
+      <w:rPr>
+        <w:rFonts w:ascii="Wingdings" w:hAnsi="Wingdings" w:hint="default"/>
+        <w:sz w:val="20"/>
+      </w:rPr>
+    </w:lvl>
+    <w:lvl w:ilvl="6" w:tentative="1">
+      <w:start w:val="1"/>
+      <w:numFmt w:val="bullet"/>
+      <w:lvlText w:val=""/>
+      <w:lvlJc w:val="left"/>
+      <w:pPr>
+        <w:tabs>
+          <w:tab w:val="num" w:pos="5040"/>
+        </w:tabs>
+        <w:ind w:left="5040" w:hanging="360"/>
+      </w:pPr>
+      <w:rPr>
+        <w:rFonts w:ascii="Wingdings" w:hAnsi="Wingdings" w:hint="default"/>
+        <w:sz w:val="20"/>
+      </w:rPr>
+    </w:lvl>
+    <w:lvl w:ilvl="7" w:tentative="1">
+      <w:start w:val="1"/>
+      <w:numFmt w:val="bullet"/>
+      <w:lvlText w:val=""/>
+      <w:lvlJc w:val="left"/>
+      <w:pPr>
+        <w:tabs>
+          <w:tab w:val="num" w:pos="5760"/>
+        </w:tabs>
+        <w:ind w:left="5760" w:hanging="360"/>
+      </w:pPr>
+      <w:rPr>
+        <w:rFonts w:ascii="Wingdings" w:hAnsi="Wingdings" w:hint="default"/>
+        <w:sz w:val="20"/>
+      </w:rPr>
+    </w:lvl>
+    <w:lvl w:ilvl="8" w:tentative="1">
+      <w:start w:val="1"/>
+      <w:numFmt w:val="bullet"/>
+      <w:lvlText w:val=""/>
+      <w:lvlJc w:val="left"/>
+      <w:pPr>
+        <w:tabs>
+          <w:tab w:val="num" w:pos="6480"/>
+        </w:tabs>
+        <w:ind w:left="6480" w:hanging="360"/>
+      </w:pPr>
+      <w:rPr>
+        <w:rFonts w:ascii="Wingdings" w:hAnsi="Wingdings" w:hint="default"/>
+        <w:sz w:val="20"/>
+      </w:rPr>
+    </w:lvl>
+  </w:abstractNum>
+  <w:abstractNum w:abstractNumId="28" w15:restartNumberingAfterBreak="0">
+    <w:nsid w:val="6FEC7337"/>
+    <w:multiLevelType w:val="multilevel"/>
+    <w:tmpl w:val="85EAD8EE"/>
+    <w:lvl w:ilvl="0">
+      <w:start w:val="1"/>
+      <w:numFmt w:val="bullet"/>
+      <w:lvlText w:val=""/>
+      <w:lvlJc w:val="left"/>
+      <w:pPr>
+        <w:tabs>
+          <w:tab w:val="num" w:pos="720"/>
+        </w:tabs>
+        <w:ind w:left="720" w:hanging="360"/>
+      </w:pPr>
+      <w:rPr>
+        <w:rFonts w:ascii="Symbol" w:hAnsi="Symbol" w:hint="default"/>
+        <w:sz w:val="20"/>
+      </w:rPr>
+    </w:lvl>
+    <w:lvl w:ilvl="1" w:tentative="1">
+      <w:start w:val="1"/>
+      <w:numFmt w:val="bullet"/>
+      <w:lvlText w:val="o"/>
+      <w:lvlJc w:val="left"/>
+      <w:pPr>
+        <w:tabs>
+          <w:tab w:val="num" w:pos="1440"/>
+        </w:tabs>
+        <w:ind w:left="1440" w:hanging="360"/>
+      </w:pPr>
+      <w:rPr>
+        <w:rFonts w:ascii="Courier New" w:hAnsi="Courier New" w:hint="default"/>
+        <w:sz w:val="20"/>
+      </w:rPr>
+    </w:lvl>
+    <w:lvl w:ilvl="2" w:tentative="1">
+      <w:start w:val="1"/>
+      <w:numFmt w:val="bullet"/>
+      <w:lvlText w:val=""/>
+      <w:lvlJc w:val="left"/>
+      <w:pPr>
+        <w:tabs>
+          <w:tab w:val="num" w:pos="2160"/>
+        </w:tabs>
+        <w:ind w:left="2160" w:hanging="360"/>
+      </w:pPr>
+      <w:rPr>
+        <w:rFonts w:ascii="Wingdings" w:hAnsi="Wingdings" w:hint="default"/>
+        <w:sz w:val="20"/>
+      </w:rPr>
+    </w:lvl>
+    <w:lvl w:ilvl="3" w:tentative="1">
+      <w:start w:val="1"/>
+      <w:numFmt w:val="bullet"/>
+      <w:lvlText w:val=""/>
+      <w:lvlJc w:val="left"/>
+      <w:pPr>
+        <w:tabs>
+          <w:tab w:val="num" w:pos="2880"/>
+        </w:tabs>
+        <w:ind w:left="2880" w:hanging="360"/>
+      </w:pPr>
+      <w:rPr>
+        <w:rFonts w:ascii="Wingdings" w:hAnsi="Wingdings" w:hint="default"/>
+        <w:sz w:val="20"/>
+      </w:rPr>
+    </w:lvl>
+    <w:lvl w:ilvl="4" w:tentative="1">
+      <w:start w:val="1"/>
+      <w:numFmt w:val="bullet"/>
+      <w:lvlText w:val=""/>
+      <w:lvlJc w:val="left"/>
+      <w:pPr>
+        <w:tabs>
+          <w:tab w:val="num" w:pos="3600"/>
+        </w:tabs>
+        <w:ind w:left="3600" w:hanging="360"/>
+      </w:pPr>
+      <w:rPr>
+        <w:rFonts w:ascii="Wingdings" w:hAnsi="Wingdings" w:hint="default"/>
+        <w:sz w:val="20"/>
+      </w:rPr>
+    </w:lvl>
+    <w:lvl w:ilvl="5" w:tentative="1">
+      <w:start w:val="1"/>
+      <w:numFmt w:val="bullet"/>
+      <w:lvlText w:val=""/>
+      <w:lvlJc w:val="left"/>
+      <w:pPr>
+        <w:tabs>
+          <w:tab w:val="num" w:pos="4320"/>
+        </w:tabs>
+        <w:ind w:left="4320" w:hanging="360"/>
+      </w:pPr>
+      <w:rPr>
+        <w:rFonts w:ascii="Wingdings" w:hAnsi="Wingdings" w:hint="default"/>
+        <w:sz w:val="20"/>
+      </w:rPr>
+    </w:lvl>
+    <w:lvl w:ilvl="6" w:tentative="1">
+      <w:start w:val="1"/>
+      <w:numFmt w:val="bullet"/>
+      <w:lvlText w:val=""/>
+      <w:lvlJc w:val="left"/>
+      <w:pPr>
+        <w:tabs>
+          <w:tab w:val="num" w:pos="5040"/>
+        </w:tabs>
+        <w:ind w:left="5040" w:hanging="360"/>
+      </w:pPr>
+      <w:rPr>
+        <w:rFonts w:ascii="Wingdings" w:hAnsi="Wingdings" w:hint="default"/>
+        <w:sz w:val="20"/>
+      </w:rPr>
+    </w:lvl>
+    <w:lvl w:ilvl="7" w:tentative="1">
+      <w:start w:val="1"/>
+      <w:numFmt w:val="bullet"/>
+      <w:lvlText w:val=""/>
+      <w:lvlJc w:val="left"/>
+      <w:pPr>
+        <w:tabs>
+          <w:tab w:val="num" w:pos="5760"/>
+        </w:tabs>
+        <w:ind w:left="5760" w:hanging="360"/>
+      </w:pPr>
+      <w:rPr>
+        <w:rFonts w:ascii="Wingdings" w:hAnsi="Wingdings" w:hint="default"/>
+        <w:sz w:val="20"/>
+      </w:rPr>
+    </w:lvl>
+    <w:lvl w:ilvl="8" w:tentative="1">
+      <w:start w:val="1"/>
+      <w:numFmt w:val="bullet"/>
+      <w:lvlText w:val=""/>
+      <w:lvlJc w:val="left"/>
+      <w:pPr>
+        <w:tabs>
+          <w:tab w:val="num" w:pos="6480"/>
+        </w:tabs>
+        <w:ind w:left="6480" w:hanging="360"/>
+      </w:pPr>
+      <w:rPr>
+        <w:rFonts w:ascii="Wingdings" w:hAnsi="Wingdings" w:hint="default"/>
+        <w:sz w:val="20"/>
+      </w:rPr>
+    </w:lvl>
+  </w:abstractNum>
+  <w:abstractNum w:abstractNumId="29" w15:restartNumberingAfterBreak="0">
+    <w:nsid w:val="70816186"/>
+    <w:multiLevelType w:val="multilevel"/>
+    <w:tmpl w:val="363028D2"/>
+    <w:lvl w:ilvl="0">
+      <w:start w:val="1"/>
+      <w:numFmt w:val="bullet"/>
+      <w:lvlText w:val=""/>
+      <w:lvlJc w:val="left"/>
+      <w:pPr>
+        <w:tabs>
+          <w:tab w:val="num" w:pos="720"/>
+        </w:tabs>
+        <w:ind w:left="720" w:hanging="360"/>
+      </w:pPr>
+      <w:rPr>
+        <w:rFonts w:ascii="Symbol" w:hAnsi="Symbol" w:hint="default"/>
+        <w:sz w:val="20"/>
+      </w:rPr>
+    </w:lvl>
+    <w:lvl w:ilvl="1" w:tentative="1">
+      <w:start w:val="1"/>
+      <w:numFmt w:val="bullet"/>
+      <w:lvlText w:val="o"/>
+      <w:lvlJc w:val="left"/>
+      <w:pPr>
+        <w:tabs>
+          <w:tab w:val="num" w:pos="1440"/>
+        </w:tabs>
+        <w:ind w:left="1440" w:hanging="360"/>
+      </w:pPr>
+      <w:rPr>
+        <w:rFonts w:ascii="Courier New" w:hAnsi="Courier New" w:hint="default"/>
+        <w:sz w:val="20"/>
+      </w:rPr>
+    </w:lvl>
+    <w:lvl w:ilvl="2" w:tentative="1">
+      <w:start w:val="1"/>
+      <w:numFmt w:val="bullet"/>
+      <w:lvlText w:val=""/>
+      <w:lvlJc w:val="left"/>
+      <w:pPr>
+        <w:tabs>
+          <w:tab w:val="num" w:pos="2160"/>
+        </w:tabs>
+        <w:ind w:left="2160" w:hanging="360"/>
+      </w:pPr>
+      <w:rPr>
+        <w:rFonts w:ascii="Wingdings" w:hAnsi="Wingdings" w:hint="default"/>
+        <w:sz w:val="20"/>
+      </w:rPr>
+    </w:lvl>
+    <w:lvl w:ilvl="3" w:tentative="1">
+      <w:start w:val="1"/>
+      <w:numFmt w:val="bullet"/>
+      <w:lvlText w:val=""/>
+      <w:lvlJc w:val="left"/>
+      <w:pPr>
+        <w:tabs>
+          <w:tab w:val="num" w:pos="2880"/>
+        </w:tabs>
+        <w:ind w:left="2880" w:hanging="360"/>
+      </w:pPr>
+      <w:rPr>
+        <w:rFonts w:ascii="Wingdings" w:hAnsi="Wingdings" w:hint="default"/>
+        <w:sz w:val="20"/>
+      </w:rPr>
+    </w:lvl>
+    <w:lvl w:ilvl="4" w:tentative="1">
+      <w:start w:val="1"/>
+      <w:numFmt w:val="bullet"/>
+      <w:lvlText w:val=""/>
+      <w:lvlJc w:val="left"/>
+      <w:pPr>
+        <w:tabs>
+          <w:tab w:val="num" w:pos="3600"/>
+        </w:tabs>
+        <w:ind w:left="3600" w:hanging="360"/>
+      </w:pPr>
+      <w:rPr>
+        <w:rFonts w:ascii="Wingdings" w:hAnsi="Wingdings" w:hint="default"/>
+        <w:sz w:val="20"/>
+      </w:rPr>
+    </w:lvl>
+    <w:lvl w:ilvl="5" w:tentative="1">
+      <w:start w:val="1"/>
+      <w:numFmt w:val="bullet"/>
+      <w:lvlText w:val=""/>
+      <w:lvlJc w:val="left"/>
+      <w:pPr>
+        <w:tabs>
+          <w:tab w:val="num" w:pos="4320"/>
+        </w:tabs>
+        <w:ind w:left="4320" w:hanging="360"/>
+      </w:pPr>
+      <w:rPr>
+        <w:rFonts w:ascii="Wingdings" w:hAnsi="Wingdings" w:hint="default"/>
+        <w:sz w:val="20"/>
+      </w:rPr>
+    </w:lvl>
+    <w:lvl w:ilvl="6" w:tentative="1">
+      <w:start w:val="1"/>
+      <w:numFmt w:val="bullet"/>
+      <w:lvlText w:val=""/>
+      <w:lvlJc w:val="left"/>
+      <w:pPr>
+        <w:tabs>
+          <w:tab w:val="num" w:pos="5040"/>
+        </w:tabs>
+        <w:ind w:left="5040" w:hanging="360"/>
+      </w:pPr>
+      <w:rPr>
+        <w:rFonts w:ascii="Wingdings" w:hAnsi="Wingdings" w:hint="default"/>
+        <w:sz w:val="20"/>
+      </w:rPr>
+    </w:lvl>
+    <w:lvl w:ilvl="7" w:tentative="1">
+      <w:start w:val="1"/>
+      <w:numFmt w:val="bullet"/>
+      <w:lvlText w:val=""/>
+      <w:lvlJc w:val="left"/>
+      <w:pPr>
+        <w:tabs>
+          <w:tab w:val="num" w:pos="5760"/>
+        </w:tabs>
+        <w:ind w:left="5760" w:hanging="360"/>
+      </w:pPr>
+      <w:rPr>
+        <w:rFonts w:ascii="Wingdings" w:hAnsi="Wingdings" w:hint="default"/>
+        <w:sz w:val="20"/>
+      </w:rPr>
+    </w:lvl>
+    <w:lvl w:ilvl="8" w:tentative="1">
+      <w:start w:val="1"/>
+      <w:numFmt w:val="bullet"/>
+      <w:lvlText w:val=""/>
+      <w:lvlJc w:val="left"/>
+      <w:pPr>
+        <w:tabs>
+          <w:tab w:val="num" w:pos="6480"/>
+        </w:tabs>
+        <w:ind w:left="6480" w:hanging="360"/>
+      </w:pPr>
+      <w:rPr>
+        <w:rFonts w:ascii="Wingdings" w:hAnsi="Wingdings" w:hint="default"/>
+        <w:sz w:val="20"/>
+      </w:rPr>
+    </w:lvl>
+  </w:abstractNum>
+  <w:abstractNum w:abstractNumId="30" w15:restartNumberingAfterBreak="0">
+    <w:nsid w:val="7C006FC1"/>
+    <w:multiLevelType w:val="multilevel"/>
+    <w:tmpl w:val="32AA2084"/>
+    <w:lvl w:ilvl="0">
+      <w:start w:val="1"/>
+      <w:numFmt w:val="bullet"/>
+      <w:lvlText w:val=""/>
+      <w:lvlJc w:val="left"/>
+      <w:pPr>
+        <w:tabs>
+          <w:tab w:val="num" w:pos="720"/>
+        </w:tabs>
+        <w:ind w:left="720" w:hanging="360"/>
+      </w:pPr>
+      <w:rPr>
+        <w:rFonts w:ascii="Symbol" w:hAnsi="Symbol" w:hint="default"/>
+        <w:sz w:val="20"/>
+      </w:rPr>
+    </w:lvl>
+    <w:lvl w:ilvl="1" w:tentative="1">
+      <w:start w:val="1"/>
+      <w:numFmt w:val="bullet"/>
+      <w:lvlText w:val="o"/>
+      <w:lvlJc w:val="left"/>
+      <w:pPr>
+        <w:tabs>
+          <w:tab w:val="num" w:pos="1440"/>
+        </w:tabs>
+        <w:ind w:left="1440" w:hanging="360"/>
+      </w:pPr>
+      <w:rPr>
+        <w:rFonts w:ascii="Courier New" w:hAnsi="Courier New" w:hint="default"/>
+        <w:sz w:val="20"/>
+      </w:rPr>
+    </w:lvl>
+    <w:lvl w:ilvl="2" w:tentative="1">
+      <w:start w:val="1"/>
+      <w:numFmt w:val="bullet"/>
+      <w:lvlText w:val=""/>
+      <w:lvlJc w:val="left"/>
+      <w:pPr>
+        <w:tabs>
+          <w:tab w:val="num" w:pos="2160"/>
+        </w:tabs>
+        <w:ind w:left="2160" w:hanging="360"/>
+      </w:pPr>
+      <w:rPr>
+        <w:rFonts w:ascii="Wingdings" w:hAnsi="Wingdings" w:hint="default"/>
+        <w:sz w:val="20"/>
+      </w:rPr>
+    </w:lvl>
+    <w:lvl w:ilvl="3" w:tentative="1">
+      <w:start w:val="1"/>
+      <w:numFmt w:val="bullet"/>
+      <w:lvlText w:val=""/>
+      <w:lvlJc w:val="left"/>
+      <w:pPr>
+        <w:tabs>
+          <w:tab w:val="num" w:pos="2880"/>
+        </w:tabs>
+        <w:ind w:left="2880" w:hanging="360"/>
+      </w:pPr>
+      <w:rPr>
+        <w:rFonts w:ascii="Wingdings" w:hAnsi="Wingdings" w:hint="default"/>
+        <w:sz w:val="20"/>
+      </w:rPr>
+    </w:lvl>
+    <w:lvl w:ilvl="4" w:tentative="1">
+      <w:start w:val="1"/>
+      <w:numFmt w:val="bullet"/>
+      <w:lvlText w:val=""/>
+      <w:lvlJc w:val="left"/>
+      <w:pPr>
+        <w:tabs>
+          <w:tab w:val="num" w:pos="3600"/>
+        </w:tabs>
+        <w:ind w:left="3600" w:hanging="360"/>
+      </w:pPr>
+      <w:rPr>
+        <w:rFonts w:ascii="Wingdings" w:hAnsi="Wingdings" w:hint="default"/>
+        <w:sz w:val="20"/>
+      </w:rPr>
+    </w:lvl>
+    <w:lvl w:ilvl="5" w:tentative="1">
+      <w:start w:val="1"/>
+      <w:numFmt w:val="bullet"/>
+      <w:lvlText w:val=""/>
+      <w:lvlJc w:val="left"/>
+      <w:pPr>
+        <w:tabs>
+          <w:tab w:val="num" w:pos="4320"/>
+        </w:tabs>
+        <w:ind w:left="4320" w:hanging="360"/>
+      </w:pPr>
+      <w:rPr>
+        <w:rFonts w:ascii="Wingdings" w:hAnsi="Wingdings" w:hint="default"/>
+        <w:sz w:val="20"/>
+      </w:rPr>
+    </w:lvl>
+    <w:lvl w:ilvl="6" w:tentative="1">
+      <w:start w:val="1"/>
+      <w:numFmt w:val="bullet"/>
+      <w:lvlText w:val=""/>
+      <w:lvlJc w:val="left"/>
+      <w:pPr>
+        <w:tabs>
+          <w:tab w:val="num" w:pos="5040"/>
+        </w:tabs>
+        <w:ind w:left="5040" w:hanging="360"/>
+      </w:pPr>
+      <w:rPr>
+        <w:rFonts w:ascii="Wingdings" w:hAnsi="Wingdings" w:hint="default"/>
+        <w:sz w:val="20"/>
+      </w:rPr>
+    </w:lvl>
+    <w:lvl w:ilvl="7" w:tentative="1">
+      <w:start w:val="1"/>
+      <w:numFmt w:val="bullet"/>
+      <w:lvlText w:val=""/>
+      <w:lvlJc w:val="left"/>
+      <w:pPr>
+        <w:tabs>
+          <w:tab w:val="num" w:pos="5760"/>
+        </w:tabs>
+        <w:ind w:left="5760" w:hanging="360"/>
+      </w:pPr>
+      <w:rPr>
+        <w:rFonts w:ascii="Wingdings" w:hAnsi="Wingdings" w:hint="default"/>
+        <w:sz w:val="20"/>
+      </w:rPr>
+    </w:lvl>
+    <w:lvl w:ilvl="8" w:tentative="1">
+      <w:start w:val="1"/>
+      <w:numFmt w:val="bullet"/>
+      <w:lvlText w:val=""/>
+      <w:lvlJc w:val="left"/>
+      <w:pPr>
+        <w:tabs>
+          <w:tab w:val="num" w:pos="6480"/>
+        </w:tabs>
+        <w:ind w:left="6480" w:hanging="360"/>
+      </w:pPr>
+      <w:rPr>
+        <w:rFonts w:ascii="Wingdings" w:hAnsi="Wingdings" w:hint="default"/>
+        <w:sz w:val="20"/>
+      </w:rPr>
+    </w:lvl>
+  </w:abstractNum>
+  <w:abstractNum w:abstractNumId="31" w15:restartNumberingAfterBreak="0">
     <w:nsid w:val="7E4E44DE"/>
     <w:multiLevelType w:val="multilevel"/>
     <w:tmpl w:val="9782FB78"/>
@@ -10479,16 +15494,16 @@
     </w:lvl>
   </w:abstractNum>
   <w:num w:numId="1" w16cid:durableId="1931968415">
-    <w:abstractNumId w:val="6"/>
+    <w:abstractNumId w:val="8"/>
   </w:num>
   <w:num w:numId="2" w16cid:durableId="1096755293">
-    <w:abstractNumId w:val="8"/>
+    <w:abstractNumId w:val="11"/>
   </w:num>
   <w:num w:numId="3" w16cid:durableId="1007946091">
     <w:abstractNumId w:val="2"/>
   </w:num>
   <w:num w:numId="4" w16cid:durableId="1710109717">
-    <w:abstractNumId w:val="7"/>
+    <w:abstractNumId w:val="10"/>
   </w:num>
   <w:num w:numId="5" w16cid:durableId="783815206">
     <w:abstractNumId w:val="0"/>
@@ -10497,37 +15512,82 @@
     <w:abstractNumId w:val="3"/>
   </w:num>
   <w:num w:numId="7" w16cid:durableId="1894465850">
-    <w:abstractNumId w:val="15"/>
+    <w:abstractNumId w:val="26"/>
   </w:num>
   <w:num w:numId="8" w16cid:durableId="958996710">
-    <w:abstractNumId w:val="10"/>
+    <w:abstractNumId w:val="13"/>
   </w:num>
   <w:num w:numId="9" w16cid:durableId="830952772">
+    <w:abstractNumId w:val="17"/>
+  </w:num>
+  <w:num w:numId="10" w16cid:durableId="1988632652">
+    <w:abstractNumId w:val="31"/>
+  </w:num>
+  <w:num w:numId="11" w16cid:durableId="950668289">
     <w:abstractNumId w:val="12"/>
   </w:num>
-  <w:num w:numId="10" w16cid:durableId="1988632652">
-    <w:abstractNumId w:val="16"/>
-  </w:num>
-  <w:num w:numId="11" w16cid:durableId="950668289">
-    <w:abstractNumId w:val="9"/>
-  </w:num>
   <w:num w:numId="12" w16cid:durableId="1052577915">
-    <w:abstractNumId w:val="14"/>
+    <w:abstractNumId w:val="23"/>
   </w:num>
   <w:num w:numId="13" w16cid:durableId="529034103">
-    <w:abstractNumId w:val="5"/>
+    <w:abstractNumId w:val="6"/>
   </w:num>
   <w:num w:numId="14" w16cid:durableId="993414253">
-    <w:abstractNumId w:val="11"/>
+    <w:abstractNumId w:val="16"/>
   </w:num>
   <w:num w:numId="15" w16cid:durableId="1781870430">
     <w:abstractNumId w:val="4"/>
   </w:num>
   <w:num w:numId="16" w16cid:durableId="1999338941">
-    <w:abstractNumId w:val="13"/>
+    <w:abstractNumId w:val="22"/>
   </w:num>
   <w:num w:numId="17" w16cid:durableId="727339448">
     <w:abstractNumId w:val="1"/>
+  </w:num>
+  <w:num w:numId="18" w16cid:durableId="1566336318">
+    <w:abstractNumId w:val="5"/>
+  </w:num>
+  <w:num w:numId="19" w16cid:durableId="273636376">
+    <w:abstractNumId w:val="27"/>
+  </w:num>
+  <w:num w:numId="20" w16cid:durableId="1152451142">
+    <w:abstractNumId w:val="21"/>
+  </w:num>
+  <w:num w:numId="21" w16cid:durableId="975456351">
+    <w:abstractNumId w:val="14"/>
+  </w:num>
+  <w:num w:numId="22" w16cid:durableId="530456467">
+    <w:abstractNumId w:val="9"/>
+  </w:num>
+  <w:num w:numId="23" w16cid:durableId="1617635212">
+    <w:abstractNumId w:val="30"/>
+  </w:num>
+  <w:num w:numId="24" w16cid:durableId="1198349017">
+    <w:abstractNumId w:val="20"/>
+  </w:num>
+  <w:num w:numId="25" w16cid:durableId="604769891">
+    <w:abstractNumId w:val="29"/>
+  </w:num>
+  <w:num w:numId="26" w16cid:durableId="1727993070">
+    <w:abstractNumId w:val="28"/>
+  </w:num>
+  <w:num w:numId="27" w16cid:durableId="2056542692">
+    <w:abstractNumId w:val="25"/>
+  </w:num>
+  <w:num w:numId="28" w16cid:durableId="279998503">
+    <w:abstractNumId w:val="24"/>
+  </w:num>
+  <w:num w:numId="29" w16cid:durableId="348068193">
+    <w:abstractNumId w:val="15"/>
+  </w:num>
+  <w:num w:numId="30" w16cid:durableId="1972593682">
+    <w:abstractNumId w:val="19"/>
+  </w:num>
+  <w:num w:numId="31" w16cid:durableId="460078414">
+    <w:abstractNumId w:val="18"/>
+  </w:num>
+  <w:num w:numId="32" w16cid:durableId="1689138009">
+    <w:abstractNumId w:val="7"/>
   </w:num>
 </w:numbering>
 </file>

--- a/00_Basic_electronics/learnings.docx
+++ b/00_Basic_electronics/learnings.docx
@@ -4483,6 +4483,7 @@
             <w:r>
               <w:t xml:space="preserve">Voltage </w:t>
             </w:r>
+            <w:proofErr w:type="gramStart"/>
             <w:r>
               <w:rPr>
                 <w:b/>
@@ -4490,6 +4491,7 @@
               </w:rPr>
               <w:t>drop</w:t>
             </w:r>
+            <w:proofErr w:type="gramEnd"/>
           </w:p>
           <w:p>
             <w:pPr>
@@ -5817,7 +5819,15 @@
                     <w:spacing w:after="0" w:line="240" w:lineRule="auto"/>
                   </w:pPr>
                   <w:r>
-                    <w:t>Voltage drop, signal distortion, high current draw</w:t>
+                    <w:t xml:space="preserve">Voltage </w:t>
+                  </w:r>
+                  <w:proofErr w:type="gramStart"/>
+                  <w:r>
+                    <w:t>drop</w:t>
+                  </w:r>
+                  <w:proofErr w:type="gramEnd"/>
+                  <w:r>
+                    <w:t>, signal distortion, high current draw</w:t>
                   </w:r>
                 </w:p>
               </w:tc>
@@ -7269,8 +7279,13 @@
             </w:r>
           </w:p>
           <w:p>
-            <w:r>
-              <w:t>So the “rails” are just the two supply extremes.</w:t>
+            <w:proofErr w:type="gramStart"/>
+            <w:r>
+              <w:t>So</w:t>
+            </w:r>
+            <w:proofErr w:type="gramEnd"/>
+            <w:r>
+              <w:t xml:space="preserve"> the “rails” are just the two supply extremes.</w:t>
             </w:r>
           </w:p>
           <w:p/>
@@ -8741,15 +8756,13 @@
               </w:rPr>
               <w:t xml:space="preserve">0 dB frequency and –3 dB frequency, are very common when </w:t>
             </w:r>
-            <w:proofErr w:type="spellStart"/>
-            <w:r>
-              <w:rPr>
-                <w:b/>
-                <w:bCs/>
-              </w:rPr>
-              <w:t>analyzing</w:t>
-            </w:r>
-            <w:proofErr w:type="spellEnd"/>
+            <w:r>
+              <w:rPr>
+                <w:b/>
+                <w:bCs/>
+              </w:rPr>
+              <w:t>analysing</w:t>
+            </w:r>
             <w:r>
               <w:rPr>
                 <w:b/>
@@ -10178,7 +10191,23 @@
                 <w:b/>
                 <w:bCs/>
               </w:rPr>
-              <w:t>Example: timer circuits (like 555 timer in “one-shot” mode).</w:t>
+              <w:t xml:space="preserve">Example: timer circuits (like 555 </w:t>
+            </w:r>
+            <w:proofErr w:type="gramStart"/>
+            <w:r>
+              <w:rPr>
+                <w:b/>
+                <w:bCs/>
+              </w:rPr>
+              <w:t>timer</w:t>
+            </w:r>
+            <w:proofErr w:type="gramEnd"/>
+            <w:r>
+              <w:rPr>
+                <w:b/>
+                <w:bCs/>
+              </w:rPr>
+              <w:t xml:space="preserve"> in “one-shot” mode).</w:t>
             </w:r>
           </w:p>
           <w:p>
@@ -10279,7 +10308,7 @@
                 <w:bCs/>
               </w:rPr>
               <w:pict w14:anchorId="2D5662A7">
-                <v:rect id="_x0000_i1067" style="width:0;height:1.5pt" o:hralign="center" o:hrstd="t" o:hr="t" fillcolor="#a0a0a0" stroked="f"/>
+                <v:rect id="_x0000_i1033" style="width:0;height:1.5pt" o:hralign="center" o:hrstd="t" o:hr="t" fillcolor="#a0a0a0" stroked="f"/>
               </w:pict>
             </w:r>
           </w:p>
@@ -16195,6 +16224,7 @@
   <w:style w:type="character" w:default="1" w:styleId="DefaultParagraphFont">
     <w:name w:val="Default Paragraph Font"/>
     <w:uiPriority w:val="1"/>
+    <w:semiHidden/>
     <w:unhideWhenUsed/>
   </w:style>
   <w:style w:type="table" w:default="1" w:styleId="TableNormal">

--- a/00_Basic_electronics/learnings.docx
+++ b/00_Basic_electronics/learnings.docx
@@ -10848,6 +10848,14 @@
               </w:rPr>
             </w:pPr>
           </w:p>
+          <w:p>
+            <w:pPr>
+              <w:rPr>
+                <w:b/>
+                <w:bCs/>
+              </w:rPr>
+            </w:pPr>
+          </w:p>
         </w:tc>
       </w:tr>
       <w:tr>
@@ -10856,13 +10864,1815 @@
             <w:tcW w:w="3006" w:type="dxa"/>
             <w:shd w:val="clear" w:color="auto" w:fill="D9D9D9" w:themeFill="background1" w:themeFillShade="D9"/>
           </w:tcPr>
-          <w:p/>
+          <w:p>
+            <w:r>
+              <w:lastRenderedPageBreak/>
+              <w:t xml:space="preserve">LT spice related </w:t>
+            </w:r>
+          </w:p>
         </w:tc>
         <w:tc>
           <w:tcPr>
             <w:tcW w:w="13296" w:type="dxa"/>
             <w:shd w:val="clear" w:color="auto" w:fill="D9D9D9" w:themeFill="background1" w:themeFillShade="D9"/>
           </w:tcPr>
+          <w:p>
+            <w:pPr>
+              <w:rPr>
+                <w:b/>
+                <w:bCs/>
+              </w:rPr>
+            </w:pPr>
+          </w:p>
+          <w:tbl>
+            <w:tblPr>
+              <w:tblStyle w:val="TableGrid"/>
+              <w:tblW w:w="0" w:type="auto"/>
+              <w:tblLook w:val="04A0" w:firstRow="1" w:lastRow="0" w:firstColumn="1" w:lastColumn="0" w:noHBand="0" w:noVBand="1"/>
+            </w:tblPr>
+            <w:tblGrid>
+              <w:gridCol w:w="13070"/>
+            </w:tblGrid>
+            <w:tr>
+              <w:tc>
+                <w:tcPr>
+                  <w:tcW w:w="13070" w:type="dxa"/>
+                  <w:shd w:val="clear" w:color="auto" w:fill="B4C6E7" w:themeFill="accent1" w:themeFillTint="66"/>
+                </w:tcPr>
+                <w:p>
+                  <w:pPr>
+                    <w:rPr>
+                      <w:b/>
+                      <w:bCs/>
+                      <w:sz w:val="28"/>
+                      <w:szCs w:val="28"/>
+                    </w:rPr>
+                  </w:pPr>
+                  <w:r>
+                    <w:rPr>
+                      <w:b/>
+                      <w:bCs/>
+                      <w:sz w:val="28"/>
+                      <w:szCs w:val="28"/>
+                    </w:rPr>
+                    <w:t>What is a netlist ?</w:t>
+                  </w:r>
+                </w:p>
+                <w:p>
+                  <w:pPr>
+                    <w:rPr>
+                      <w:b/>
+                      <w:bCs/>
+                    </w:rPr>
+                  </w:pPr>
+                </w:p>
+                <w:p>
+                  <w:r>
+                    <w:t xml:space="preserve">A netlist is the </w:t>
+                  </w:r>
+                  <w:r>
+                    <w:rPr>
+                      <w:i/>
+                      <w:iCs/>
+                    </w:rPr>
+                    <w:t>text description</w:t>
+                  </w:r>
+                  <w:r>
+                    <w:t xml:space="preserve"> of your circuit that tells LTspice:</w:t>
+                  </w:r>
+                </w:p>
+                <w:p>
+                  <w:pPr>
+                    <w:numPr>
+                      <w:ilvl w:val="0"/>
+                      <w:numId w:val="33"/>
+                    </w:numPr>
+                  </w:pPr>
+                  <w:r>
+                    <w:t>Which components exist</w:t>
+                  </w:r>
+                </w:p>
+                <w:p>
+                  <w:pPr>
+                    <w:numPr>
+                      <w:ilvl w:val="0"/>
+                      <w:numId w:val="33"/>
+                    </w:numPr>
+                  </w:pPr>
+                  <w:r>
+                    <w:t>Which nodes (wires) connect to which terminals</w:t>
+                  </w:r>
+                </w:p>
+                <w:p>
+                  <w:pPr>
+                    <w:numPr>
+                      <w:ilvl w:val="0"/>
+                      <w:numId w:val="33"/>
+                    </w:numPr>
+                  </w:pPr>
+                  <w:r>
+                    <w:t>What their values are</w:t>
+                  </w:r>
+                </w:p>
+                <w:p>
+                  <w:r>
+                    <w:t>Every LTspice schematic automatically generates a netlist — you do not need to write it manually (unless you want to).</w:t>
+                  </w:r>
+                </w:p>
+                <w:p/>
+                <w:p>
+                  <w:pPr>
+                    <w:rPr>
+                      <w:u w:val="single"/>
+                    </w:rPr>
+                  </w:pPr>
+                  <w:r>
+                    <w:rPr>
+                      <w:u w:val="single"/>
+                    </w:rPr>
+                    <w:t>Example netlist for a voltage source + resistor</w:t>
+                  </w:r>
+                </w:p>
+                <w:p/>
+                <w:p>
+                  <w:r>
+                    <w:t>Format : &lt;parameter_name&gt; &lt;+ve terminal is connected to&gt; &lt;-ve terminal is connected to&gt; &lt;value&gt;</w:t>
+                  </w:r>
+                </w:p>
+                <w:p/>
+                <w:tbl>
+                  <w:tblPr>
+                    <w:tblStyle w:val="TableGrid"/>
+                    <w:tblW w:w="0" w:type="auto"/>
+                    <w:tblLook w:val="04A0" w:firstRow="1" w:lastRow="0" w:firstColumn="1" w:lastColumn="0" w:noHBand="0" w:noVBand="1"/>
+                  </w:tblPr>
+                  <w:tblGrid>
+                    <w:gridCol w:w="1730"/>
+                    <w:gridCol w:w="5670"/>
+                  </w:tblGrid>
+                  <w:tr>
+                    <w:tc>
+                      <w:tcPr>
+                        <w:tcW w:w="1730" w:type="dxa"/>
+                        <w:vAlign w:val="center"/>
+                      </w:tcPr>
+                      <w:p>
+                        <w:r>
+                          <w:rPr>
+                            <w:b/>
+                            <w:bCs/>
+                          </w:rPr>
+                          <w:t>Line</w:t>
+                        </w:r>
+                      </w:p>
+                    </w:tc>
+                    <w:tc>
+                      <w:tcPr>
+                        <w:tcW w:w="5670" w:type="dxa"/>
+                        <w:vAlign w:val="center"/>
+                      </w:tcPr>
+                      <w:p>
+                        <w:r>
+                          <w:rPr>
+                            <w:b/>
+                            <w:bCs/>
+                          </w:rPr>
+                          <w:t>Interpretation</w:t>
+                        </w:r>
+                      </w:p>
+                    </w:tc>
+                  </w:tr>
+                  <w:tr>
+                    <w:tc>
+                      <w:tcPr>
+                        <w:tcW w:w="1730" w:type="dxa"/>
+                        <w:vAlign w:val="center"/>
+                      </w:tcPr>
+                      <w:p>
+                        <w:r>
+                          <w:t>V1 in 0 5</w:t>
+                        </w:r>
+                      </w:p>
+                    </w:tc>
+                    <w:tc>
+                      <w:tcPr>
+                        <w:tcW w:w="5670" w:type="dxa"/>
+                        <w:vAlign w:val="center"/>
+                      </w:tcPr>
+                      <w:p>
+                        <w:r>
+                          <w:t>Voltage source</w:t>
+                        </w:r>
+                        <w:r>
+                          <w:t xml:space="preserve"> named as ‘V1’ </w:t>
+                        </w:r>
+                        <w:r>
+                          <w:sym w:font="Wingdings" w:char="F0E0"/>
+                        </w:r>
+                        <w:r>
+                          <w:t xml:space="preserve"> its positive terminal is connected to ‘in’ </w:t>
+                        </w:r>
+                        <w:r>
+                          <w:sym w:font="Wingdings" w:char="F0E0"/>
+                        </w:r>
+                        <w:r>
+                          <w:t xml:space="preserve"> its negative terminal is connected to ‘0’ = ground </w:t>
+                        </w:r>
+                        <w:r>
+                          <w:sym w:font="Wingdings" w:char="F0E0"/>
+                        </w:r>
+                        <w:r>
+                          <w:t xml:space="preserve"> value = 5</w:t>
+                        </w:r>
+                      </w:p>
+                    </w:tc>
+                  </w:tr>
+                  <w:tr>
+                    <w:tc>
+                      <w:tcPr>
+                        <w:tcW w:w="1730" w:type="dxa"/>
+                        <w:vAlign w:val="center"/>
+                      </w:tcPr>
+                      <w:p>
+                        <w:r>
+                          <w:t>R1 in out 1k</w:t>
+                        </w:r>
+                      </w:p>
+                    </w:tc>
+                    <w:tc>
+                      <w:tcPr>
+                        <w:tcW w:w="5670" w:type="dxa"/>
+                        <w:vAlign w:val="center"/>
+                      </w:tcPr>
+                      <w:p>
+                        <w:r>
+                          <w:t>Resistor named as ‘R1’ is connected to ‘in’ on positive/left side and ‘out’ on negative/right side and its value is 1000 ohm</w:t>
+                        </w:r>
+                      </w:p>
+                    </w:tc>
+                  </w:tr>
+                  <w:tr>
+                    <w:tc>
+                      <w:tcPr>
+                        <w:tcW w:w="1730" w:type="dxa"/>
+                        <w:vAlign w:val="center"/>
+                      </w:tcPr>
+                      <w:p>
+                        <w:r>
+                          <w:t>R2 out 0 2k</w:t>
+                        </w:r>
+                      </w:p>
+                    </w:tc>
+                    <w:tc>
+                      <w:tcPr>
+                        <w:tcW w:w="5670" w:type="dxa"/>
+                        <w:vAlign w:val="center"/>
+                      </w:tcPr>
+                      <w:p>
+                        <w:r>
+                          <w:t>Resistor named as ‘R</w:t>
+                        </w:r>
+                        <w:r>
+                          <w:t>2</w:t>
+                        </w:r>
+                        <w:r>
+                          <w:t>’ is connected to ‘</w:t>
+                        </w:r>
+                        <w:r>
+                          <w:t>out</w:t>
+                        </w:r>
+                        <w:r>
+                          <w:t>’ on positive/left side and ‘</w:t>
+                        </w:r>
+                        <w:r>
+                          <w:t xml:space="preserve">0’ = gnd </w:t>
+                        </w:r>
+                        <w:r>
+                          <w:t xml:space="preserve">on negative/right side and its value is </w:t>
+                        </w:r>
+                        <w:r>
+                          <w:t>2</w:t>
+                        </w:r>
+                        <w:r>
+                          <w:t>000 ohm</w:t>
+                        </w:r>
+                      </w:p>
+                    </w:tc>
+                  </w:tr>
+                </w:tbl>
+                <w:p>
+                  <w:pPr>
+                    <w:rPr>
+                      <w:b/>
+                      <w:bCs/>
+                    </w:rPr>
+                  </w:pPr>
+                </w:p>
+                <w:p>
+                  <w:pPr>
+                    <w:rPr>
+                      <w:b/>
+                      <w:bCs/>
+                    </w:rPr>
+                  </w:pPr>
+                  <w:r>
+                    <w:rPr>
+                      <w:rFonts w:ascii="Segoe UI Emoji" w:hAnsi="Segoe UI Emoji" w:cs="Segoe UI Emoji"/>
+                      <w:b/>
+                      <w:bCs/>
+                    </w:rPr>
+                    <w:t>🔹</w:t>
+                  </w:r>
+                  <w:r>
+                    <w:rPr>
+                      <w:b/>
+                      <w:bCs/>
+                    </w:rPr>
+                    <w:t xml:space="preserve"> Do we need to write netlists manually?</w:t>
+                  </w:r>
+                </w:p>
+                <w:p>
+                  <w:pPr>
+                    <w:pStyle w:val="ListParagraph"/>
+                    <w:numPr>
+                      <w:ilvl w:val="0"/>
+                      <w:numId w:val="39"/>
+                    </w:numPr>
+                    <w:rPr>
+                      <w:b/>
+                      <w:bCs/>
+                    </w:rPr>
+                  </w:pPr>
+                  <w:r>
+                    <w:rPr>
+                      <w:b/>
+                      <w:bCs/>
+                    </w:rPr>
+                    <w:lastRenderedPageBreak/>
+                    <w:t>LTspice creates the netlist automatically from schematic</w:t>
+                  </w:r>
+                </w:p>
+                <w:p>
+                  <w:pPr>
+                    <w:pStyle w:val="ListParagraph"/>
+                    <w:numPr>
+                      <w:ilvl w:val="0"/>
+                      <w:numId w:val="39"/>
+                    </w:numPr>
+                    <w:rPr>
+                      <w:b/>
+                      <w:bCs/>
+                    </w:rPr>
+                  </w:pPr>
+                  <w:r>
+                    <w:rPr>
+                      <w:b/>
+                      <w:bCs/>
+                    </w:rPr>
+                    <w:t xml:space="preserve">if you want advanced scripting </w:t>
+                  </w:r>
+                  <w:r>
+                    <w:rPr>
+                      <w:b/>
+                      <w:bCs/>
+                    </w:rPr>
+                    <w:t>you can</w:t>
+                  </w:r>
+                  <w:r>
+                    <w:rPr>
+                      <w:b/>
+                      <w:bCs/>
+                    </w:rPr>
+                    <w:t xml:space="preserve"> reuse</w:t>
+                  </w:r>
+                  <w:r>
+                    <w:rPr>
+                      <w:b/>
+                      <w:bCs/>
+                    </w:rPr>
+                    <w:t>/update it</w:t>
+                  </w:r>
+                  <w:r>
+                    <w:rPr>
+                      <w:b/>
+                      <w:bCs/>
+                    </w:rPr>
+                    <w:t>.</w:t>
+                  </w:r>
+                </w:p>
+                <w:p>
+                  <w:pPr>
+                    <w:rPr>
+                      <w:b/>
+                      <w:bCs/>
+                    </w:rPr>
+                  </w:pPr>
+                </w:p>
+                <w:p>
+                  <w:r>
+                    <w:t>You can view your netlist anytime:</w:t>
+                  </w:r>
+                  <w:r>
+                    <w:t xml:space="preserve"> </w:t>
+                  </w:r>
+                  <w:r>
+                    <w:t>View → SPICE Netlist</w:t>
+                  </w:r>
+                </w:p>
+                <w:p>
+                  <w:pPr>
+                    <w:rPr>
+                      <w:b/>
+                      <w:bCs/>
+                    </w:rPr>
+                  </w:pPr>
+                </w:p>
+                <w:p>
+                  <w:pPr>
+                    <w:rPr>
+                      <w:b/>
+                      <w:bCs/>
+                    </w:rPr>
+                  </w:pPr>
+                </w:p>
+              </w:tc>
+            </w:tr>
+          </w:tbl>
+          <w:p>
+            <w:pPr>
+              <w:rPr>
+                <w:b/>
+                <w:bCs/>
+              </w:rPr>
+            </w:pPr>
+          </w:p>
+          <w:tbl>
+            <w:tblPr>
+              <w:tblStyle w:val="TableGrid"/>
+              <w:tblW w:w="0" w:type="auto"/>
+              <w:tblLook w:val="04A0" w:firstRow="1" w:lastRow="0" w:firstColumn="1" w:lastColumn="0" w:noHBand="0" w:noVBand="1"/>
+            </w:tblPr>
+            <w:tblGrid>
+              <w:gridCol w:w="13070"/>
+            </w:tblGrid>
+            <w:tr>
+              <w:tc>
+                <w:tcPr>
+                  <w:tcW w:w="13070" w:type="dxa"/>
+                  <w:shd w:val="clear" w:color="auto" w:fill="70AD47" w:themeFill="accent6"/>
+                </w:tcPr>
+                <w:p>
+                  <w:pPr>
+                    <w:rPr>
+                      <w:b/>
+                      <w:bCs/>
+                    </w:rPr>
+                  </w:pPr>
+                  <w:r>
+                    <w:rPr>
+                      <w:b/>
+                      <w:bCs/>
+                    </w:rPr>
+                    <w:t>Use of { } in LTspice</w:t>
+                  </w:r>
+                </w:p>
+                <w:p>
+                  <w:pPr>
+                    <w:rPr>
+                      <w:b/>
+                      <w:bCs/>
+                    </w:rPr>
+                  </w:pPr>
+                </w:p>
+                <w:p>
+                  <w:r>
+                    <w:t>Curly braces { } tell LTspice:</w:t>
+                  </w:r>
+                  <w:r>
+                    <w:t xml:space="preserve"> </w:t>
+                  </w:r>
+                  <w:r>
+                    <w:t xml:space="preserve">It allows values to be </w:t>
+                  </w:r>
+                  <w:r>
+                    <w:rPr>
+                      <w:b/>
+                      <w:bCs/>
+                    </w:rPr>
+                    <w:t>variable</w:t>
+                  </w:r>
+                  <w:r>
+                    <w:t xml:space="preserve"> rather than fixed.</w:t>
+                  </w:r>
+                </w:p>
+                <w:p>
+                  <w:r>
+                    <w:t xml:space="preserve">        </w:t>
+                  </w:r>
+                  <w:r>
+                    <w:t>Evaluate what’s inside as a parameter or expression, not a fixed number.</w:t>
+                  </w:r>
+                </w:p>
+                <w:p>
+                  <w:pPr>
+                    <w:rPr>
+                      <w:b/>
+                      <w:bCs/>
+                    </w:rPr>
+                  </w:pPr>
+                </w:p>
+                <w:p>
+                  <w:pPr>
+                    <w:rPr>
+                      <w:b/>
+                      <w:bCs/>
+                    </w:rPr>
+                  </w:pPr>
+                  <w:r>
+                    <w:rPr>
+                      <w:b/>
+                      <w:bCs/>
+                    </w:rPr>
+                    <w:drawing>
+                      <wp:inline distT="0" distB="0" distL="0" distR="0" wp14:anchorId="5B6F73AE" wp14:editId="5DB5CC7A">
+                        <wp:extent cx="6258798" cy="1247949"/>
+                        <wp:effectExtent l="0" t="0" r="8890" b="9525"/>
+                        <wp:docPr id="288011860" name="Picture 1"/>
+                        <wp:cNvGraphicFramePr>
+                          <a:graphicFrameLocks xmlns:a="http://schemas.openxmlformats.org/drawingml/2006/main" noChangeAspect="1"/>
+                        </wp:cNvGraphicFramePr>
+                        <a:graphic xmlns:a="http://schemas.openxmlformats.org/drawingml/2006/main">
+                          <a:graphicData uri="http://schemas.openxmlformats.org/drawingml/2006/picture">
+                            <pic:pic xmlns:pic="http://schemas.openxmlformats.org/drawingml/2006/picture">
+                              <pic:nvPicPr>
+                                <pic:cNvPr id="288011860" name=""/>
+                                <pic:cNvPicPr/>
+                              </pic:nvPicPr>
+                              <pic:blipFill>
+                                <a:blip r:embed="rId27"/>
+                                <a:stretch>
+                                  <a:fillRect/>
+                                </a:stretch>
+                              </pic:blipFill>
+                              <pic:spPr>
+                                <a:xfrm>
+                                  <a:off x="0" y="0"/>
+                                  <a:ext cx="6258798" cy="1247949"/>
+                                </a:xfrm>
+                                <a:prstGeom prst="rect">
+                                  <a:avLst/>
+                                </a:prstGeom>
+                              </pic:spPr>
+                            </pic:pic>
+                          </a:graphicData>
+                        </a:graphic>
+                      </wp:inline>
+                    </w:drawing>
+                  </w:r>
+                </w:p>
+                <w:p>
+                  <w:pPr>
+                    <w:rPr>
+                      <w:b/>
+                      <w:bCs/>
+                    </w:rPr>
+                  </w:pPr>
+                </w:p>
+                <w:p>
+                  <w:r>
+                    <w:t>Here:</w:t>
+                  </w:r>
+                </w:p>
+                <w:p>
+                  <w:pPr>
+                    <w:numPr>
+                      <w:ilvl w:val="0"/>
+                      <w:numId w:val="34"/>
+                    </w:numPr>
+                  </w:pPr>
+                  <w:r>
+                    <w:t>{Vin} means the voltage of V1 is taken from the parameter Vin.</w:t>
+                  </w:r>
+                </w:p>
+                <w:p>
+                  <w:pPr>
+                    <w:numPr>
+                      <w:ilvl w:val="0"/>
+                      <w:numId w:val="34"/>
+                    </w:numPr>
+                  </w:pPr>
+                  <w:r>
+                    <w:t>If Vin changes (manually or by .step), the voltage source changes automatically.</w:t>
+                  </w:r>
+                </w:p>
+                <w:p>
+                  <w:pPr>
+                    <w:ind w:left="720"/>
+                  </w:pPr>
+                </w:p>
+                <w:p>
+                  <w:r>
+                    <w:t xml:space="preserve"> Why { } is useful</w:t>
+                  </w:r>
+                </w:p>
+                <w:p>
+                  <w:pPr>
+                    <w:numPr>
+                      <w:ilvl w:val="0"/>
+                      <w:numId w:val="35"/>
+                    </w:numPr>
+                  </w:pPr>
+                  <w:r>
+                    <w:t>Makes circuits reusable</w:t>
+                  </w:r>
+                </w:p>
+                <w:p>
+                  <w:pPr>
+                    <w:numPr>
+                      <w:ilvl w:val="0"/>
+                      <w:numId w:val="35"/>
+                    </w:numPr>
+                  </w:pPr>
+                  <w:r>
+                    <w:t>Allows programmatic expressions like {Vin/2}, {R1+R2}, {5*sin(time)}, etc.</w:t>
+                  </w:r>
+                </w:p>
+                <w:p>
+                  <w:pPr>
+                    <w:numPr>
+                      <w:ilvl w:val="0"/>
+                      <w:numId w:val="35"/>
+                    </w:numPr>
+                  </w:pPr>
+                  <w:r>
+                    <w:t>Required when using .step / .param</w:t>
+                  </w:r>
+                </w:p>
+                <w:p>
+                  <w:pPr>
+                    <w:ind w:left="720"/>
+                  </w:pPr>
+                </w:p>
+                <w:p>
+                  <w:r>
+                    <w:lastRenderedPageBreak/>
+                    <w:drawing>
+                      <wp:inline distT="0" distB="0" distL="0" distR="0" wp14:anchorId="458EF44B" wp14:editId="183EC847">
+                        <wp:extent cx="6354062" cy="2362530"/>
+                        <wp:effectExtent l="0" t="0" r="0" b="0"/>
+                        <wp:docPr id="615056683" name="Picture 1"/>
+                        <wp:cNvGraphicFramePr>
+                          <a:graphicFrameLocks xmlns:a="http://schemas.openxmlformats.org/drawingml/2006/main" noChangeAspect="1"/>
+                        </wp:cNvGraphicFramePr>
+                        <a:graphic xmlns:a="http://schemas.openxmlformats.org/drawingml/2006/main">
+                          <a:graphicData uri="http://schemas.openxmlformats.org/drawingml/2006/picture">
+                            <pic:pic xmlns:pic="http://schemas.openxmlformats.org/drawingml/2006/picture">
+                              <pic:nvPicPr>
+                                <pic:cNvPr id="615056683" name=""/>
+                                <pic:cNvPicPr/>
+                              </pic:nvPicPr>
+                              <pic:blipFill>
+                                <a:blip r:embed="rId28"/>
+                                <a:stretch>
+                                  <a:fillRect/>
+                                </a:stretch>
+                              </pic:blipFill>
+                              <pic:spPr>
+                                <a:xfrm>
+                                  <a:off x="0" y="0"/>
+                                  <a:ext cx="6354062" cy="2362530"/>
+                                </a:xfrm>
+                                <a:prstGeom prst="rect">
+                                  <a:avLst/>
+                                </a:prstGeom>
+                              </pic:spPr>
+                            </pic:pic>
+                          </a:graphicData>
+                        </a:graphic>
+                      </wp:inline>
+                    </w:drawing>
+                  </w:r>
+                </w:p>
+                <w:p>
+                  <w:r>
+                    <w:rPr>
+                      <w:b/>
+                      <w:bCs/>
+                    </w:rPr>
+                    <w:t xml:space="preserve"> </w:t>
+                  </w:r>
+                  <w:r>
+                    <w:t>Note : Here ‘;’ represents comment</w:t>
+                  </w:r>
+                </w:p>
+                <w:p/>
+              </w:tc>
+            </w:tr>
+          </w:tbl>
+          <w:p>
+            <w:pPr>
+              <w:rPr>
+                <w:b/>
+                <w:bCs/>
+              </w:rPr>
+            </w:pPr>
+          </w:p>
+          <w:p>
+            <w:pPr>
+              <w:rPr>
+                <w:b/>
+                <w:bCs/>
+              </w:rPr>
+            </w:pPr>
+          </w:p>
+          <w:p>
+            <w:pPr>
+              <w:rPr>
+                <w:b/>
+                <w:bCs/>
+              </w:rPr>
+            </w:pPr>
+          </w:p>
+          <w:tbl>
+            <w:tblPr>
+              <w:tblStyle w:val="TableGrid"/>
+              <w:tblW w:w="0" w:type="auto"/>
+              <w:tblLook w:val="04A0" w:firstRow="1" w:lastRow="0" w:firstColumn="1" w:lastColumn="0" w:noHBand="0" w:noVBand="1"/>
+            </w:tblPr>
+            <w:tblGrid>
+              <w:gridCol w:w="13070"/>
+            </w:tblGrid>
+            <w:tr>
+              <w:tc>
+                <w:tcPr>
+                  <w:tcW w:w="13070" w:type="dxa"/>
+                  <w:shd w:val="clear" w:color="auto" w:fill="B4C6E7" w:themeFill="accent1" w:themeFillTint="66"/>
+                </w:tcPr>
+                <w:p>
+                  <w:pPr>
+                    <w:rPr>
+                      <w:b/>
+                      <w:bCs/>
+                      <w:sz w:val="28"/>
+                      <w:szCs w:val="28"/>
+                    </w:rPr>
+                  </w:pPr>
+                  <w:r>
+                    <w:rPr>
+                      <w:b/>
+                      <w:bCs/>
+                      <w:sz w:val="28"/>
+                      <w:szCs w:val="28"/>
+                    </w:rPr>
+                    <w:t>Use of .dc</w:t>
+                  </w:r>
+                </w:p>
+                <w:p>
+                  <w:pPr>
+                    <w:rPr>
+                      <w:b/>
+                      <w:bCs/>
+                    </w:rPr>
+                  </w:pPr>
+                </w:p>
+                <w:p>
+                  <w:r>
+                    <w:t>.dc runs a DC sweep — changes the value of a voltage/current source across a range to study circuit response.</w:t>
+                  </w:r>
+                </w:p>
+                <w:p>
+                  <w:r>
+                    <w:t xml:space="preserve">Syntax : </w:t>
+                  </w:r>
+                  <w:r>
+                    <w:t>.dc &lt;source_name&gt; &lt;start&gt; &lt;stop&gt; &lt;step&gt;</w:t>
+                  </w:r>
+                </w:p>
+                <w:p/>
+                <w:p>
+                  <w:r>
+                    <w:drawing>
+                      <wp:inline distT="0" distB="0" distL="0" distR="0" wp14:anchorId="3ACB672F" wp14:editId="2842590E">
+                        <wp:extent cx="6277851" cy="1114581"/>
+                        <wp:effectExtent l="0" t="0" r="0" b="9525"/>
+                        <wp:docPr id="1801623231" name="Picture 1"/>
+                        <wp:cNvGraphicFramePr>
+                          <a:graphicFrameLocks xmlns:a="http://schemas.openxmlformats.org/drawingml/2006/main" noChangeAspect="1"/>
+                        </wp:cNvGraphicFramePr>
+                        <a:graphic xmlns:a="http://schemas.openxmlformats.org/drawingml/2006/main">
+                          <a:graphicData uri="http://schemas.openxmlformats.org/drawingml/2006/picture">
+                            <pic:pic xmlns:pic="http://schemas.openxmlformats.org/drawingml/2006/picture">
+                              <pic:nvPicPr>
+                                <pic:cNvPr id="1801623231" name=""/>
+                                <pic:cNvPicPr/>
+                              </pic:nvPicPr>
+                              <pic:blipFill>
+                                <a:blip r:embed="rId29"/>
+                                <a:stretch>
+                                  <a:fillRect/>
+                                </a:stretch>
+                              </pic:blipFill>
+                              <pic:spPr>
+                                <a:xfrm>
+                                  <a:off x="0" y="0"/>
+                                  <a:ext cx="6277851" cy="1114581"/>
+                                </a:xfrm>
+                                <a:prstGeom prst="rect">
+                                  <a:avLst/>
+                                </a:prstGeom>
+                              </pic:spPr>
+                            </pic:pic>
+                          </a:graphicData>
+                        </a:graphic>
+                      </wp:inline>
+                    </w:drawing>
+                  </w:r>
+                </w:p>
+                <w:p/>
+                <w:p>
+                  <w:r>
+                    <w:t>Meaning:</w:t>
+                  </w:r>
+                </w:p>
+                <w:p>
+                  <w:pPr>
+                    <w:numPr>
+                      <w:ilvl w:val="0"/>
+                      <w:numId w:val="36"/>
+                    </w:numPr>
+                  </w:pPr>
+                  <w:r>
+                    <w:t>Sweep voltage source Vin</w:t>
+                  </w:r>
+                </w:p>
+                <w:p>
+                  <w:pPr>
+                    <w:numPr>
+                      <w:ilvl w:val="0"/>
+                      <w:numId w:val="36"/>
+                    </w:numPr>
+                  </w:pPr>
+                  <w:r>
+                    <w:t>From 0 V → 5 V</w:t>
+                  </w:r>
+                </w:p>
+                <w:p>
+                  <w:pPr>
+                    <w:numPr>
+                      <w:ilvl w:val="0"/>
+                      <w:numId w:val="36"/>
+                    </w:numPr>
+                  </w:pPr>
+                  <w:r>
+                    <w:t>Step = 0.1 V</w:t>
+                  </w:r>
+                </w:p>
+                <w:p>
+                  <w:r>
+                    <w:t>This plots Vout vs Vin and shows how the circuit behaves with different input DC values.</w:t>
+                  </w:r>
+                </w:p>
+                <w:p/>
+                <w:p>
+                  <w:r>
+                    <w:t>Key points</w:t>
+                  </w:r>
+                </w:p>
+                <w:p>
+                  <w:pPr>
+                    <w:numPr>
+                      <w:ilvl w:val="0"/>
+                      <w:numId w:val="37"/>
+                    </w:numPr>
+                  </w:pPr>
+                  <w:r>
+                    <w:t>.dc sweeps only sources</w:t>
+                  </w:r>
+                </w:p>
+                <w:p>
+                  <w:pPr>
+                    <w:numPr>
+                      <w:ilvl w:val="0"/>
+                      <w:numId w:val="37"/>
+                    </w:numPr>
+                  </w:pPr>
+                  <w:r>
+                    <w:t>.dc does not work with .</w:t>
+                  </w:r>
+                  <w:proofErr w:type="spellStart"/>
+                  <w:r>
+                    <w:t>tran</w:t>
+                  </w:r>
+                  <w:proofErr w:type="spellEnd"/>
+                  <w:r>
+                    <w:t xml:space="preserve"> (time domain analysis)</w:t>
+                  </w:r>
+                </w:p>
+                <w:p>
+                  <w:pPr>
+                    <w:numPr>
+                      <w:ilvl w:val="0"/>
+                      <w:numId w:val="37"/>
+                    </w:numPr>
+                  </w:pPr>
+                  <w:r>
+                    <w:lastRenderedPageBreak/>
+                    <w:t>Useful for: Transfer curves, IV curves, bias point plots</w:t>
+                  </w:r>
+                </w:p>
+                <w:p/>
+                <w:p>
+                  <w:pPr>
+                    <w:rPr>
+                      <w:b/>
+                      <w:bCs/>
+                    </w:rPr>
+                  </w:pPr>
+                  <w:r>
+                    <w:rPr>
+                      <w:b/>
+                      <w:bCs/>
+                    </w:rPr>
+                    <w:t xml:space="preserve">Example : </w:t>
+                  </w:r>
+                </w:p>
+                <w:p/>
+                <w:p>
+                  <w:r>
+                    <w:drawing>
+                      <wp:inline distT="0" distB="0" distL="0" distR="0" wp14:anchorId="3FBC8BE4" wp14:editId="4B0A84C5">
+                        <wp:extent cx="6277610" cy="2664318"/>
+                        <wp:effectExtent l="0" t="0" r="0" b="3175"/>
+                        <wp:docPr id="2068155283" name="Picture 1"/>
+                        <wp:cNvGraphicFramePr>
+                          <a:graphicFrameLocks xmlns:a="http://schemas.openxmlformats.org/drawingml/2006/main" noChangeAspect="1"/>
+                        </wp:cNvGraphicFramePr>
+                        <a:graphic xmlns:a="http://schemas.openxmlformats.org/drawingml/2006/main">
+                          <a:graphicData uri="http://schemas.openxmlformats.org/drawingml/2006/picture">
+                            <pic:pic xmlns:pic="http://schemas.openxmlformats.org/drawingml/2006/picture">
+                              <pic:nvPicPr>
+                                <pic:cNvPr id="2068155283" name=""/>
+                                <pic:cNvPicPr/>
+                              </pic:nvPicPr>
+                              <pic:blipFill>
+                                <a:blip r:embed="rId30"/>
+                                <a:stretch>
+                                  <a:fillRect/>
+                                </a:stretch>
+                              </pic:blipFill>
+                              <pic:spPr>
+                                <a:xfrm>
+                                  <a:off x="0" y="0"/>
+                                  <a:ext cx="6305783" cy="2676275"/>
+                                </a:xfrm>
+                                <a:prstGeom prst="rect">
+                                  <a:avLst/>
+                                </a:prstGeom>
+                              </pic:spPr>
+                            </pic:pic>
+                          </a:graphicData>
+                        </a:graphic>
+                      </wp:inline>
+                    </w:drawing>
+                  </w:r>
+                </w:p>
+                <w:p>
+                  <w:pPr>
+                    <w:rPr>
+                      <w:b/>
+                      <w:bCs/>
+                    </w:rPr>
+                  </w:pPr>
+                </w:p>
+                <w:p>
+                  <w:pPr>
+                    <w:pStyle w:val="ListParagraph"/>
+                    <w:numPr>
+                      <w:ilvl w:val="0"/>
+                      <w:numId w:val="38"/>
+                    </w:numPr>
+                  </w:pPr>
+                  <w:r>
+                    <w:t xml:space="preserve">The ckt is of a CMOS inverter </w:t>
+                  </w:r>
+                </w:p>
+                <w:p>
+                  <w:pPr>
+                    <w:pStyle w:val="ListParagraph"/>
+                    <w:numPr>
+                      <w:ilvl w:val="0"/>
+                      <w:numId w:val="38"/>
+                    </w:numPr>
+                  </w:pPr>
+                  <w:r>
+                    <w:t>The V3 is DC swept from 0 to 5v by step size of 0.</w:t>
+                  </w:r>
+                  <w:r>
+                    <w:t>1</w:t>
+                  </w:r>
+                  <w:r>
+                    <w:t>v – which is done by adding ‘.dc 0 5 0.</w:t>
+                  </w:r>
+                  <w:r>
+                    <w:t>1</w:t>
+                  </w:r>
+                  <w:r>
+                    <w:t>’ spice directive as shown in image</w:t>
+                  </w:r>
+                </w:p>
+                <w:p>
+                  <w:pPr>
+                    <w:pStyle w:val="ListParagraph"/>
+                    <w:numPr>
+                      <w:ilvl w:val="0"/>
+                      <w:numId w:val="38"/>
+                    </w:numPr>
+                  </w:pPr>
+                  <w:r>
+                    <w:t>Now click on RUN</w:t>
+                  </w:r>
+                </w:p>
+                <w:p>
+                  <w:pPr>
+                    <w:pStyle w:val="ListParagraph"/>
+                    <w:numPr>
+                      <w:ilvl w:val="0"/>
+                      <w:numId w:val="38"/>
+                    </w:numPr>
+                  </w:pPr>
+                  <w:r>
+                    <w:t>You will see blank graph (click on V3 and Vout) – you will be seeing X axis (increasing from 0 to 5 with step size 0.5v) and Y axis of 0 to 5v with steps of 0.5v</w:t>
+                  </w:r>
+                  <w:r>
+                    <w:t xml:space="preserve"> [ but data collected is for every 0.1 step jump ]</w:t>
+                  </w:r>
+                </w:p>
+                <w:p>
+                  <w:pPr>
+                    <w:pStyle w:val="ListParagraph"/>
+                    <w:numPr>
+                      <w:ilvl w:val="0"/>
+                      <w:numId w:val="38"/>
+                    </w:numPr>
+                  </w:pPr>
+                  <w:r>
+                    <w:t>Here for example lets change step size to 0.5 and observe graph</w:t>
+                  </w:r>
+                </w:p>
+                <w:p>
+                  <w:pPr>
+                    <w:pStyle w:val="ListParagraph"/>
+                  </w:pPr>
+                </w:p>
+                <w:p>
+                  <w:pPr>
+                    <w:pStyle w:val="ListParagraph"/>
+                  </w:pPr>
+                  <w:r>
+                    <w:lastRenderedPageBreak/>
+                    <w:drawing>
+                      <wp:inline distT="0" distB="0" distL="0" distR="0" wp14:anchorId="7148C004" wp14:editId="62F1D92C">
+                        <wp:extent cx="3596212" cy="3062069"/>
+                        <wp:effectExtent l="0" t="0" r="4445" b="5080"/>
+                        <wp:docPr id="229023339" name="Picture 1"/>
+                        <wp:cNvGraphicFramePr>
+                          <a:graphicFrameLocks xmlns:a="http://schemas.openxmlformats.org/drawingml/2006/main" noChangeAspect="1"/>
+                        </wp:cNvGraphicFramePr>
+                        <a:graphic xmlns:a="http://schemas.openxmlformats.org/drawingml/2006/main">
+                          <a:graphicData uri="http://schemas.openxmlformats.org/drawingml/2006/picture">
+                            <pic:pic xmlns:pic="http://schemas.openxmlformats.org/drawingml/2006/picture">
+                              <pic:nvPicPr>
+                                <pic:cNvPr id="229023339" name=""/>
+                                <pic:cNvPicPr/>
+                              </pic:nvPicPr>
+                              <pic:blipFill>
+                                <a:blip r:embed="rId31"/>
+                                <a:stretch>
+                                  <a:fillRect/>
+                                </a:stretch>
+                              </pic:blipFill>
+                              <pic:spPr>
+                                <a:xfrm>
+                                  <a:off x="0" y="0"/>
+                                  <a:ext cx="3602966" cy="3067820"/>
+                                </a:xfrm>
+                                <a:prstGeom prst="rect">
+                                  <a:avLst/>
+                                </a:prstGeom>
+                              </pic:spPr>
+                            </pic:pic>
+                          </a:graphicData>
+                        </a:graphic>
+                      </wp:inline>
+                    </w:drawing>
+                  </w:r>
+                </w:p>
+                <w:p/>
+                <w:p>
+                  <w:pPr>
+                    <w:pStyle w:val="ListParagraph"/>
+                    <w:numPr>
+                      <w:ilvl w:val="0"/>
+                      <w:numId w:val="38"/>
+                    </w:numPr>
+                  </w:pPr>
+                  <w:r>
+                    <w:t xml:space="preserve">Here for example lets change step size to </w:t>
+                  </w:r>
+                  <w:r>
+                    <w:t>1v</w:t>
+                  </w:r>
+                  <w:r>
+                    <w:t xml:space="preserve"> and observe graph</w:t>
+                  </w:r>
+                </w:p>
+                <w:p/>
+                <w:p>
+                  <w:pPr>
+                    <w:rPr>
+                      <w:b/>
+                      <w:bCs/>
+                    </w:rPr>
+                  </w:pPr>
+                  <w:r>
+                    <w:rPr>
+                      <w:b/>
+                      <w:bCs/>
+                    </w:rPr>
+                    <w:t xml:space="preserve">              </w:t>
+                  </w:r>
+                  <w:r>
+                    <w:rPr>
+                      <w:b/>
+                      <w:bCs/>
+                    </w:rPr>
+                    <w:drawing>
+                      <wp:inline distT="0" distB="0" distL="0" distR="0" wp14:anchorId="70F95E6B" wp14:editId="052EA943">
+                        <wp:extent cx="3482160" cy="2945263"/>
+                        <wp:effectExtent l="0" t="0" r="4445" b="7620"/>
+                        <wp:docPr id="1435131912" name="Picture 1"/>
+                        <wp:cNvGraphicFramePr>
+                          <a:graphicFrameLocks xmlns:a="http://schemas.openxmlformats.org/drawingml/2006/main" noChangeAspect="1"/>
+                        </wp:cNvGraphicFramePr>
+                        <a:graphic xmlns:a="http://schemas.openxmlformats.org/drawingml/2006/main">
+                          <a:graphicData uri="http://schemas.openxmlformats.org/drawingml/2006/picture">
+                            <pic:pic xmlns:pic="http://schemas.openxmlformats.org/drawingml/2006/picture">
+                              <pic:nvPicPr>
+                                <pic:cNvPr id="1435131912" name=""/>
+                                <pic:cNvPicPr/>
+                              </pic:nvPicPr>
+                              <pic:blipFill>
+                                <a:blip r:embed="rId32"/>
+                                <a:stretch>
+                                  <a:fillRect/>
+                                </a:stretch>
+                              </pic:blipFill>
+                              <pic:spPr>
+                                <a:xfrm>
+                                  <a:off x="0" y="0"/>
+                                  <a:ext cx="3500956" cy="2961161"/>
+                                </a:xfrm>
+                                <a:prstGeom prst="rect">
+                                  <a:avLst/>
+                                </a:prstGeom>
+                              </pic:spPr>
+                            </pic:pic>
+                          </a:graphicData>
+                        </a:graphic>
+                      </wp:inline>
+                    </w:drawing>
+                  </w:r>
+                </w:p>
+                <w:p>
+                  <w:pPr>
+                    <w:rPr>
+                      <w:b/>
+                      <w:bCs/>
+                    </w:rPr>
+                  </w:pPr>
+                </w:p>
+              </w:tc>
+            </w:tr>
+          </w:tbl>
+          <w:p>
+            <w:pPr>
+              <w:rPr>
+                <w:b/>
+                <w:bCs/>
+              </w:rPr>
+            </w:pPr>
+          </w:p>
+          <w:tbl>
+            <w:tblPr>
+              <w:tblStyle w:val="TableGrid"/>
+              <w:tblW w:w="0" w:type="auto"/>
+              <w:tblLook w:val="04A0" w:firstRow="1" w:lastRow="0" w:firstColumn="1" w:lastColumn="0" w:noHBand="0" w:noVBand="1"/>
+            </w:tblPr>
+            <w:tblGrid>
+              <w:gridCol w:w="13070"/>
+            </w:tblGrid>
+            <w:tr>
+              <w:trPr>
+                <w:trHeight w:val="2099"/>
+              </w:trPr>
+              <w:tc>
+                <w:tcPr>
+                  <w:tcW w:w="13070" w:type="dxa"/>
+                  <w:shd w:val="clear" w:color="auto" w:fill="70AD47" w:themeFill="accent6"/>
+                </w:tcPr>
+                <w:p>
+                  <w:pPr>
+                    <w:rPr>
+                      <w:b/>
+                      <w:bCs/>
+                    </w:rPr>
+                  </w:pPr>
+                  <w:r>
+                    <w:rPr>
+                      <w:b/>
+                      <w:bCs/>
+                    </w:rPr>
+                    <w:lastRenderedPageBreak/>
+                    <w:t>Use of .param in LTspice</w:t>
+                  </w:r>
+                </w:p>
+                <w:p>
+                  <w:pPr>
+                    <w:rPr>
+                      <w:b/>
+                      <w:bCs/>
+                    </w:rPr>
+                  </w:pPr>
+                </w:p>
+                <w:p>
+                  <w:r>
+                    <w:t>.param is used to define a parameter (a symbolic value) that can be reused anywhere in the circuit.</w:t>
+                  </w:r>
+                </w:p>
+                <w:p>
+                  <w:r>
+                    <w:t xml:space="preserve">.param creates a </w:t>
+                  </w:r>
+                  <w:r>
+                    <w:rPr>
+                      <w:b/>
+                      <w:bCs/>
+                    </w:rPr>
+                    <w:t>named variable</w:t>
+                  </w:r>
+                  <w:r>
+                    <w:t xml:space="preserve"> that can be reused inside { }, making circuit values </w:t>
+                  </w:r>
+                  <w:r>
+                    <w:rPr>
+                      <w:b/>
+                      <w:bCs/>
+                    </w:rPr>
+                    <w:t xml:space="preserve">flexible, reusable, and </w:t>
+                  </w:r>
+                  <w:proofErr w:type="spellStart"/>
+                  <w:r>
+                    <w:rPr>
+                      <w:b/>
+                      <w:bCs/>
+                    </w:rPr>
+                    <w:t>sweepable</w:t>
+                  </w:r>
+                  <w:proofErr w:type="spellEnd"/>
+                </w:p>
+                <w:p/>
+                <w:p>
+                  <w:r>
+                    <w:t>Why .param is useful</w:t>
+                  </w:r>
+                </w:p>
+                <w:p>
+                  <w:pPr>
+                    <w:numPr>
+                      <w:ilvl w:val="0"/>
+                      <w:numId w:val="40"/>
+                    </w:numPr>
+                  </w:pPr>
+                  <w:r>
+                    <w:t>Instead of giving a fixed numeric value everywhere, you give a name (like Vin, Rload, Gain, etc.)</w:t>
+                  </w:r>
+                </w:p>
+                <w:p>
+                  <w:pPr>
+                    <w:numPr>
+                      <w:ilvl w:val="0"/>
+                      <w:numId w:val="40"/>
+                    </w:numPr>
+                  </w:pPr>
+                  <w:r>
+                    <w:t>If you change the parameter value once, it updates everywhere automatically.</w:t>
+                  </w:r>
+                </w:p>
+                <w:p>
+                  <w:pPr>
+                    <w:numPr>
+                      <w:ilvl w:val="0"/>
+                      <w:numId w:val="40"/>
+                    </w:numPr>
+                  </w:pPr>
+                  <w:r>
+                    <w:t>Necessary when using expressions or sweeps (.step).</w:t>
+                  </w:r>
+                </w:p>
+                <w:p>
+                  <w:pPr>
+                    <w:rPr>
+                      <w:b/>
+                      <w:bCs/>
+                    </w:rPr>
+                  </w:pPr>
+                </w:p>
+                <w:p>
+                  <w:r>
+                    <w:t>Syntax :</w:t>
+                  </w:r>
+                  <w:r>
+                    <w:t xml:space="preserve">  </w:t>
+                  </w:r>
+                  <w:r>
+                    <w:t xml:space="preserve"> </w:t>
+                  </w:r>
+                  <w:r>
+                    <w:t>.param &lt;parameter_name&gt; = &lt;value&gt;</w:t>
+                  </w:r>
+                </w:p>
+                <w:p>
+                  <w:r>
+                    <w:t xml:space="preserve">Example :  .param Vin = 12 </w:t>
+                  </w:r>
+                </w:p>
+                <w:p/>
+                <w:p>
+                  <w:r>
+                    <w:t>Now you can use this parameter anywhere:</w:t>
+                  </w:r>
+                  <w:r>
+                    <w:t xml:space="preserve">  [</w:t>
+                  </w:r>
+                  <w:r>
+                    <w:t>{Vin} means: substitute the parameter value defined by .param Vin = 12.</w:t>
+                  </w:r>
+                  <w:r>
+                    <w:t>]</w:t>
+                  </w:r>
+                </w:p>
+                <w:p>
+                  <w:r>
+                    <w:t xml:space="preserve">V1 </w:t>
+                  </w:r>
+                  <w:r>
+                    <w:t>n1</w:t>
+                  </w:r>
+                  <w:r>
+                    <w:t xml:space="preserve"> 0 {Vin}</w:t>
+                  </w:r>
+                  <w:r>
+                    <w:t xml:space="preserve">  </w:t>
+                  </w:r>
+                  <w:r>
+                    <w:sym w:font="Wingdings" w:char="F0E0"/>
+                  </w:r>
+                  <w:r>
+                    <w:t xml:space="preserve"> this is a netlist : V1 connected to ‘n1’ on positive side and connected to ‘0’ = gnd on the -ve terminal side , its value is {Vin} = whatever Vin is at the time of executing this (it also changes based on Vin while running)</w:t>
+                  </w:r>
+                </w:p>
+                <w:p/>
+                <w:p>
+                  <w:r>
+                    <w:drawing>
+                      <wp:inline distT="0" distB="0" distL="0" distR="0" wp14:anchorId="63197A23" wp14:editId="636F793D">
+                        <wp:extent cx="6477904" cy="3458058"/>
+                        <wp:effectExtent l="0" t="0" r="0" b="9525"/>
+                        <wp:docPr id="1277175986" name="Picture 1"/>
+                        <wp:cNvGraphicFramePr>
+                          <a:graphicFrameLocks xmlns:a="http://schemas.openxmlformats.org/drawingml/2006/main" noChangeAspect="1"/>
+                        </wp:cNvGraphicFramePr>
+                        <a:graphic xmlns:a="http://schemas.openxmlformats.org/drawingml/2006/main">
+                          <a:graphicData uri="http://schemas.openxmlformats.org/drawingml/2006/picture">
+                            <pic:pic xmlns:pic="http://schemas.openxmlformats.org/drawingml/2006/picture">
+                              <pic:nvPicPr>
+                                <pic:cNvPr id="1277175986" name=""/>
+                                <pic:cNvPicPr/>
+                              </pic:nvPicPr>
+                              <pic:blipFill>
+                                <a:blip r:embed="rId33"/>
+                                <a:stretch>
+                                  <a:fillRect/>
+                                </a:stretch>
+                              </pic:blipFill>
+                              <pic:spPr>
+                                <a:xfrm>
+                                  <a:off x="0" y="0"/>
+                                  <a:ext cx="6477904" cy="3458058"/>
+                                </a:xfrm>
+                                <a:prstGeom prst="rect">
+                                  <a:avLst/>
+                                </a:prstGeom>
+                              </pic:spPr>
+                            </pic:pic>
+                          </a:graphicData>
+                        </a:graphic>
+                      </wp:inline>
+                    </w:drawing>
+                  </w:r>
+                </w:p>
+                <w:p/>
+                <w:p>
+                  <w:r>
+                    <w:lastRenderedPageBreak/>
+                    <w:drawing>
+                      <wp:inline distT="0" distB="0" distL="0" distR="0" wp14:anchorId="745F935B" wp14:editId="66E60E42">
+                        <wp:extent cx="6444659" cy="2689945"/>
+                        <wp:effectExtent l="0" t="0" r="0" b="0"/>
+                        <wp:docPr id="1654578707" name="Picture 1"/>
+                        <wp:cNvGraphicFramePr>
+                          <a:graphicFrameLocks xmlns:a="http://schemas.openxmlformats.org/drawingml/2006/main" noChangeAspect="1"/>
+                        </wp:cNvGraphicFramePr>
+                        <a:graphic xmlns:a="http://schemas.openxmlformats.org/drawingml/2006/main">
+                          <a:graphicData uri="http://schemas.openxmlformats.org/drawingml/2006/picture">
+                            <pic:pic xmlns:pic="http://schemas.openxmlformats.org/drawingml/2006/picture">
+                              <pic:nvPicPr>
+                                <pic:cNvPr id="1654578707" name=""/>
+                                <pic:cNvPicPr/>
+                              </pic:nvPicPr>
+                              <pic:blipFill>
+                                <a:blip r:embed="rId34"/>
+                                <a:stretch>
+                                  <a:fillRect/>
+                                </a:stretch>
+                              </pic:blipFill>
+                              <pic:spPr>
+                                <a:xfrm>
+                                  <a:off x="0" y="0"/>
+                                  <a:ext cx="6451727" cy="2692895"/>
+                                </a:xfrm>
+                                <a:prstGeom prst="rect">
+                                  <a:avLst/>
+                                </a:prstGeom>
+                              </pic:spPr>
+                            </pic:pic>
+                          </a:graphicData>
+                        </a:graphic>
+                      </wp:inline>
+                    </w:drawing>
+                  </w:r>
+                </w:p>
+                <w:p/>
+                <w:p/>
+              </w:tc>
+            </w:tr>
+          </w:tbl>
+          <w:p>
+            <w:pPr>
+              <w:rPr>
+                <w:b/>
+                <w:bCs/>
+              </w:rPr>
+            </w:pPr>
+          </w:p>
+          <w:p>
+            <w:pPr>
+              <w:rPr>
+                <w:b/>
+                <w:bCs/>
+              </w:rPr>
+            </w:pPr>
+          </w:p>
+          <w:p>
+            <w:pPr>
+              <w:rPr>
+                <w:b/>
+                <w:bCs/>
+              </w:rPr>
+            </w:pPr>
+          </w:p>
+          <w:tbl>
+            <w:tblPr>
+              <w:tblStyle w:val="TableGrid"/>
+              <w:tblW w:w="0" w:type="auto"/>
+              <w:tblLook w:val="04A0" w:firstRow="1" w:lastRow="0" w:firstColumn="1" w:lastColumn="0" w:noHBand="0" w:noVBand="1"/>
+            </w:tblPr>
+            <w:tblGrid>
+              <w:gridCol w:w="13070"/>
+            </w:tblGrid>
+            <w:tr>
+              <w:tc>
+                <w:tcPr>
+                  <w:tcW w:w="13070" w:type="dxa"/>
+                  <w:shd w:val="clear" w:color="auto" w:fill="B4C6E7" w:themeFill="accent1" w:themeFillTint="66"/>
+                </w:tcPr>
+                <w:p>
+                  <w:pPr>
+                    <w:rPr>
+                      <w:b/>
+                      <w:bCs/>
+                    </w:rPr>
+                  </w:pPr>
+                  <w:r>
+                    <w:rPr>
+                      <w:b/>
+                      <w:bCs/>
+                    </w:rPr>
+                    <w:t>Use of .step</w:t>
+                  </w:r>
+                </w:p>
+                <w:p>
+                  <w:pPr>
+                    <w:rPr>
+                      <w:b/>
+                      <w:bCs/>
+                    </w:rPr>
+                  </w:pPr>
+                </w:p>
+                <w:p>
+                  <w:r>
+                    <w:t>.step is a parameter sweep — runs repeated simulations, changing a parameter value each time.</w:t>
+                  </w:r>
+                </w:p>
+                <w:p>
+                  <w:r>
+                    <w:t>Whereas .dc only works for volt/current sources (so it is better to use .step)</w:t>
+                  </w:r>
+                </w:p>
+                <w:p/>
+                <w:p>
+                  <w:pPr>
+                    <w:rPr>
+                      <w:b/>
+                      <w:bCs/>
+                    </w:rPr>
+                  </w:pPr>
+                  <w:r>
+                    <w:drawing>
+                      <wp:inline distT="0" distB="0" distL="0" distR="0" wp14:anchorId="051A0310" wp14:editId="51F41F47">
+                        <wp:extent cx="6392167" cy="2324424"/>
+                        <wp:effectExtent l="0" t="0" r="8890" b="0"/>
+                        <wp:docPr id="2009933561" name="Picture 1"/>
+                        <wp:cNvGraphicFramePr>
+                          <a:graphicFrameLocks xmlns:a="http://schemas.openxmlformats.org/drawingml/2006/main" noChangeAspect="1"/>
+                        </wp:cNvGraphicFramePr>
+                        <a:graphic xmlns:a="http://schemas.openxmlformats.org/drawingml/2006/main">
+                          <a:graphicData uri="http://schemas.openxmlformats.org/drawingml/2006/picture">
+                            <pic:pic xmlns:pic="http://schemas.openxmlformats.org/drawingml/2006/picture">
+                              <pic:nvPicPr>
+                                <pic:cNvPr id="2009933561" name=""/>
+                                <pic:cNvPicPr/>
+                              </pic:nvPicPr>
+                              <pic:blipFill>
+                                <a:blip r:embed="rId35"/>
+                                <a:stretch>
+                                  <a:fillRect/>
+                                </a:stretch>
+                              </pic:blipFill>
+                              <pic:spPr>
+                                <a:xfrm>
+                                  <a:off x="0" y="0"/>
+                                  <a:ext cx="6392167" cy="2324424"/>
+                                </a:xfrm>
+                                <a:prstGeom prst="rect">
+                                  <a:avLst/>
+                                </a:prstGeom>
+                              </pic:spPr>
+                            </pic:pic>
+                          </a:graphicData>
+                        </a:graphic>
+                      </wp:inline>
+                    </w:drawing>
+                  </w:r>
+                </w:p>
+                <w:p>
+                  <w:pPr>
+                    <w:rPr>
+                      <w:b/>
+                      <w:bCs/>
+                    </w:rPr>
+                  </w:pPr>
+                </w:p>
+                <w:p>
+                  <w:pPr>
+                    <w:rPr>
+                      <w:b/>
+                      <w:bCs/>
+                    </w:rPr>
+                  </w:pPr>
+                  <w:r>
+                    <w:rPr>
+                      <w:b/>
+                      <w:bCs/>
+                    </w:rPr>
+                    <w:lastRenderedPageBreak/>
+                    <w:drawing>
+                      <wp:inline distT="0" distB="0" distL="0" distR="0" wp14:anchorId="3046A240" wp14:editId="20CB3942">
+                        <wp:extent cx="6706536" cy="2086266"/>
+                        <wp:effectExtent l="0" t="0" r="0" b="9525"/>
+                        <wp:docPr id="742821159" name="Picture 1"/>
+                        <wp:cNvGraphicFramePr>
+                          <a:graphicFrameLocks xmlns:a="http://schemas.openxmlformats.org/drawingml/2006/main" noChangeAspect="1"/>
+                        </wp:cNvGraphicFramePr>
+                        <a:graphic xmlns:a="http://schemas.openxmlformats.org/drawingml/2006/main">
+                          <a:graphicData uri="http://schemas.openxmlformats.org/drawingml/2006/picture">
+                            <pic:pic xmlns:pic="http://schemas.openxmlformats.org/drawingml/2006/picture">
+                              <pic:nvPicPr>
+                                <pic:cNvPr id="742821159" name=""/>
+                                <pic:cNvPicPr/>
+                              </pic:nvPicPr>
+                              <pic:blipFill>
+                                <a:blip r:embed="rId36"/>
+                                <a:stretch>
+                                  <a:fillRect/>
+                                </a:stretch>
+                              </pic:blipFill>
+                              <pic:spPr>
+                                <a:xfrm>
+                                  <a:off x="0" y="0"/>
+                                  <a:ext cx="6706536" cy="2086266"/>
+                                </a:xfrm>
+                                <a:prstGeom prst="rect">
+                                  <a:avLst/>
+                                </a:prstGeom>
+                              </pic:spPr>
+                            </pic:pic>
+                          </a:graphicData>
+                        </a:graphic>
+                      </wp:inline>
+                    </w:drawing>
+                  </w:r>
+                </w:p>
+                <w:p>
+                  <w:pPr>
+                    <w:rPr>
+                      <w:b/>
+                      <w:bCs/>
+                    </w:rPr>
+                  </w:pPr>
+                </w:p>
+                <w:p>
+                  <w:pPr>
+                    <w:rPr>
+                      <w:b/>
+                      <w:bCs/>
+                    </w:rPr>
+                  </w:pPr>
+                  <w:r>
+                    <w:rPr>
+                      <w:b/>
+                      <w:bCs/>
+                    </w:rPr>
+                    <w:t>Example</w:t>
+                  </w:r>
+                </w:p>
+                <w:p>
+                  <w:pPr>
+                    <w:rPr>
+                      <w:b/>
+                      <w:bCs/>
+                    </w:rPr>
+                  </w:pPr>
+                </w:p>
+                <w:p>
+                  <w:pPr>
+                    <w:rPr>
+                      <w:b/>
+                      <w:bCs/>
+                    </w:rPr>
+                  </w:pPr>
+                  <w:r>
+                    <w:rPr>
+                      <w:b/>
+                      <w:bCs/>
+                    </w:rPr>
+                    <w:drawing>
+                      <wp:inline distT="0" distB="0" distL="0" distR="0" wp14:anchorId="0AFD3410" wp14:editId="3518EDBA">
+                        <wp:extent cx="7800074" cy="3319977"/>
+                        <wp:effectExtent l="0" t="0" r="0" b="0"/>
+                        <wp:docPr id="1788348502" name="Picture 1"/>
+                        <wp:cNvGraphicFramePr>
+                          <a:graphicFrameLocks xmlns:a="http://schemas.openxmlformats.org/drawingml/2006/main" noChangeAspect="1"/>
+                        </wp:cNvGraphicFramePr>
+                        <a:graphic xmlns:a="http://schemas.openxmlformats.org/drawingml/2006/main">
+                          <a:graphicData uri="http://schemas.openxmlformats.org/drawingml/2006/picture">
+                            <pic:pic xmlns:pic="http://schemas.openxmlformats.org/drawingml/2006/picture">
+                              <pic:nvPicPr>
+                                <pic:cNvPr id="1788348502" name=""/>
+                                <pic:cNvPicPr/>
+                              </pic:nvPicPr>
+                              <pic:blipFill>
+                                <a:blip r:embed="rId37"/>
+                                <a:stretch>
+                                  <a:fillRect/>
+                                </a:stretch>
+                              </pic:blipFill>
+                              <pic:spPr>
+                                <a:xfrm>
+                                  <a:off x="0" y="0"/>
+                                  <a:ext cx="7803476" cy="3321425"/>
+                                </a:xfrm>
+                                <a:prstGeom prst="rect">
+                                  <a:avLst/>
+                                </a:prstGeom>
+                              </pic:spPr>
+                            </pic:pic>
+                          </a:graphicData>
+                        </a:graphic>
+                      </wp:inline>
+                    </w:drawing>
+                  </w:r>
+                </w:p>
+                <w:p>
+                  <w:pPr>
+                    <w:pStyle w:val="ListParagraph"/>
+                    <w:numPr>
+                      <w:ilvl w:val="0"/>
+                      <w:numId w:val="38"/>
+                    </w:numPr>
+                  </w:pPr>
+                  <w:r>
+                    <w:t>Here if you observe 5 data points of current you will see observed current is 1mA ,2mA , 3mA , 4mA and 5mA (at Vin = 1,2,3,4 and 5 respectively)</w:t>
+                  </w:r>
+                  <w:r>
+                    <w:t xml:space="preserve"> </w:t>
+                  </w:r>
+                </w:p>
+                <w:p>
+                  <w:pPr>
+                    <w:pStyle w:val="ListParagraph"/>
+                    <w:numPr>
+                      <w:ilvl w:val="0"/>
+                      <w:numId w:val="38"/>
+                    </w:numPr>
+                  </w:pPr>
+                  <w:r>
+                    <w:t xml:space="preserve">At Vin = 2v </w:t>
+                  </w:r>
+                  <w:r>
+                    <w:sym w:font="Wingdings" w:char="F0E0"/>
+                  </w:r>
+                  <w:r>
+                    <w:t xml:space="preserve"> R = 1000 ohm </w:t>
+                  </w:r>
+                  <w:r>
+                    <w:sym w:font="Wingdings" w:char="F0E0"/>
+                  </w:r>
+                  <w:r>
+                    <w:t xml:space="preserve"> Ir1 = 2mA (check the graph)</w:t>
+                  </w:r>
+                </w:p>
+                <w:p>
+                  <w:pPr>
+                    <w:rPr>
+                      <w:b/>
+                      <w:bCs/>
+                    </w:rPr>
+                  </w:pPr>
+                </w:p>
+              </w:tc>
+            </w:tr>
+          </w:tbl>
+          <w:p>
+            <w:pPr>
+              <w:rPr>
+                <w:b/>
+                <w:bCs/>
+              </w:rPr>
+            </w:pPr>
+          </w:p>
+          <w:p>
+            <w:pPr>
+              <w:rPr>
+                <w:b/>
+                <w:bCs/>
+              </w:rPr>
+            </w:pPr>
+          </w:p>
+          <w:p>
+            <w:pPr>
+              <w:rPr>
+                <w:b/>
+                <w:bCs/>
+              </w:rPr>
+            </w:pPr>
+          </w:p>
+          <w:p>
+            <w:pPr>
+              <w:rPr>
+                <w:b/>
+                <w:bCs/>
+              </w:rPr>
+            </w:pPr>
+          </w:p>
+          <w:p>
+            <w:pPr>
+              <w:rPr>
+                <w:b/>
+                <w:bCs/>
+              </w:rPr>
+            </w:pPr>
+          </w:p>
           <w:p>
             <w:pPr>
               <w:rPr>
@@ -11195,6 +13005,155 @@
     </w:lvl>
   </w:abstractNum>
   <w:abstractNum w:abstractNumId="2" w15:restartNumberingAfterBreak="0">
+    <w:nsid w:val="07061353"/>
+    <w:multiLevelType w:val="multilevel"/>
+    <w:tmpl w:val="F30CB304"/>
+    <w:lvl w:ilvl="0">
+      <w:start w:val="1"/>
+      <w:numFmt w:val="bullet"/>
+      <w:lvlText w:val=""/>
+      <w:lvlJc w:val="left"/>
+      <w:pPr>
+        <w:tabs>
+          <w:tab w:val="num" w:pos="720"/>
+        </w:tabs>
+        <w:ind w:left="720" w:hanging="360"/>
+      </w:pPr>
+      <w:rPr>
+        <w:rFonts w:ascii="Symbol" w:hAnsi="Symbol" w:hint="default"/>
+        <w:sz w:val="20"/>
+      </w:rPr>
+    </w:lvl>
+    <w:lvl w:ilvl="1" w:tentative="1">
+      <w:start w:val="1"/>
+      <w:numFmt w:val="bullet"/>
+      <w:lvlText w:val="o"/>
+      <w:lvlJc w:val="left"/>
+      <w:pPr>
+        <w:tabs>
+          <w:tab w:val="num" w:pos="1440"/>
+        </w:tabs>
+        <w:ind w:left="1440" w:hanging="360"/>
+      </w:pPr>
+      <w:rPr>
+        <w:rFonts w:ascii="Courier New" w:hAnsi="Courier New" w:hint="default"/>
+        <w:sz w:val="20"/>
+      </w:rPr>
+    </w:lvl>
+    <w:lvl w:ilvl="2" w:tentative="1">
+      <w:start w:val="1"/>
+      <w:numFmt w:val="bullet"/>
+      <w:lvlText w:val=""/>
+      <w:lvlJc w:val="left"/>
+      <w:pPr>
+        <w:tabs>
+          <w:tab w:val="num" w:pos="2160"/>
+        </w:tabs>
+        <w:ind w:left="2160" w:hanging="360"/>
+      </w:pPr>
+      <w:rPr>
+        <w:rFonts w:ascii="Wingdings" w:hAnsi="Wingdings" w:hint="default"/>
+        <w:sz w:val="20"/>
+      </w:rPr>
+    </w:lvl>
+    <w:lvl w:ilvl="3" w:tentative="1">
+      <w:start w:val="1"/>
+      <w:numFmt w:val="bullet"/>
+      <w:lvlText w:val=""/>
+      <w:lvlJc w:val="left"/>
+      <w:pPr>
+        <w:tabs>
+          <w:tab w:val="num" w:pos="2880"/>
+        </w:tabs>
+        <w:ind w:left="2880" w:hanging="360"/>
+      </w:pPr>
+      <w:rPr>
+        <w:rFonts w:ascii="Wingdings" w:hAnsi="Wingdings" w:hint="default"/>
+        <w:sz w:val="20"/>
+      </w:rPr>
+    </w:lvl>
+    <w:lvl w:ilvl="4" w:tentative="1">
+      <w:start w:val="1"/>
+      <w:numFmt w:val="bullet"/>
+      <w:lvlText w:val=""/>
+      <w:lvlJc w:val="left"/>
+      <w:pPr>
+        <w:tabs>
+          <w:tab w:val="num" w:pos="3600"/>
+        </w:tabs>
+        <w:ind w:left="3600" w:hanging="360"/>
+      </w:pPr>
+      <w:rPr>
+        <w:rFonts w:ascii="Wingdings" w:hAnsi="Wingdings" w:hint="default"/>
+        <w:sz w:val="20"/>
+      </w:rPr>
+    </w:lvl>
+    <w:lvl w:ilvl="5" w:tentative="1">
+      <w:start w:val="1"/>
+      <w:numFmt w:val="bullet"/>
+      <w:lvlText w:val=""/>
+      <w:lvlJc w:val="left"/>
+      <w:pPr>
+        <w:tabs>
+          <w:tab w:val="num" w:pos="4320"/>
+        </w:tabs>
+        <w:ind w:left="4320" w:hanging="360"/>
+      </w:pPr>
+      <w:rPr>
+        <w:rFonts w:ascii="Wingdings" w:hAnsi="Wingdings" w:hint="default"/>
+        <w:sz w:val="20"/>
+      </w:rPr>
+    </w:lvl>
+    <w:lvl w:ilvl="6" w:tentative="1">
+      <w:start w:val="1"/>
+      <w:numFmt w:val="bullet"/>
+      <w:lvlText w:val=""/>
+      <w:lvlJc w:val="left"/>
+      <w:pPr>
+        <w:tabs>
+          <w:tab w:val="num" w:pos="5040"/>
+        </w:tabs>
+        <w:ind w:left="5040" w:hanging="360"/>
+      </w:pPr>
+      <w:rPr>
+        <w:rFonts w:ascii="Wingdings" w:hAnsi="Wingdings" w:hint="default"/>
+        <w:sz w:val="20"/>
+      </w:rPr>
+    </w:lvl>
+    <w:lvl w:ilvl="7" w:tentative="1">
+      <w:start w:val="1"/>
+      <w:numFmt w:val="bullet"/>
+      <w:lvlText w:val=""/>
+      <w:lvlJc w:val="left"/>
+      <w:pPr>
+        <w:tabs>
+          <w:tab w:val="num" w:pos="5760"/>
+        </w:tabs>
+        <w:ind w:left="5760" w:hanging="360"/>
+      </w:pPr>
+      <w:rPr>
+        <w:rFonts w:ascii="Wingdings" w:hAnsi="Wingdings" w:hint="default"/>
+        <w:sz w:val="20"/>
+      </w:rPr>
+    </w:lvl>
+    <w:lvl w:ilvl="8" w:tentative="1">
+      <w:start w:val="1"/>
+      <w:numFmt w:val="bullet"/>
+      <w:lvlText w:val=""/>
+      <w:lvlJc w:val="left"/>
+      <w:pPr>
+        <w:tabs>
+          <w:tab w:val="num" w:pos="6480"/>
+        </w:tabs>
+        <w:ind w:left="6480" w:hanging="360"/>
+      </w:pPr>
+      <w:rPr>
+        <w:rFonts w:ascii="Wingdings" w:hAnsi="Wingdings" w:hint="default"/>
+        <w:sz w:val="20"/>
+      </w:rPr>
+    </w:lvl>
+  </w:abstractNum>
+  <w:abstractNum w:abstractNumId="3" w15:restartNumberingAfterBreak="0">
     <w:nsid w:val="0A016858"/>
     <w:multiLevelType w:val="multilevel"/>
     <w:tmpl w:val="8A2A0F18"/>
@@ -11343,7 +13302,7 @@
       </w:rPr>
     </w:lvl>
   </w:abstractNum>
-  <w:abstractNum w:abstractNumId="3" w15:restartNumberingAfterBreak="0">
+  <w:abstractNum w:abstractNumId="4" w15:restartNumberingAfterBreak="0">
     <w:nsid w:val="0BC52C59"/>
     <w:multiLevelType w:val="multilevel"/>
     <w:tmpl w:val="17824DBC"/>
@@ -11492,7 +13451,7 @@
       </w:rPr>
     </w:lvl>
   </w:abstractNum>
-  <w:abstractNum w:abstractNumId="4" w15:restartNumberingAfterBreak="0">
+  <w:abstractNum w:abstractNumId="5" w15:restartNumberingAfterBreak="0">
     <w:nsid w:val="15D95D7B"/>
     <w:multiLevelType w:val="multilevel"/>
     <w:tmpl w:val="0F220C30"/>
@@ -11641,7 +13600,7 @@
       </w:rPr>
     </w:lvl>
   </w:abstractNum>
-  <w:abstractNum w:abstractNumId="5" w15:restartNumberingAfterBreak="0">
+  <w:abstractNum w:abstractNumId="6" w15:restartNumberingAfterBreak="0">
     <w:nsid w:val="17320F78"/>
     <w:multiLevelType w:val="multilevel"/>
     <w:tmpl w:val="60B6C3EC"/>
@@ -11790,7 +13749,7 @@
       </w:rPr>
     </w:lvl>
   </w:abstractNum>
-  <w:abstractNum w:abstractNumId="6" w15:restartNumberingAfterBreak="0">
+  <w:abstractNum w:abstractNumId="7" w15:restartNumberingAfterBreak="0">
     <w:nsid w:val="17401BB9"/>
     <w:multiLevelType w:val="multilevel"/>
     <w:tmpl w:val="7ACA3226"/>
@@ -11939,7 +13898,7 @@
       </w:rPr>
     </w:lvl>
   </w:abstractNum>
-  <w:abstractNum w:abstractNumId="7" w15:restartNumberingAfterBreak="0">
+  <w:abstractNum w:abstractNumId="8" w15:restartNumberingAfterBreak="0">
     <w:nsid w:val="1B751249"/>
     <w:multiLevelType w:val="multilevel"/>
     <w:tmpl w:val="40A0BC84"/>
@@ -12088,7 +14047,7 @@
       </w:rPr>
     </w:lvl>
   </w:abstractNum>
-  <w:abstractNum w:abstractNumId="8" w15:restartNumberingAfterBreak="0">
+  <w:abstractNum w:abstractNumId="9" w15:restartNumberingAfterBreak="0">
     <w:nsid w:val="20B74FD6"/>
     <w:multiLevelType w:val="hybridMultilevel"/>
     <w:tmpl w:val="B9F0E3D2"/>
@@ -12200,7 +14159,7 @@
       </w:rPr>
     </w:lvl>
   </w:abstractNum>
-  <w:abstractNum w:abstractNumId="9" w15:restartNumberingAfterBreak="0">
+  <w:abstractNum w:abstractNumId="10" w15:restartNumberingAfterBreak="0">
     <w:nsid w:val="218A6936"/>
     <w:multiLevelType w:val="multilevel"/>
     <w:tmpl w:val="F8906604"/>
@@ -12349,7 +14308,7 @@
       </w:rPr>
     </w:lvl>
   </w:abstractNum>
-  <w:abstractNum w:abstractNumId="10" w15:restartNumberingAfterBreak="0">
+  <w:abstractNum w:abstractNumId="11" w15:restartNumberingAfterBreak="0">
     <w:nsid w:val="21D64CFA"/>
     <w:multiLevelType w:val="multilevel"/>
     <w:tmpl w:val="9CC02368"/>
@@ -12498,7 +14457,156 @@
       </w:rPr>
     </w:lvl>
   </w:abstractNum>
-  <w:abstractNum w:abstractNumId="11" w15:restartNumberingAfterBreak="0">
+  <w:abstractNum w:abstractNumId="12" w15:restartNumberingAfterBreak="0">
+    <w:nsid w:val="277B5EE8"/>
+    <w:multiLevelType w:val="multilevel"/>
+    <w:tmpl w:val="7E5C2878"/>
+    <w:lvl w:ilvl="0">
+      <w:start w:val="1"/>
+      <w:numFmt w:val="bullet"/>
+      <w:lvlText w:val=""/>
+      <w:lvlJc w:val="left"/>
+      <w:pPr>
+        <w:tabs>
+          <w:tab w:val="num" w:pos="720"/>
+        </w:tabs>
+        <w:ind w:left="720" w:hanging="360"/>
+      </w:pPr>
+      <w:rPr>
+        <w:rFonts w:ascii="Symbol" w:hAnsi="Symbol" w:hint="default"/>
+        <w:sz w:val="20"/>
+      </w:rPr>
+    </w:lvl>
+    <w:lvl w:ilvl="1" w:tentative="1">
+      <w:start w:val="1"/>
+      <w:numFmt w:val="bullet"/>
+      <w:lvlText w:val="o"/>
+      <w:lvlJc w:val="left"/>
+      <w:pPr>
+        <w:tabs>
+          <w:tab w:val="num" w:pos="1440"/>
+        </w:tabs>
+        <w:ind w:left="1440" w:hanging="360"/>
+      </w:pPr>
+      <w:rPr>
+        <w:rFonts w:ascii="Courier New" w:hAnsi="Courier New" w:hint="default"/>
+        <w:sz w:val="20"/>
+      </w:rPr>
+    </w:lvl>
+    <w:lvl w:ilvl="2" w:tentative="1">
+      <w:start w:val="1"/>
+      <w:numFmt w:val="bullet"/>
+      <w:lvlText w:val=""/>
+      <w:lvlJc w:val="left"/>
+      <w:pPr>
+        <w:tabs>
+          <w:tab w:val="num" w:pos="2160"/>
+        </w:tabs>
+        <w:ind w:left="2160" w:hanging="360"/>
+      </w:pPr>
+      <w:rPr>
+        <w:rFonts w:ascii="Wingdings" w:hAnsi="Wingdings" w:hint="default"/>
+        <w:sz w:val="20"/>
+      </w:rPr>
+    </w:lvl>
+    <w:lvl w:ilvl="3" w:tentative="1">
+      <w:start w:val="1"/>
+      <w:numFmt w:val="bullet"/>
+      <w:lvlText w:val=""/>
+      <w:lvlJc w:val="left"/>
+      <w:pPr>
+        <w:tabs>
+          <w:tab w:val="num" w:pos="2880"/>
+        </w:tabs>
+        <w:ind w:left="2880" w:hanging="360"/>
+      </w:pPr>
+      <w:rPr>
+        <w:rFonts w:ascii="Wingdings" w:hAnsi="Wingdings" w:hint="default"/>
+        <w:sz w:val="20"/>
+      </w:rPr>
+    </w:lvl>
+    <w:lvl w:ilvl="4" w:tentative="1">
+      <w:start w:val="1"/>
+      <w:numFmt w:val="bullet"/>
+      <w:lvlText w:val=""/>
+      <w:lvlJc w:val="left"/>
+      <w:pPr>
+        <w:tabs>
+          <w:tab w:val="num" w:pos="3600"/>
+        </w:tabs>
+        <w:ind w:left="3600" w:hanging="360"/>
+      </w:pPr>
+      <w:rPr>
+        <w:rFonts w:ascii="Wingdings" w:hAnsi="Wingdings" w:hint="default"/>
+        <w:sz w:val="20"/>
+      </w:rPr>
+    </w:lvl>
+    <w:lvl w:ilvl="5" w:tentative="1">
+      <w:start w:val="1"/>
+      <w:numFmt w:val="bullet"/>
+      <w:lvlText w:val=""/>
+      <w:lvlJc w:val="left"/>
+      <w:pPr>
+        <w:tabs>
+          <w:tab w:val="num" w:pos="4320"/>
+        </w:tabs>
+        <w:ind w:left="4320" w:hanging="360"/>
+      </w:pPr>
+      <w:rPr>
+        <w:rFonts w:ascii="Wingdings" w:hAnsi="Wingdings" w:hint="default"/>
+        <w:sz w:val="20"/>
+      </w:rPr>
+    </w:lvl>
+    <w:lvl w:ilvl="6" w:tentative="1">
+      <w:start w:val="1"/>
+      <w:numFmt w:val="bullet"/>
+      <w:lvlText w:val=""/>
+      <w:lvlJc w:val="left"/>
+      <w:pPr>
+        <w:tabs>
+          <w:tab w:val="num" w:pos="5040"/>
+        </w:tabs>
+        <w:ind w:left="5040" w:hanging="360"/>
+      </w:pPr>
+      <w:rPr>
+        <w:rFonts w:ascii="Wingdings" w:hAnsi="Wingdings" w:hint="default"/>
+        <w:sz w:val="20"/>
+      </w:rPr>
+    </w:lvl>
+    <w:lvl w:ilvl="7" w:tentative="1">
+      <w:start w:val="1"/>
+      <w:numFmt w:val="bullet"/>
+      <w:lvlText w:val=""/>
+      <w:lvlJc w:val="left"/>
+      <w:pPr>
+        <w:tabs>
+          <w:tab w:val="num" w:pos="5760"/>
+        </w:tabs>
+        <w:ind w:left="5760" w:hanging="360"/>
+      </w:pPr>
+      <w:rPr>
+        <w:rFonts w:ascii="Wingdings" w:hAnsi="Wingdings" w:hint="default"/>
+        <w:sz w:val="20"/>
+      </w:rPr>
+    </w:lvl>
+    <w:lvl w:ilvl="8" w:tentative="1">
+      <w:start w:val="1"/>
+      <w:numFmt w:val="bullet"/>
+      <w:lvlText w:val=""/>
+      <w:lvlJc w:val="left"/>
+      <w:pPr>
+        <w:tabs>
+          <w:tab w:val="num" w:pos="6480"/>
+        </w:tabs>
+        <w:ind w:left="6480" w:hanging="360"/>
+      </w:pPr>
+      <w:rPr>
+        <w:rFonts w:ascii="Wingdings" w:hAnsi="Wingdings" w:hint="default"/>
+        <w:sz w:val="20"/>
+      </w:rPr>
+    </w:lvl>
+  </w:abstractNum>
+  <w:abstractNum w:abstractNumId="13" w15:restartNumberingAfterBreak="0">
     <w:nsid w:val="2C8A579A"/>
     <w:multiLevelType w:val="multilevel"/>
     <w:tmpl w:val="DDCC8504"/>
@@ -12647,7 +14755,7 @@
       </w:rPr>
     </w:lvl>
   </w:abstractNum>
-  <w:abstractNum w:abstractNumId="12" w15:restartNumberingAfterBreak="0">
+  <w:abstractNum w:abstractNumId="14" w15:restartNumberingAfterBreak="0">
     <w:nsid w:val="2E1068DE"/>
     <w:multiLevelType w:val="multilevel"/>
     <w:tmpl w:val="A392B7DE"/>
@@ -12760,7 +14868,7 @@
       </w:pPr>
     </w:lvl>
   </w:abstractNum>
-  <w:abstractNum w:abstractNumId="13" w15:restartNumberingAfterBreak="0">
+  <w:abstractNum w:abstractNumId="15" w15:restartNumberingAfterBreak="0">
     <w:nsid w:val="32E53C80"/>
     <w:multiLevelType w:val="multilevel"/>
     <w:tmpl w:val="516E3A1A"/>
@@ -12909,7 +15017,7 @@
       </w:rPr>
     </w:lvl>
   </w:abstractNum>
-  <w:abstractNum w:abstractNumId="14" w15:restartNumberingAfterBreak="0">
+  <w:abstractNum w:abstractNumId="16" w15:restartNumberingAfterBreak="0">
     <w:nsid w:val="373B0CD9"/>
     <w:multiLevelType w:val="multilevel"/>
     <w:tmpl w:val="3656EC30"/>
@@ -13058,7 +15166,156 @@
       </w:rPr>
     </w:lvl>
   </w:abstractNum>
-  <w:abstractNum w:abstractNumId="15" w15:restartNumberingAfterBreak="0">
+  <w:abstractNum w:abstractNumId="17" w15:restartNumberingAfterBreak="0">
+    <w:nsid w:val="3B032864"/>
+    <w:multiLevelType w:val="multilevel"/>
+    <w:tmpl w:val="7CE24FC6"/>
+    <w:lvl w:ilvl="0">
+      <w:start w:val="1"/>
+      <w:numFmt w:val="bullet"/>
+      <w:lvlText w:val=""/>
+      <w:lvlJc w:val="left"/>
+      <w:pPr>
+        <w:tabs>
+          <w:tab w:val="num" w:pos="720"/>
+        </w:tabs>
+        <w:ind w:left="720" w:hanging="360"/>
+      </w:pPr>
+      <w:rPr>
+        <w:rFonts w:ascii="Symbol" w:hAnsi="Symbol" w:hint="default"/>
+        <w:sz w:val="20"/>
+      </w:rPr>
+    </w:lvl>
+    <w:lvl w:ilvl="1" w:tentative="1">
+      <w:start w:val="1"/>
+      <w:numFmt w:val="bullet"/>
+      <w:lvlText w:val="o"/>
+      <w:lvlJc w:val="left"/>
+      <w:pPr>
+        <w:tabs>
+          <w:tab w:val="num" w:pos="1440"/>
+        </w:tabs>
+        <w:ind w:left="1440" w:hanging="360"/>
+      </w:pPr>
+      <w:rPr>
+        <w:rFonts w:ascii="Courier New" w:hAnsi="Courier New" w:hint="default"/>
+        <w:sz w:val="20"/>
+      </w:rPr>
+    </w:lvl>
+    <w:lvl w:ilvl="2" w:tentative="1">
+      <w:start w:val="1"/>
+      <w:numFmt w:val="bullet"/>
+      <w:lvlText w:val=""/>
+      <w:lvlJc w:val="left"/>
+      <w:pPr>
+        <w:tabs>
+          <w:tab w:val="num" w:pos="2160"/>
+        </w:tabs>
+        <w:ind w:left="2160" w:hanging="360"/>
+      </w:pPr>
+      <w:rPr>
+        <w:rFonts w:ascii="Wingdings" w:hAnsi="Wingdings" w:hint="default"/>
+        <w:sz w:val="20"/>
+      </w:rPr>
+    </w:lvl>
+    <w:lvl w:ilvl="3" w:tentative="1">
+      <w:start w:val="1"/>
+      <w:numFmt w:val="bullet"/>
+      <w:lvlText w:val=""/>
+      <w:lvlJc w:val="left"/>
+      <w:pPr>
+        <w:tabs>
+          <w:tab w:val="num" w:pos="2880"/>
+        </w:tabs>
+        <w:ind w:left="2880" w:hanging="360"/>
+      </w:pPr>
+      <w:rPr>
+        <w:rFonts w:ascii="Wingdings" w:hAnsi="Wingdings" w:hint="default"/>
+        <w:sz w:val="20"/>
+      </w:rPr>
+    </w:lvl>
+    <w:lvl w:ilvl="4" w:tentative="1">
+      <w:start w:val="1"/>
+      <w:numFmt w:val="bullet"/>
+      <w:lvlText w:val=""/>
+      <w:lvlJc w:val="left"/>
+      <w:pPr>
+        <w:tabs>
+          <w:tab w:val="num" w:pos="3600"/>
+        </w:tabs>
+        <w:ind w:left="3600" w:hanging="360"/>
+      </w:pPr>
+      <w:rPr>
+        <w:rFonts w:ascii="Wingdings" w:hAnsi="Wingdings" w:hint="default"/>
+        <w:sz w:val="20"/>
+      </w:rPr>
+    </w:lvl>
+    <w:lvl w:ilvl="5" w:tentative="1">
+      <w:start w:val="1"/>
+      <w:numFmt w:val="bullet"/>
+      <w:lvlText w:val=""/>
+      <w:lvlJc w:val="left"/>
+      <w:pPr>
+        <w:tabs>
+          <w:tab w:val="num" w:pos="4320"/>
+        </w:tabs>
+        <w:ind w:left="4320" w:hanging="360"/>
+      </w:pPr>
+      <w:rPr>
+        <w:rFonts w:ascii="Wingdings" w:hAnsi="Wingdings" w:hint="default"/>
+        <w:sz w:val="20"/>
+      </w:rPr>
+    </w:lvl>
+    <w:lvl w:ilvl="6" w:tentative="1">
+      <w:start w:val="1"/>
+      <w:numFmt w:val="bullet"/>
+      <w:lvlText w:val=""/>
+      <w:lvlJc w:val="left"/>
+      <w:pPr>
+        <w:tabs>
+          <w:tab w:val="num" w:pos="5040"/>
+        </w:tabs>
+        <w:ind w:left="5040" w:hanging="360"/>
+      </w:pPr>
+      <w:rPr>
+        <w:rFonts w:ascii="Wingdings" w:hAnsi="Wingdings" w:hint="default"/>
+        <w:sz w:val="20"/>
+      </w:rPr>
+    </w:lvl>
+    <w:lvl w:ilvl="7" w:tentative="1">
+      <w:start w:val="1"/>
+      <w:numFmt w:val="bullet"/>
+      <w:lvlText w:val=""/>
+      <w:lvlJc w:val="left"/>
+      <w:pPr>
+        <w:tabs>
+          <w:tab w:val="num" w:pos="5760"/>
+        </w:tabs>
+        <w:ind w:left="5760" w:hanging="360"/>
+      </w:pPr>
+      <w:rPr>
+        <w:rFonts w:ascii="Wingdings" w:hAnsi="Wingdings" w:hint="default"/>
+        <w:sz w:val="20"/>
+      </w:rPr>
+    </w:lvl>
+    <w:lvl w:ilvl="8" w:tentative="1">
+      <w:start w:val="1"/>
+      <w:numFmt w:val="bullet"/>
+      <w:lvlText w:val=""/>
+      <w:lvlJc w:val="left"/>
+      <w:pPr>
+        <w:tabs>
+          <w:tab w:val="num" w:pos="6480"/>
+        </w:tabs>
+        <w:ind w:left="6480" w:hanging="360"/>
+      </w:pPr>
+      <w:rPr>
+        <w:rFonts w:ascii="Wingdings" w:hAnsi="Wingdings" w:hint="default"/>
+        <w:sz w:val="20"/>
+      </w:rPr>
+    </w:lvl>
+  </w:abstractNum>
+  <w:abstractNum w:abstractNumId="18" w15:restartNumberingAfterBreak="0">
     <w:nsid w:val="3C001E93"/>
     <w:multiLevelType w:val="multilevel"/>
     <w:tmpl w:val="3CBEC7C4"/>
@@ -13207,7 +15464,7 @@
       </w:rPr>
     </w:lvl>
   </w:abstractNum>
-  <w:abstractNum w:abstractNumId="16" w15:restartNumberingAfterBreak="0">
+  <w:abstractNum w:abstractNumId="19" w15:restartNumberingAfterBreak="0">
     <w:nsid w:val="3E6D2467"/>
     <w:multiLevelType w:val="multilevel"/>
     <w:tmpl w:val="6AACB82E"/>
@@ -13356,7 +15613,156 @@
       </w:rPr>
     </w:lvl>
   </w:abstractNum>
-  <w:abstractNum w:abstractNumId="17" w15:restartNumberingAfterBreak="0">
+  <w:abstractNum w:abstractNumId="20" w15:restartNumberingAfterBreak="0">
+    <w:nsid w:val="42557F71"/>
+    <w:multiLevelType w:val="multilevel"/>
+    <w:tmpl w:val="CE46EDAA"/>
+    <w:lvl w:ilvl="0">
+      <w:start w:val="1"/>
+      <w:numFmt w:val="bullet"/>
+      <w:lvlText w:val=""/>
+      <w:lvlJc w:val="left"/>
+      <w:pPr>
+        <w:tabs>
+          <w:tab w:val="num" w:pos="720"/>
+        </w:tabs>
+        <w:ind w:left="720" w:hanging="360"/>
+      </w:pPr>
+      <w:rPr>
+        <w:rFonts w:ascii="Symbol" w:hAnsi="Symbol" w:hint="default"/>
+        <w:sz w:val="20"/>
+      </w:rPr>
+    </w:lvl>
+    <w:lvl w:ilvl="1" w:tentative="1">
+      <w:start w:val="1"/>
+      <w:numFmt w:val="bullet"/>
+      <w:lvlText w:val="o"/>
+      <w:lvlJc w:val="left"/>
+      <w:pPr>
+        <w:tabs>
+          <w:tab w:val="num" w:pos="1440"/>
+        </w:tabs>
+        <w:ind w:left="1440" w:hanging="360"/>
+      </w:pPr>
+      <w:rPr>
+        <w:rFonts w:ascii="Courier New" w:hAnsi="Courier New" w:hint="default"/>
+        <w:sz w:val="20"/>
+      </w:rPr>
+    </w:lvl>
+    <w:lvl w:ilvl="2" w:tentative="1">
+      <w:start w:val="1"/>
+      <w:numFmt w:val="bullet"/>
+      <w:lvlText w:val=""/>
+      <w:lvlJc w:val="left"/>
+      <w:pPr>
+        <w:tabs>
+          <w:tab w:val="num" w:pos="2160"/>
+        </w:tabs>
+        <w:ind w:left="2160" w:hanging="360"/>
+      </w:pPr>
+      <w:rPr>
+        <w:rFonts w:ascii="Wingdings" w:hAnsi="Wingdings" w:hint="default"/>
+        <w:sz w:val="20"/>
+      </w:rPr>
+    </w:lvl>
+    <w:lvl w:ilvl="3" w:tentative="1">
+      <w:start w:val="1"/>
+      <w:numFmt w:val="bullet"/>
+      <w:lvlText w:val=""/>
+      <w:lvlJc w:val="left"/>
+      <w:pPr>
+        <w:tabs>
+          <w:tab w:val="num" w:pos="2880"/>
+        </w:tabs>
+        <w:ind w:left="2880" w:hanging="360"/>
+      </w:pPr>
+      <w:rPr>
+        <w:rFonts w:ascii="Wingdings" w:hAnsi="Wingdings" w:hint="default"/>
+        <w:sz w:val="20"/>
+      </w:rPr>
+    </w:lvl>
+    <w:lvl w:ilvl="4" w:tentative="1">
+      <w:start w:val="1"/>
+      <w:numFmt w:val="bullet"/>
+      <w:lvlText w:val=""/>
+      <w:lvlJc w:val="left"/>
+      <w:pPr>
+        <w:tabs>
+          <w:tab w:val="num" w:pos="3600"/>
+        </w:tabs>
+        <w:ind w:left="3600" w:hanging="360"/>
+      </w:pPr>
+      <w:rPr>
+        <w:rFonts w:ascii="Wingdings" w:hAnsi="Wingdings" w:hint="default"/>
+        <w:sz w:val="20"/>
+      </w:rPr>
+    </w:lvl>
+    <w:lvl w:ilvl="5" w:tentative="1">
+      <w:start w:val="1"/>
+      <w:numFmt w:val="bullet"/>
+      <w:lvlText w:val=""/>
+      <w:lvlJc w:val="left"/>
+      <w:pPr>
+        <w:tabs>
+          <w:tab w:val="num" w:pos="4320"/>
+        </w:tabs>
+        <w:ind w:left="4320" w:hanging="360"/>
+      </w:pPr>
+      <w:rPr>
+        <w:rFonts w:ascii="Wingdings" w:hAnsi="Wingdings" w:hint="default"/>
+        <w:sz w:val="20"/>
+      </w:rPr>
+    </w:lvl>
+    <w:lvl w:ilvl="6" w:tentative="1">
+      <w:start w:val="1"/>
+      <w:numFmt w:val="bullet"/>
+      <w:lvlText w:val=""/>
+      <w:lvlJc w:val="left"/>
+      <w:pPr>
+        <w:tabs>
+          <w:tab w:val="num" w:pos="5040"/>
+        </w:tabs>
+        <w:ind w:left="5040" w:hanging="360"/>
+      </w:pPr>
+      <w:rPr>
+        <w:rFonts w:ascii="Wingdings" w:hAnsi="Wingdings" w:hint="default"/>
+        <w:sz w:val="20"/>
+      </w:rPr>
+    </w:lvl>
+    <w:lvl w:ilvl="7" w:tentative="1">
+      <w:start w:val="1"/>
+      <w:numFmt w:val="bullet"/>
+      <w:lvlText w:val=""/>
+      <w:lvlJc w:val="left"/>
+      <w:pPr>
+        <w:tabs>
+          <w:tab w:val="num" w:pos="5760"/>
+        </w:tabs>
+        <w:ind w:left="5760" w:hanging="360"/>
+      </w:pPr>
+      <w:rPr>
+        <w:rFonts w:ascii="Wingdings" w:hAnsi="Wingdings" w:hint="default"/>
+        <w:sz w:val="20"/>
+      </w:rPr>
+    </w:lvl>
+    <w:lvl w:ilvl="8" w:tentative="1">
+      <w:start w:val="1"/>
+      <w:numFmt w:val="bullet"/>
+      <w:lvlText w:val=""/>
+      <w:lvlJc w:val="left"/>
+      <w:pPr>
+        <w:tabs>
+          <w:tab w:val="num" w:pos="6480"/>
+        </w:tabs>
+        <w:ind w:left="6480" w:hanging="360"/>
+      </w:pPr>
+      <w:rPr>
+        <w:rFonts w:ascii="Wingdings" w:hAnsi="Wingdings" w:hint="default"/>
+        <w:sz w:val="20"/>
+      </w:rPr>
+    </w:lvl>
+  </w:abstractNum>
+  <w:abstractNum w:abstractNumId="21" w15:restartNumberingAfterBreak="0">
     <w:nsid w:val="4B9143CD"/>
     <w:multiLevelType w:val="hybridMultilevel"/>
     <w:tmpl w:val="226A981A"/>
@@ -13468,7 +15874,7 @@
       </w:rPr>
     </w:lvl>
   </w:abstractNum>
-  <w:abstractNum w:abstractNumId="18" w15:restartNumberingAfterBreak="0">
+  <w:abstractNum w:abstractNumId="22" w15:restartNumberingAfterBreak="0">
     <w:nsid w:val="4C465BEB"/>
     <w:multiLevelType w:val="multilevel"/>
     <w:tmpl w:val="1A1E6A30"/>
@@ -13617,7 +16023,7 @@
       </w:rPr>
     </w:lvl>
   </w:abstractNum>
-  <w:abstractNum w:abstractNumId="19" w15:restartNumberingAfterBreak="0">
+  <w:abstractNum w:abstractNumId="23" w15:restartNumberingAfterBreak="0">
     <w:nsid w:val="52484DD7"/>
     <w:multiLevelType w:val="multilevel"/>
     <w:tmpl w:val="06E83190"/>
@@ -13766,7 +16172,156 @@
       </w:rPr>
     </w:lvl>
   </w:abstractNum>
-  <w:abstractNum w:abstractNumId="20" w15:restartNumberingAfterBreak="0">
+  <w:abstractNum w:abstractNumId="24" w15:restartNumberingAfterBreak="0">
+    <w:nsid w:val="543718D4"/>
+    <w:multiLevelType w:val="multilevel"/>
+    <w:tmpl w:val="7DE8AC68"/>
+    <w:lvl w:ilvl="0">
+      <w:start w:val="1"/>
+      <w:numFmt w:val="bullet"/>
+      <w:lvlText w:val=""/>
+      <w:lvlJc w:val="left"/>
+      <w:pPr>
+        <w:tabs>
+          <w:tab w:val="num" w:pos="720"/>
+        </w:tabs>
+        <w:ind w:left="720" w:hanging="360"/>
+      </w:pPr>
+      <w:rPr>
+        <w:rFonts w:ascii="Symbol" w:hAnsi="Symbol" w:hint="default"/>
+        <w:sz w:val="20"/>
+      </w:rPr>
+    </w:lvl>
+    <w:lvl w:ilvl="1" w:tentative="1">
+      <w:start w:val="1"/>
+      <w:numFmt w:val="bullet"/>
+      <w:lvlText w:val="o"/>
+      <w:lvlJc w:val="left"/>
+      <w:pPr>
+        <w:tabs>
+          <w:tab w:val="num" w:pos="1440"/>
+        </w:tabs>
+        <w:ind w:left="1440" w:hanging="360"/>
+      </w:pPr>
+      <w:rPr>
+        <w:rFonts w:ascii="Courier New" w:hAnsi="Courier New" w:hint="default"/>
+        <w:sz w:val="20"/>
+      </w:rPr>
+    </w:lvl>
+    <w:lvl w:ilvl="2" w:tentative="1">
+      <w:start w:val="1"/>
+      <w:numFmt w:val="bullet"/>
+      <w:lvlText w:val=""/>
+      <w:lvlJc w:val="left"/>
+      <w:pPr>
+        <w:tabs>
+          <w:tab w:val="num" w:pos="2160"/>
+        </w:tabs>
+        <w:ind w:left="2160" w:hanging="360"/>
+      </w:pPr>
+      <w:rPr>
+        <w:rFonts w:ascii="Wingdings" w:hAnsi="Wingdings" w:hint="default"/>
+        <w:sz w:val="20"/>
+      </w:rPr>
+    </w:lvl>
+    <w:lvl w:ilvl="3" w:tentative="1">
+      <w:start w:val="1"/>
+      <w:numFmt w:val="bullet"/>
+      <w:lvlText w:val=""/>
+      <w:lvlJc w:val="left"/>
+      <w:pPr>
+        <w:tabs>
+          <w:tab w:val="num" w:pos="2880"/>
+        </w:tabs>
+        <w:ind w:left="2880" w:hanging="360"/>
+      </w:pPr>
+      <w:rPr>
+        <w:rFonts w:ascii="Wingdings" w:hAnsi="Wingdings" w:hint="default"/>
+        <w:sz w:val="20"/>
+      </w:rPr>
+    </w:lvl>
+    <w:lvl w:ilvl="4" w:tentative="1">
+      <w:start w:val="1"/>
+      <w:numFmt w:val="bullet"/>
+      <w:lvlText w:val=""/>
+      <w:lvlJc w:val="left"/>
+      <w:pPr>
+        <w:tabs>
+          <w:tab w:val="num" w:pos="3600"/>
+        </w:tabs>
+        <w:ind w:left="3600" w:hanging="360"/>
+      </w:pPr>
+      <w:rPr>
+        <w:rFonts w:ascii="Wingdings" w:hAnsi="Wingdings" w:hint="default"/>
+        <w:sz w:val="20"/>
+      </w:rPr>
+    </w:lvl>
+    <w:lvl w:ilvl="5" w:tentative="1">
+      <w:start w:val="1"/>
+      <w:numFmt w:val="bullet"/>
+      <w:lvlText w:val=""/>
+      <w:lvlJc w:val="left"/>
+      <w:pPr>
+        <w:tabs>
+          <w:tab w:val="num" w:pos="4320"/>
+        </w:tabs>
+        <w:ind w:left="4320" w:hanging="360"/>
+      </w:pPr>
+      <w:rPr>
+        <w:rFonts w:ascii="Wingdings" w:hAnsi="Wingdings" w:hint="default"/>
+        <w:sz w:val="20"/>
+      </w:rPr>
+    </w:lvl>
+    <w:lvl w:ilvl="6" w:tentative="1">
+      <w:start w:val="1"/>
+      <w:numFmt w:val="bullet"/>
+      <w:lvlText w:val=""/>
+      <w:lvlJc w:val="left"/>
+      <w:pPr>
+        <w:tabs>
+          <w:tab w:val="num" w:pos="5040"/>
+        </w:tabs>
+        <w:ind w:left="5040" w:hanging="360"/>
+      </w:pPr>
+      <w:rPr>
+        <w:rFonts w:ascii="Wingdings" w:hAnsi="Wingdings" w:hint="default"/>
+        <w:sz w:val="20"/>
+      </w:rPr>
+    </w:lvl>
+    <w:lvl w:ilvl="7" w:tentative="1">
+      <w:start w:val="1"/>
+      <w:numFmt w:val="bullet"/>
+      <w:lvlText w:val=""/>
+      <w:lvlJc w:val="left"/>
+      <w:pPr>
+        <w:tabs>
+          <w:tab w:val="num" w:pos="5760"/>
+        </w:tabs>
+        <w:ind w:left="5760" w:hanging="360"/>
+      </w:pPr>
+      <w:rPr>
+        <w:rFonts w:ascii="Wingdings" w:hAnsi="Wingdings" w:hint="default"/>
+        <w:sz w:val="20"/>
+      </w:rPr>
+    </w:lvl>
+    <w:lvl w:ilvl="8" w:tentative="1">
+      <w:start w:val="1"/>
+      <w:numFmt w:val="bullet"/>
+      <w:lvlText w:val=""/>
+      <w:lvlJc w:val="left"/>
+      <w:pPr>
+        <w:tabs>
+          <w:tab w:val="num" w:pos="6480"/>
+        </w:tabs>
+        <w:ind w:left="6480" w:hanging="360"/>
+      </w:pPr>
+      <w:rPr>
+        <w:rFonts w:ascii="Wingdings" w:hAnsi="Wingdings" w:hint="default"/>
+        <w:sz w:val="20"/>
+      </w:rPr>
+    </w:lvl>
+  </w:abstractNum>
+  <w:abstractNum w:abstractNumId="25" w15:restartNumberingAfterBreak="0">
     <w:nsid w:val="543C532A"/>
     <w:multiLevelType w:val="multilevel"/>
     <w:tmpl w:val="6ACCB154"/>
@@ -13915,7 +16470,7 @@
       </w:rPr>
     </w:lvl>
   </w:abstractNum>
-  <w:abstractNum w:abstractNumId="21" w15:restartNumberingAfterBreak="0">
+  <w:abstractNum w:abstractNumId="26" w15:restartNumberingAfterBreak="0">
     <w:nsid w:val="56F9687A"/>
     <w:multiLevelType w:val="multilevel"/>
     <w:tmpl w:val="DE1086E6"/>
@@ -14064,7 +16619,7 @@
       </w:rPr>
     </w:lvl>
   </w:abstractNum>
-  <w:abstractNum w:abstractNumId="22" w15:restartNumberingAfterBreak="0">
+  <w:abstractNum w:abstractNumId="27" w15:restartNumberingAfterBreak="0">
     <w:nsid w:val="57FA5510"/>
     <w:multiLevelType w:val="multilevel"/>
     <w:tmpl w:val="F9446368"/>
@@ -14181,7 +16736,7 @@
       </w:pPr>
     </w:lvl>
   </w:abstractNum>
-  <w:abstractNum w:abstractNumId="23" w15:restartNumberingAfterBreak="0">
+  <w:abstractNum w:abstractNumId="28" w15:restartNumberingAfterBreak="0">
     <w:nsid w:val="5C957862"/>
     <w:multiLevelType w:val="multilevel"/>
     <w:tmpl w:val="542EE09C"/>
@@ -14330,7 +16885,269 @@
       </w:rPr>
     </w:lvl>
   </w:abstractNum>
-  <w:abstractNum w:abstractNumId="24" w15:restartNumberingAfterBreak="0">
+  <w:abstractNum w:abstractNumId="29" w15:restartNumberingAfterBreak="0">
+    <w:nsid w:val="5D2D4C92"/>
+    <w:multiLevelType w:val="multilevel"/>
+    <w:tmpl w:val="A614CF54"/>
+    <w:lvl w:ilvl="0">
+      <w:start w:val="1"/>
+      <w:numFmt w:val="bullet"/>
+      <w:lvlText w:val=""/>
+      <w:lvlJc w:val="left"/>
+      <w:pPr>
+        <w:tabs>
+          <w:tab w:val="num" w:pos="720"/>
+        </w:tabs>
+        <w:ind w:left="720" w:hanging="360"/>
+      </w:pPr>
+      <w:rPr>
+        <w:rFonts w:ascii="Symbol" w:hAnsi="Symbol" w:hint="default"/>
+        <w:sz w:val="20"/>
+      </w:rPr>
+    </w:lvl>
+    <w:lvl w:ilvl="1" w:tentative="1">
+      <w:start w:val="1"/>
+      <w:numFmt w:val="bullet"/>
+      <w:lvlText w:val="o"/>
+      <w:lvlJc w:val="left"/>
+      <w:pPr>
+        <w:tabs>
+          <w:tab w:val="num" w:pos="1440"/>
+        </w:tabs>
+        <w:ind w:left="1440" w:hanging="360"/>
+      </w:pPr>
+      <w:rPr>
+        <w:rFonts w:ascii="Courier New" w:hAnsi="Courier New" w:hint="default"/>
+        <w:sz w:val="20"/>
+      </w:rPr>
+    </w:lvl>
+    <w:lvl w:ilvl="2" w:tentative="1">
+      <w:start w:val="1"/>
+      <w:numFmt w:val="bullet"/>
+      <w:lvlText w:val=""/>
+      <w:lvlJc w:val="left"/>
+      <w:pPr>
+        <w:tabs>
+          <w:tab w:val="num" w:pos="2160"/>
+        </w:tabs>
+        <w:ind w:left="2160" w:hanging="360"/>
+      </w:pPr>
+      <w:rPr>
+        <w:rFonts w:ascii="Wingdings" w:hAnsi="Wingdings" w:hint="default"/>
+        <w:sz w:val="20"/>
+      </w:rPr>
+    </w:lvl>
+    <w:lvl w:ilvl="3" w:tentative="1">
+      <w:start w:val="1"/>
+      <w:numFmt w:val="bullet"/>
+      <w:lvlText w:val=""/>
+      <w:lvlJc w:val="left"/>
+      <w:pPr>
+        <w:tabs>
+          <w:tab w:val="num" w:pos="2880"/>
+        </w:tabs>
+        <w:ind w:left="2880" w:hanging="360"/>
+      </w:pPr>
+      <w:rPr>
+        <w:rFonts w:ascii="Wingdings" w:hAnsi="Wingdings" w:hint="default"/>
+        <w:sz w:val="20"/>
+      </w:rPr>
+    </w:lvl>
+    <w:lvl w:ilvl="4" w:tentative="1">
+      <w:start w:val="1"/>
+      <w:numFmt w:val="bullet"/>
+      <w:lvlText w:val=""/>
+      <w:lvlJc w:val="left"/>
+      <w:pPr>
+        <w:tabs>
+          <w:tab w:val="num" w:pos="3600"/>
+        </w:tabs>
+        <w:ind w:left="3600" w:hanging="360"/>
+      </w:pPr>
+      <w:rPr>
+        <w:rFonts w:ascii="Wingdings" w:hAnsi="Wingdings" w:hint="default"/>
+        <w:sz w:val="20"/>
+      </w:rPr>
+    </w:lvl>
+    <w:lvl w:ilvl="5" w:tentative="1">
+      <w:start w:val="1"/>
+      <w:numFmt w:val="bullet"/>
+      <w:lvlText w:val=""/>
+      <w:lvlJc w:val="left"/>
+      <w:pPr>
+        <w:tabs>
+          <w:tab w:val="num" w:pos="4320"/>
+        </w:tabs>
+        <w:ind w:left="4320" w:hanging="360"/>
+      </w:pPr>
+      <w:rPr>
+        <w:rFonts w:ascii="Wingdings" w:hAnsi="Wingdings" w:hint="default"/>
+        <w:sz w:val="20"/>
+      </w:rPr>
+    </w:lvl>
+    <w:lvl w:ilvl="6" w:tentative="1">
+      <w:start w:val="1"/>
+      <w:numFmt w:val="bullet"/>
+      <w:lvlText w:val=""/>
+      <w:lvlJc w:val="left"/>
+      <w:pPr>
+        <w:tabs>
+          <w:tab w:val="num" w:pos="5040"/>
+        </w:tabs>
+        <w:ind w:left="5040" w:hanging="360"/>
+      </w:pPr>
+      <w:rPr>
+        <w:rFonts w:ascii="Wingdings" w:hAnsi="Wingdings" w:hint="default"/>
+        <w:sz w:val="20"/>
+      </w:rPr>
+    </w:lvl>
+    <w:lvl w:ilvl="7" w:tentative="1">
+      <w:start w:val="1"/>
+      <w:numFmt w:val="bullet"/>
+      <w:lvlText w:val=""/>
+      <w:lvlJc w:val="left"/>
+      <w:pPr>
+        <w:tabs>
+          <w:tab w:val="num" w:pos="5760"/>
+        </w:tabs>
+        <w:ind w:left="5760" w:hanging="360"/>
+      </w:pPr>
+      <w:rPr>
+        <w:rFonts w:ascii="Wingdings" w:hAnsi="Wingdings" w:hint="default"/>
+        <w:sz w:val="20"/>
+      </w:rPr>
+    </w:lvl>
+    <w:lvl w:ilvl="8" w:tentative="1">
+      <w:start w:val="1"/>
+      <w:numFmt w:val="bullet"/>
+      <w:lvlText w:val=""/>
+      <w:lvlJc w:val="left"/>
+      <w:pPr>
+        <w:tabs>
+          <w:tab w:val="num" w:pos="6480"/>
+        </w:tabs>
+        <w:ind w:left="6480" w:hanging="360"/>
+      </w:pPr>
+      <w:rPr>
+        <w:rFonts w:ascii="Wingdings" w:hAnsi="Wingdings" w:hint="default"/>
+        <w:sz w:val="20"/>
+      </w:rPr>
+    </w:lvl>
+  </w:abstractNum>
+  <w:abstractNum w:abstractNumId="30" w15:restartNumberingAfterBreak="0">
+    <w:nsid w:val="60EC0537"/>
+    <w:multiLevelType w:val="hybridMultilevel"/>
+    <w:tmpl w:val="D3089330"/>
+    <w:lvl w:ilvl="0" w:tplc="40090001">
+      <w:start w:val="1"/>
+      <w:numFmt w:val="bullet"/>
+      <w:lvlText w:val=""/>
+      <w:lvlJc w:val="left"/>
+      <w:pPr>
+        <w:ind w:left="720" w:hanging="360"/>
+      </w:pPr>
+      <w:rPr>
+        <w:rFonts w:ascii="Symbol" w:hAnsi="Symbol" w:hint="default"/>
+      </w:rPr>
+    </w:lvl>
+    <w:lvl w:ilvl="1" w:tplc="40090003" w:tentative="1">
+      <w:start w:val="1"/>
+      <w:numFmt w:val="bullet"/>
+      <w:lvlText w:val="o"/>
+      <w:lvlJc w:val="left"/>
+      <w:pPr>
+        <w:ind w:left="1440" w:hanging="360"/>
+      </w:pPr>
+      <w:rPr>
+        <w:rFonts w:ascii="Courier New" w:hAnsi="Courier New" w:cs="Courier New" w:hint="default"/>
+      </w:rPr>
+    </w:lvl>
+    <w:lvl w:ilvl="2" w:tplc="40090005" w:tentative="1">
+      <w:start w:val="1"/>
+      <w:numFmt w:val="bullet"/>
+      <w:lvlText w:val=""/>
+      <w:lvlJc w:val="left"/>
+      <w:pPr>
+        <w:ind w:left="2160" w:hanging="360"/>
+      </w:pPr>
+      <w:rPr>
+        <w:rFonts w:ascii="Wingdings" w:hAnsi="Wingdings" w:hint="default"/>
+      </w:rPr>
+    </w:lvl>
+    <w:lvl w:ilvl="3" w:tplc="40090001" w:tentative="1">
+      <w:start w:val="1"/>
+      <w:numFmt w:val="bullet"/>
+      <w:lvlText w:val=""/>
+      <w:lvlJc w:val="left"/>
+      <w:pPr>
+        <w:ind w:left="2880" w:hanging="360"/>
+      </w:pPr>
+      <w:rPr>
+        <w:rFonts w:ascii="Symbol" w:hAnsi="Symbol" w:hint="default"/>
+      </w:rPr>
+    </w:lvl>
+    <w:lvl w:ilvl="4" w:tplc="40090003" w:tentative="1">
+      <w:start w:val="1"/>
+      <w:numFmt w:val="bullet"/>
+      <w:lvlText w:val="o"/>
+      <w:lvlJc w:val="left"/>
+      <w:pPr>
+        <w:ind w:left="3600" w:hanging="360"/>
+      </w:pPr>
+      <w:rPr>
+        <w:rFonts w:ascii="Courier New" w:hAnsi="Courier New" w:cs="Courier New" w:hint="default"/>
+      </w:rPr>
+    </w:lvl>
+    <w:lvl w:ilvl="5" w:tplc="40090005" w:tentative="1">
+      <w:start w:val="1"/>
+      <w:numFmt w:val="bullet"/>
+      <w:lvlText w:val=""/>
+      <w:lvlJc w:val="left"/>
+      <w:pPr>
+        <w:ind w:left="4320" w:hanging="360"/>
+      </w:pPr>
+      <w:rPr>
+        <w:rFonts w:ascii="Wingdings" w:hAnsi="Wingdings" w:hint="default"/>
+      </w:rPr>
+    </w:lvl>
+    <w:lvl w:ilvl="6" w:tplc="40090001" w:tentative="1">
+      <w:start w:val="1"/>
+      <w:numFmt w:val="bullet"/>
+      <w:lvlText w:val=""/>
+      <w:lvlJc w:val="left"/>
+      <w:pPr>
+        <w:ind w:left="5040" w:hanging="360"/>
+      </w:pPr>
+      <w:rPr>
+        <w:rFonts w:ascii="Symbol" w:hAnsi="Symbol" w:hint="default"/>
+      </w:rPr>
+    </w:lvl>
+    <w:lvl w:ilvl="7" w:tplc="40090003" w:tentative="1">
+      <w:start w:val="1"/>
+      <w:numFmt w:val="bullet"/>
+      <w:lvlText w:val="o"/>
+      <w:lvlJc w:val="left"/>
+      <w:pPr>
+        <w:ind w:left="5760" w:hanging="360"/>
+      </w:pPr>
+      <w:rPr>
+        <w:rFonts w:ascii="Courier New" w:hAnsi="Courier New" w:cs="Courier New" w:hint="default"/>
+      </w:rPr>
+    </w:lvl>
+    <w:lvl w:ilvl="8" w:tplc="40090005" w:tentative="1">
+      <w:start w:val="1"/>
+      <w:numFmt w:val="bullet"/>
+      <w:lvlText w:val=""/>
+      <w:lvlJc w:val="left"/>
+      <w:pPr>
+        <w:ind w:left="6480" w:hanging="360"/>
+      </w:pPr>
+      <w:rPr>
+        <w:rFonts w:ascii="Wingdings" w:hAnsi="Wingdings" w:hint="default"/>
+      </w:rPr>
+    </w:lvl>
+  </w:abstractNum>
+  <w:abstractNum w:abstractNumId="31" w15:restartNumberingAfterBreak="0">
     <w:nsid w:val="65E01A62"/>
     <w:multiLevelType w:val="multilevel"/>
     <w:tmpl w:val="C506208C"/>
@@ -14479,7 +17296,7 @@
       </w:rPr>
     </w:lvl>
   </w:abstractNum>
-  <w:abstractNum w:abstractNumId="25" w15:restartNumberingAfterBreak="0">
+  <w:abstractNum w:abstractNumId="32" w15:restartNumberingAfterBreak="0">
     <w:nsid w:val="67D53650"/>
     <w:multiLevelType w:val="multilevel"/>
     <w:tmpl w:val="8CDA0E0A"/>
@@ -14628,7 +17445,7 @@
       </w:rPr>
     </w:lvl>
   </w:abstractNum>
-  <w:abstractNum w:abstractNumId="26" w15:restartNumberingAfterBreak="0">
+  <w:abstractNum w:abstractNumId="33" w15:restartNumberingAfterBreak="0">
     <w:nsid w:val="6D580C20"/>
     <w:multiLevelType w:val="multilevel"/>
     <w:tmpl w:val="D56C1E0A"/>
@@ -14777,7 +17594,7 @@
       </w:rPr>
     </w:lvl>
   </w:abstractNum>
-  <w:abstractNum w:abstractNumId="27" w15:restartNumberingAfterBreak="0">
+  <w:abstractNum w:abstractNumId="34" w15:restartNumberingAfterBreak="0">
     <w:nsid w:val="6E39531B"/>
     <w:multiLevelType w:val="multilevel"/>
     <w:tmpl w:val="D7B8616E"/>
@@ -14926,7 +17743,7 @@
       </w:rPr>
     </w:lvl>
   </w:abstractNum>
-  <w:abstractNum w:abstractNumId="28" w15:restartNumberingAfterBreak="0">
+  <w:abstractNum w:abstractNumId="35" w15:restartNumberingAfterBreak="0">
     <w:nsid w:val="6FEC7337"/>
     <w:multiLevelType w:val="multilevel"/>
     <w:tmpl w:val="85EAD8EE"/>
@@ -15075,7 +17892,7 @@
       </w:rPr>
     </w:lvl>
   </w:abstractNum>
-  <w:abstractNum w:abstractNumId="29" w15:restartNumberingAfterBreak="0">
+  <w:abstractNum w:abstractNumId="36" w15:restartNumberingAfterBreak="0">
     <w:nsid w:val="70816186"/>
     <w:multiLevelType w:val="multilevel"/>
     <w:tmpl w:val="363028D2"/>
@@ -15224,7 +18041,120 @@
       </w:rPr>
     </w:lvl>
   </w:abstractNum>
-  <w:abstractNum w:abstractNumId="30" w15:restartNumberingAfterBreak="0">
+  <w:abstractNum w:abstractNumId="37" w15:restartNumberingAfterBreak="0">
+    <w:nsid w:val="71813FDB"/>
+    <w:multiLevelType w:val="hybridMultilevel"/>
+    <w:tmpl w:val="E74293D4"/>
+    <w:lvl w:ilvl="0" w:tplc="40090001">
+      <w:start w:val="1"/>
+      <w:numFmt w:val="bullet"/>
+      <w:lvlText w:val=""/>
+      <w:lvlJc w:val="left"/>
+      <w:pPr>
+        <w:ind w:left="720" w:hanging="360"/>
+      </w:pPr>
+      <w:rPr>
+        <w:rFonts w:ascii="Symbol" w:hAnsi="Symbol" w:hint="default"/>
+      </w:rPr>
+    </w:lvl>
+    <w:lvl w:ilvl="1" w:tplc="40090003" w:tentative="1">
+      <w:start w:val="1"/>
+      <w:numFmt w:val="bullet"/>
+      <w:lvlText w:val="o"/>
+      <w:lvlJc w:val="left"/>
+      <w:pPr>
+        <w:ind w:left="1440" w:hanging="360"/>
+      </w:pPr>
+      <w:rPr>
+        <w:rFonts w:ascii="Courier New" w:hAnsi="Courier New" w:cs="Courier New" w:hint="default"/>
+      </w:rPr>
+    </w:lvl>
+    <w:lvl w:ilvl="2" w:tplc="40090005" w:tentative="1">
+      <w:start w:val="1"/>
+      <w:numFmt w:val="bullet"/>
+      <w:lvlText w:val=""/>
+      <w:lvlJc w:val="left"/>
+      <w:pPr>
+        <w:ind w:left="2160" w:hanging="360"/>
+      </w:pPr>
+      <w:rPr>
+        <w:rFonts w:ascii="Wingdings" w:hAnsi="Wingdings" w:hint="default"/>
+      </w:rPr>
+    </w:lvl>
+    <w:lvl w:ilvl="3" w:tplc="40090001" w:tentative="1">
+      <w:start w:val="1"/>
+      <w:numFmt w:val="bullet"/>
+      <w:lvlText w:val=""/>
+      <w:lvlJc w:val="left"/>
+      <w:pPr>
+        <w:ind w:left="2880" w:hanging="360"/>
+      </w:pPr>
+      <w:rPr>
+        <w:rFonts w:ascii="Symbol" w:hAnsi="Symbol" w:hint="default"/>
+      </w:rPr>
+    </w:lvl>
+    <w:lvl w:ilvl="4" w:tplc="40090003" w:tentative="1">
+      <w:start w:val="1"/>
+      <w:numFmt w:val="bullet"/>
+      <w:lvlText w:val="o"/>
+      <w:lvlJc w:val="left"/>
+      <w:pPr>
+        <w:ind w:left="3600" w:hanging="360"/>
+      </w:pPr>
+      <w:rPr>
+        <w:rFonts w:ascii="Courier New" w:hAnsi="Courier New" w:cs="Courier New" w:hint="default"/>
+      </w:rPr>
+    </w:lvl>
+    <w:lvl w:ilvl="5" w:tplc="40090005" w:tentative="1">
+      <w:start w:val="1"/>
+      <w:numFmt w:val="bullet"/>
+      <w:lvlText w:val=""/>
+      <w:lvlJc w:val="left"/>
+      <w:pPr>
+        <w:ind w:left="4320" w:hanging="360"/>
+      </w:pPr>
+      <w:rPr>
+        <w:rFonts w:ascii="Wingdings" w:hAnsi="Wingdings" w:hint="default"/>
+      </w:rPr>
+    </w:lvl>
+    <w:lvl w:ilvl="6" w:tplc="40090001" w:tentative="1">
+      <w:start w:val="1"/>
+      <w:numFmt w:val="bullet"/>
+      <w:lvlText w:val=""/>
+      <w:lvlJc w:val="left"/>
+      <w:pPr>
+        <w:ind w:left="5040" w:hanging="360"/>
+      </w:pPr>
+      <w:rPr>
+        <w:rFonts w:ascii="Symbol" w:hAnsi="Symbol" w:hint="default"/>
+      </w:rPr>
+    </w:lvl>
+    <w:lvl w:ilvl="7" w:tplc="40090003" w:tentative="1">
+      <w:start w:val="1"/>
+      <w:numFmt w:val="bullet"/>
+      <w:lvlText w:val="o"/>
+      <w:lvlJc w:val="left"/>
+      <w:pPr>
+        <w:ind w:left="5760" w:hanging="360"/>
+      </w:pPr>
+      <w:rPr>
+        <w:rFonts w:ascii="Courier New" w:hAnsi="Courier New" w:cs="Courier New" w:hint="default"/>
+      </w:rPr>
+    </w:lvl>
+    <w:lvl w:ilvl="8" w:tplc="40090005" w:tentative="1">
+      <w:start w:val="1"/>
+      <w:numFmt w:val="bullet"/>
+      <w:lvlText w:val=""/>
+      <w:lvlJc w:val="left"/>
+      <w:pPr>
+        <w:ind w:left="6480" w:hanging="360"/>
+      </w:pPr>
+      <w:rPr>
+        <w:rFonts w:ascii="Wingdings" w:hAnsi="Wingdings" w:hint="default"/>
+      </w:rPr>
+    </w:lvl>
+  </w:abstractNum>
+  <w:abstractNum w:abstractNumId="38" w15:restartNumberingAfterBreak="0">
     <w:nsid w:val="7C006FC1"/>
     <w:multiLevelType w:val="multilevel"/>
     <w:tmpl w:val="32AA2084"/>
@@ -15373,7 +18303,7 @@
       </w:rPr>
     </w:lvl>
   </w:abstractNum>
-  <w:abstractNum w:abstractNumId="31" w15:restartNumberingAfterBreak="0">
+  <w:abstractNum w:abstractNumId="39" w15:restartNumberingAfterBreak="0">
     <w:nsid w:val="7E4E44DE"/>
     <w:multiLevelType w:val="multilevel"/>
     <w:tmpl w:val="9782FB78"/>
@@ -15523,100 +18453,124 @@
     </w:lvl>
   </w:abstractNum>
   <w:num w:numId="1" w16cid:durableId="1931968415">
-    <w:abstractNumId w:val="8"/>
+    <w:abstractNumId w:val="9"/>
   </w:num>
   <w:num w:numId="2" w16cid:durableId="1096755293">
-    <w:abstractNumId w:val="11"/>
+    <w:abstractNumId w:val="13"/>
   </w:num>
   <w:num w:numId="3" w16cid:durableId="1007946091">
-    <w:abstractNumId w:val="2"/>
+    <w:abstractNumId w:val="3"/>
   </w:num>
   <w:num w:numId="4" w16cid:durableId="1710109717">
-    <w:abstractNumId w:val="10"/>
+    <w:abstractNumId w:val="11"/>
   </w:num>
   <w:num w:numId="5" w16cid:durableId="783815206">
     <w:abstractNumId w:val="0"/>
   </w:num>
   <w:num w:numId="6" w16cid:durableId="1589070410">
-    <w:abstractNumId w:val="3"/>
+    <w:abstractNumId w:val="4"/>
   </w:num>
   <w:num w:numId="7" w16cid:durableId="1894465850">
-    <w:abstractNumId w:val="26"/>
+    <w:abstractNumId w:val="33"/>
   </w:num>
   <w:num w:numId="8" w16cid:durableId="958996710">
-    <w:abstractNumId w:val="13"/>
+    <w:abstractNumId w:val="15"/>
   </w:num>
   <w:num w:numId="9" w16cid:durableId="830952772">
-    <w:abstractNumId w:val="17"/>
+    <w:abstractNumId w:val="21"/>
   </w:num>
   <w:num w:numId="10" w16cid:durableId="1988632652">
-    <w:abstractNumId w:val="31"/>
+    <w:abstractNumId w:val="39"/>
   </w:num>
   <w:num w:numId="11" w16cid:durableId="950668289">
-    <w:abstractNumId w:val="12"/>
+    <w:abstractNumId w:val="14"/>
   </w:num>
   <w:num w:numId="12" w16cid:durableId="1052577915">
-    <w:abstractNumId w:val="23"/>
+    <w:abstractNumId w:val="28"/>
   </w:num>
   <w:num w:numId="13" w16cid:durableId="529034103">
-    <w:abstractNumId w:val="6"/>
+    <w:abstractNumId w:val="7"/>
   </w:num>
   <w:num w:numId="14" w16cid:durableId="993414253">
-    <w:abstractNumId w:val="16"/>
+    <w:abstractNumId w:val="19"/>
   </w:num>
   <w:num w:numId="15" w16cid:durableId="1781870430">
-    <w:abstractNumId w:val="4"/>
+    <w:abstractNumId w:val="5"/>
   </w:num>
   <w:num w:numId="16" w16cid:durableId="1999338941">
-    <w:abstractNumId w:val="22"/>
+    <w:abstractNumId w:val="27"/>
   </w:num>
   <w:num w:numId="17" w16cid:durableId="727339448">
     <w:abstractNumId w:val="1"/>
   </w:num>
   <w:num w:numId="18" w16cid:durableId="1566336318">
-    <w:abstractNumId w:val="5"/>
+    <w:abstractNumId w:val="6"/>
   </w:num>
   <w:num w:numId="19" w16cid:durableId="273636376">
-    <w:abstractNumId w:val="27"/>
+    <w:abstractNumId w:val="34"/>
   </w:num>
   <w:num w:numId="20" w16cid:durableId="1152451142">
-    <w:abstractNumId w:val="21"/>
+    <w:abstractNumId w:val="26"/>
   </w:num>
   <w:num w:numId="21" w16cid:durableId="975456351">
-    <w:abstractNumId w:val="14"/>
+    <w:abstractNumId w:val="16"/>
   </w:num>
   <w:num w:numId="22" w16cid:durableId="530456467">
-    <w:abstractNumId w:val="9"/>
+    <w:abstractNumId w:val="10"/>
   </w:num>
   <w:num w:numId="23" w16cid:durableId="1617635212">
+    <w:abstractNumId w:val="38"/>
+  </w:num>
+  <w:num w:numId="24" w16cid:durableId="1198349017">
+    <w:abstractNumId w:val="25"/>
+  </w:num>
+  <w:num w:numId="25" w16cid:durableId="604769891">
+    <w:abstractNumId w:val="36"/>
+  </w:num>
+  <w:num w:numId="26" w16cid:durableId="1727993070">
+    <w:abstractNumId w:val="35"/>
+  </w:num>
+  <w:num w:numId="27" w16cid:durableId="2056542692">
+    <w:abstractNumId w:val="32"/>
+  </w:num>
+  <w:num w:numId="28" w16cid:durableId="279998503">
+    <w:abstractNumId w:val="31"/>
+  </w:num>
+  <w:num w:numId="29" w16cid:durableId="348068193">
+    <w:abstractNumId w:val="18"/>
+  </w:num>
+  <w:num w:numId="30" w16cid:durableId="1972593682">
+    <w:abstractNumId w:val="23"/>
+  </w:num>
+  <w:num w:numId="31" w16cid:durableId="460078414">
+    <w:abstractNumId w:val="22"/>
+  </w:num>
+  <w:num w:numId="32" w16cid:durableId="1689138009">
+    <w:abstractNumId w:val="8"/>
+  </w:num>
+  <w:num w:numId="33" w16cid:durableId="2008168256">
+    <w:abstractNumId w:val="17"/>
+  </w:num>
+  <w:num w:numId="34" w16cid:durableId="1527526642">
+    <w:abstractNumId w:val="24"/>
+  </w:num>
+  <w:num w:numId="35" w16cid:durableId="581570087">
+    <w:abstractNumId w:val="29"/>
+  </w:num>
+  <w:num w:numId="36" w16cid:durableId="198128010">
+    <w:abstractNumId w:val="2"/>
+  </w:num>
+  <w:num w:numId="37" w16cid:durableId="1797330635">
+    <w:abstractNumId w:val="12"/>
+  </w:num>
+  <w:num w:numId="38" w16cid:durableId="1095637152">
     <w:abstractNumId w:val="30"/>
   </w:num>
-  <w:num w:numId="24" w16cid:durableId="1198349017">
+  <w:num w:numId="39" w16cid:durableId="732198085">
+    <w:abstractNumId w:val="37"/>
+  </w:num>
+  <w:num w:numId="40" w16cid:durableId="340668678">
     <w:abstractNumId w:val="20"/>
-  </w:num>
-  <w:num w:numId="25" w16cid:durableId="604769891">
-    <w:abstractNumId w:val="29"/>
-  </w:num>
-  <w:num w:numId="26" w16cid:durableId="1727993070">
-    <w:abstractNumId w:val="28"/>
-  </w:num>
-  <w:num w:numId="27" w16cid:durableId="2056542692">
-    <w:abstractNumId w:val="25"/>
-  </w:num>
-  <w:num w:numId="28" w16cid:durableId="279998503">
-    <w:abstractNumId w:val="24"/>
-  </w:num>
-  <w:num w:numId="29" w16cid:durableId="348068193">
-    <w:abstractNumId w:val="15"/>
-  </w:num>
-  <w:num w:numId="30" w16cid:durableId="1972593682">
-    <w:abstractNumId w:val="19"/>
-  </w:num>
-  <w:num w:numId="31" w16cid:durableId="460078414">
-    <w:abstractNumId w:val="18"/>
-  </w:num>
-  <w:num w:numId="32" w16cid:durableId="1689138009">
-    <w:abstractNumId w:val="7"/>
   </w:num>
 </w:numbering>
 </file>
@@ -16224,7 +19178,6 @@
   <w:style w:type="character" w:default="1" w:styleId="DefaultParagraphFont">
     <w:name w:val="Default Paragraph Font"/>
     <w:uiPriority w:val="1"/>
-    <w:semiHidden/>
     <w:unhideWhenUsed/>
   </w:style>
   <w:style w:type="table" w:default="1" w:styleId="TableNormal">
@@ -16601,6 +19554,17 @@
       <w:shd w:val="clear" w:color="auto" w:fill="E1DFDD"/>
     </w:rPr>
   </w:style>
+  <w:style w:type="paragraph" w:styleId="NormalWeb">
+    <w:name w:val="Normal (Web)"/>
+    <w:basedOn w:val="Normal"/>
+    <w:uiPriority w:val="99"/>
+    <w:semiHidden/>
+    <w:unhideWhenUsed/>
+    <w:rsid w:val="00C23398"/>
+    <w:rPr>
+      <w:rFonts w:ascii="Times New Roman" w:hAnsi="Times New Roman" w:cs="Times New Roman"/>
+    </w:rPr>
+  </w:style>
 </w:styles>
 </file>
 
